--- a/碩一/TOEIC/時態.docx
+++ b/碩一/TOEIC/時態.docx
@@ -1,6 +1,6 @@
 
 <file path=word/document.xml><?xml version="1.0" encoding="utf-8"?>
-<w:document xmlns:wpc="http://schemas.microsoft.com/office/word/2010/wordprocessingCanvas" xmlns:cx="http://schemas.microsoft.com/office/drawing/2014/chartex" xmlns:cx1="http://schemas.microsoft.com/office/drawing/2015/9/8/chartex" xmlns:cx2="http://schemas.microsoft.com/office/drawing/2015/10/21/chartex" xmlns:cx3="http://schemas.microsoft.com/office/drawing/2016/5/9/chartex" xmlns:cx4="http://schemas.microsoft.com/office/drawing/2016/5/10/chartex" xmlns:cx5="http://schemas.microsoft.com/office/drawing/2016/5/11/chartex" xmlns:cx6="http://schemas.microsoft.com/office/drawing/2016/5/12/chartex" xmlns:cx7="http://schemas.microsoft.com/office/drawing/2016/5/13/chartex" xmlns:cx8="http://schemas.microsoft.com/office/drawing/2016/5/14/chartex" xmlns:mc="http://schemas.openxmlformats.org/markup-compatibility/2006" xmlns:aink="http://schemas.microsoft.com/office/drawing/2016/ink" xmlns:am3d="http://schemas.microsoft.com/office/drawing/2017/model3d" xmlns:o="urn:schemas-microsoft-com:office:office" xmlns:r="http://schemas.openxmlformats.org/officeDocument/2006/relationships" xmlns:m="http://schemas.openxmlformats.org/officeDocument/2006/math" xmlns:v="urn:schemas-microsoft-com:vml" xmlns:wp14="http://schemas.microsoft.com/office/word/2010/wordprocessingDrawing" xmlns:wp="http://schemas.openxmlformats.org/drawingml/2006/wordprocessingDrawing" xmlns:w10="urn:schemas-microsoft-com:office:word" xmlns:w="http://schemas.openxmlformats.org/wordprocessingml/2006/main" xmlns:w14="http://schemas.microsoft.com/office/word/2010/wordml" xmlns:w15="http://schemas.microsoft.com/office/word/2012/wordml" xmlns:w16cex="http://schemas.microsoft.com/office/word/2018/wordml/cex" xmlns:w16cid="http://schemas.microsoft.com/office/word/2016/wordml/cid" xmlns:w16="http://schemas.microsoft.com/office/word/2018/wordml" xmlns:w16sdtdh="http://schemas.microsoft.com/office/word/2020/wordml/sdtdatahash" xmlns:w16se="http://schemas.microsoft.com/office/word/2015/wordml/symex" xmlns:wpg="http://schemas.microsoft.com/office/word/2010/wordprocessingGroup" xmlns:wpi="http://schemas.microsoft.com/office/word/2010/wordprocessingInk" xmlns:wne="http://schemas.microsoft.com/office/word/2006/wordml" xmlns:wps="http://schemas.microsoft.com/office/word/2010/wordprocessingShape" mc:Ignorable="w14 w15 w16se w16cid w16 w16cex w16sdtdh wp14">
+<w:document xmlns:wpc="http://schemas.microsoft.com/office/word/2010/wordprocessingCanvas" xmlns:cx="http://schemas.microsoft.com/office/drawing/2014/chartex" xmlns:cx1="http://schemas.microsoft.com/office/drawing/2015/9/8/chartex" xmlns:cx2="http://schemas.microsoft.com/office/drawing/2015/10/21/chartex" xmlns:cx3="http://schemas.microsoft.com/office/drawing/2016/5/9/chartex" xmlns:cx4="http://schemas.microsoft.com/office/drawing/2016/5/10/chartex" xmlns:cx5="http://schemas.microsoft.com/office/drawing/2016/5/11/chartex" xmlns:cx6="http://schemas.microsoft.com/office/drawing/2016/5/12/chartex" xmlns:cx7="http://schemas.microsoft.com/office/drawing/2016/5/13/chartex" xmlns:cx8="http://schemas.microsoft.com/office/drawing/2016/5/14/chartex" xmlns:mc="http://schemas.openxmlformats.org/markup-compatibility/2006" xmlns:aink="http://schemas.microsoft.com/office/drawing/2016/ink" xmlns:am3d="http://schemas.microsoft.com/office/drawing/2017/model3d" xmlns:o="urn:schemas-microsoft-com:office:office" xmlns:oel="http://schemas.microsoft.com/office/2019/extlst" xmlns:r="http://schemas.openxmlformats.org/officeDocument/2006/relationships" xmlns:m="http://schemas.openxmlformats.org/officeDocument/2006/math" xmlns:v="urn:schemas-microsoft-com:vml" xmlns:wp14="http://schemas.microsoft.com/office/word/2010/wordprocessingDrawing" xmlns:wp="http://schemas.openxmlformats.org/drawingml/2006/wordprocessingDrawing" xmlns:w10="urn:schemas-microsoft-com:office:word" xmlns:w="http://schemas.openxmlformats.org/wordprocessingml/2006/main" xmlns:w14="http://schemas.microsoft.com/office/word/2010/wordml" xmlns:w15="http://schemas.microsoft.com/office/word/2012/wordml" xmlns:w16cex="http://schemas.microsoft.com/office/word/2018/wordml/cex" xmlns:w16cid="http://schemas.microsoft.com/office/word/2016/wordml/cid" xmlns:w16="http://schemas.microsoft.com/office/word/2018/wordml" xmlns:w16du="http://schemas.microsoft.com/office/word/2023/wordml/word16du" xmlns:w16sdtdh="http://schemas.microsoft.com/office/word/2020/wordml/sdtdatahash" xmlns:w16se="http://schemas.microsoft.com/office/word/2015/wordml/symex" xmlns:wpg="http://schemas.microsoft.com/office/word/2010/wordprocessingGroup" xmlns:wpi="http://schemas.microsoft.com/office/word/2010/wordprocessingInk" xmlns:wne="http://schemas.microsoft.com/office/word/2006/wordml" xmlns:wps="http://schemas.microsoft.com/office/word/2010/wordprocessingShape" mc:Ignorable="w14 w15 w16se w16cid w16 w16cex w16sdtdh wp14">
   <w:body>
     <w:p>
       <w:r>
@@ -70,13 +70,7 @@
         <w:t>(c)would reject (d) had rejected</w:t>
       </w:r>
     </w:p>
-    <w:p>
-      <w:pPr>
-        <w:rPr>
-          <w:rFonts w:hint="eastAsia"/>
-        </w:rPr>
-      </w:pPr>
-    </w:p>
+    <w:p/>
     <w:p>
       <w:proofErr w:type="gramStart"/>
       <w:r>
@@ -298,129 +292,117 @@
           <w:color w:val="000000" w:themeColor="text1"/>
           <w:highlight w:val="yellow"/>
         </w:rPr>
+        <w:t xml:space="preserve"> submit</w:t>
+      </w:r>
+      <w:r>
+        <w:rPr>
+          <w:color w:val="FF0000"/>
+        </w:rPr>
         <w:t xml:space="preserve"> </w:t>
       </w:r>
+      <w:r>
+        <w:t xml:space="preserve">(d)will submit </w:t>
+      </w:r>
+    </w:p>
+    <w:p>
+      <w:r>
+        <w:t>request that +</w:t>
+      </w:r>
+      <w:proofErr w:type="spellStart"/>
+      <w:r>
+        <w:t>s+v</w:t>
+      </w:r>
+      <w:proofErr w:type="spellEnd"/>
+    </w:p>
+    <w:p>
+      <w:r>
+        <w:rPr>
+          <w:rFonts w:hint="eastAsia"/>
+        </w:rPr>
+        <w:t>A</w:t>
+      </w:r>
+      <w:r>
+        <w:t>ns:</w:t>
+      </w:r>
+      <w:r>
+        <w:t xml:space="preserve"> </w:t>
+      </w:r>
+      <w:r>
+        <w:t>submit</w:t>
+      </w:r>
+    </w:p>
+    <w:p>
+      <w:r>
+        <w:t>audit</w:t>
+      </w:r>
+      <w:r>
+        <w:t xml:space="preserve"> </w:t>
+      </w:r>
+      <w:proofErr w:type="spellStart"/>
+      <w:r>
+        <w:t>v.n.</w:t>
+      </w:r>
+      <w:proofErr w:type="spellEnd"/>
+      <w:r>
+        <w:t xml:space="preserve"> </w:t>
+      </w:r>
+      <w:r>
+        <w:rPr>
+          <w:rFonts w:hint="eastAsia"/>
+        </w:rPr>
+        <w:t>審計</w:t>
+      </w:r>
+    </w:p>
+    <w:p/>
+    <w:p>
+      <w:r>
+        <w:rPr>
+          <w:rFonts w:hint="eastAsia"/>
+        </w:rPr>
+        <w:t>T</w:t>
+      </w:r>
+      <w:r>
+        <w:t xml:space="preserve">he chief financial officer, together with the senior financial </w:t>
+      </w:r>
+      <w:proofErr w:type="spellStart"/>
+      <w:proofErr w:type="gramStart"/>
+      <w:r>
+        <w:t>analysts,</w:t>
+      </w:r>
+      <w:r>
+        <w:rPr>
+          <w:highlight w:val="yellow"/>
+        </w:rPr>
+        <w:t>was</w:t>
+      </w:r>
+      <w:proofErr w:type="spellEnd"/>
+      <w:proofErr w:type="gramEnd"/>
+      <w:r>
+        <w:t xml:space="preserve"> present at the press conference and </w:t>
+      </w:r>
+      <w:r>
+        <w:rPr>
+          <w:color w:val="FF0000"/>
+        </w:rPr>
+        <w:t xml:space="preserve">addressed </w:t>
+      </w:r>
+      <w:r>
+        <w:t>concerns regarding the recent stock decline.</w:t>
+      </w:r>
+    </w:p>
+    <w:p>
       <w:r>
         <w:rPr>
           <w:color w:val="000000" w:themeColor="text1"/>
           <w:highlight w:val="yellow"/>
         </w:rPr>
-        <w:t>submit</w:t>
-      </w:r>
-      <w:r>
-        <w:rPr>
-          <w:color w:val="FF0000"/>
-        </w:rPr>
-        <w:t xml:space="preserve"> </w:t>
-      </w:r>
-      <w:r>
-        <w:t xml:space="preserve">(d)will submit </w:t>
-      </w:r>
-    </w:p>
-    <w:p>
-      <w:r>
-        <w:t>request that +</w:t>
-      </w:r>
-      <w:proofErr w:type="spellStart"/>
-      <w:r>
-        <w:t>s+v</w:t>
-      </w:r>
-      <w:proofErr w:type="spellEnd"/>
-    </w:p>
-    <w:p>
-      <w:pPr>
-        <w:rPr>
-          <w:rFonts w:hint="eastAsia"/>
-        </w:rPr>
-      </w:pPr>
-      <w:r>
-        <w:rPr>
-          <w:rFonts w:hint="eastAsia"/>
-        </w:rPr>
-        <w:t>A</w:t>
-      </w:r>
-      <w:r>
-        <w:t>ns:</w:t>
-      </w:r>
-      <w:r>
-        <w:t xml:space="preserve"> </w:t>
-      </w:r>
-      <w:r>
-        <w:t>submit</w:t>
-      </w:r>
-    </w:p>
-    <w:p>
-      <w:r>
-        <w:t>audit</w:t>
-      </w:r>
-      <w:r>
-        <w:t xml:space="preserve"> </w:t>
-      </w:r>
-      <w:proofErr w:type="spellStart"/>
-      <w:r>
-        <w:t>v.n</w:t>
-      </w:r>
-      <w:proofErr w:type="spellEnd"/>
-      <w:r>
-        <w:t xml:space="preserve">. </w:t>
-      </w:r>
-      <w:r>
-        <w:rPr>
-          <w:rFonts w:hint="eastAsia"/>
-        </w:rPr>
-        <w:t>審計</w:t>
-      </w:r>
-    </w:p>
-    <w:p/>
-    <w:p>
-      <w:r>
-        <w:rPr>
-          <w:rFonts w:hint="eastAsia"/>
-        </w:rPr>
-        <w:t>T</w:t>
-      </w:r>
-      <w:r>
-        <w:t xml:space="preserve">he chief financial officer, together with the senior financial </w:t>
-      </w:r>
-      <w:proofErr w:type="spellStart"/>
-      <w:proofErr w:type="gramStart"/>
-      <w:r>
-        <w:t>analysts,</w:t>
-      </w:r>
-      <w:r>
-        <w:rPr>
-          <w:highlight w:val="yellow"/>
-        </w:rPr>
-        <w:t>was</w:t>
-      </w:r>
-      <w:proofErr w:type="spellEnd"/>
-      <w:proofErr w:type="gramEnd"/>
-      <w:r>
-        <w:t xml:space="preserve"> present at the press conference and </w:t>
-      </w:r>
-      <w:r>
-        <w:rPr>
-          <w:color w:val="FF0000"/>
-        </w:rPr>
-        <w:t xml:space="preserve">addressed </w:t>
-      </w:r>
-      <w:r>
-        <w:t>concerns regarding the recent stock decline.</w:t>
-      </w:r>
-    </w:p>
-    <w:p>
+        <w:t>(A)</w:t>
+      </w:r>
       <w:r>
         <w:rPr>
           <w:color w:val="000000" w:themeColor="text1"/>
           <w:highlight w:val="yellow"/>
         </w:rPr>
-        <w:t>(A)</w:t>
-      </w:r>
-      <w:r>
-        <w:rPr>
-          <w:color w:val="000000" w:themeColor="text1"/>
-          <w:highlight w:val="yellow"/>
-        </w:rPr>
         <w:t>was</w:t>
       </w:r>
       <w:r>
@@ -474,13 +456,7 @@
         <w:t>t</w:t>
       </w:r>
       <w:r>
-        <w:t xml:space="preserve">ogether with </w:t>
-      </w:r>
-      <w:r>
-        <w:t>the senior financial analysts</w:t>
-      </w:r>
-      <w:r>
-        <w:t>(</w:t>
+        <w:t>ogether with the senior financial analysts(</w:t>
       </w:r>
       <w:r>
         <w:rPr>
@@ -906,210 +882,190 @@
         <w:t>,</w:t>
       </w:r>
       <w:r>
+        <w:t xml:space="preserve"> primary</w:t>
+      </w:r>
+      <w:r>
+        <w:rPr>
+          <w:rFonts w:hint="eastAsia"/>
+        </w:rPr>
+        <w:t xml:space="preserve"> a</w:t>
+      </w:r>
+      <w:r>
+        <w:t>dj.</w:t>
+      </w:r>
+      <w:r>
+        <w:rPr>
+          <w:rFonts w:hint="eastAsia"/>
+        </w:rPr>
         <w:t xml:space="preserve"> </w:t>
       </w:r>
       <w:r>
-        <w:t>primary</w:t>
-      </w:r>
-      <w:r>
-        <w:rPr>
-          <w:rFonts w:hint="eastAsia"/>
-        </w:rPr>
-        <w:t xml:space="preserve"> a</w:t>
-      </w:r>
-      <w:r>
-        <w:t>dj.</w:t>
-      </w:r>
-      <w:r>
-        <w:rPr>
-          <w:rFonts w:hint="eastAsia"/>
-        </w:rPr>
+        <w:rPr>
+          <w:rFonts w:hint="eastAsia"/>
+        </w:rPr>
+        <w:t>主要的</w:t>
+      </w:r>
+      <w:r>
+        <w:rPr>
+          <w:rFonts w:hint="eastAsia"/>
+        </w:rPr>
+        <w:t>/</w:t>
+      </w:r>
+      <w:r>
+        <w:rPr>
+          <w:rFonts w:hint="eastAsia"/>
+        </w:rPr>
+        <w:t>基本的</w:t>
+      </w:r>
+      <w:r>
+        <w:rPr>
+          <w:rFonts w:hint="eastAsia"/>
+        </w:rPr>
+        <w:t>,</w:t>
+      </w:r>
+      <w:r>
         <w:t xml:space="preserve"> </w:t>
       </w:r>
       <w:r>
-        <w:rPr>
-          <w:rFonts w:hint="eastAsia"/>
-        </w:rPr>
-        <w:t>主要的</w:t>
-      </w:r>
-      <w:r>
-        <w:rPr>
-          <w:rFonts w:hint="eastAsia"/>
-        </w:rPr>
-        <w:t>/</w:t>
-      </w:r>
-      <w:r>
-        <w:rPr>
-          <w:rFonts w:hint="eastAsia"/>
-        </w:rPr>
-        <w:t>基本的</w:t>
-      </w:r>
-      <w:r>
-        <w:rPr>
-          <w:rFonts w:hint="eastAsia"/>
-        </w:rPr>
-        <w:t>,</w:t>
-      </w:r>
-      <w:r>
+        <w:t xml:space="preserve">well ahead of </w:t>
+      </w:r>
+      <w:r>
+        <w:rPr>
+          <w:rFonts w:hint="eastAsia"/>
+        </w:rPr>
+        <w:t>遠遠領先於</w:t>
+      </w:r>
+    </w:p>
+    <w:p>
+      <w:r>
+        <w:rPr>
+          <w:rFonts w:hint="eastAsia"/>
+        </w:rPr>
         <w:t xml:space="preserve"> </w:t>
       </w:r>
-      <w:r>
-        <w:t>well ahead of</w:t>
+    </w:p>
+    <w:p/>
+    <w:p/>
+    <w:p>
+      <w:r>
+        <w:rPr>
+          <w:highlight w:val="yellow"/>
+        </w:rPr>
+        <w:t>Hardly</w:t>
       </w:r>
       <w:r>
         <w:t xml:space="preserve"> </w:t>
       </w:r>
       <w:r>
         <w:rPr>
-          <w:rFonts w:hint="eastAsia"/>
-        </w:rPr>
-        <w:t>遠遠領先於</w:t>
-      </w:r>
-    </w:p>
-    <w:p>
+          <w:color w:val="FF0000"/>
+        </w:rPr>
+        <w:t>had we</w:t>
+      </w:r>
+      <w:r>
+        <w:t xml:space="preserve"> con</w:t>
+      </w:r>
+      <w:r>
+        <w:t>cluded the contract negotiations when news of the unexpected corporate acquisition was leaked to the media. (A)Seldom</w:t>
+      </w:r>
+      <w:r>
+        <w:rPr>
+          <w:rFonts w:hint="eastAsia"/>
+        </w:rPr>
+        <w:t>(</w:t>
+      </w:r>
+      <w:r>
+        <w:t xml:space="preserve">B)Scarcely(C)only if </w:t>
+      </w:r>
+      <w:r>
+        <w:rPr>
+          <w:highlight w:val="yellow"/>
+        </w:rPr>
+        <w:t>(D)Hardly</w:t>
+      </w:r>
+    </w:p>
+    <w:p>
+      <w:r>
+        <w:rPr>
+          <w:rFonts w:hint="eastAsia"/>
+        </w:rPr>
+        <w:t>h</w:t>
+      </w:r>
+      <w:r>
+        <w:t>ad we(</w:t>
+      </w:r>
+      <w:r>
+        <w:rPr>
+          <w:rFonts w:hint="eastAsia"/>
+        </w:rPr>
+        <w:t>助動詞</w:t>
+      </w:r>
+      <w:r>
+        <w:rPr>
+          <w:rFonts w:hint="eastAsia"/>
+        </w:rPr>
+        <w:t>+</w:t>
+      </w:r>
+      <w:r>
+        <w:rPr>
+          <w:rFonts w:hint="eastAsia"/>
+        </w:rPr>
+        <w:t>主詞</w:t>
+      </w:r>
+      <w:r>
+        <w:rPr>
+          <w:rFonts w:hint="eastAsia"/>
+        </w:rPr>
+        <w:t>)</w:t>
+      </w:r>
+      <w:r>
+        <w:t xml:space="preserve"> -&gt;</w:t>
+      </w:r>
+      <w:r>
+        <w:rPr>
+          <w:rFonts w:hint="eastAsia"/>
+        </w:rPr>
+        <w:t>倒裝，因此要用否定副詞，</w:t>
+      </w:r>
+      <w:r>
+        <w:rPr>
+          <w:rFonts w:hint="eastAsia"/>
+        </w:rPr>
+        <w:t>(</w:t>
+      </w:r>
+      <w:r>
+        <w:t>D)hardly</w:t>
+      </w:r>
+      <w:r>
+        <w:rPr>
+          <w:rFonts w:hint="eastAsia"/>
+        </w:rPr>
+        <w:t>幾乎不，比較符合句意</w:t>
+      </w:r>
+    </w:p>
+    <w:p>
+      <w:r>
+        <w:t>Ans</w:t>
+      </w:r>
+      <w:r>
+        <w:rPr>
+          <w:rFonts w:hint="eastAsia"/>
+        </w:rPr>
+        <w:t>:</w:t>
+      </w:r>
       <w:r>
         <w:rPr>
           <w:rFonts w:hint="eastAsia"/>
         </w:rPr>
         <w:t xml:space="preserve"> </w:t>
       </w:r>
-    </w:p>
-    <w:p/>
-    <w:p>
-      <w:pPr>
-        <w:rPr>
-          <w:rFonts w:hint="eastAsia"/>
-        </w:rPr>
-      </w:pPr>
-    </w:p>
-    <w:p>
-      <w:r>
-        <w:rPr>
-          <w:highlight w:val="yellow"/>
-        </w:rPr>
-        <w:t>Hardly</w:t>
-      </w:r>
-      <w:r>
-        <w:t xml:space="preserve"> </w:t>
-      </w:r>
-      <w:r>
-        <w:rPr>
-          <w:color w:val="FF0000"/>
-        </w:rPr>
-        <w:t>had we</w:t>
-      </w:r>
-      <w:r>
-        <w:t xml:space="preserve"> con</w:t>
-      </w:r>
-      <w:r>
-        <w:t>cluded the contract negotiations when news of the unexpected corporate acquisition was leaked to the media. (A)Seldom</w:t>
-      </w:r>
-      <w:r>
-        <w:rPr>
-          <w:rFonts w:hint="eastAsia"/>
-        </w:rPr>
-        <w:t>(</w:t>
-      </w:r>
-      <w:r>
-        <w:t xml:space="preserve">B)Scarcely(C)only if </w:t>
-      </w:r>
-      <w:r>
-        <w:rPr>
-          <w:highlight w:val="yellow"/>
-        </w:rPr>
-        <w:t>(D)Hardly</w:t>
-      </w:r>
-    </w:p>
-    <w:p>
-      <w:r>
-        <w:rPr>
-          <w:rFonts w:hint="eastAsia"/>
-        </w:rPr>
-        <w:t>h</w:t>
-      </w:r>
-      <w:r>
-        <w:t>ad we(</w:t>
-      </w:r>
-      <w:r>
-        <w:rPr>
-          <w:rFonts w:hint="eastAsia"/>
-        </w:rPr>
-        <w:t>助動詞</w:t>
-      </w:r>
-      <w:r>
-        <w:rPr>
-          <w:rFonts w:hint="eastAsia"/>
-        </w:rPr>
-        <w:t>+</w:t>
-      </w:r>
-      <w:r>
-        <w:rPr>
-          <w:rFonts w:hint="eastAsia"/>
-        </w:rPr>
-        <w:t>主詞</w:t>
-      </w:r>
-      <w:r>
-        <w:rPr>
-          <w:rFonts w:hint="eastAsia"/>
-        </w:rPr>
-        <w:t>)</w:t>
-      </w:r>
-      <w:r>
-        <w:t xml:space="preserve"> -&gt;</w:t>
-      </w:r>
-      <w:r>
-        <w:rPr>
-          <w:rFonts w:hint="eastAsia"/>
-        </w:rPr>
-        <w:t>倒裝，因此要用否定副詞，</w:t>
-      </w:r>
-      <w:r>
-        <w:rPr>
-          <w:rFonts w:hint="eastAsia"/>
-        </w:rPr>
-        <w:t>(</w:t>
-      </w:r>
-      <w:r>
-        <w:t>D)hardly</w:t>
-      </w:r>
-      <w:r>
-        <w:rPr>
-          <w:rFonts w:hint="eastAsia"/>
-        </w:rPr>
-        <w:t>幾乎不，比較符合句意</w:t>
-      </w:r>
-    </w:p>
-    <w:p>
-      <w:pPr>
-        <w:rPr>
-          <w:rFonts w:hint="eastAsia"/>
-        </w:rPr>
-      </w:pPr>
-      <w:r>
-        <w:t>Ans</w:t>
-      </w:r>
-      <w:r>
-        <w:rPr>
-          <w:rFonts w:hint="eastAsia"/>
-        </w:rPr>
-        <w:t>:</w:t>
-      </w:r>
-      <w:r>
-        <w:rPr>
-          <w:rFonts w:hint="eastAsia"/>
-        </w:rPr>
-        <w:t xml:space="preserve"> </w:t>
-      </w:r>
       <w:r>
         <w:t>hardly</w:t>
       </w:r>
     </w:p>
     <w:p>
       <w:r>
-        <w:t>concluded</w:t>
-      </w:r>
-      <w:r>
-        <w:t xml:space="preserve"> v.</w:t>
+        <w:t>concluded v.</w:t>
       </w:r>
       <w:r>
         <w:rPr>
@@ -1553,11 +1509,6 @@
       </w:r>
     </w:p>
     <w:p>
-      <w:pPr>
-        <w:rPr>
-          <w:rFonts w:hint="eastAsia"/>
-        </w:rPr>
-      </w:pPr>
       <w:r>
         <w:rPr>
           <w:rFonts w:hint="eastAsia"/>
@@ -1606,37 +1557,265 @@
         <w:t>,</w:t>
       </w:r>
       <w:r>
+        <w:t xml:space="preserve"> debate</w:t>
+      </w:r>
+      <w:r>
+        <w:rPr>
+          <w:rFonts w:hint="eastAsia"/>
+        </w:rPr>
         <w:t xml:space="preserve"> </w:t>
       </w:r>
       <w:r>
-        <w:t>debate</w:t>
-      </w:r>
-      <w:r>
-        <w:rPr>
-          <w:rFonts w:hint="eastAsia"/>
-        </w:rPr>
+        <w:t>n.</w:t>
+      </w:r>
+      <w:r>
+        <w:rPr>
+          <w:rFonts w:hint="eastAsia"/>
+        </w:rPr>
+        <w:t>討論</w:t>
+      </w:r>
+      <w:r>
+        <w:rPr>
+          <w:rFonts w:hint="eastAsia"/>
+        </w:rPr>
+        <w:t>,</w:t>
+      </w:r>
+      <w:r>
+        <w:t xml:space="preserve"> clause</w:t>
+      </w:r>
+      <w:r>
+        <w:rPr>
+          <w:rFonts w:hint="eastAsia"/>
+        </w:rPr>
+        <w:t xml:space="preserve"> n</w:t>
+      </w:r>
+      <w:r>
+        <w:t>.</w:t>
+      </w:r>
+      <w:r>
+        <w:rPr>
+          <w:rFonts w:hint="eastAsia"/>
+        </w:rPr>
+        <w:t>條款、</w:t>
+      </w:r>
+      <w:r>
+        <w:t>enforceable</w:t>
+      </w:r>
+      <w:r>
+        <w:t xml:space="preserve">  adj.</w:t>
+      </w:r>
+      <w:r>
+        <w:rPr>
+          <w:rFonts w:hint="eastAsia"/>
+        </w:rPr>
+        <w:t>可執行的</w:t>
+      </w:r>
+    </w:p>
+    <w:p/>
+    <w:p/>
+    <w:p>
+      <w:r>
+        <w:rPr>
+          <w:color w:val="FF0000"/>
+        </w:rPr>
+        <w:t xml:space="preserve">Before </w:t>
+      </w:r>
+      <w:r>
+        <w:t xml:space="preserve">the authority </w:t>
+      </w:r>
+      <w:r>
+        <w:rPr>
+          <w:color w:val="FF0000"/>
+        </w:rPr>
+        <w:t xml:space="preserve">issued </w:t>
+      </w:r>
+      <w:r>
+        <w:t xml:space="preserve">its final ruling on the </w:t>
+      </w:r>
+      <w:proofErr w:type="spellStart"/>
+      <w:proofErr w:type="gramStart"/>
+      <w:r>
+        <w:t>merger,the</w:t>
+      </w:r>
+      <w:proofErr w:type="spellEnd"/>
+      <w:proofErr w:type="gramEnd"/>
+      <w:r>
+        <w:t xml:space="preserve"> draft proposal </w:t>
+      </w:r>
+      <w:r>
+        <w:rPr>
+          <w:highlight w:val="yellow"/>
+        </w:rPr>
+        <w:t>had been scrutinized</w:t>
+      </w:r>
+      <w:r>
+        <w:t xml:space="preserve"> by the independent compliance committee </w:t>
+      </w:r>
+      <w:r>
+        <w:rPr>
+          <w:color w:val="FF0000"/>
+        </w:rPr>
+        <w:t>for over six months</w:t>
+      </w:r>
+      <w:r>
+        <w:t>.(A)has been scrutinizing (B)was being scrutinized(C)was scrutinizing</w:t>
+      </w:r>
+      <w:r>
+        <w:rPr>
+          <w:highlight w:val="yellow"/>
+        </w:rPr>
+        <w:t>(D)had been scrutinized</w:t>
+      </w:r>
+    </w:p>
+    <w:p>
+      <w:pPr>
+        <w:ind w:rightChars="100" w:right="240"/>
+      </w:pPr>
+      <w:r>
+        <w:rPr>
+          <w:rFonts w:hint="eastAsia"/>
+        </w:rPr>
+        <w:t>關鍵字是</w:t>
+      </w:r>
+      <w:proofErr w:type="spellStart"/>
+      <w:r>
+        <w:rPr>
+          <w:rFonts w:hint="eastAsia"/>
+        </w:rPr>
+        <w:t>b</w:t>
+      </w:r>
+      <w:r>
+        <w:t>efore,issued,for</w:t>
+      </w:r>
+      <w:proofErr w:type="spellEnd"/>
+      <w:r>
+        <w:t xml:space="preserve"> over six </w:t>
+      </w:r>
+      <w:proofErr w:type="spellStart"/>
+      <w:r>
+        <w:t>months,</w:t>
+      </w:r>
+      <w:r>
+        <w:t>for</w:t>
+      </w:r>
+      <w:proofErr w:type="spellEnd"/>
+      <w:r>
+        <w:t>+</w:t>
+      </w:r>
+      <w:r>
+        <w:rPr>
+          <w:rFonts w:hint="eastAsia"/>
+        </w:rPr>
+        <w:t>一段時間不能用進行式，所以</w:t>
+      </w:r>
+      <w:r>
+        <w:rPr>
+          <w:rFonts w:hint="eastAsia"/>
+        </w:rPr>
+        <w:t>(</w:t>
+      </w:r>
+      <w:r>
+        <w:t>b)</w:t>
+      </w:r>
+      <w:r>
+        <w:rPr>
+          <w:rFonts w:hint="eastAsia"/>
+        </w:rPr>
+        <w:t>、</w:t>
+      </w:r>
+      <w:r>
+        <w:t>(c)</w:t>
+      </w:r>
+      <w:r>
+        <w:rPr>
+          <w:rFonts w:hint="eastAsia"/>
+        </w:rPr>
+        <w:t>不行，</w:t>
+      </w:r>
+      <w:r>
+        <w:t>issued(</w:t>
+      </w:r>
+      <w:r>
+        <w:rPr>
+          <w:rFonts w:hint="eastAsia"/>
+        </w:rPr>
+        <w:t>過去式</w:t>
+      </w:r>
+      <w:r>
+        <w:rPr>
+          <w:rFonts w:hint="eastAsia"/>
+        </w:rPr>
+        <w:t>)</w:t>
+      </w:r>
+      <w:r>
+        <w:t>-&gt;</w:t>
+      </w:r>
+      <w:r>
         <w:t xml:space="preserve"> </w:t>
       </w:r>
       <w:r>
-        <w:t>n.</w:t>
-      </w:r>
-      <w:r>
-        <w:rPr>
-          <w:rFonts w:hint="eastAsia"/>
-        </w:rPr>
-        <w:t>討論</w:t>
-      </w:r>
-      <w:r>
-        <w:rPr>
-          <w:rFonts w:hint="eastAsia"/>
-        </w:rPr>
-        <w:t>,</w:t>
+        <w:t>had been scrutinized</w:t>
+      </w:r>
+    </w:p>
+    <w:p>
+      <w:pPr>
+        <w:ind w:rightChars="100" w:right="240"/>
+      </w:pPr>
+      <w:r>
+        <w:t>Ans:</w:t>
       </w:r>
       <w:r>
         <w:t xml:space="preserve"> </w:t>
       </w:r>
       <w:r>
-        <w:t>clause</w:t>
+        <w:t>had been scrutinized</w:t>
+      </w:r>
+    </w:p>
+    <w:p>
+      <w:r>
+        <w:t>Authority</w:t>
+      </w:r>
+      <w:r>
+        <w:t xml:space="preserve"> n.</w:t>
+      </w:r>
+      <w:r>
+        <w:rPr>
+          <w:rFonts w:hint="eastAsia"/>
+        </w:rPr>
+        <w:t>權威</w:t>
+      </w:r>
+      <w:r>
+        <w:rPr>
+          <w:rFonts w:hint="eastAsia"/>
+        </w:rPr>
+        <w:t>/</w:t>
+      </w:r>
+      <w:r>
+        <w:rPr>
+          <w:rFonts w:hint="eastAsia"/>
+        </w:rPr>
+        <w:t>官方</w:t>
+      </w:r>
+      <w:r>
+        <w:rPr>
+          <w:rFonts w:hint="eastAsia"/>
+        </w:rPr>
+        <w:t>、</w:t>
+      </w:r>
+      <w:r>
+        <w:t>scrutinize</w:t>
+      </w:r>
+      <w:r>
+        <w:t xml:space="preserve"> v.</w:t>
+      </w:r>
+      <w:r>
+        <w:rPr>
+          <w:rFonts w:hint="eastAsia"/>
+        </w:rPr>
+        <w:t>詳細審查、</w:t>
+      </w:r>
+      <w:r>
+        <w:t>compliance</w:t>
       </w:r>
       <w:r>
         <w:rPr>
@@ -1651,35 +1830,785 @@
         <w:rPr>
           <w:rFonts w:hint="eastAsia"/>
         </w:rPr>
-        <w:t>條款、</w:t>
-      </w:r>
-      <w:r>
-        <w:t>enforceable</w:t>
-      </w:r>
-      <w:r>
-        <w:t xml:space="preserve">  adj.</w:t>
-      </w:r>
-      <w:r>
-        <w:rPr>
-          <w:rFonts w:hint="eastAsia"/>
-        </w:rPr>
-        <w:t>可執行的</w:t>
-      </w:r>
-    </w:p>
-    <w:p/>
-    <w:p>
-      <w:pPr>
-        <w:rPr>
-          <w:rFonts w:hint="eastAsia"/>
-        </w:rPr>
-      </w:pPr>
-    </w:p>
-    <w:p>
-      <w:pPr>
-        <w:rPr>
-          <w:rFonts w:hint="eastAsia"/>
-        </w:rPr>
-      </w:pPr>
+        <w:t>遵守、</w:t>
+      </w:r>
+    </w:p>
+    <w:p>
+      <w:pPr>
+        <w:rPr>
+          <w:rFonts w:hint="eastAsia"/>
+        </w:rPr>
+      </w:pPr>
+    </w:p>
+    <w:p>
+      <w:pPr>
+        <w:ind w:rightChars="100" w:right="240"/>
+      </w:pPr>
+    </w:p>
+    <w:p>
+      <w:pPr>
+        <w:ind w:rightChars="100" w:right="240"/>
+      </w:pPr>
+      <w:r>
+        <w:t xml:space="preserve">The annual supplier conference </w:t>
+      </w:r>
+      <w:r>
+        <w:rPr>
+          <w:highlight w:val="yellow"/>
+        </w:rPr>
+        <w:t>was attended</w:t>
+      </w:r>
+      <w:r>
+        <w:t xml:space="preserve"> </w:t>
+      </w:r>
+      <w:r>
+        <w:rPr>
+          <w:color w:val="FF0000"/>
+        </w:rPr>
+        <w:t xml:space="preserve">by </w:t>
+      </w:r>
+      <w:r>
+        <w:t>hundreds of attendees. (A)attended</w:t>
+      </w:r>
+      <w:r>
+        <w:t xml:space="preserve"> </w:t>
+      </w:r>
+      <w:r>
+        <w:rPr>
+          <w:rFonts w:hint="eastAsia"/>
+        </w:rPr>
+        <w:t>過去簡單</w:t>
+      </w:r>
+      <w:r>
+        <w:rPr>
+          <w:rFonts w:hint="eastAsia"/>
+        </w:rPr>
+        <w:t>(</w:t>
+      </w:r>
+      <w:r>
+        <w:rPr>
+          <w:rFonts w:hint="eastAsia"/>
+        </w:rPr>
+        <w:t>主動</w:t>
+      </w:r>
+      <w:r>
+        <w:rPr>
+          <w:rFonts w:hint="eastAsia"/>
+        </w:rPr>
+        <w:t>)</w:t>
+      </w:r>
+      <w:r>
+        <w:t xml:space="preserve">(B)had been attending </w:t>
+      </w:r>
+      <w:r>
+        <w:rPr>
+          <w:rFonts w:hint="eastAsia"/>
+        </w:rPr>
+        <w:t>過去完成進行</w:t>
+      </w:r>
+      <w:r>
+        <w:rPr>
+          <w:rFonts w:hint="eastAsia"/>
+        </w:rPr>
+        <w:t>(</w:t>
+      </w:r>
+      <w:r>
+        <w:rPr>
+          <w:rFonts w:hint="eastAsia"/>
+        </w:rPr>
+        <w:t>主動</w:t>
+      </w:r>
+      <w:r>
+        <w:rPr>
+          <w:rFonts w:hint="eastAsia"/>
+        </w:rPr>
+        <w:t>)</w:t>
+      </w:r>
+      <w:r>
+        <w:t>(</w:t>
+      </w:r>
+      <w:r>
+        <w:rPr>
+          <w:highlight w:val="yellow"/>
+        </w:rPr>
+        <w:t>C)was attended</w:t>
+      </w:r>
+      <w:r>
+        <w:t xml:space="preserve"> </w:t>
+      </w:r>
+      <w:r>
+        <w:rPr>
+          <w:rFonts w:hint="eastAsia"/>
+        </w:rPr>
+        <w:t>過去簡單</w:t>
+      </w:r>
+      <w:r>
+        <w:rPr>
+          <w:rFonts w:hint="eastAsia"/>
+        </w:rPr>
+        <w:t>(</w:t>
+      </w:r>
+      <w:r>
+        <w:rPr>
+          <w:rFonts w:hint="eastAsia"/>
+        </w:rPr>
+        <w:t>被動</w:t>
+      </w:r>
+      <w:r>
+        <w:rPr>
+          <w:rFonts w:hint="eastAsia"/>
+        </w:rPr>
+        <w:t>)</w:t>
+      </w:r>
+      <w:r>
+        <w:t>(D)will be attending</w:t>
+      </w:r>
+      <w:r>
+        <w:rPr>
+          <w:rFonts w:hint="eastAsia"/>
+        </w:rPr>
+        <w:t>未來進行</w:t>
+      </w:r>
+      <w:r>
+        <w:rPr>
+          <w:rFonts w:hint="eastAsia"/>
+        </w:rPr>
+        <w:t>(</w:t>
+      </w:r>
+      <w:r>
+        <w:rPr>
+          <w:rFonts w:hint="eastAsia"/>
+        </w:rPr>
+        <w:t>主動</w:t>
+      </w:r>
+      <w:r>
+        <w:rPr>
+          <w:rFonts w:hint="eastAsia"/>
+        </w:rPr>
+        <w:t>)</w:t>
+      </w:r>
+    </w:p>
+    <w:p>
+      <w:pPr>
+        <w:ind w:rightChars="100" w:right="240"/>
+      </w:pPr>
+      <w:r>
+        <w:lastRenderedPageBreak/>
+        <w:t>By -&gt;</w:t>
+      </w:r>
+      <w:r>
+        <w:rPr>
+          <w:rFonts w:hint="eastAsia"/>
+        </w:rPr>
+        <w:t>被動語態</w:t>
+      </w:r>
+      <w:r>
+        <w:rPr>
+          <w:rFonts w:hint="eastAsia"/>
+        </w:rPr>
+        <w:t xml:space="preserve"> </w:t>
+      </w:r>
+      <w:r>
+        <w:t>-&gt;</w:t>
+      </w:r>
+      <w:r>
+        <w:t xml:space="preserve"> </w:t>
+      </w:r>
+      <w:r>
+        <w:t>was attended</w:t>
+      </w:r>
+    </w:p>
+    <w:p>
+      <w:pPr>
+        <w:ind w:rightChars="100" w:right="240"/>
+        <w:rPr>
+          <w:rFonts w:hint="eastAsia"/>
+        </w:rPr>
+      </w:pPr>
+      <w:r>
+        <w:t>Ans:</w:t>
+      </w:r>
+      <w:r>
+        <w:t xml:space="preserve"> </w:t>
+      </w:r>
+      <w:r>
+        <w:t>was attended</w:t>
+      </w:r>
+    </w:p>
+    <w:p>
+      <w:pPr>
+        <w:ind w:leftChars="100" w:left="240" w:rightChars="100" w:right="240"/>
+      </w:pPr>
+      <w:r>
+        <w:drawing>
+          <wp:inline distT="0" distB="0" distL="0" distR="0" wp14:anchorId="350F01E7" wp14:editId="3332AA81">
+            <wp:extent cx="5274310" cy="1407795"/>
+            <wp:effectExtent l="0" t="0" r="2540" b="1905"/>
+            <wp:docPr id="496184823" name="圖片 1"/>
+            <wp:cNvGraphicFramePr>
+              <a:graphicFrameLocks xmlns:a="http://schemas.openxmlformats.org/drawingml/2006/main" noChangeAspect="1"/>
+            </wp:cNvGraphicFramePr>
+            <a:graphic xmlns:a="http://schemas.openxmlformats.org/drawingml/2006/main">
+              <a:graphicData uri="http://schemas.openxmlformats.org/drawingml/2006/picture">
+                <pic:pic xmlns:pic="http://schemas.openxmlformats.org/drawingml/2006/picture">
+                  <pic:nvPicPr>
+                    <pic:cNvPr id="496184823" name=""/>
+                    <pic:cNvPicPr/>
+                  </pic:nvPicPr>
+                  <pic:blipFill>
+                    <a:blip r:embed="rId5"/>
+                    <a:stretch>
+                      <a:fillRect/>
+                    </a:stretch>
+                  </pic:blipFill>
+                  <pic:spPr>
+                    <a:xfrm>
+                      <a:off x="0" y="0"/>
+                      <a:ext cx="5274310" cy="1407795"/>
+                    </a:xfrm>
+                    <a:prstGeom prst="rect">
+                      <a:avLst/>
+                    </a:prstGeom>
+                  </pic:spPr>
+                </pic:pic>
+              </a:graphicData>
+            </a:graphic>
+          </wp:inline>
+        </w:drawing>
+      </w:r>
+    </w:p>
+    <w:p>
+      <w:pPr>
+        <w:ind w:rightChars="100" w:right="240"/>
+      </w:pPr>
+      <w:r>
+        <w:rPr>
+          <w:rFonts w:hint="eastAsia"/>
+        </w:rPr>
+        <w:t>1.</w:t>
+      </w:r>
+      <w:r>
+        <w:rPr>
+          <w:rFonts w:hint="eastAsia"/>
+        </w:rPr>
+        <w:t>主詞動詞一直性</w:t>
+      </w:r>
+    </w:p>
+    <w:p>
+      <w:pPr>
+        <w:ind w:rightChars="100" w:right="240"/>
+      </w:pPr>
+      <w:r>
+        <w:rPr>
+          <w:rFonts w:hint="eastAsia"/>
+        </w:rPr>
+        <w:t>2.</w:t>
+      </w:r>
+      <w:r>
+        <w:rPr>
+          <w:rFonts w:hint="eastAsia"/>
+        </w:rPr>
+        <w:t>時間</w:t>
+      </w:r>
+      <w:r>
+        <w:rPr>
+          <w:rFonts w:hint="eastAsia"/>
+        </w:rPr>
+        <w:t>(</w:t>
+      </w:r>
+      <w:r>
+        <w:rPr>
+          <w:rFonts w:hint="eastAsia"/>
+        </w:rPr>
+        <w:t>現在</w:t>
+      </w:r>
+      <w:r>
+        <w:rPr>
+          <w:rFonts w:hint="eastAsia"/>
+        </w:rPr>
+        <w:t>?</w:t>
+      </w:r>
+      <w:r>
+        <w:rPr>
+          <w:rFonts w:hint="eastAsia"/>
+        </w:rPr>
+        <w:t>過去</w:t>
+      </w:r>
+      <w:r>
+        <w:rPr>
+          <w:rFonts w:hint="eastAsia"/>
+        </w:rPr>
+        <w:t>?</w:t>
+      </w:r>
+      <w:r>
+        <w:rPr>
+          <w:rFonts w:hint="eastAsia"/>
+        </w:rPr>
+        <w:t>未來</w:t>
+      </w:r>
+      <w:r>
+        <w:rPr>
+          <w:rFonts w:hint="eastAsia"/>
+        </w:rPr>
+        <w:t>?)</w:t>
+      </w:r>
+    </w:p>
+    <w:p>
+      <w:pPr>
+        <w:ind w:rightChars="100" w:right="240"/>
+      </w:pPr>
+      <w:r>
+        <w:rPr>
+          <w:rFonts w:hint="eastAsia"/>
+        </w:rPr>
+        <w:t>3.</w:t>
+      </w:r>
+      <w:r>
+        <w:rPr>
+          <w:rFonts w:hint="eastAsia"/>
+        </w:rPr>
+        <w:t>語氣</w:t>
+      </w:r>
+      <w:r>
+        <w:rPr>
+          <w:rFonts w:hint="eastAsia"/>
+        </w:rPr>
+        <w:t>(</w:t>
+      </w:r>
+      <w:r>
+        <w:rPr>
+          <w:rFonts w:hint="eastAsia"/>
+        </w:rPr>
+        <w:t>主動</w:t>
+      </w:r>
+      <w:r>
+        <w:rPr>
+          <w:rFonts w:hint="eastAsia"/>
+        </w:rPr>
+        <w:t>?</w:t>
+      </w:r>
+      <w:r>
+        <w:rPr>
+          <w:rFonts w:hint="eastAsia"/>
+        </w:rPr>
+        <w:t>被動</w:t>
+      </w:r>
+      <w:r>
+        <w:rPr>
+          <w:rFonts w:hint="eastAsia"/>
+        </w:rPr>
+        <w:t>)</w:t>
+      </w:r>
+    </w:p>
+    <w:p>
+      <w:pPr>
+        <w:ind w:rightChars="100" w:right="240"/>
+      </w:pPr>
+      <w:r>
+        <w:rPr>
+          <w:rFonts w:hint="eastAsia"/>
+        </w:rPr>
+        <w:t>4.</w:t>
+      </w:r>
+      <w:r>
+        <w:rPr>
+          <w:rFonts w:hint="eastAsia"/>
+        </w:rPr>
+        <w:t>狀態</w:t>
+      </w:r>
+      <w:r>
+        <w:rPr>
+          <w:rFonts w:hint="eastAsia"/>
+        </w:rPr>
+        <w:t>(</w:t>
+      </w:r>
+      <w:r>
+        <w:rPr>
+          <w:rFonts w:hint="eastAsia"/>
+        </w:rPr>
+        <w:t>簡單</w:t>
+      </w:r>
+      <w:r>
+        <w:rPr>
+          <w:rFonts w:hint="eastAsia"/>
+        </w:rPr>
+        <w:t>?</w:t>
+      </w:r>
+      <w:r>
+        <w:rPr>
+          <w:rFonts w:hint="eastAsia"/>
+        </w:rPr>
+        <w:t>進行</w:t>
+      </w:r>
+      <w:r>
+        <w:rPr>
+          <w:rFonts w:hint="eastAsia"/>
+        </w:rPr>
+        <w:t>?</w:t>
+      </w:r>
+      <w:r>
+        <w:rPr>
+          <w:rFonts w:hint="eastAsia"/>
+        </w:rPr>
+        <w:t>完成</w:t>
+      </w:r>
+      <w:r>
+        <w:rPr>
+          <w:rFonts w:hint="eastAsia"/>
+        </w:rPr>
+        <w:t>?</w:t>
+      </w:r>
+      <w:r>
+        <w:rPr>
+          <w:rFonts w:hint="eastAsia"/>
+        </w:rPr>
+        <w:t>完成進行</w:t>
+      </w:r>
+      <w:r>
+        <w:rPr>
+          <w:rFonts w:hint="eastAsia"/>
+        </w:rPr>
+        <w:t>?)</w:t>
+      </w:r>
+    </w:p>
+    <w:p>
+      <w:pPr>
+        <w:ind w:rightChars="100" w:right="240"/>
+      </w:pPr>
+    </w:p>
+    <w:p>
+      <w:pPr>
+        <w:ind w:rightChars="100" w:right="240"/>
+      </w:pPr>
+    </w:p>
+    <w:p>
+      <w:pPr>
+        <w:ind w:rightChars="100" w:right="240"/>
+      </w:pPr>
+      <w:r>
+        <w:t xml:space="preserve">Revenues of M&amp;H Apparels </w:t>
+      </w:r>
+      <w:r>
+        <w:rPr>
+          <w:highlight w:val="yellow"/>
+        </w:rPr>
+        <w:t>h</w:t>
+      </w:r>
+      <w:r>
+        <w:rPr>
+          <w:highlight w:val="yellow"/>
+        </w:rPr>
+        <w:t>ave dropped</w:t>
+      </w:r>
+      <w:r>
+        <w:t xml:space="preserve"> by 11% </w:t>
+      </w:r>
+      <w:r>
+        <w:rPr>
+          <w:color w:val="FF0000"/>
+        </w:rPr>
+        <w:t xml:space="preserve">since </w:t>
+      </w:r>
+      <w:r>
+        <w:t>the beginning of this year.</w:t>
+      </w:r>
+    </w:p>
+    <w:p>
+      <w:pPr>
+        <w:pStyle w:val="a3"/>
+        <w:numPr>
+          <w:ilvl w:val="0"/>
+          <w:numId w:val="7"/>
+        </w:numPr>
+        <w:ind w:leftChars="0" w:rightChars="100" w:right="240"/>
+      </w:pPr>
+      <w:r>
+        <w:t xml:space="preserve">dropped (B)drop </w:t>
+      </w:r>
+      <w:r>
+        <w:rPr>
+          <w:highlight w:val="yellow"/>
+        </w:rPr>
+        <w:t>(C)Have dropped</w:t>
+      </w:r>
+      <w:r>
+        <w:t xml:space="preserve"> (D)Had dropped</w:t>
+      </w:r>
+    </w:p>
+    <w:p>
+      <w:pPr>
+        <w:ind w:rightChars="100" w:right="240"/>
+        <w:rPr>
+          <w:rFonts w:hint="eastAsia"/>
+        </w:rPr>
+      </w:pPr>
+      <w:r>
+        <w:t>apparel</w:t>
+      </w:r>
+      <w:r>
+        <w:t xml:space="preserve"> n </w:t>
+      </w:r>
+      <w:r>
+        <w:rPr>
+          <w:rFonts w:hint="eastAsia"/>
+        </w:rPr>
+        <w:t>服裝</w:t>
+      </w:r>
+      <w:r>
+        <w:rPr>
+          <w:rFonts w:hint="eastAsia"/>
+        </w:rPr>
+        <w:t>、</w:t>
+      </w:r>
+      <w:r>
+        <w:t>revenue</w:t>
+      </w:r>
+      <w:r>
+        <w:rPr>
+          <w:rFonts w:hint="eastAsia"/>
+        </w:rPr>
+        <w:t xml:space="preserve"> n</w:t>
+      </w:r>
+      <w:r>
+        <w:t xml:space="preserve"> </w:t>
+      </w:r>
+      <w:r>
+        <w:rPr>
+          <w:rFonts w:hint="eastAsia"/>
+        </w:rPr>
+        <w:t>收入</w:t>
+      </w:r>
+    </w:p>
+    <w:p>
+      <w:pPr>
+        <w:ind w:rightChars="100" w:right="240"/>
+      </w:pPr>
+      <w:r>
+        <w:rPr>
+          <w:rFonts w:hint="eastAsia"/>
+        </w:rPr>
+        <w:t>關鍵字是</w:t>
+      </w:r>
+      <w:r>
+        <w:rPr>
+          <w:rFonts w:hint="eastAsia"/>
+        </w:rPr>
+        <w:t>s</w:t>
+      </w:r>
+      <w:r>
+        <w:t>ince</w:t>
+      </w:r>
+      <w:r>
+        <w:rPr>
+          <w:rFonts w:hint="eastAsia"/>
+        </w:rPr>
+        <w:t>，</w:t>
+      </w:r>
+      <w:r>
+        <w:rPr>
+          <w:rFonts w:hint="eastAsia"/>
+        </w:rPr>
+        <w:t>s</w:t>
+      </w:r>
+      <w:r>
+        <w:t>ince</w:t>
+      </w:r>
+      <w:r>
+        <w:rPr>
+          <w:rFonts w:hint="eastAsia"/>
+        </w:rPr>
+        <w:t>:</w:t>
+      </w:r>
+      <w:r>
+        <w:rPr>
+          <w:rFonts w:hint="eastAsia"/>
+        </w:rPr>
+        <w:t>自從，</w:t>
+      </w:r>
+      <w:proofErr w:type="spellStart"/>
+      <w:r>
+        <w:rPr>
+          <w:rFonts w:hint="eastAsia"/>
+        </w:rPr>
+        <w:t>S</w:t>
+      </w:r>
+      <w:r>
+        <w:t>+have</w:t>
+      </w:r>
+      <w:proofErr w:type="spellEnd"/>
+      <w:r>
+        <w:t>/has pp + since N</w:t>
+      </w:r>
+      <w:r>
+        <w:rPr>
+          <w:rFonts w:hint="eastAsia"/>
+        </w:rPr>
+        <w:t>或</w:t>
+      </w:r>
+      <w:r>
+        <w:rPr>
+          <w:rFonts w:hint="eastAsia"/>
+        </w:rPr>
+        <w:t>(</w:t>
+      </w:r>
+      <w:proofErr w:type="spellStart"/>
+      <w:r>
+        <w:t>S+Ved</w:t>
+      </w:r>
+      <w:proofErr w:type="spellEnd"/>
+      <w:r>
+        <w:t>)</w:t>
+      </w:r>
+    </w:p>
+    <w:p>
+      <w:pPr>
+        <w:ind w:rightChars="100" w:right="240"/>
+      </w:pPr>
+      <w:proofErr w:type="spellStart"/>
+      <w:r>
+        <w:t>Ex:I</w:t>
+      </w:r>
+      <w:proofErr w:type="spellEnd"/>
+      <w:r>
+        <w:t xml:space="preserve"> have taught English since 10 years ago </w:t>
+      </w:r>
+      <w:r>
+        <w:rPr>
+          <w:rFonts w:hint="eastAsia"/>
+        </w:rPr>
+        <w:t>我自從</w:t>
+      </w:r>
+      <w:r>
+        <w:rPr>
+          <w:rFonts w:hint="eastAsia"/>
+        </w:rPr>
+        <w:t>10</w:t>
+      </w:r>
+      <w:r>
+        <w:rPr>
+          <w:rFonts w:hint="eastAsia"/>
+        </w:rPr>
+        <w:t>年前就開始教英文到現在</w:t>
+      </w:r>
+    </w:p>
+    <w:p>
+      <w:pPr>
+        <w:ind w:rightChars="100" w:right="240"/>
+        <w:rPr>
+          <w:rFonts w:hint="eastAsia"/>
+        </w:rPr>
+      </w:pPr>
+    </w:p>
+    <w:p>
+      <w:pPr>
+        <w:ind w:rightChars="100" w:right="240"/>
+      </w:pPr>
+      <w:r>
+        <w:t>Had pp</w:t>
+      </w:r>
+      <w:r>
+        <w:rPr>
+          <w:rFonts w:hint="eastAsia"/>
+        </w:rPr>
+        <w:t>搭配</w:t>
+      </w:r>
+      <w:r>
+        <w:rPr>
+          <w:rFonts w:hint="eastAsia"/>
+        </w:rPr>
+        <w:t>V</w:t>
+      </w:r>
+      <w:r>
+        <w:t xml:space="preserve">ed </w:t>
+      </w:r>
+      <w:r>
+        <w:rPr>
+          <w:rFonts w:hint="eastAsia"/>
+        </w:rPr>
+        <w:t>區分先</w:t>
+      </w:r>
+      <w:r>
+        <w:rPr>
+          <w:rFonts w:hint="eastAsia"/>
+        </w:rPr>
+        <w:t>(</w:t>
+      </w:r>
+      <w:r>
+        <w:t>had pp)</w:t>
+      </w:r>
+      <w:r>
+        <w:rPr>
+          <w:rFonts w:hint="eastAsia"/>
+        </w:rPr>
+        <w:t>後</w:t>
+      </w:r>
+      <w:r>
+        <w:rPr>
+          <w:rFonts w:hint="eastAsia"/>
+        </w:rPr>
+        <w:t>(</w:t>
+      </w:r>
+      <w:r>
+        <w:t>Ved)</w:t>
+      </w:r>
+    </w:p>
+    <w:p>
+      <w:pPr>
+        <w:ind w:rightChars="100" w:right="240"/>
+      </w:pPr>
+      <w:proofErr w:type="spellStart"/>
+      <w:r>
+        <w:t>Ex:I</w:t>
+      </w:r>
+      <w:proofErr w:type="spellEnd"/>
+      <w:r>
+        <w:t xml:space="preserve"> had closed the door when I drove </w:t>
+      </w:r>
+      <w:r>
+        <w:rPr>
+          <w:rFonts w:hint="eastAsia"/>
+        </w:rPr>
+        <w:t>先關車門再開車</w:t>
+      </w:r>
+    </w:p>
+    <w:p>
+      <w:pPr>
+        <w:ind w:rightChars="100" w:right="240"/>
+        <w:rPr>
+          <w:rFonts w:hint="eastAsia"/>
+        </w:rPr>
+      </w:pPr>
+    </w:p>
+    <w:p>
+      <w:pPr>
+        <w:ind w:rightChars="100" w:right="240"/>
+      </w:pPr>
+      <w:r>
+        <w:rPr>
+          <w:rFonts w:hint="eastAsia"/>
+        </w:rPr>
+        <w:t>因此要選</w:t>
+      </w:r>
+      <w:r>
+        <w:t>(C)Have dropped</w:t>
+      </w:r>
+    </w:p>
+    <w:p>
+      <w:pPr>
+        <w:ind w:rightChars="100" w:right="240"/>
+        <w:rPr>
+          <w:rFonts w:hint="eastAsia"/>
+        </w:rPr>
+      </w:pPr>
+      <w:r>
+        <w:t>Ans:</w:t>
+      </w:r>
+      <w:r>
+        <w:t xml:space="preserve"> </w:t>
+      </w:r>
+      <w:r>
+        <w:t>Have dropped</w:t>
+      </w:r>
     </w:p>
     <w:sectPr>
       <w:pgSz w:w="11906" w:h="16838"/>
@@ -1692,7 +2621,7 @@
 </file>
 
 <file path=word/numbering.xml><?xml version="1.0" encoding="utf-8"?>
-<w:numbering xmlns:wpc="http://schemas.microsoft.com/office/word/2010/wordprocessingCanvas" xmlns:cx="http://schemas.microsoft.com/office/drawing/2014/chartex" xmlns:cx1="http://schemas.microsoft.com/office/drawing/2015/9/8/chartex" xmlns:cx2="http://schemas.microsoft.com/office/drawing/2015/10/21/chartex" xmlns:cx3="http://schemas.microsoft.com/office/drawing/2016/5/9/chartex" xmlns:cx4="http://schemas.microsoft.com/office/drawing/2016/5/10/chartex" xmlns:cx5="http://schemas.microsoft.com/office/drawing/2016/5/11/chartex" xmlns:cx6="http://schemas.microsoft.com/office/drawing/2016/5/12/chartex" xmlns:cx7="http://schemas.microsoft.com/office/drawing/2016/5/13/chartex" xmlns:cx8="http://schemas.microsoft.com/office/drawing/2016/5/14/chartex" xmlns:mc="http://schemas.openxmlformats.org/markup-compatibility/2006" xmlns:aink="http://schemas.microsoft.com/office/drawing/2016/ink" xmlns:am3d="http://schemas.microsoft.com/office/drawing/2017/model3d" xmlns:o="urn:schemas-microsoft-com:office:office" xmlns:r="http://schemas.openxmlformats.org/officeDocument/2006/relationships" xmlns:m="http://schemas.openxmlformats.org/officeDocument/2006/math" xmlns:v="urn:schemas-microsoft-com:vml" xmlns:wp14="http://schemas.microsoft.com/office/word/2010/wordprocessingDrawing" xmlns:wp="http://schemas.openxmlformats.org/drawingml/2006/wordprocessingDrawing" xmlns:w10="urn:schemas-microsoft-com:office:word" xmlns:w="http://schemas.openxmlformats.org/wordprocessingml/2006/main" xmlns:w14="http://schemas.microsoft.com/office/word/2010/wordml" xmlns:w15="http://schemas.microsoft.com/office/word/2012/wordml" xmlns:w16cex="http://schemas.microsoft.com/office/word/2018/wordml/cex" xmlns:w16cid="http://schemas.microsoft.com/office/word/2016/wordml/cid" xmlns:w16="http://schemas.microsoft.com/office/word/2018/wordml" xmlns:w16sdtdh="http://schemas.microsoft.com/office/word/2020/wordml/sdtdatahash" xmlns:w16se="http://schemas.microsoft.com/office/word/2015/wordml/symex" xmlns:wpg="http://schemas.microsoft.com/office/word/2010/wordprocessingGroup" xmlns:wpi="http://schemas.microsoft.com/office/word/2010/wordprocessingInk" xmlns:wne="http://schemas.microsoft.com/office/word/2006/wordml" xmlns:wps="http://schemas.microsoft.com/office/word/2010/wordprocessingShape" mc:Ignorable="w14 w15 w16se w16cid w16 w16cex w16sdtdh wp14">
+<w:numbering xmlns:wpc="http://schemas.microsoft.com/office/word/2010/wordprocessingCanvas" xmlns:cx="http://schemas.microsoft.com/office/drawing/2014/chartex" xmlns:cx1="http://schemas.microsoft.com/office/drawing/2015/9/8/chartex" xmlns:cx2="http://schemas.microsoft.com/office/drawing/2015/10/21/chartex" xmlns:cx3="http://schemas.microsoft.com/office/drawing/2016/5/9/chartex" xmlns:cx4="http://schemas.microsoft.com/office/drawing/2016/5/10/chartex" xmlns:cx5="http://schemas.microsoft.com/office/drawing/2016/5/11/chartex" xmlns:cx6="http://schemas.microsoft.com/office/drawing/2016/5/12/chartex" xmlns:cx7="http://schemas.microsoft.com/office/drawing/2016/5/13/chartex" xmlns:cx8="http://schemas.microsoft.com/office/drawing/2016/5/14/chartex" xmlns:mc="http://schemas.openxmlformats.org/markup-compatibility/2006" xmlns:aink="http://schemas.microsoft.com/office/drawing/2016/ink" xmlns:am3d="http://schemas.microsoft.com/office/drawing/2017/model3d" xmlns:o="urn:schemas-microsoft-com:office:office" xmlns:oel="http://schemas.microsoft.com/office/2019/extlst" xmlns:r="http://schemas.openxmlformats.org/officeDocument/2006/relationships" xmlns:m="http://schemas.openxmlformats.org/officeDocument/2006/math" xmlns:v="urn:schemas-microsoft-com:vml" xmlns:wp14="http://schemas.microsoft.com/office/word/2010/wordprocessingDrawing" xmlns:wp="http://schemas.openxmlformats.org/drawingml/2006/wordprocessingDrawing" xmlns:w10="urn:schemas-microsoft-com:office:word" xmlns:w="http://schemas.openxmlformats.org/wordprocessingml/2006/main" xmlns:w14="http://schemas.microsoft.com/office/word/2010/wordml" xmlns:w15="http://schemas.microsoft.com/office/word/2012/wordml" xmlns:w16cex="http://schemas.microsoft.com/office/word/2018/wordml/cex" xmlns:w16cid="http://schemas.microsoft.com/office/word/2016/wordml/cid" xmlns:w16="http://schemas.microsoft.com/office/word/2018/wordml" xmlns:w16du="http://schemas.microsoft.com/office/word/2023/wordml/word16du" xmlns:w16sdtdh="http://schemas.microsoft.com/office/word/2020/wordml/sdtdatahash" xmlns:w16se="http://schemas.microsoft.com/office/word/2015/wordml/symex" xmlns:wpg="http://schemas.microsoft.com/office/word/2010/wordprocessingGroup" xmlns:wpi="http://schemas.microsoft.com/office/word/2010/wordprocessingInk" xmlns:wne="http://schemas.microsoft.com/office/word/2006/wordml" xmlns:wps="http://schemas.microsoft.com/office/word/2010/wordprocessingShape" mc:Ignorable="w14 w15 w16se w16cid w16 w16cex w16sdtdh wp14">
   <w:abstractNum w:abstractNumId="0" w15:restartNumberingAfterBreak="0">
     <w:nsid w:val="14EE3575"/>
     <w:multiLevelType w:val="hybridMultilevel"/>
@@ -2050,6 +2979,95 @@
     </w:lvl>
   </w:abstractNum>
   <w:abstractNum w:abstractNumId="4" w15:restartNumberingAfterBreak="0">
+    <w:nsid w:val="46416485"/>
+    <w:multiLevelType w:val="hybridMultilevel"/>
+    <w:tmpl w:val="638C880A"/>
+    <w:lvl w:ilvl="0" w:tplc="8B06E478">
+      <w:start w:val="1"/>
+      <w:numFmt w:val="upperLetter"/>
+      <w:lvlText w:val="(%1)"/>
+      <w:lvlJc w:val="left"/>
+      <w:pPr>
+        <w:ind w:left="360" w:hanging="360"/>
+      </w:pPr>
+      <w:rPr>
+        <w:rFonts w:hint="default"/>
+      </w:rPr>
+    </w:lvl>
+    <w:lvl w:ilvl="1" w:tplc="04090019" w:tentative="1">
+      <w:start w:val="1"/>
+      <w:numFmt w:val="ideographTraditional"/>
+      <w:lvlText w:val="%2、"/>
+      <w:lvlJc w:val="left"/>
+      <w:pPr>
+        <w:ind w:left="960" w:hanging="480"/>
+      </w:pPr>
+    </w:lvl>
+    <w:lvl w:ilvl="2" w:tplc="0409001B" w:tentative="1">
+      <w:start w:val="1"/>
+      <w:numFmt w:val="lowerRoman"/>
+      <w:lvlText w:val="%3."/>
+      <w:lvlJc w:val="right"/>
+      <w:pPr>
+        <w:ind w:left="1440" w:hanging="480"/>
+      </w:pPr>
+    </w:lvl>
+    <w:lvl w:ilvl="3" w:tplc="0409000F" w:tentative="1">
+      <w:start w:val="1"/>
+      <w:numFmt w:val="decimal"/>
+      <w:lvlText w:val="%4."/>
+      <w:lvlJc w:val="left"/>
+      <w:pPr>
+        <w:ind w:left="1920" w:hanging="480"/>
+      </w:pPr>
+    </w:lvl>
+    <w:lvl w:ilvl="4" w:tplc="04090019" w:tentative="1">
+      <w:start w:val="1"/>
+      <w:numFmt w:val="ideographTraditional"/>
+      <w:lvlText w:val="%5、"/>
+      <w:lvlJc w:val="left"/>
+      <w:pPr>
+        <w:ind w:left="2400" w:hanging="480"/>
+      </w:pPr>
+    </w:lvl>
+    <w:lvl w:ilvl="5" w:tplc="0409001B" w:tentative="1">
+      <w:start w:val="1"/>
+      <w:numFmt w:val="lowerRoman"/>
+      <w:lvlText w:val="%6."/>
+      <w:lvlJc w:val="right"/>
+      <w:pPr>
+        <w:ind w:left="2880" w:hanging="480"/>
+      </w:pPr>
+    </w:lvl>
+    <w:lvl w:ilvl="6" w:tplc="0409000F" w:tentative="1">
+      <w:start w:val="1"/>
+      <w:numFmt w:val="decimal"/>
+      <w:lvlText w:val="%7."/>
+      <w:lvlJc w:val="left"/>
+      <w:pPr>
+        <w:ind w:left="3360" w:hanging="480"/>
+      </w:pPr>
+    </w:lvl>
+    <w:lvl w:ilvl="7" w:tplc="04090019" w:tentative="1">
+      <w:start w:val="1"/>
+      <w:numFmt w:val="ideographTraditional"/>
+      <w:lvlText w:val="%8、"/>
+      <w:lvlJc w:val="left"/>
+      <w:pPr>
+        <w:ind w:left="3840" w:hanging="480"/>
+      </w:pPr>
+    </w:lvl>
+    <w:lvl w:ilvl="8" w:tplc="0409001B" w:tentative="1">
+      <w:start w:val="1"/>
+      <w:numFmt w:val="lowerRoman"/>
+      <w:lvlText w:val="%9."/>
+      <w:lvlJc w:val="right"/>
+      <w:pPr>
+        <w:ind w:left="4320" w:hanging="480"/>
+      </w:pPr>
+    </w:lvl>
+  </w:abstractNum>
+  <w:abstractNum w:abstractNumId="5" w15:restartNumberingAfterBreak="0">
     <w:nsid w:val="792E1C22"/>
     <w:multiLevelType w:val="hybridMultilevel"/>
     <w:tmpl w:val="948AF110"/>
@@ -2138,20 +3156,115 @@
       </w:pPr>
     </w:lvl>
   </w:abstractNum>
-  <w:num w:numId="1">
+  <w:abstractNum w:abstractNumId="6" w15:restartNumberingAfterBreak="0">
+    <w:nsid w:val="7A9860CC"/>
+    <w:multiLevelType w:val="hybridMultilevel"/>
+    <w:tmpl w:val="B81C9542"/>
+    <w:lvl w:ilvl="0" w:tplc="385EDC2A">
+      <w:start w:val="1"/>
+      <w:numFmt w:val="decimal"/>
+      <w:lvlText w:val="%1."/>
+      <w:lvlJc w:val="left"/>
+      <w:pPr>
+        <w:ind w:left="600" w:hanging="360"/>
+      </w:pPr>
+      <w:rPr>
+        <w:rFonts w:hint="default"/>
+      </w:rPr>
+    </w:lvl>
+    <w:lvl w:ilvl="1" w:tplc="04090019" w:tentative="1">
+      <w:start w:val="1"/>
+      <w:numFmt w:val="ideographTraditional"/>
+      <w:lvlText w:val="%2、"/>
+      <w:lvlJc w:val="left"/>
+      <w:pPr>
+        <w:ind w:left="1200" w:hanging="480"/>
+      </w:pPr>
+    </w:lvl>
+    <w:lvl w:ilvl="2" w:tplc="0409001B" w:tentative="1">
+      <w:start w:val="1"/>
+      <w:numFmt w:val="lowerRoman"/>
+      <w:lvlText w:val="%3."/>
+      <w:lvlJc w:val="right"/>
+      <w:pPr>
+        <w:ind w:left="1680" w:hanging="480"/>
+      </w:pPr>
+    </w:lvl>
+    <w:lvl w:ilvl="3" w:tplc="0409000F" w:tentative="1">
+      <w:start w:val="1"/>
+      <w:numFmt w:val="decimal"/>
+      <w:lvlText w:val="%4."/>
+      <w:lvlJc w:val="left"/>
+      <w:pPr>
+        <w:ind w:left="2160" w:hanging="480"/>
+      </w:pPr>
+    </w:lvl>
+    <w:lvl w:ilvl="4" w:tplc="04090019" w:tentative="1">
+      <w:start w:val="1"/>
+      <w:numFmt w:val="ideographTraditional"/>
+      <w:lvlText w:val="%5、"/>
+      <w:lvlJc w:val="left"/>
+      <w:pPr>
+        <w:ind w:left="2640" w:hanging="480"/>
+      </w:pPr>
+    </w:lvl>
+    <w:lvl w:ilvl="5" w:tplc="0409001B" w:tentative="1">
+      <w:start w:val="1"/>
+      <w:numFmt w:val="lowerRoman"/>
+      <w:lvlText w:val="%6."/>
+      <w:lvlJc w:val="right"/>
+      <w:pPr>
+        <w:ind w:left="3120" w:hanging="480"/>
+      </w:pPr>
+    </w:lvl>
+    <w:lvl w:ilvl="6" w:tplc="0409000F" w:tentative="1">
+      <w:start w:val="1"/>
+      <w:numFmt w:val="decimal"/>
+      <w:lvlText w:val="%7."/>
+      <w:lvlJc w:val="left"/>
+      <w:pPr>
+        <w:ind w:left="3600" w:hanging="480"/>
+      </w:pPr>
+    </w:lvl>
+    <w:lvl w:ilvl="7" w:tplc="04090019" w:tentative="1">
+      <w:start w:val="1"/>
+      <w:numFmt w:val="ideographTraditional"/>
+      <w:lvlText w:val="%8、"/>
+      <w:lvlJc w:val="left"/>
+      <w:pPr>
+        <w:ind w:left="4080" w:hanging="480"/>
+      </w:pPr>
+    </w:lvl>
+    <w:lvl w:ilvl="8" w:tplc="0409001B" w:tentative="1">
+      <w:start w:val="1"/>
+      <w:numFmt w:val="lowerRoman"/>
+      <w:lvlText w:val="%9."/>
+      <w:lvlJc w:val="right"/>
+      <w:pPr>
+        <w:ind w:left="4560" w:hanging="480"/>
+      </w:pPr>
+    </w:lvl>
+  </w:abstractNum>
+  <w:num w:numId="1" w16cid:durableId="2048093201">
     <w:abstractNumId w:val="2"/>
   </w:num>
-  <w:num w:numId="2">
-    <w:abstractNumId w:val="4"/>
+  <w:num w:numId="2" w16cid:durableId="1338583459">
+    <w:abstractNumId w:val="5"/>
   </w:num>
-  <w:num w:numId="3">
+  <w:num w:numId="3" w16cid:durableId="787578059">
     <w:abstractNumId w:val="0"/>
   </w:num>
-  <w:num w:numId="4">
+  <w:num w:numId="4" w16cid:durableId="1037123244">
     <w:abstractNumId w:val="3"/>
   </w:num>
-  <w:num w:numId="5">
+  <w:num w:numId="5" w16cid:durableId="1808662772">
     <w:abstractNumId w:val="1"/>
+  </w:num>
+  <w:num w:numId="6" w16cid:durableId="2099717863">
+    <w:abstractNumId w:val="6"/>
+  </w:num>
+  <w:num w:numId="7" w16cid:durableId="1138690580">
+    <w:abstractNumId w:val="4"/>
   </w:num>
 </w:numbering>
 </file>

--- a/碩一/TOEIC/時態.docx
+++ b/碩一/TOEIC/時態.docx
@@ -1,6 +1,6 @@
 
 <file path=word/document.xml><?xml version="1.0" encoding="utf-8"?>
-<w:document xmlns:wpc="http://schemas.microsoft.com/office/word/2010/wordprocessingCanvas" xmlns:cx="http://schemas.microsoft.com/office/drawing/2014/chartex" xmlns:cx1="http://schemas.microsoft.com/office/drawing/2015/9/8/chartex" xmlns:cx2="http://schemas.microsoft.com/office/drawing/2015/10/21/chartex" xmlns:cx3="http://schemas.microsoft.com/office/drawing/2016/5/9/chartex" xmlns:cx4="http://schemas.microsoft.com/office/drawing/2016/5/10/chartex" xmlns:cx5="http://schemas.microsoft.com/office/drawing/2016/5/11/chartex" xmlns:cx6="http://schemas.microsoft.com/office/drawing/2016/5/12/chartex" xmlns:cx7="http://schemas.microsoft.com/office/drawing/2016/5/13/chartex" xmlns:cx8="http://schemas.microsoft.com/office/drawing/2016/5/14/chartex" xmlns:mc="http://schemas.openxmlformats.org/markup-compatibility/2006" xmlns:aink="http://schemas.microsoft.com/office/drawing/2016/ink" xmlns:am3d="http://schemas.microsoft.com/office/drawing/2017/model3d" xmlns:o="urn:schemas-microsoft-com:office:office" xmlns:oel="http://schemas.microsoft.com/office/2019/extlst" xmlns:r="http://schemas.openxmlformats.org/officeDocument/2006/relationships" xmlns:m="http://schemas.openxmlformats.org/officeDocument/2006/math" xmlns:v="urn:schemas-microsoft-com:vml" xmlns:wp14="http://schemas.microsoft.com/office/word/2010/wordprocessingDrawing" xmlns:wp="http://schemas.openxmlformats.org/drawingml/2006/wordprocessingDrawing" xmlns:w10="urn:schemas-microsoft-com:office:word" xmlns:w="http://schemas.openxmlformats.org/wordprocessingml/2006/main" xmlns:w14="http://schemas.microsoft.com/office/word/2010/wordml" xmlns:w15="http://schemas.microsoft.com/office/word/2012/wordml" xmlns:w16cex="http://schemas.microsoft.com/office/word/2018/wordml/cex" xmlns:w16cid="http://schemas.microsoft.com/office/word/2016/wordml/cid" xmlns:w16="http://schemas.microsoft.com/office/word/2018/wordml" xmlns:w16du="http://schemas.microsoft.com/office/word/2023/wordml/word16du" xmlns:w16sdtdh="http://schemas.microsoft.com/office/word/2020/wordml/sdtdatahash" xmlns:w16se="http://schemas.microsoft.com/office/word/2015/wordml/symex" xmlns:wpg="http://schemas.microsoft.com/office/word/2010/wordprocessingGroup" xmlns:wpi="http://schemas.microsoft.com/office/word/2010/wordprocessingInk" xmlns:wne="http://schemas.microsoft.com/office/word/2006/wordml" xmlns:wps="http://schemas.microsoft.com/office/word/2010/wordprocessingShape" mc:Ignorable="w14 w15 w16se w16cid w16 w16cex w16sdtdh wp14">
+<w:document xmlns:wpc="http://schemas.microsoft.com/office/word/2010/wordprocessingCanvas" xmlns:cx="http://schemas.microsoft.com/office/drawing/2014/chartex" xmlns:cx1="http://schemas.microsoft.com/office/drawing/2015/9/8/chartex" xmlns:cx2="http://schemas.microsoft.com/office/drawing/2015/10/21/chartex" xmlns:cx3="http://schemas.microsoft.com/office/drawing/2016/5/9/chartex" xmlns:cx4="http://schemas.microsoft.com/office/drawing/2016/5/10/chartex" xmlns:cx5="http://schemas.microsoft.com/office/drawing/2016/5/11/chartex" xmlns:cx6="http://schemas.microsoft.com/office/drawing/2016/5/12/chartex" xmlns:cx7="http://schemas.microsoft.com/office/drawing/2016/5/13/chartex" xmlns:cx8="http://schemas.microsoft.com/office/drawing/2016/5/14/chartex" xmlns:mc="http://schemas.openxmlformats.org/markup-compatibility/2006" xmlns:aink="http://schemas.microsoft.com/office/drawing/2016/ink" xmlns:am3d="http://schemas.microsoft.com/office/drawing/2017/model3d" xmlns:o="urn:schemas-microsoft-com:office:office" xmlns:r="http://schemas.openxmlformats.org/officeDocument/2006/relationships" xmlns:m="http://schemas.openxmlformats.org/officeDocument/2006/math" xmlns:v="urn:schemas-microsoft-com:vml" xmlns:wp14="http://schemas.microsoft.com/office/word/2010/wordprocessingDrawing" xmlns:wp="http://schemas.openxmlformats.org/drawingml/2006/wordprocessingDrawing" xmlns:w10="urn:schemas-microsoft-com:office:word" xmlns:w="http://schemas.openxmlformats.org/wordprocessingml/2006/main" xmlns:w14="http://schemas.microsoft.com/office/word/2010/wordml" xmlns:w15="http://schemas.microsoft.com/office/word/2012/wordml" xmlns:w16cex="http://schemas.microsoft.com/office/word/2018/wordml/cex" xmlns:w16cid="http://schemas.microsoft.com/office/word/2016/wordml/cid" xmlns:w16="http://schemas.microsoft.com/office/word/2018/wordml" xmlns:w16sdtdh="http://schemas.microsoft.com/office/word/2020/wordml/sdtdatahash" xmlns:w16se="http://schemas.microsoft.com/office/word/2015/wordml/symex" xmlns:wpg="http://schemas.microsoft.com/office/word/2010/wordprocessingGroup" xmlns:wpi="http://schemas.microsoft.com/office/word/2010/wordprocessingInk" xmlns:wne="http://schemas.microsoft.com/office/word/2006/wordml" xmlns:wps="http://schemas.microsoft.com/office/word/2010/wordprocessingShape" mc:Ignorable="w14 w15 w16se w16cid w16 w16cex w16sdtdh wp14">
   <w:body>
     <w:p>
       <w:r>
@@ -340,11 +340,11 @@
       </w:r>
       <w:proofErr w:type="spellStart"/>
       <w:r>
-        <w:t>v.n.</w:t>
+        <w:t>v.n</w:t>
       </w:r>
       <w:proofErr w:type="spellEnd"/>
       <w:r>
-        <w:t xml:space="preserve"> </w:t>
+        <w:t xml:space="preserve">. </w:t>
       </w:r>
       <w:r>
         <w:rPr>
@@ -1751,10 +1751,7 @@
         <w:t>-&gt;</w:t>
       </w:r>
       <w:r>
-        <w:t xml:space="preserve"> </w:t>
-      </w:r>
-      <w:r>
-        <w:t>had been scrutinized</w:t>
+        <w:t xml:space="preserve"> had been scrutinized</w:t>
       </w:r>
     </w:p>
     <w:p>
@@ -1765,10 +1762,7 @@
         <w:t>Ans:</w:t>
       </w:r>
       <w:r>
-        <w:t xml:space="preserve"> </w:t>
-      </w:r>
-      <w:r>
-        <w:t>had been scrutinized</w:t>
+        <w:t xml:space="preserve"> had been scrutinized</w:t>
       </w:r>
     </w:p>
     <w:p>
@@ -1794,13 +1788,7 @@
         <w:rPr>
           <w:rFonts w:hint="eastAsia"/>
         </w:rPr>
-        <w:t>官方</w:t>
-      </w:r>
-      <w:r>
-        <w:rPr>
-          <w:rFonts w:hint="eastAsia"/>
-        </w:rPr>
-        <w:t>、</w:t>
+        <w:t>官方、</w:t>
       </w:r>
       <w:r>
         <w:t>scrutinize</w:t>
@@ -1833,13 +1821,7 @@
         <w:t>遵守、</w:t>
       </w:r>
     </w:p>
-    <w:p>
-      <w:pPr>
-        <w:rPr>
-          <w:rFonts w:hint="eastAsia"/>
-        </w:rPr>
-      </w:pPr>
-    </w:p>
+    <w:p/>
     <w:p>
       <w:pPr>
         <w:ind w:rightChars="100" w:right="240"/>
@@ -2021,18 +2003,12 @@
     <w:p>
       <w:pPr>
         <w:ind w:rightChars="100" w:right="240"/>
-        <w:rPr>
-          <w:rFonts w:hint="eastAsia"/>
-        </w:rPr>
       </w:pPr>
       <w:r>
         <w:t>Ans:</w:t>
       </w:r>
       <w:r>
-        <w:t xml:space="preserve"> </w:t>
-      </w:r>
-      <w:r>
-        <w:t>was attended</w:t>
+        <w:t xml:space="preserve"> was attended</w:t>
       </w:r>
     </w:p>
     <w:p>
@@ -2040,6 +2016,9 @@
         <w:ind w:leftChars="100" w:left="240" w:rightChars="100" w:right="240"/>
       </w:pPr>
       <w:r>
+        <w:rPr>
+          <w:noProof/>
+        </w:rPr>
         <w:drawing>
           <wp:inline distT="0" distB="0" distL="0" distR="0" wp14:anchorId="350F01E7" wp14:editId="3332AA81">
             <wp:extent cx="5274310" cy="1407795"/>
@@ -2292,13 +2271,7 @@
         <w:rPr>
           <w:highlight w:val="yellow"/>
         </w:rPr>
-        <w:t>h</w:t>
-      </w:r>
-      <w:r>
-        <w:rPr>
-          <w:highlight w:val="yellow"/>
-        </w:rPr>
-        <w:t>ave dropped</w:t>
+        <w:t>have dropped</w:t>
       </w:r>
       <w:r>
         <w:t xml:space="preserve"> by 11% </w:t>
@@ -2338,9 +2311,6 @@
     <w:p>
       <w:pPr>
         <w:ind w:rightChars="100" w:right="240"/>
-        <w:rPr>
-          <w:rFonts w:hint="eastAsia"/>
-        </w:rPr>
       </w:pPr>
       <w:r>
         <w:t>apparel</w:t>
@@ -2494,9 +2464,6 @@
     <w:p>
       <w:pPr>
         <w:ind w:rightChars="100" w:right="240"/>
-        <w:rPr>
-          <w:rFonts w:hint="eastAsia"/>
-        </w:rPr>
       </w:pPr>
     </w:p>
     <w:p>
@@ -2574,9 +2541,6 @@
     <w:p>
       <w:pPr>
         <w:ind w:rightChars="100" w:right="240"/>
-        <w:rPr>
-          <w:rFonts w:hint="eastAsia"/>
-        </w:rPr>
       </w:pPr>
     </w:p>
     <w:p>
@@ -2596,9 +2560,6 @@
     <w:p>
       <w:pPr>
         <w:ind w:rightChars="100" w:right="240"/>
-        <w:rPr>
-          <w:rFonts w:hint="eastAsia"/>
-        </w:rPr>
       </w:pPr>
       <w:r>
         <w:t>Ans:</w:t>
@@ -2609,6 +2570,403 @@
       <w:r>
         <w:t>Have dropped</w:t>
       </w:r>
+    </w:p>
+    <w:p>
+      <w:pPr>
+        <w:ind w:rightChars="100" w:right="240"/>
+      </w:pPr>
+    </w:p>
+    <w:p>
+      <w:pPr>
+        <w:ind w:rightChars="100" w:right="240"/>
+      </w:pPr>
+      <w:r>
+        <w:t xml:space="preserve">The new line of mobile devices </w:t>
+      </w:r>
+      <w:r>
+        <w:rPr>
+          <w:highlight w:val="yellow"/>
+        </w:rPr>
+        <w:t>which was released</w:t>
+      </w:r>
+      <w:r>
+        <w:t xml:space="preserve"> </w:t>
+      </w:r>
+      <w:r>
+        <w:rPr>
+          <w:color w:val="FF0000"/>
+        </w:rPr>
+        <w:t xml:space="preserve">hit </w:t>
+      </w:r>
+      <w:r>
+        <w:t>the shelves of all main electronic stores.</w:t>
+      </w:r>
+    </w:p>
+    <w:p>
+      <w:pPr>
+        <w:ind w:rightChars="100" w:right="240"/>
+      </w:pPr>
+      <w:r>
+        <w:t>(A)</w:t>
+      </w:r>
+      <w:r>
+        <w:t>releases</w:t>
+      </w:r>
+      <w:r>
+        <w:rPr>
+          <w:rFonts w:hint="eastAsia"/>
+        </w:rPr>
+        <w:t>釋放</w:t>
+      </w:r>
+      <w:r>
+        <w:rPr>
+          <w:rFonts w:hint="eastAsia"/>
+        </w:rPr>
+        <w:t>/</w:t>
+      </w:r>
+      <w:r>
+        <w:rPr>
+          <w:rFonts w:hint="eastAsia"/>
+        </w:rPr>
+        <w:t>上市</w:t>
+      </w:r>
+      <w:r>
+        <w:rPr>
+          <w:rFonts w:hint="eastAsia"/>
+        </w:rPr>
+        <w:t>(</w:t>
+      </w:r>
+      <w:r>
+        <w:rPr>
+          <w:rFonts w:hint="eastAsia"/>
+        </w:rPr>
+        <w:t>現在簡單式</w:t>
+      </w:r>
+      <w:r>
+        <w:rPr>
+          <w:rFonts w:hint="eastAsia"/>
+        </w:rPr>
+        <w:t>)</w:t>
+      </w:r>
+      <w:r>
+        <w:rPr>
+          <w:rFonts w:hint="eastAsia"/>
+        </w:rPr>
+        <w:t>(</w:t>
+      </w:r>
+      <w:r>
+        <w:t>B)release</w:t>
+      </w:r>
+      <w:r>
+        <w:rPr>
+          <w:rFonts w:hint="eastAsia"/>
+        </w:rPr>
+        <w:t>(</w:t>
+      </w:r>
+      <w:r>
+        <w:rPr>
+          <w:rFonts w:hint="eastAsia"/>
+        </w:rPr>
+        <w:t>原</w:t>
+      </w:r>
+      <w:r>
+        <w:rPr>
+          <w:rFonts w:hint="eastAsia"/>
+        </w:rPr>
+        <w:t>V</w:t>
+      </w:r>
+      <w:r>
+        <w:t>)</w:t>
+      </w:r>
+      <w:r>
+        <w:rPr>
+          <w:highlight w:val="yellow"/>
+        </w:rPr>
+        <w:t xml:space="preserve">(C)which was </w:t>
+      </w:r>
+      <w:r>
+        <w:rPr>
+          <w:highlight w:val="yellow"/>
+        </w:rPr>
+        <w:t>released</w:t>
+      </w:r>
+      <w:r>
+        <w:t>(D)which is released</w:t>
+      </w:r>
+    </w:p>
+    <w:p>
+      <w:pPr>
+        <w:ind w:rightChars="100" w:right="240"/>
+      </w:pPr>
+      <w:r>
+        <w:t>Ans:</w:t>
+      </w:r>
+      <w:r>
+        <w:rPr>
+          <w:highlight w:val="yellow"/>
+        </w:rPr>
+        <w:t xml:space="preserve"> </w:t>
+      </w:r>
+      <w:r>
+        <w:rPr>
+          <w:highlight w:val="yellow"/>
+        </w:rPr>
+        <w:t>which was released</w:t>
+      </w:r>
+    </w:p>
+    <w:p>
+      <w:pPr>
+        <w:ind w:rightChars="100" w:right="240"/>
+      </w:pPr>
+      <w:r>
+        <w:rPr>
+          <w:rFonts w:hint="eastAsia"/>
+        </w:rPr>
+        <w:t>h</w:t>
+      </w:r>
+      <w:r>
+        <w:t>it the shelves</w:t>
+      </w:r>
+      <w:r>
+        <w:t>上架販售</w:t>
+      </w:r>
+      <w:r>
+        <w:rPr>
+          <w:rFonts w:hint="eastAsia"/>
+        </w:rPr>
+        <w:t>、</w:t>
+      </w:r>
+      <w:r>
+        <w:rPr>
+          <w:rFonts w:hint="eastAsia"/>
+        </w:rPr>
+        <w:t>r</w:t>
+      </w:r>
+      <w:r>
+        <w:t xml:space="preserve">elease v </w:t>
+      </w:r>
+      <w:r>
+        <w:rPr>
+          <w:rFonts w:hint="eastAsia"/>
+        </w:rPr>
+        <w:t>釋放</w:t>
+      </w:r>
+      <w:r>
+        <w:rPr>
+          <w:rFonts w:hint="eastAsia"/>
+        </w:rPr>
+        <w:t>/</w:t>
+      </w:r>
+      <w:r>
+        <w:rPr>
+          <w:rFonts w:hint="eastAsia"/>
+        </w:rPr>
+        <w:t>發布</w:t>
+      </w:r>
+      <w:r>
+        <w:rPr>
+          <w:rFonts w:hint="eastAsia"/>
+        </w:rPr>
+        <w:t>/</w:t>
+      </w:r>
+      <w:r>
+        <w:rPr>
+          <w:rFonts w:hint="eastAsia"/>
+        </w:rPr>
+        <w:t>發行</w:t>
+      </w:r>
+      <w:r>
+        <w:rPr>
+          <w:rFonts w:hint="eastAsia"/>
+        </w:rPr>
+        <w:t>,</w:t>
+      </w:r>
+      <w:r>
+        <w:t>n.</w:t>
+      </w:r>
+      <w:r>
+        <w:rPr>
+          <w:rFonts w:hint="eastAsia"/>
+        </w:rPr>
+        <w:t>釋放</w:t>
+      </w:r>
+      <w:r>
+        <w:rPr>
+          <w:rFonts w:hint="eastAsia"/>
+        </w:rPr>
+        <w:t xml:space="preserve"> </w:t>
+      </w:r>
+    </w:p>
+    <w:p>
+      <w:pPr>
+        <w:ind w:rightChars="100" w:right="240"/>
+      </w:pPr>
+      <w:r>
+        <w:t>Hit=</w:t>
+      </w:r>
+      <w:r>
+        <w:rPr>
+          <w:rFonts w:hint="eastAsia"/>
+        </w:rPr>
+        <w:t>動詞</w:t>
+      </w:r>
+      <w:r>
+        <w:rPr>
+          <w:rFonts w:hint="eastAsia"/>
+        </w:rPr>
+        <w:t xml:space="preserve"> </w:t>
+      </w:r>
+      <w:r>
+        <w:rPr>
+          <w:rFonts w:hint="eastAsia"/>
+        </w:rPr>
+        <w:t>若選擇</w:t>
+      </w:r>
+      <w:r>
+        <w:rPr>
+          <w:rFonts w:hint="eastAsia"/>
+        </w:rPr>
+        <w:t>(</w:t>
+      </w:r>
+      <w:r>
+        <w:t>A)</w:t>
+      </w:r>
+      <w:r>
+        <w:rPr>
+          <w:rFonts w:hint="eastAsia"/>
+        </w:rPr>
+        <w:t>或</w:t>
+      </w:r>
+      <w:r>
+        <w:t>(B)</w:t>
+      </w:r>
+      <w:r>
+        <w:rPr>
+          <w:rFonts w:hint="eastAsia"/>
+        </w:rPr>
+        <w:t>就會有兩個動詞卻沒有連接詞，因此這不合理</w:t>
+      </w:r>
+    </w:p>
+    <w:p>
+      <w:pPr>
+        <w:ind w:rightChars="100" w:right="240"/>
+        <w:rPr>
+          <w:strike/>
+        </w:rPr>
+      </w:pPr>
+      <w:r>
+        <w:rPr>
+          <w:strike/>
+        </w:rPr>
+        <w:t>The boy hit(v)the ball broke(v) the window</w:t>
+      </w:r>
+    </w:p>
+    <w:p>
+      <w:pPr>
+        <w:ind w:rightChars="100" w:right="240"/>
+      </w:pPr>
+      <w:r>
+        <w:t>The boy hit(v)the ball which broke(v) the window.</w:t>
+      </w:r>
+    </w:p>
+    <w:p>
+      <w:pPr>
+        <w:ind w:rightChars="100" w:right="240"/>
+      </w:pPr>
+      <w:r>
+        <w:rPr>
+          <w:rFonts w:hint="eastAsia"/>
+        </w:rPr>
+        <w:t>如同上述例句</w:t>
+      </w:r>
+      <w:r>
+        <w:rPr>
+          <w:rFonts w:hint="eastAsia"/>
+        </w:rPr>
+        <w:t>T</w:t>
+      </w:r>
+      <w:r>
+        <w:t>he boy</w:t>
+      </w:r>
+      <w:r>
+        <w:rPr>
+          <w:rFonts w:hint="eastAsia"/>
+        </w:rPr>
+        <w:t>是第三人稱單數，因此若句子為現在式</w:t>
+      </w:r>
+      <w:r>
+        <w:rPr>
+          <w:rFonts w:hint="eastAsia"/>
+        </w:rPr>
+        <w:t>h</w:t>
+      </w:r>
+      <w:r>
+        <w:t>it</w:t>
+      </w:r>
+      <w:r>
+        <w:rPr>
+          <w:rFonts w:hint="eastAsia"/>
+        </w:rPr>
+        <w:t>應該要加</w:t>
+      </w:r>
+      <w:r>
+        <w:rPr>
+          <w:rFonts w:hint="eastAsia"/>
+        </w:rPr>
+        <w:t>s</w:t>
+      </w:r>
+      <w:r>
+        <w:rPr>
+          <w:rFonts w:hint="eastAsia"/>
+        </w:rPr>
+        <w:t>，句子沒用</w:t>
+      </w:r>
+      <w:r>
+        <w:rPr>
+          <w:rFonts w:hint="eastAsia"/>
+        </w:rPr>
+        <w:t>h</w:t>
+      </w:r>
+      <w:r>
+        <w:t>its</w:t>
+      </w:r>
+      <w:r>
+        <w:rPr>
+          <w:rFonts w:hint="eastAsia"/>
+        </w:rPr>
+        <w:t>而是</w:t>
+      </w:r>
+      <w:r>
+        <w:rPr>
+          <w:rFonts w:hint="eastAsia"/>
+        </w:rPr>
+        <w:t>h</w:t>
+      </w:r>
+      <w:r>
+        <w:t>it</w:t>
+      </w:r>
+      <w:r>
+        <w:rPr>
+          <w:rFonts w:hint="eastAsia"/>
+        </w:rPr>
+        <w:t>代表就是過去式</w:t>
+      </w:r>
+    </w:p>
+    <w:p>
+      <w:pPr>
+        <w:ind w:rightChars="100" w:right="240"/>
+        <w:rPr>
+          <w:rFonts w:hint="eastAsia"/>
+        </w:rPr>
+      </w:pPr>
+    </w:p>
+    <w:p>
+      <w:pPr>
+        <w:ind w:rightChars="100" w:right="240"/>
+        <w:rPr>
+          <w:rFonts w:hint="eastAsia"/>
+        </w:rPr>
+      </w:pPr>
     </w:p>
     <w:sectPr>
       <w:pgSz w:w="11906" w:h="16838"/>
@@ -2621,7 +2979,7 @@
 </file>
 
 <file path=word/numbering.xml><?xml version="1.0" encoding="utf-8"?>
-<w:numbering xmlns:wpc="http://schemas.microsoft.com/office/word/2010/wordprocessingCanvas" xmlns:cx="http://schemas.microsoft.com/office/drawing/2014/chartex" xmlns:cx1="http://schemas.microsoft.com/office/drawing/2015/9/8/chartex" xmlns:cx2="http://schemas.microsoft.com/office/drawing/2015/10/21/chartex" xmlns:cx3="http://schemas.microsoft.com/office/drawing/2016/5/9/chartex" xmlns:cx4="http://schemas.microsoft.com/office/drawing/2016/5/10/chartex" xmlns:cx5="http://schemas.microsoft.com/office/drawing/2016/5/11/chartex" xmlns:cx6="http://schemas.microsoft.com/office/drawing/2016/5/12/chartex" xmlns:cx7="http://schemas.microsoft.com/office/drawing/2016/5/13/chartex" xmlns:cx8="http://schemas.microsoft.com/office/drawing/2016/5/14/chartex" xmlns:mc="http://schemas.openxmlformats.org/markup-compatibility/2006" xmlns:aink="http://schemas.microsoft.com/office/drawing/2016/ink" xmlns:am3d="http://schemas.microsoft.com/office/drawing/2017/model3d" xmlns:o="urn:schemas-microsoft-com:office:office" xmlns:oel="http://schemas.microsoft.com/office/2019/extlst" xmlns:r="http://schemas.openxmlformats.org/officeDocument/2006/relationships" xmlns:m="http://schemas.openxmlformats.org/officeDocument/2006/math" xmlns:v="urn:schemas-microsoft-com:vml" xmlns:wp14="http://schemas.microsoft.com/office/word/2010/wordprocessingDrawing" xmlns:wp="http://schemas.openxmlformats.org/drawingml/2006/wordprocessingDrawing" xmlns:w10="urn:schemas-microsoft-com:office:word" xmlns:w="http://schemas.openxmlformats.org/wordprocessingml/2006/main" xmlns:w14="http://schemas.microsoft.com/office/word/2010/wordml" xmlns:w15="http://schemas.microsoft.com/office/word/2012/wordml" xmlns:w16cex="http://schemas.microsoft.com/office/word/2018/wordml/cex" xmlns:w16cid="http://schemas.microsoft.com/office/word/2016/wordml/cid" xmlns:w16="http://schemas.microsoft.com/office/word/2018/wordml" xmlns:w16du="http://schemas.microsoft.com/office/word/2023/wordml/word16du" xmlns:w16sdtdh="http://schemas.microsoft.com/office/word/2020/wordml/sdtdatahash" xmlns:w16se="http://schemas.microsoft.com/office/word/2015/wordml/symex" xmlns:wpg="http://schemas.microsoft.com/office/word/2010/wordprocessingGroup" xmlns:wpi="http://schemas.microsoft.com/office/word/2010/wordprocessingInk" xmlns:wne="http://schemas.microsoft.com/office/word/2006/wordml" xmlns:wps="http://schemas.microsoft.com/office/word/2010/wordprocessingShape" mc:Ignorable="w14 w15 w16se w16cid w16 w16cex w16sdtdh wp14">
+<w:numbering xmlns:wpc="http://schemas.microsoft.com/office/word/2010/wordprocessingCanvas" xmlns:cx="http://schemas.microsoft.com/office/drawing/2014/chartex" xmlns:cx1="http://schemas.microsoft.com/office/drawing/2015/9/8/chartex" xmlns:cx2="http://schemas.microsoft.com/office/drawing/2015/10/21/chartex" xmlns:cx3="http://schemas.microsoft.com/office/drawing/2016/5/9/chartex" xmlns:cx4="http://schemas.microsoft.com/office/drawing/2016/5/10/chartex" xmlns:cx5="http://schemas.microsoft.com/office/drawing/2016/5/11/chartex" xmlns:cx6="http://schemas.microsoft.com/office/drawing/2016/5/12/chartex" xmlns:cx7="http://schemas.microsoft.com/office/drawing/2016/5/13/chartex" xmlns:cx8="http://schemas.microsoft.com/office/drawing/2016/5/14/chartex" xmlns:mc="http://schemas.openxmlformats.org/markup-compatibility/2006" xmlns:aink="http://schemas.microsoft.com/office/drawing/2016/ink" xmlns:am3d="http://schemas.microsoft.com/office/drawing/2017/model3d" xmlns:o="urn:schemas-microsoft-com:office:office" xmlns:r="http://schemas.openxmlformats.org/officeDocument/2006/relationships" xmlns:m="http://schemas.openxmlformats.org/officeDocument/2006/math" xmlns:v="urn:schemas-microsoft-com:vml" xmlns:wp14="http://schemas.microsoft.com/office/word/2010/wordprocessingDrawing" xmlns:wp="http://schemas.openxmlformats.org/drawingml/2006/wordprocessingDrawing" xmlns:w10="urn:schemas-microsoft-com:office:word" xmlns:w="http://schemas.openxmlformats.org/wordprocessingml/2006/main" xmlns:w14="http://schemas.microsoft.com/office/word/2010/wordml" xmlns:w15="http://schemas.microsoft.com/office/word/2012/wordml" xmlns:w16cex="http://schemas.microsoft.com/office/word/2018/wordml/cex" xmlns:w16cid="http://schemas.microsoft.com/office/word/2016/wordml/cid" xmlns:w16="http://schemas.microsoft.com/office/word/2018/wordml" xmlns:w16sdtdh="http://schemas.microsoft.com/office/word/2020/wordml/sdtdatahash" xmlns:w16se="http://schemas.microsoft.com/office/word/2015/wordml/symex" xmlns:wpg="http://schemas.microsoft.com/office/word/2010/wordprocessingGroup" xmlns:wpi="http://schemas.microsoft.com/office/word/2010/wordprocessingInk" xmlns:wne="http://schemas.microsoft.com/office/word/2006/wordml" xmlns:wps="http://schemas.microsoft.com/office/word/2010/wordprocessingShape" mc:Ignorable="w14 w15 w16se w16cid w16 w16cex w16sdtdh wp14">
   <w:abstractNum w:abstractNumId="0" w15:restartNumberingAfterBreak="0">
     <w:nsid w:val="14EE3575"/>
     <w:multiLevelType w:val="hybridMultilevel"/>
@@ -2712,6 +3070,95 @@
     </w:lvl>
   </w:abstractNum>
   <w:abstractNum w:abstractNumId="1" w15:restartNumberingAfterBreak="0">
+    <w:nsid w:val="187F72FC"/>
+    <w:multiLevelType w:val="hybridMultilevel"/>
+    <w:tmpl w:val="ADCE66A0"/>
+    <w:lvl w:ilvl="0" w:tplc="72CC74E4">
+      <w:start w:val="1"/>
+      <w:numFmt w:val="upperLetter"/>
+      <w:lvlText w:val="(%1)"/>
+      <w:lvlJc w:val="left"/>
+      <w:pPr>
+        <w:ind w:left="360" w:hanging="360"/>
+      </w:pPr>
+      <w:rPr>
+        <w:rFonts w:hint="default"/>
+      </w:rPr>
+    </w:lvl>
+    <w:lvl w:ilvl="1" w:tplc="04090019" w:tentative="1">
+      <w:start w:val="1"/>
+      <w:numFmt w:val="ideographTraditional"/>
+      <w:lvlText w:val="%2、"/>
+      <w:lvlJc w:val="left"/>
+      <w:pPr>
+        <w:ind w:left="960" w:hanging="480"/>
+      </w:pPr>
+    </w:lvl>
+    <w:lvl w:ilvl="2" w:tplc="0409001B" w:tentative="1">
+      <w:start w:val="1"/>
+      <w:numFmt w:val="lowerRoman"/>
+      <w:lvlText w:val="%3."/>
+      <w:lvlJc w:val="right"/>
+      <w:pPr>
+        <w:ind w:left="1440" w:hanging="480"/>
+      </w:pPr>
+    </w:lvl>
+    <w:lvl w:ilvl="3" w:tplc="0409000F" w:tentative="1">
+      <w:start w:val="1"/>
+      <w:numFmt w:val="decimal"/>
+      <w:lvlText w:val="%4."/>
+      <w:lvlJc w:val="left"/>
+      <w:pPr>
+        <w:ind w:left="1920" w:hanging="480"/>
+      </w:pPr>
+    </w:lvl>
+    <w:lvl w:ilvl="4" w:tplc="04090019" w:tentative="1">
+      <w:start w:val="1"/>
+      <w:numFmt w:val="ideographTraditional"/>
+      <w:lvlText w:val="%5、"/>
+      <w:lvlJc w:val="left"/>
+      <w:pPr>
+        <w:ind w:left="2400" w:hanging="480"/>
+      </w:pPr>
+    </w:lvl>
+    <w:lvl w:ilvl="5" w:tplc="0409001B" w:tentative="1">
+      <w:start w:val="1"/>
+      <w:numFmt w:val="lowerRoman"/>
+      <w:lvlText w:val="%6."/>
+      <w:lvlJc w:val="right"/>
+      <w:pPr>
+        <w:ind w:left="2880" w:hanging="480"/>
+      </w:pPr>
+    </w:lvl>
+    <w:lvl w:ilvl="6" w:tplc="0409000F" w:tentative="1">
+      <w:start w:val="1"/>
+      <w:numFmt w:val="decimal"/>
+      <w:lvlText w:val="%7."/>
+      <w:lvlJc w:val="left"/>
+      <w:pPr>
+        <w:ind w:left="3360" w:hanging="480"/>
+      </w:pPr>
+    </w:lvl>
+    <w:lvl w:ilvl="7" w:tplc="04090019" w:tentative="1">
+      <w:start w:val="1"/>
+      <w:numFmt w:val="ideographTraditional"/>
+      <w:lvlText w:val="%8、"/>
+      <w:lvlJc w:val="left"/>
+      <w:pPr>
+        <w:ind w:left="3840" w:hanging="480"/>
+      </w:pPr>
+    </w:lvl>
+    <w:lvl w:ilvl="8" w:tplc="0409001B" w:tentative="1">
+      <w:start w:val="1"/>
+      <w:numFmt w:val="lowerRoman"/>
+      <w:lvlText w:val="%9."/>
+      <w:lvlJc w:val="right"/>
+      <w:pPr>
+        <w:ind w:left="4320" w:hanging="480"/>
+      </w:pPr>
+    </w:lvl>
+  </w:abstractNum>
+  <w:abstractNum w:abstractNumId="2" w15:restartNumberingAfterBreak="0">
     <w:nsid w:val="1E1C4388"/>
     <w:multiLevelType w:val="hybridMultilevel"/>
     <w:tmpl w:val="D56ABD44"/>
@@ -2800,7 +3247,7 @@
       </w:pPr>
     </w:lvl>
   </w:abstractNum>
-  <w:abstractNum w:abstractNumId="2" w15:restartNumberingAfterBreak="0">
+  <w:abstractNum w:abstractNumId="3" w15:restartNumberingAfterBreak="0">
     <w:nsid w:val="2CAC0CB9"/>
     <w:multiLevelType w:val="hybridMultilevel"/>
     <w:tmpl w:val="BA2A6C8E"/>
@@ -2889,7 +3336,7 @@
       </w:pPr>
     </w:lvl>
   </w:abstractNum>
-  <w:abstractNum w:abstractNumId="3" w15:restartNumberingAfterBreak="0">
+  <w:abstractNum w:abstractNumId="4" w15:restartNumberingAfterBreak="0">
     <w:nsid w:val="2E731F0A"/>
     <w:multiLevelType w:val="hybridMultilevel"/>
     <w:tmpl w:val="64D0030A"/>
@@ -2978,7 +3425,7 @@
       </w:pPr>
     </w:lvl>
   </w:abstractNum>
-  <w:abstractNum w:abstractNumId="4" w15:restartNumberingAfterBreak="0">
+  <w:abstractNum w:abstractNumId="5" w15:restartNumberingAfterBreak="0">
     <w:nsid w:val="46416485"/>
     <w:multiLevelType w:val="hybridMultilevel"/>
     <w:tmpl w:val="638C880A"/>
@@ -3067,7 +3514,7 @@
       </w:pPr>
     </w:lvl>
   </w:abstractNum>
-  <w:abstractNum w:abstractNumId="5" w15:restartNumberingAfterBreak="0">
+  <w:abstractNum w:abstractNumId="6" w15:restartNumberingAfterBreak="0">
     <w:nsid w:val="792E1C22"/>
     <w:multiLevelType w:val="hybridMultilevel"/>
     <w:tmpl w:val="948AF110"/>
@@ -3156,7 +3603,7 @@
       </w:pPr>
     </w:lvl>
   </w:abstractNum>
-  <w:abstractNum w:abstractNumId="6" w15:restartNumberingAfterBreak="0">
+  <w:abstractNum w:abstractNumId="7" w15:restartNumberingAfterBreak="0">
     <w:nsid w:val="7A9860CC"/>
     <w:multiLevelType w:val="hybridMultilevel"/>
     <w:tmpl w:val="B81C9542"/>
@@ -3245,26 +3692,29 @@
       </w:pPr>
     </w:lvl>
   </w:abstractNum>
-  <w:num w:numId="1" w16cid:durableId="2048093201">
+  <w:num w:numId="1">
+    <w:abstractNumId w:val="3"/>
+  </w:num>
+  <w:num w:numId="2">
+    <w:abstractNumId w:val="6"/>
+  </w:num>
+  <w:num w:numId="3">
+    <w:abstractNumId w:val="0"/>
+  </w:num>
+  <w:num w:numId="4">
+    <w:abstractNumId w:val="4"/>
+  </w:num>
+  <w:num w:numId="5">
     <w:abstractNumId w:val="2"/>
   </w:num>
-  <w:num w:numId="2" w16cid:durableId="1338583459">
+  <w:num w:numId="6">
+    <w:abstractNumId w:val="7"/>
+  </w:num>
+  <w:num w:numId="7">
     <w:abstractNumId w:val="5"/>
   </w:num>
-  <w:num w:numId="3" w16cid:durableId="787578059">
-    <w:abstractNumId w:val="0"/>
-  </w:num>
-  <w:num w:numId="4" w16cid:durableId="1037123244">
-    <w:abstractNumId w:val="3"/>
-  </w:num>
-  <w:num w:numId="5" w16cid:durableId="1808662772">
+  <w:num w:numId="8">
     <w:abstractNumId w:val="1"/>
-  </w:num>
-  <w:num w:numId="6" w16cid:durableId="2099717863">
-    <w:abstractNumId w:val="6"/>
-  </w:num>
-  <w:num w:numId="7" w16cid:durableId="1138690580">
-    <w:abstractNumId w:val="4"/>
   </w:num>
 </w:numbering>
 </file>

--- a/碩一/TOEIC/時態.docx
+++ b/碩一/TOEIC/時態.docx
@@ -1,6 +1,6 @@
 
 <file path=word/document.xml><?xml version="1.0" encoding="utf-8"?>
-<w:document xmlns:wpc="http://schemas.microsoft.com/office/word/2010/wordprocessingCanvas" xmlns:cx="http://schemas.microsoft.com/office/drawing/2014/chartex" xmlns:cx1="http://schemas.microsoft.com/office/drawing/2015/9/8/chartex" xmlns:cx2="http://schemas.microsoft.com/office/drawing/2015/10/21/chartex" xmlns:cx3="http://schemas.microsoft.com/office/drawing/2016/5/9/chartex" xmlns:cx4="http://schemas.microsoft.com/office/drawing/2016/5/10/chartex" xmlns:cx5="http://schemas.microsoft.com/office/drawing/2016/5/11/chartex" xmlns:cx6="http://schemas.microsoft.com/office/drawing/2016/5/12/chartex" xmlns:cx7="http://schemas.microsoft.com/office/drawing/2016/5/13/chartex" xmlns:cx8="http://schemas.microsoft.com/office/drawing/2016/5/14/chartex" xmlns:mc="http://schemas.openxmlformats.org/markup-compatibility/2006" xmlns:aink="http://schemas.microsoft.com/office/drawing/2016/ink" xmlns:am3d="http://schemas.microsoft.com/office/drawing/2017/model3d" xmlns:o="urn:schemas-microsoft-com:office:office" xmlns:r="http://schemas.openxmlformats.org/officeDocument/2006/relationships" xmlns:m="http://schemas.openxmlformats.org/officeDocument/2006/math" xmlns:v="urn:schemas-microsoft-com:vml" xmlns:wp14="http://schemas.microsoft.com/office/word/2010/wordprocessingDrawing" xmlns:wp="http://schemas.openxmlformats.org/drawingml/2006/wordprocessingDrawing" xmlns:w10="urn:schemas-microsoft-com:office:word" xmlns:w="http://schemas.openxmlformats.org/wordprocessingml/2006/main" xmlns:w14="http://schemas.microsoft.com/office/word/2010/wordml" xmlns:w15="http://schemas.microsoft.com/office/word/2012/wordml" xmlns:w16cex="http://schemas.microsoft.com/office/word/2018/wordml/cex" xmlns:w16cid="http://schemas.microsoft.com/office/word/2016/wordml/cid" xmlns:w16="http://schemas.microsoft.com/office/word/2018/wordml" xmlns:w16sdtdh="http://schemas.microsoft.com/office/word/2020/wordml/sdtdatahash" xmlns:w16se="http://schemas.microsoft.com/office/word/2015/wordml/symex" xmlns:wpg="http://schemas.microsoft.com/office/word/2010/wordprocessingGroup" xmlns:wpi="http://schemas.microsoft.com/office/word/2010/wordprocessingInk" xmlns:wne="http://schemas.microsoft.com/office/word/2006/wordml" xmlns:wps="http://schemas.microsoft.com/office/word/2010/wordprocessingShape" mc:Ignorable="w14 w15 w16se w16cid w16 w16cex w16sdtdh wp14">
+<w:document xmlns:wpc="http://schemas.microsoft.com/office/word/2010/wordprocessingCanvas" xmlns:cx="http://schemas.microsoft.com/office/drawing/2014/chartex" xmlns:cx1="http://schemas.microsoft.com/office/drawing/2015/9/8/chartex" xmlns:cx2="http://schemas.microsoft.com/office/drawing/2015/10/21/chartex" xmlns:cx3="http://schemas.microsoft.com/office/drawing/2016/5/9/chartex" xmlns:cx4="http://schemas.microsoft.com/office/drawing/2016/5/10/chartex" xmlns:cx5="http://schemas.microsoft.com/office/drawing/2016/5/11/chartex" xmlns:cx6="http://schemas.microsoft.com/office/drawing/2016/5/12/chartex" xmlns:cx7="http://schemas.microsoft.com/office/drawing/2016/5/13/chartex" xmlns:cx8="http://schemas.microsoft.com/office/drawing/2016/5/14/chartex" xmlns:mc="http://schemas.openxmlformats.org/markup-compatibility/2006" xmlns:aink="http://schemas.microsoft.com/office/drawing/2016/ink" xmlns:am3d="http://schemas.microsoft.com/office/drawing/2017/model3d" xmlns:o="urn:schemas-microsoft-com:office:office" xmlns:oel="http://schemas.microsoft.com/office/2019/extlst" xmlns:r="http://schemas.openxmlformats.org/officeDocument/2006/relationships" xmlns:m="http://schemas.openxmlformats.org/officeDocument/2006/math" xmlns:v="urn:schemas-microsoft-com:vml" xmlns:wp14="http://schemas.microsoft.com/office/word/2010/wordprocessingDrawing" xmlns:wp="http://schemas.openxmlformats.org/drawingml/2006/wordprocessingDrawing" xmlns:w10="urn:schemas-microsoft-com:office:word" xmlns:w="http://schemas.openxmlformats.org/wordprocessingml/2006/main" xmlns:w14="http://schemas.microsoft.com/office/word/2010/wordml" xmlns:w15="http://schemas.microsoft.com/office/word/2012/wordml" xmlns:w16cex="http://schemas.microsoft.com/office/word/2018/wordml/cex" xmlns:w16cid="http://schemas.microsoft.com/office/word/2016/wordml/cid" xmlns:w16="http://schemas.microsoft.com/office/word/2018/wordml" xmlns:w16du="http://schemas.microsoft.com/office/word/2023/wordml/word16du" xmlns:w16sdtdh="http://schemas.microsoft.com/office/word/2020/wordml/sdtdatahash" xmlns:w16se="http://schemas.microsoft.com/office/word/2015/wordml/symex" xmlns:wpg="http://schemas.microsoft.com/office/word/2010/wordprocessingGroup" xmlns:wpi="http://schemas.microsoft.com/office/word/2010/wordprocessingInk" xmlns:wne="http://schemas.microsoft.com/office/word/2006/wordml" xmlns:wps="http://schemas.microsoft.com/office/word/2010/wordprocessingShape" mc:Ignorable="w14 w15 w16se w16cid w16 w16cex w16sdtdh wp14">
   <w:body>
     <w:p>
       <w:r>
@@ -19,17 +19,7 @@
         <w:t>been made</w:t>
       </w:r>
       <w:r>
-        <w:t xml:space="preserve"> aware of the regulatory changes </w:t>
-      </w:r>
-      <w:proofErr w:type="spellStart"/>
-      <w:proofErr w:type="gramStart"/>
-      <w:r>
-        <w:t>earlier,they</w:t>
-      </w:r>
-      <w:proofErr w:type="spellEnd"/>
-      <w:proofErr w:type="gramEnd"/>
-      <w:r>
-        <w:t xml:space="preserve"> </w:t>
+        <w:t xml:space="preserve"> aware of the regulatory changes earlier,they </w:t>
       </w:r>
       <w:r>
         <w:rPr>
@@ -72,14 +62,12 @@
     </w:p>
     <w:p/>
     <w:p>
-      <w:proofErr w:type="gramStart"/>
       <w:r>
         <w:rPr>
           <w:rFonts w:hint="eastAsia"/>
         </w:rPr>
         <w:t>原句</w:t>
       </w:r>
-      <w:proofErr w:type="gramEnd"/>
       <w:r>
         <w:rPr>
           <w:rFonts w:hint="eastAsia"/>
@@ -87,13 +75,8 @@
         <w:t>:</w:t>
       </w:r>
       <w:r>
-        <w:t>if the board of directors had been made aware of</w:t>
-      </w:r>
-      <w:proofErr w:type="gramStart"/>
-      <w:r>
-        <w:t xml:space="preserve"> ..</w:t>
-      </w:r>
-      <w:proofErr w:type="gramEnd"/>
+        <w:t>if the board of directors had been made aware of ..</w:t>
+      </w:r>
     </w:p>
     <w:p>
       <w:r>
@@ -103,23 +86,7 @@
         <w:t>-</w:t>
       </w:r>
       <w:r>
-        <w:t>&gt;</w:t>
-      </w:r>
-      <w:proofErr w:type="spellStart"/>
-      <w:r>
-        <w:t>if+had</w:t>
-      </w:r>
-      <w:proofErr w:type="spellEnd"/>
-      <w:r>
-        <w:t xml:space="preserve"> been pp +would/could/should/</w:t>
-      </w:r>
-      <w:proofErr w:type="spellStart"/>
-      <w:r>
-        <w:t>might+have</w:t>
-      </w:r>
-      <w:proofErr w:type="spellEnd"/>
-      <w:r>
-        <w:t xml:space="preserve"> pp(</w:t>
+        <w:t>&gt;if+had been pp +would/could/should/might+have pp(</w:t>
       </w:r>
       <w:r>
         <w:rPr>
@@ -224,15 +191,8 @@
     </w:p>
     <w:p/>
     <w:p>
-      <w:proofErr w:type="spellStart"/>
-      <w:proofErr w:type="gramStart"/>
-      <w:r>
-        <w:t>Mr.Vance</w:t>
-      </w:r>
-      <w:proofErr w:type="spellEnd"/>
-      <w:proofErr w:type="gramEnd"/>
-      <w:r>
-        <w:t xml:space="preserve"> </w:t>
+      <w:r>
+        <w:t xml:space="preserve">Mr.Vance </w:t>
       </w:r>
       <w:r>
         <w:rPr>
@@ -306,13 +266,8 @@
     </w:p>
     <w:p>
       <w:r>
-        <w:t>request that +</w:t>
-      </w:r>
-      <w:proofErr w:type="spellStart"/>
-      <w:r>
-        <w:t>s+v</w:t>
-      </w:r>
-      <w:proofErr w:type="spellEnd"/>
+        <w:t>request that +s+v</w:t>
+      </w:r>
     </w:p>
     <w:p>
       <w:r>
@@ -336,15 +291,7 @@
         <w:t>audit</w:t>
       </w:r>
       <w:r>
-        <w:t xml:space="preserve"> </w:t>
-      </w:r>
-      <w:proofErr w:type="spellStart"/>
-      <w:r>
-        <w:t>v.n</w:t>
-      </w:r>
-      <w:proofErr w:type="spellEnd"/>
-      <w:r>
-        <w:t xml:space="preserve">. </w:t>
+        <w:t xml:space="preserve"> v.n. </w:t>
       </w:r>
       <w:r>
         <w:rPr>
@@ -362,12 +309,7 @@
         <w:t>T</w:t>
       </w:r>
       <w:r>
-        <w:t xml:space="preserve">he chief financial officer, together with the senior financial </w:t>
-      </w:r>
-      <w:proofErr w:type="spellStart"/>
-      <w:proofErr w:type="gramStart"/>
-      <w:r>
-        <w:t>analysts,</w:t>
+        <w:t>he chief financial officer, together with the senior financial analysts,</w:t>
       </w:r>
       <w:r>
         <w:rPr>
@@ -375,8 +317,6 @@
         </w:rPr>
         <w:t>was</w:t>
       </w:r>
-      <w:proofErr w:type="spellEnd"/>
-      <w:proofErr w:type="gramEnd"/>
       <w:r>
         <w:t xml:space="preserve"> present at the press conference and </w:t>
       </w:r>
@@ -517,13 +457,9 @@
       </w:r>
     </w:p>
     <w:p>
-      <w:proofErr w:type="spellStart"/>
-      <w:proofErr w:type="gramStart"/>
       <w:r>
         <w:t>Ans:was</w:t>
       </w:r>
-      <w:proofErr w:type="spellEnd"/>
-      <w:proofErr w:type="gramEnd"/>
     </w:p>
     <w:p>
       <w:r>
@@ -704,7 +640,6 @@
         </w:rPr>
         <w:t>，因此這個句子缺</w:t>
       </w:r>
-      <w:proofErr w:type="spellStart"/>
       <w:r>
         <w:rPr>
           <w:rFonts w:hint="eastAsia"/>
@@ -712,61 +647,52 @@
         <w:t>s</w:t>
       </w:r>
       <w:r>
-        <w:t>+v</w:t>
-      </w:r>
-      <w:proofErr w:type="spellEnd"/>
-      <w:r>
+        <w:t>+v,</w:t>
+      </w:r>
+      <w:r>
+        <w:rPr>
+          <w:rFonts w:hint="eastAsia"/>
+        </w:rPr>
+        <w:t>不能選</w:t>
+      </w:r>
+      <w:r>
+        <w:rPr>
+          <w:rFonts w:hint="eastAsia"/>
+        </w:rPr>
+        <w:t>(</w:t>
+      </w:r>
+      <w:r>
+        <w:t>a)</w:t>
+      </w:r>
+      <w:r>
+        <w:rPr>
+          <w:rFonts w:hint="eastAsia"/>
+        </w:rPr>
+        <w:t>、</w:t>
+      </w:r>
+      <w:r>
+        <w:rPr>
+          <w:rFonts w:hint="eastAsia"/>
+        </w:rPr>
+        <w:t>(</w:t>
+      </w:r>
+      <w:r>
+        <w:t>c)</w:t>
+      </w:r>
+      <w:r>
+        <w:rPr>
+          <w:rFonts w:hint="eastAsia"/>
+        </w:rPr>
+        <w:t>也不行</w:t>
+      </w:r>
+      <w:r>
+        <w:rPr>
+          <w:rFonts w:hint="eastAsia"/>
+        </w:rPr>
         <w:t>,</w:t>
       </w:r>
       <w:r>
-        <w:rPr>
-          <w:rFonts w:hint="eastAsia"/>
-        </w:rPr>
-        <w:t>不能選</w:t>
-      </w:r>
-      <w:r>
-        <w:rPr>
-          <w:rFonts w:hint="eastAsia"/>
-        </w:rPr>
-        <w:t>(</w:t>
-      </w:r>
-      <w:r>
-        <w:t>a)</w:t>
-      </w:r>
-      <w:r>
-        <w:rPr>
-          <w:rFonts w:hint="eastAsia"/>
-        </w:rPr>
-        <w:t>、</w:t>
-      </w:r>
-      <w:r>
-        <w:rPr>
-          <w:rFonts w:hint="eastAsia"/>
-        </w:rPr>
-        <w:t>(</w:t>
-      </w:r>
-      <w:r>
-        <w:t>c)</w:t>
-      </w:r>
-      <w:r>
-        <w:rPr>
-          <w:rFonts w:hint="eastAsia"/>
-        </w:rPr>
-        <w:t>也不行</w:t>
-      </w:r>
-      <w:r>
-        <w:rPr>
-          <w:rFonts w:hint="eastAsia"/>
-        </w:rPr>
-        <w:t>,</w:t>
-      </w:r>
-      <w:proofErr w:type="spellStart"/>
-      <w:r>
-        <w:t>because+s+v</w:t>
-      </w:r>
-      <w:proofErr w:type="spellEnd"/>
-      <w:r>
-        <w:t>,(d)</w:t>
+        <w:t>because+s+v,(d)</w:t>
       </w:r>
       <w:r>
         <w:rPr>
@@ -774,7 +700,6 @@
         </w:rPr>
         <w:t>也不行，</w:t>
       </w:r>
-      <w:proofErr w:type="spellStart"/>
       <w:r>
         <w:rPr>
           <w:rFonts w:hint="eastAsia"/>
@@ -784,7 +709,6 @@
       <w:r>
         <w:t>nless+s+v</w:t>
       </w:r>
-      <w:proofErr w:type="spellEnd"/>
       <w:r>
         <w:rPr>
           <w:rFonts w:hint="eastAsia"/>
@@ -843,13 +767,8 @@
         <w:t>-</w:t>
       </w:r>
       <w:r>
-        <w:t>&gt;</w:t>
-      </w:r>
-      <w:proofErr w:type="spellStart"/>
-      <w:r>
-        <w:t>Given+N</w:t>
-      </w:r>
-      <w:proofErr w:type="spellEnd"/>
+        <w:t>&gt;Given+N</w:t>
+      </w:r>
     </w:p>
     <w:p>
       <w:r>
@@ -1172,12 +1091,7 @@
         <w:t xml:space="preserve">is </w:t>
       </w:r>
       <w:r>
-        <w:t xml:space="preserve">widely respected by </w:t>
-      </w:r>
-      <w:proofErr w:type="spellStart"/>
-      <w:proofErr w:type="gramStart"/>
-      <w:r>
-        <w:t>employees,</w:t>
+        <w:t>widely respected by employees,</w:t>
       </w:r>
       <w:r>
         <w:rPr>
@@ -1185,8 +1099,6 @@
         </w:rPr>
         <w:t>being</w:t>
       </w:r>
-      <w:proofErr w:type="spellEnd"/>
-      <w:proofErr w:type="gramEnd"/>
       <w:r>
         <w:t xml:space="preserve"> </w:t>
       </w:r>
@@ -1244,14 +1156,12 @@
         </w:rPr>
         <w:t>,</w:t>
       </w:r>
-      <w:proofErr w:type="gramStart"/>
       <w:r>
         <w:rPr>
           <w:rFonts w:hint="eastAsia"/>
         </w:rPr>
         <w:t>原句</w:t>
       </w:r>
-      <w:proofErr w:type="gramEnd"/>
       <w:r>
         <w:rPr>
           <w:rFonts w:hint="eastAsia"/>
@@ -1312,7 +1222,6 @@
         </w:rPr>
         <w:t>動詞變</w:t>
       </w:r>
-      <w:proofErr w:type="spellStart"/>
       <w:r>
         <w:rPr>
           <w:rFonts w:hint="eastAsia"/>
@@ -1320,11 +1229,7 @@
         <w:t>i</w:t>
       </w:r>
       <w:r>
-        <w:t>ng</w:t>
-      </w:r>
-      <w:proofErr w:type="spellEnd"/>
-      <w:r>
-        <w:t xml:space="preserve"> -&gt;being</w:t>
+        <w:t>ng -&gt;being</w:t>
       </w:r>
     </w:p>
     <w:p>
@@ -1348,19 +1253,11 @@
         </w:rPr>
         <w:t xml:space="preserve"> </w:t>
       </w:r>
-      <w:proofErr w:type="gramStart"/>
-      <w:r>
-        <w:rPr>
-          <w:rFonts w:hint="eastAsia"/>
-        </w:rPr>
-        <w:t>新被指派</w:t>
-      </w:r>
-      <w:proofErr w:type="gramEnd"/>
-      <w:r>
-        <w:rPr>
-          <w:rFonts w:hint="eastAsia"/>
-        </w:rPr>
-        <w:t>、</w:t>
+      <w:r>
+        <w:rPr>
+          <w:rFonts w:hint="eastAsia"/>
+        </w:rPr>
+        <w:t>新被指派、</w:t>
       </w:r>
       <w:r>
         <w:rPr>
@@ -1630,17 +1527,7 @@
         <w:t xml:space="preserve">issued </w:t>
       </w:r>
       <w:r>
-        <w:t xml:space="preserve">its final ruling on the </w:t>
-      </w:r>
-      <w:proofErr w:type="spellStart"/>
-      <w:proofErr w:type="gramStart"/>
-      <w:r>
-        <w:t>merger,the</w:t>
-      </w:r>
-      <w:proofErr w:type="spellEnd"/>
-      <w:proofErr w:type="gramEnd"/>
-      <w:r>
-        <w:t xml:space="preserve"> draft proposal </w:t>
+        <w:t xml:space="preserve">its final ruling on the merger,the draft proposal </w:t>
       </w:r>
       <w:r>
         <w:rPr>
@@ -1677,7 +1564,6 @@
         </w:rPr>
         <w:t>關鍵字是</w:t>
       </w:r>
-      <w:proofErr w:type="spellStart"/>
       <w:r>
         <w:rPr>
           <w:rFonts w:hint="eastAsia"/>
@@ -1685,22 +1571,10 @@
         <w:t>b</w:t>
       </w:r>
       <w:r>
-        <w:t>efore,issued,for</w:t>
-      </w:r>
-      <w:proofErr w:type="spellEnd"/>
-      <w:r>
-        <w:t xml:space="preserve"> over six </w:t>
-      </w:r>
-      <w:proofErr w:type="spellStart"/>
-      <w:r>
-        <w:t>months,</w:t>
-      </w:r>
-      <w:r>
-        <w:t>for</w:t>
-      </w:r>
-      <w:proofErr w:type="spellEnd"/>
-      <w:r>
-        <w:t>+</w:t>
+        <w:t>efore,issued,for over six months,</w:t>
+      </w:r>
+      <w:r>
+        <w:t>for+</w:t>
       </w:r>
       <w:r>
         <w:rPr>
@@ -2035,7 +1909,7 @@
                     <pic:cNvPicPr/>
                   </pic:nvPicPr>
                   <pic:blipFill>
-                    <a:blip r:embed="rId5"/>
+                    <a:blip r:embed="rId7"/>
                     <a:stretch>
                       <a:fillRect/>
                     </a:stretch>
@@ -2395,7 +2269,6 @@
         </w:rPr>
         <w:t>自從，</w:t>
       </w:r>
-      <w:proofErr w:type="spellStart"/>
       <w:r>
         <w:rPr>
           <w:rFonts w:hint="eastAsia"/>
@@ -2403,11 +2276,7 @@
         <w:t>S</w:t>
       </w:r>
       <w:r>
-        <w:t>+have</w:t>
-      </w:r>
-      <w:proofErr w:type="spellEnd"/>
-      <w:r>
-        <w:t>/has pp + since N</w:t>
+        <w:t>+have/has pp + since N</w:t>
       </w:r>
       <w:r>
         <w:rPr>
@@ -2421,63 +2290,901 @@
         </w:rPr>
         <w:t>(</w:t>
       </w:r>
-      <w:proofErr w:type="spellStart"/>
-      <w:r>
-        <w:t>S+Ved</w:t>
-      </w:r>
-      <w:proofErr w:type="spellEnd"/>
-      <w:r>
+      <w:r>
+        <w:t>S+Ved)</w:t>
+      </w:r>
+    </w:p>
+    <w:p>
+      <w:pPr>
+        <w:ind w:rightChars="100" w:right="240"/>
+      </w:pPr>
+      <w:r>
+        <w:t xml:space="preserve">Ex:I have taught English since 10 years ago </w:t>
+      </w:r>
+      <w:r>
+        <w:rPr>
+          <w:rFonts w:hint="eastAsia"/>
+        </w:rPr>
+        <w:t>我自從</w:t>
+      </w:r>
+      <w:r>
+        <w:rPr>
+          <w:rFonts w:hint="eastAsia"/>
+        </w:rPr>
+        <w:t>10</w:t>
+      </w:r>
+      <w:r>
+        <w:rPr>
+          <w:rFonts w:hint="eastAsia"/>
+        </w:rPr>
+        <w:t>年前就開始教英文到現在</w:t>
+      </w:r>
+    </w:p>
+    <w:p>
+      <w:pPr>
+        <w:ind w:rightChars="100" w:right="240"/>
+      </w:pPr>
+    </w:p>
+    <w:p>
+      <w:pPr>
+        <w:ind w:rightChars="100" w:right="240"/>
+      </w:pPr>
+      <w:r>
+        <w:t>Had pp</w:t>
+      </w:r>
+      <w:r>
+        <w:rPr>
+          <w:rFonts w:hint="eastAsia"/>
+        </w:rPr>
+        <w:t>搭配</w:t>
+      </w:r>
+      <w:r>
+        <w:rPr>
+          <w:rFonts w:hint="eastAsia"/>
+        </w:rPr>
+        <w:t>V</w:t>
+      </w:r>
+      <w:r>
+        <w:t xml:space="preserve">ed </w:t>
+      </w:r>
+      <w:r>
+        <w:rPr>
+          <w:rFonts w:hint="eastAsia"/>
+        </w:rPr>
+        <w:t>區分先</w:t>
+      </w:r>
+      <w:r>
+        <w:rPr>
+          <w:rFonts w:hint="eastAsia"/>
+        </w:rPr>
+        <w:t>(</w:t>
+      </w:r>
+      <w:r>
+        <w:t>had pp)</w:t>
+      </w:r>
+      <w:r>
+        <w:rPr>
+          <w:rFonts w:hint="eastAsia"/>
+        </w:rPr>
+        <w:t>後</w:t>
+      </w:r>
+      <w:r>
+        <w:rPr>
+          <w:rFonts w:hint="eastAsia"/>
+        </w:rPr>
+        <w:t>(</w:t>
+      </w:r>
+      <w:r>
+        <w:t>Ved)</w:t>
+      </w:r>
+    </w:p>
+    <w:p>
+      <w:pPr>
+        <w:ind w:rightChars="100" w:right="240"/>
+      </w:pPr>
+      <w:r>
+        <w:t xml:space="preserve">Ex:I had closed the door when I drove </w:t>
+      </w:r>
+      <w:r>
+        <w:rPr>
+          <w:rFonts w:hint="eastAsia"/>
+        </w:rPr>
+        <w:t>先關車門再開車</w:t>
+      </w:r>
+    </w:p>
+    <w:p>
+      <w:pPr>
+        <w:ind w:rightChars="100" w:right="240"/>
+      </w:pPr>
+    </w:p>
+    <w:p>
+      <w:pPr>
+        <w:ind w:rightChars="100" w:right="240"/>
+      </w:pPr>
+      <w:r>
+        <w:rPr>
+          <w:rFonts w:hint="eastAsia"/>
+        </w:rPr>
+        <w:t>因此要選</w:t>
+      </w:r>
+      <w:r>
+        <w:t>(C)Have dropped</w:t>
+      </w:r>
+    </w:p>
+    <w:p>
+      <w:pPr>
+        <w:ind w:rightChars="100" w:right="240"/>
+      </w:pPr>
+      <w:r>
+        <w:t>Ans:</w:t>
+      </w:r>
+      <w:r>
+        <w:t xml:space="preserve"> </w:t>
+      </w:r>
+      <w:r>
+        <w:t>Have dropped</w:t>
+      </w:r>
+    </w:p>
+    <w:p>
+      <w:pPr>
+        <w:ind w:rightChars="100" w:right="240"/>
+      </w:pPr>
+    </w:p>
+    <w:p>
+      <w:pPr>
+        <w:ind w:rightChars="100" w:right="240"/>
+      </w:pPr>
+      <w:r>
+        <w:t xml:space="preserve">The new line of mobile devices </w:t>
+      </w:r>
+      <w:r>
+        <w:rPr>
+          <w:highlight w:val="yellow"/>
+        </w:rPr>
+        <w:t>which was released</w:t>
+      </w:r>
+      <w:r>
+        <w:t xml:space="preserve"> </w:t>
+      </w:r>
+      <w:r>
+        <w:rPr>
+          <w:color w:val="FF0000"/>
+        </w:rPr>
+        <w:t xml:space="preserve">hit </w:t>
+      </w:r>
+      <w:r>
+        <w:t>the shelves of all main electronic stores.</w:t>
+      </w:r>
+    </w:p>
+    <w:p>
+      <w:pPr>
+        <w:ind w:rightChars="100" w:right="240"/>
+      </w:pPr>
+      <w:r>
+        <w:t>(A)</w:t>
+      </w:r>
+      <w:r>
+        <w:t>releases</w:t>
+      </w:r>
+      <w:r>
+        <w:rPr>
+          <w:rFonts w:hint="eastAsia"/>
+        </w:rPr>
+        <w:t>釋放</w:t>
+      </w:r>
+      <w:r>
+        <w:rPr>
+          <w:rFonts w:hint="eastAsia"/>
+        </w:rPr>
+        <w:t>/</w:t>
+      </w:r>
+      <w:r>
+        <w:rPr>
+          <w:rFonts w:hint="eastAsia"/>
+        </w:rPr>
+        <w:t>上市</w:t>
+      </w:r>
+      <w:r>
+        <w:rPr>
+          <w:rFonts w:hint="eastAsia"/>
+        </w:rPr>
+        <w:t>(</w:t>
+      </w:r>
+      <w:r>
+        <w:rPr>
+          <w:rFonts w:hint="eastAsia"/>
+        </w:rPr>
+        <w:t>現在簡單式</w:t>
+      </w:r>
+      <w:r>
+        <w:rPr>
+          <w:rFonts w:hint="eastAsia"/>
+        </w:rPr>
         <w:t>)</w:t>
       </w:r>
+      <w:r>
+        <w:rPr>
+          <w:rFonts w:hint="eastAsia"/>
+        </w:rPr>
+        <w:t>(</w:t>
+      </w:r>
+      <w:r>
+        <w:t>B)release</w:t>
+      </w:r>
+      <w:r>
+        <w:rPr>
+          <w:rFonts w:hint="eastAsia"/>
+        </w:rPr>
+        <w:t>(</w:t>
+      </w:r>
+      <w:r>
+        <w:rPr>
+          <w:rFonts w:hint="eastAsia"/>
+        </w:rPr>
+        <w:t>原</w:t>
+      </w:r>
+      <w:r>
+        <w:rPr>
+          <w:rFonts w:hint="eastAsia"/>
+        </w:rPr>
+        <w:t>V</w:t>
+      </w:r>
+      <w:r>
+        <w:t>)</w:t>
+      </w:r>
+      <w:r>
+        <w:rPr>
+          <w:highlight w:val="yellow"/>
+        </w:rPr>
+        <w:t xml:space="preserve">(C)which was </w:t>
+      </w:r>
+      <w:r>
+        <w:rPr>
+          <w:highlight w:val="yellow"/>
+        </w:rPr>
+        <w:t>released</w:t>
+      </w:r>
+      <w:r>
+        <w:t>(D)which is released</w:t>
+      </w:r>
     </w:p>
     <w:p>
       <w:pPr>
         <w:ind w:rightChars="100" w:right="240"/>
       </w:pPr>
-      <w:proofErr w:type="spellStart"/>
-      <w:r>
-        <w:t>Ex:I</w:t>
-      </w:r>
-      <w:proofErr w:type="spellEnd"/>
-      <w:r>
-        <w:t xml:space="preserve"> have taught English since 10 years ago </w:t>
-      </w:r>
-      <w:r>
-        <w:rPr>
-          <w:rFonts w:hint="eastAsia"/>
-        </w:rPr>
-        <w:t>我自從</w:t>
-      </w:r>
-      <w:r>
-        <w:rPr>
-          <w:rFonts w:hint="eastAsia"/>
-        </w:rPr>
-        <w:t>10</w:t>
-      </w:r>
-      <w:r>
-        <w:rPr>
-          <w:rFonts w:hint="eastAsia"/>
-        </w:rPr>
-        <w:t>年前就開始教英文到現在</w:t>
+      <w:r>
+        <w:t>Ans:</w:t>
+      </w:r>
+      <w:r>
+        <w:rPr>
+          <w:highlight w:val="yellow"/>
+        </w:rPr>
+        <w:t xml:space="preserve"> </w:t>
+      </w:r>
+      <w:r>
+        <w:rPr>
+          <w:highlight w:val="yellow"/>
+        </w:rPr>
+        <w:t>which was released</w:t>
       </w:r>
     </w:p>
     <w:p>
       <w:pPr>
         <w:ind w:rightChars="100" w:right="240"/>
       </w:pPr>
+      <w:r>
+        <w:rPr>
+          <w:rFonts w:hint="eastAsia"/>
+        </w:rPr>
+        <w:t>h</w:t>
+      </w:r>
+      <w:r>
+        <w:t>it the shelves</w:t>
+      </w:r>
+      <w:r>
+        <w:t>上架販售</w:t>
+      </w:r>
+      <w:r>
+        <w:rPr>
+          <w:rFonts w:hint="eastAsia"/>
+        </w:rPr>
+        <w:t>、</w:t>
+      </w:r>
+      <w:r>
+        <w:rPr>
+          <w:rFonts w:hint="eastAsia"/>
+        </w:rPr>
+        <w:t>r</w:t>
+      </w:r>
+      <w:r>
+        <w:t xml:space="preserve">elease v </w:t>
+      </w:r>
+      <w:r>
+        <w:rPr>
+          <w:rFonts w:hint="eastAsia"/>
+        </w:rPr>
+        <w:t>釋放</w:t>
+      </w:r>
+      <w:r>
+        <w:rPr>
+          <w:rFonts w:hint="eastAsia"/>
+        </w:rPr>
+        <w:t>/</w:t>
+      </w:r>
+      <w:r>
+        <w:rPr>
+          <w:rFonts w:hint="eastAsia"/>
+        </w:rPr>
+        <w:t>發布</w:t>
+      </w:r>
+      <w:r>
+        <w:rPr>
+          <w:rFonts w:hint="eastAsia"/>
+        </w:rPr>
+        <w:t>/</w:t>
+      </w:r>
+      <w:r>
+        <w:rPr>
+          <w:rFonts w:hint="eastAsia"/>
+        </w:rPr>
+        <w:t>發行</w:t>
+      </w:r>
+      <w:r>
+        <w:rPr>
+          <w:rFonts w:hint="eastAsia"/>
+        </w:rPr>
+        <w:t>,</w:t>
+      </w:r>
+      <w:r>
+        <w:t>n.</w:t>
+      </w:r>
+      <w:r>
+        <w:rPr>
+          <w:rFonts w:hint="eastAsia"/>
+        </w:rPr>
+        <w:t>釋放</w:t>
+      </w:r>
+      <w:r>
+        <w:rPr>
+          <w:rFonts w:hint="eastAsia"/>
+        </w:rPr>
+        <w:t xml:space="preserve"> </w:t>
+      </w:r>
     </w:p>
     <w:p>
       <w:pPr>
         <w:ind w:rightChars="100" w:right="240"/>
       </w:pPr>
       <w:r>
-        <w:t>Had pp</w:t>
-      </w:r>
-      <w:r>
-        <w:rPr>
-          <w:rFonts w:hint="eastAsia"/>
-        </w:rPr>
-        <w:t>搭配</w:t>
+        <w:t>Hit=</w:t>
+      </w:r>
+      <w:r>
+        <w:rPr>
+          <w:rFonts w:hint="eastAsia"/>
+        </w:rPr>
+        <w:t>動詞</w:t>
+      </w:r>
+      <w:r>
+        <w:rPr>
+          <w:rFonts w:hint="eastAsia"/>
+        </w:rPr>
+        <w:t xml:space="preserve"> </w:t>
+      </w:r>
+      <w:r>
+        <w:rPr>
+          <w:rFonts w:hint="eastAsia"/>
+        </w:rPr>
+        <w:t>若選擇</w:t>
+      </w:r>
+      <w:r>
+        <w:rPr>
+          <w:rFonts w:hint="eastAsia"/>
+        </w:rPr>
+        <w:t>(</w:t>
+      </w:r>
+      <w:r>
+        <w:t>A)</w:t>
+      </w:r>
+      <w:r>
+        <w:rPr>
+          <w:rFonts w:hint="eastAsia"/>
+        </w:rPr>
+        <w:t>或</w:t>
+      </w:r>
+      <w:r>
+        <w:t>(B)</w:t>
+      </w:r>
+      <w:r>
+        <w:rPr>
+          <w:rFonts w:hint="eastAsia"/>
+        </w:rPr>
+        <w:t>就會有兩個動詞卻沒有連接詞，因此這不合理</w:t>
+      </w:r>
+    </w:p>
+    <w:p>
+      <w:pPr>
+        <w:ind w:rightChars="100" w:right="240"/>
+        <w:rPr>
+          <w:strike/>
+        </w:rPr>
+      </w:pPr>
+      <w:r>
+        <w:rPr>
+          <w:strike/>
+        </w:rPr>
+        <w:t>The boy hit(v)the ball broke(v) the window</w:t>
+      </w:r>
+    </w:p>
+    <w:p>
+      <w:pPr>
+        <w:ind w:rightChars="100" w:right="240"/>
+      </w:pPr>
+      <w:r>
+        <w:t>The boy hit(v)the ball which broke(v) the window.</w:t>
+      </w:r>
+    </w:p>
+    <w:p>
+      <w:pPr>
+        <w:ind w:rightChars="100" w:right="240"/>
+      </w:pPr>
+      <w:r>
+        <w:rPr>
+          <w:rFonts w:hint="eastAsia"/>
+        </w:rPr>
+        <w:t>如同上述例句</w:t>
+      </w:r>
+      <w:r>
+        <w:rPr>
+          <w:rFonts w:hint="eastAsia"/>
+        </w:rPr>
+        <w:t>T</w:t>
+      </w:r>
+      <w:r>
+        <w:t>he boy</w:t>
+      </w:r>
+      <w:r>
+        <w:rPr>
+          <w:rFonts w:hint="eastAsia"/>
+        </w:rPr>
+        <w:t>是第三人稱單數，因此若句子為現在式</w:t>
+      </w:r>
+      <w:r>
+        <w:rPr>
+          <w:rFonts w:hint="eastAsia"/>
+        </w:rPr>
+        <w:t>h</w:t>
+      </w:r>
+      <w:r>
+        <w:t>it</w:t>
+      </w:r>
+      <w:r>
+        <w:rPr>
+          <w:rFonts w:hint="eastAsia"/>
+        </w:rPr>
+        <w:t>應該要加</w:t>
+      </w:r>
+      <w:r>
+        <w:rPr>
+          <w:rFonts w:hint="eastAsia"/>
+        </w:rPr>
+        <w:t>s</w:t>
+      </w:r>
+      <w:r>
+        <w:rPr>
+          <w:rFonts w:hint="eastAsia"/>
+        </w:rPr>
+        <w:t>，句子沒用</w:t>
+      </w:r>
+      <w:r>
+        <w:rPr>
+          <w:rFonts w:hint="eastAsia"/>
+        </w:rPr>
+        <w:t>h</w:t>
+      </w:r>
+      <w:r>
+        <w:t>its</w:t>
+      </w:r>
+      <w:r>
+        <w:rPr>
+          <w:rFonts w:hint="eastAsia"/>
+        </w:rPr>
+        <w:t>而是</w:t>
+      </w:r>
+      <w:r>
+        <w:rPr>
+          <w:rFonts w:hint="eastAsia"/>
+        </w:rPr>
+        <w:t>h</w:t>
+      </w:r>
+      <w:r>
+        <w:t>it</w:t>
+      </w:r>
+      <w:r>
+        <w:rPr>
+          <w:rFonts w:hint="eastAsia"/>
+        </w:rPr>
+        <w:t>代表就是過去式</w:t>
+      </w:r>
+    </w:p>
+    <w:p>
+      <w:pPr>
+        <w:ind w:rightChars="100" w:right="240"/>
+      </w:pPr>
+      <w:r>
+        <w:lastRenderedPageBreak/>
+        <w:t xml:space="preserve">The turnout for the concert was much higher than many </w:t>
+      </w:r>
+      <w:r>
+        <w:rPr>
+          <w:highlight w:val="yellow"/>
+        </w:rPr>
+        <w:t>anticipated</w:t>
+      </w:r>
+      <w:r>
+        <w:rPr>
+          <w:rFonts w:hint="eastAsia"/>
+        </w:rPr>
+        <w:t>.</w:t>
+      </w:r>
+    </w:p>
+    <w:p>
+      <w:pPr>
+        <w:pStyle w:val="a3"/>
+        <w:numPr>
+          <w:ilvl w:val="0"/>
+          <w:numId w:val="11"/>
+        </w:numPr>
+        <w:ind w:leftChars="0" w:rightChars="100" w:right="240"/>
+      </w:pPr>
+      <w:r>
+        <w:t>anticipates</w:t>
+      </w:r>
+      <w:r>
+        <w:t xml:space="preserve"> v(</w:t>
+      </w:r>
+      <w:r>
+        <w:rPr>
+          <w:rFonts w:hint="eastAsia"/>
+        </w:rPr>
+        <w:t>現在簡單式</w:t>
+      </w:r>
+      <w:r>
+        <w:rPr>
+          <w:rFonts w:hint="eastAsia"/>
+        </w:rPr>
+        <w:t>)</w:t>
+      </w:r>
+      <w:r>
+        <w:t>(B)anticipating</w:t>
+      </w:r>
+      <w:r>
+        <w:t xml:space="preserve"> Ving</w:t>
+      </w:r>
+      <w:r>
+        <w:rPr>
+          <w:highlight w:val="yellow"/>
+        </w:rPr>
+        <w:t>(C)anticipated</w:t>
+      </w:r>
+      <w:r>
+        <w:t xml:space="preserve"> v</w:t>
+      </w:r>
+      <w:r>
+        <w:rPr>
+          <w:rFonts w:hint="eastAsia"/>
+        </w:rPr>
+        <w:t>(</w:t>
+      </w:r>
+      <w:r>
+        <w:rPr>
+          <w:rFonts w:hint="eastAsia"/>
+        </w:rPr>
+        <w:t>過去簡單式</w:t>
+      </w:r>
+      <w:r>
+        <w:rPr>
+          <w:rFonts w:hint="eastAsia"/>
+        </w:rPr>
+        <w:t xml:space="preserve">) </w:t>
+      </w:r>
+    </w:p>
+    <w:p>
+      <w:pPr>
+        <w:ind w:rightChars="100" w:right="240"/>
+      </w:pPr>
+      <w:r>
+        <w:rPr>
+          <w:rFonts w:hint="eastAsia"/>
+        </w:rPr>
+        <w:t>預期</w:t>
+      </w:r>
+      <w:r>
+        <w:t xml:space="preserve"> </w:t>
+      </w:r>
+      <w:r>
+        <w:t>(D)anticipation</w:t>
+      </w:r>
+      <w:r>
+        <w:rPr>
+          <w:rFonts w:hint="eastAsia"/>
+        </w:rPr>
+        <w:t xml:space="preserve"> </w:t>
+      </w:r>
+      <w:r>
+        <w:t>N</w:t>
+      </w:r>
+    </w:p>
+    <w:p>
+      <w:pPr>
+        <w:ind w:rightChars="100" w:right="240"/>
+      </w:pPr>
+      <w:r>
+        <w:t>T</w:t>
+      </w:r>
+      <w:r>
+        <w:t>urnout</w:t>
+      </w:r>
+      <w:r>
+        <w:t xml:space="preserve"> n </w:t>
+      </w:r>
+      <w:r>
+        <w:rPr>
+          <w:rFonts w:hint="eastAsia"/>
+        </w:rPr>
+        <w:t>到場人數</w:t>
+      </w:r>
+      <w:r>
+        <w:rPr>
+          <w:rFonts w:hint="eastAsia"/>
+        </w:rPr>
+        <w:t>/</w:t>
+      </w:r>
+      <w:r>
+        <w:rPr>
+          <w:rFonts w:hint="eastAsia"/>
+        </w:rPr>
+        <w:t>出席率、</w:t>
+      </w:r>
+      <w:r>
+        <w:rPr>
+          <w:rFonts w:hint="eastAsia"/>
+        </w:rPr>
+        <w:t>m</w:t>
+      </w:r>
+      <w:r>
+        <w:t xml:space="preserve">uch higher than </w:t>
+      </w:r>
+      <w:r>
+        <w:rPr>
+          <w:rFonts w:hint="eastAsia"/>
+        </w:rPr>
+        <w:t>遠高於、</w:t>
+      </w:r>
+    </w:p>
+    <w:p>
+      <w:pPr>
+        <w:ind w:rightChars="100" w:right="240"/>
+      </w:pPr>
+      <w:r>
+        <w:rPr>
+          <w:rFonts w:hint="eastAsia"/>
+        </w:rPr>
+        <w:t>a</w:t>
+      </w:r>
+      <w:r>
+        <w:t>nticipate v</w:t>
+      </w:r>
+      <w:r>
+        <w:rPr>
+          <w:rFonts w:hint="eastAsia"/>
+        </w:rPr>
+        <w:t>預期</w:t>
+      </w:r>
+      <w:r>
+        <w:rPr>
+          <w:rFonts w:hint="eastAsia"/>
+        </w:rPr>
+        <w:t>/</w:t>
+      </w:r>
+      <w:r>
+        <w:rPr>
+          <w:rFonts w:hint="eastAsia"/>
+        </w:rPr>
+        <w:t>期望</w:t>
+      </w:r>
+    </w:p>
+    <w:p>
+      <w:pPr>
+        <w:ind w:rightChars="100" w:right="240"/>
+      </w:pPr>
+      <w:r>
+        <w:t>-s</w:t>
+      </w:r>
+      <w:r>
+        <w:rPr>
+          <w:rFonts w:hint="eastAsia"/>
+        </w:rPr>
+        <w:t>結尾的單字很長為單數動詞</w:t>
+      </w:r>
+      <w:r>
+        <w:rPr>
+          <w:rFonts w:hint="eastAsia"/>
+        </w:rPr>
+        <w:t>(</w:t>
+      </w:r>
+      <w:r>
+        <w:rPr>
+          <w:rFonts w:hint="eastAsia"/>
+        </w:rPr>
+        <w:t>接在第三人稱後方</w:t>
+      </w:r>
+      <w:r>
+        <w:rPr>
+          <w:rFonts w:hint="eastAsia"/>
+        </w:rPr>
+        <w:t>)</w:t>
+      </w:r>
+      <w:r>
+        <w:rPr>
+          <w:rFonts w:hint="eastAsia"/>
+        </w:rPr>
+        <w:t>或複數名詞</w:t>
+      </w:r>
+      <w:r>
+        <w:rPr>
+          <w:rFonts w:hint="eastAsia"/>
+        </w:rPr>
+        <w:t>(</w:t>
+      </w:r>
+      <w:r>
+        <w:rPr>
+          <w:rFonts w:hint="eastAsia"/>
+        </w:rPr>
+        <w:t>多個名詞的意思</w:t>
+      </w:r>
+      <w:r>
+        <w:rPr>
+          <w:rFonts w:hint="eastAsia"/>
+        </w:rPr>
+        <w:t>)</w:t>
+      </w:r>
+    </w:p>
+    <w:p>
+      <w:pPr>
+        <w:ind w:rightChars="100" w:right="240"/>
+      </w:pPr>
+      <w:r>
+        <w:t>Ex:He anticipates(</w:t>
+      </w:r>
+      <w:r>
+        <w:rPr>
+          <w:rFonts w:hint="eastAsia"/>
+        </w:rPr>
+        <w:t>單數動詞</w:t>
+      </w:r>
+      <w:r>
+        <w:rPr>
+          <w:rFonts w:hint="eastAsia"/>
+        </w:rPr>
+        <w:t>)</w:t>
+      </w:r>
+      <w:r>
+        <w:t>that he will do wll in this final exam.</w:t>
+      </w:r>
+    </w:p>
+    <w:p>
+      <w:pPr>
+        <w:ind w:rightChars="100" w:right="240"/>
+      </w:pPr>
+      <w:r>
+        <w:rPr>
+          <w:rFonts w:hint="eastAsia"/>
+        </w:rPr>
+        <w:t>H</w:t>
+      </w:r>
+      <w:r>
+        <w:t>e</w:t>
+      </w:r>
+      <w:r>
+        <w:tab/>
+      </w:r>
+      <w:r>
+        <w:tab/>
+      </w:r>
+      <w:r>
+        <w:tab/>
+      </w:r>
+      <w:r>
+        <w:tab/>
+      </w:r>
+      <w:r>
+        <w:tab/>
+      </w:r>
+      <w:r>
+        <w:tab/>
+      </w:r>
+      <w:r>
+        <w:tab/>
+      </w:r>
+      <w:r>
+        <w:tab/>
+        <w:t>does well in all final exams(</w:t>
+      </w:r>
+      <w:r>
+        <w:rPr>
+          <w:rFonts w:hint="eastAsia"/>
+        </w:rPr>
+        <w:t>複數名詞</w:t>
+      </w:r>
+      <w:r>
+        <w:rPr>
+          <w:rFonts w:hint="eastAsia"/>
+        </w:rPr>
+        <w:t>)</w:t>
+      </w:r>
+    </w:p>
+    <w:p>
+      <w:pPr>
+        <w:ind w:rightChars="100" w:right="240"/>
+      </w:pPr>
+      <w:r>
+        <w:t xml:space="preserve">Many=Many people </w:t>
+      </w:r>
+      <w:r>
+        <w:rPr>
+          <w:rFonts w:hint="eastAsia"/>
+        </w:rPr>
+        <w:t>如同常常看到</w:t>
+      </w:r>
+      <w:r>
+        <w:rPr>
+          <w:rFonts w:hint="eastAsia"/>
+        </w:rPr>
+        <w:t>m</w:t>
+      </w:r>
+      <w:r>
+        <w:t>ost</w:t>
+      </w:r>
+      <w:r>
+        <w:rPr>
+          <w:rFonts w:hint="eastAsia"/>
+        </w:rPr>
+        <w:t>也可以</w:t>
+      </w:r>
+      <w:r>
+        <w:rPr>
+          <w:rFonts w:hint="eastAsia"/>
+        </w:rPr>
+        <w:t>m</w:t>
+      </w:r>
+      <w:r>
+        <w:t>ost people</w:t>
+      </w:r>
+      <w:r>
+        <w:rPr>
+          <w:rFonts w:hint="eastAsia"/>
+        </w:rPr>
+        <w:t>的代名詞概念</w:t>
+      </w:r>
+    </w:p>
+    <w:p>
+      <w:pPr>
+        <w:ind w:rightChars="100" w:right="240"/>
+      </w:pPr>
+      <w:r>
+        <w:rPr>
+          <w:rFonts w:hint="eastAsia"/>
+        </w:rPr>
+        <w:t>沒</w:t>
+      </w:r>
+      <w:r>
+        <w:t>”be”</w:t>
+      </w:r>
+      <w:r>
+        <w:rPr>
+          <w:rFonts w:hint="eastAsia"/>
+        </w:rPr>
+        <w:t>動詞不可接</w:t>
       </w:r>
       <w:r>
         <w:rPr>
@@ -2486,486 +3193,146 @@
         <w:t>V</w:t>
       </w:r>
       <w:r>
-        <w:t xml:space="preserve">ed </w:t>
-      </w:r>
-      <w:r>
-        <w:rPr>
-          <w:rFonts w:hint="eastAsia"/>
-        </w:rPr>
-        <w:t>區分先</w:t>
-      </w:r>
-      <w:r>
-        <w:rPr>
-          <w:rFonts w:hint="eastAsia"/>
-        </w:rPr>
-        <w:t>(</w:t>
-      </w:r>
-      <w:r>
-        <w:t>had pp)</w:t>
-      </w:r>
-      <w:r>
-        <w:rPr>
-          <w:rFonts w:hint="eastAsia"/>
-        </w:rPr>
-        <w:t>後</w:t>
-      </w:r>
-      <w:r>
-        <w:rPr>
-          <w:rFonts w:hint="eastAsia"/>
-        </w:rPr>
-        <w:t>(</w:t>
-      </w:r>
-      <w:r>
-        <w:t>Ved)</w:t>
+        <w:t>ing</w:t>
+      </w:r>
+      <w:r>
+        <w:rPr>
+          <w:rFonts w:hint="eastAsia"/>
+        </w:rPr>
+        <w:t>除非是省略連接詞</w:t>
+      </w:r>
+      <w:r>
+        <w:rPr>
+          <w:rFonts w:hint="eastAsia"/>
+        </w:rPr>
+        <w:t>:</w:t>
+      </w:r>
+      <w:r>
+        <w:t xml:space="preserve">I know the person </w:t>
+      </w:r>
+      <w:r>
+        <w:rPr>
+          <w:strike/>
+        </w:rPr>
+        <w:t>who is</w:t>
+      </w:r>
+      <w:r>
+        <w:rPr>
+          <w:strike/>
+        </w:rPr>
+        <w:t xml:space="preserve"> </w:t>
+      </w:r>
+      <w:r>
+        <w:t xml:space="preserve"> (</w:t>
+      </w:r>
+      <w:r>
+        <w:rPr>
+          <w:rFonts w:hint="eastAsia"/>
+        </w:rPr>
+        <w:t>省略</w:t>
+      </w:r>
+      <w:r>
+        <w:rPr>
+          <w:rFonts w:hint="eastAsia"/>
+        </w:rPr>
+        <w:t>)</w:t>
       </w:r>
     </w:p>
     <w:p>
       <w:pPr>
         <w:ind w:rightChars="100" w:right="240"/>
       </w:pPr>
-      <w:proofErr w:type="spellStart"/>
-      <w:r>
-        <w:t>Ex:I</w:t>
-      </w:r>
-      <w:proofErr w:type="spellEnd"/>
-      <w:r>
-        <w:t xml:space="preserve"> had closed the door when I drove </w:t>
-      </w:r>
-      <w:r>
-        <w:rPr>
-          <w:rFonts w:hint="eastAsia"/>
-        </w:rPr>
-        <w:t>先關車門再開車</w:t>
+      <w:r>
+        <w:t>Listening to Chris.</w:t>
+      </w:r>
+    </w:p>
+    <w:p>
+      <w:pPr>
+        <w:pStyle w:val="a3"/>
+        <w:numPr>
+          <w:ilvl w:val="0"/>
+          <w:numId w:val="10"/>
+        </w:numPr>
+        <w:ind w:leftChars="0" w:rightChars="100" w:right="240"/>
+      </w:pPr>
+      <w:r>
+        <w:rPr>
+          <w:rFonts w:hint="eastAsia"/>
+        </w:rPr>
+        <w:t>不是，</w:t>
+      </w:r>
+      <w:r>
+        <w:rPr>
+          <w:rFonts w:hint="eastAsia"/>
+        </w:rPr>
+        <w:t>a</w:t>
+      </w:r>
+      <w:r>
+        <w:t>nticipate</w:t>
+      </w:r>
+      <w:r>
+        <w:rPr>
+          <w:rFonts w:hint="eastAsia"/>
+        </w:rPr>
+        <w:t>是第三人稱單數，</w:t>
+      </w:r>
+      <w:r>
+        <w:t>he/she/it</w:t>
+      </w:r>
+      <w:r>
+        <w:rPr>
+          <w:rFonts w:hint="eastAsia"/>
+        </w:rPr>
+        <w:t>才會接動詞加</w:t>
+      </w:r>
+      <w:r>
+        <w:rPr>
+          <w:rFonts w:hint="eastAsia"/>
+        </w:rPr>
+        <w:t>s</w:t>
       </w:r>
     </w:p>
     <w:p>
       <w:pPr>
         <w:ind w:rightChars="100" w:right="240"/>
       </w:pPr>
+      <w:r>
+        <w:rPr>
+          <w:rFonts w:hint="eastAsia"/>
+        </w:rPr>
+        <w:t>因此答案是</w:t>
+      </w:r>
+      <w:r>
+        <w:rPr>
+          <w:highlight w:val="yellow"/>
+        </w:rPr>
+        <w:t>(C)anticipated</w:t>
+      </w:r>
     </w:p>
     <w:p>
       <w:pPr>
         <w:ind w:rightChars="100" w:right="240"/>
       </w:pPr>
-      <w:r>
-        <w:rPr>
-          <w:rFonts w:hint="eastAsia"/>
-        </w:rPr>
-        <w:t>因此要選</w:t>
-      </w:r>
-      <w:r>
-        <w:t>(C)Have dropped</w:t>
-      </w:r>
     </w:p>
     <w:p>
       <w:pPr>
         <w:ind w:rightChars="100" w:right="240"/>
-      </w:pPr>
-      <w:r>
-        <w:t>Ans:</w:t>
-      </w:r>
-      <w:r>
-        <w:t xml:space="preserve"> </w:t>
-      </w:r>
-      <w:r>
-        <w:t>Have dropped</w:t>
-      </w:r>
+        <w:rPr>
+          <w:rFonts w:hint="eastAsia"/>
+        </w:rPr>
+      </w:pPr>
     </w:p>
     <w:p>
       <w:pPr>
         <w:ind w:rightChars="100" w:right="240"/>
+        <w:rPr>
+          <w:rFonts w:hint="eastAsia"/>
+        </w:rPr>
       </w:pPr>
     </w:p>
     <w:p>
       <w:pPr>
         <w:ind w:rightChars="100" w:right="240"/>
-      </w:pPr>
-      <w:r>
-        <w:t xml:space="preserve">The new line of mobile devices </w:t>
-      </w:r>
-      <w:r>
-        <w:rPr>
-          <w:highlight w:val="yellow"/>
-        </w:rPr>
-        <w:t>which was released</w:t>
-      </w:r>
-      <w:r>
-        <w:t xml:space="preserve"> </w:t>
-      </w:r>
-      <w:r>
-        <w:rPr>
-          <w:color w:val="FF0000"/>
-        </w:rPr>
-        <w:t xml:space="preserve">hit </w:t>
-      </w:r>
-      <w:r>
-        <w:t>the shelves of all main electronic stores.</w:t>
-      </w:r>
-    </w:p>
-    <w:p>
-      <w:pPr>
-        <w:ind w:rightChars="100" w:right="240"/>
-      </w:pPr>
-      <w:r>
-        <w:t>(A)</w:t>
-      </w:r>
-      <w:r>
-        <w:t>releases</w:t>
-      </w:r>
-      <w:r>
-        <w:rPr>
-          <w:rFonts w:hint="eastAsia"/>
-        </w:rPr>
-        <w:t>釋放</w:t>
-      </w:r>
-      <w:r>
-        <w:rPr>
-          <w:rFonts w:hint="eastAsia"/>
-        </w:rPr>
-        <w:t>/</w:t>
-      </w:r>
-      <w:r>
-        <w:rPr>
-          <w:rFonts w:hint="eastAsia"/>
-        </w:rPr>
-        <w:t>上市</w:t>
-      </w:r>
-      <w:r>
-        <w:rPr>
-          <w:rFonts w:hint="eastAsia"/>
-        </w:rPr>
-        <w:t>(</w:t>
-      </w:r>
-      <w:r>
-        <w:rPr>
-          <w:rFonts w:hint="eastAsia"/>
-        </w:rPr>
-        <w:t>現在簡單式</w:t>
-      </w:r>
-      <w:r>
-        <w:rPr>
-          <w:rFonts w:hint="eastAsia"/>
-        </w:rPr>
-        <w:t>)</w:t>
-      </w:r>
-      <w:r>
-        <w:rPr>
-          <w:rFonts w:hint="eastAsia"/>
-        </w:rPr>
-        <w:t>(</w:t>
-      </w:r>
-      <w:r>
-        <w:t>B)release</w:t>
-      </w:r>
-      <w:r>
-        <w:rPr>
-          <w:rFonts w:hint="eastAsia"/>
-        </w:rPr>
-        <w:t>(</w:t>
-      </w:r>
-      <w:r>
-        <w:rPr>
-          <w:rFonts w:hint="eastAsia"/>
-        </w:rPr>
-        <w:t>原</w:t>
-      </w:r>
-      <w:r>
-        <w:rPr>
-          <w:rFonts w:hint="eastAsia"/>
-        </w:rPr>
-        <w:t>V</w:t>
-      </w:r>
-      <w:r>
-        <w:t>)</w:t>
-      </w:r>
-      <w:r>
-        <w:rPr>
-          <w:highlight w:val="yellow"/>
-        </w:rPr>
-        <w:t xml:space="preserve">(C)which was </w:t>
-      </w:r>
-      <w:r>
-        <w:rPr>
-          <w:highlight w:val="yellow"/>
-        </w:rPr>
-        <w:t>released</w:t>
-      </w:r>
-      <w:r>
-        <w:t>(D)which is released</w:t>
-      </w:r>
-    </w:p>
-    <w:p>
-      <w:pPr>
-        <w:ind w:rightChars="100" w:right="240"/>
-      </w:pPr>
-      <w:r>
-        <w:t>Ans:</w:t>
-      </w:r>
-      <w:r>
-        <w:rPr>
-          <w:highlight w:val="yellow"/>
-        </w:rPr>
-        <w:t xml:space="preserve"> </w:t>
-      </w:r>
-      <w:r>
-        <w:rPr>
-          <w:highlight w:val="yellow"/>
-        </w:rPr>
-        <w:t>which was released</w:t>
-      </w:r>
-    </w:p>
-    <w:p>
-      <w:pPr>
-        <w:ind w:rightChars="100" w:right="240"/>
-      </w:pPr>
-      <w:r>
-        <w:rPr>
-          <w:rFonts w:hint="eastAsia"/>
-        </w:rPr>
-        <w:t>h</w:t>
-      </w:r>
-      <w:r>
-        <w:t>it the shelves</w:t>
-      </w:r>
-      <w:r>
-        <w:t>上架販售</w:t>
-      </w:r>
-      <w:r>
-        <w:rPr>
-          <w:rFonts w:hint="eastAsia"/>
-        </w:rPr>
-        <w:t>、</w:t>
-      </w:r>
-      <w:r>
-        <w:rPr>
-          <w:rFonts w:hint="eastAsia"/>
-        </w:rPr>
-        <w:t>r</w:t>
-      </w:r>
-      <w:r>
-        <w:t xml:space="preserve">elease v </w:t>
-      </w:r>
-      <w:r>
-        <w:rPr>
-          <w:rFonts w:hint="eastAsia"/>
-        </w:rPr>
-        <w:t>釋放</w:t>
-      </w:r>
-      <w:r>
-        <w:rPr>
-          <w:rFonts w:hint="eastAsia"/>
-        </w:rPr>
-        <w:t>/</w:t>
-      </w:r>
-      <w:r>
-        <w:rPr>
-          <w:rFonts w:hint="eastAsia"/>
-        </w:rPr>
-        <w:t>發布</w:t>
-      </w:r>
-      <w:r>
-        <w:rPr>
-          <w:rFonts w:hint="eastAsia"/>
-        </w:rPr>
-        <w:t>/</w:t>
-      </w:r>
-      <w:r>
-        <w:rPr>
-          <w:rFonts w:hint="eastAsia"/>
-        </w:rPr>
-        <w:t>發行</w:t>
-      </w:r>
-      <w:r>
-        <w:rPr>
-          <w:rFonts w:hint="eastAsia"/>
-        </w:rPr>
-        <w:t>,</w:t>
-      </w:r>
-      <w:r>
-        <w:t>n.</w:t>
-      </w:r>
-      <w:r>
-        <w:rPr>
-          <w:rFonts w:hint="eastAsia"/>
-        </w:rPr>
-        <w:t>釋放</w:t>
-      </w:r>
-      <w:r>
-        <w:rPr>
-          <w:rFonts w:hint="eastAsia"/>
-        </w:rPr>
-        <w:t xml:space="preserve"> </w:t>
-      </w:r>
-    </w:p>
-    <w:p>
-      <w:pPr>
-        <w:ind w:rightChars="100" w:right="240"/>
-      </w:pPr>
-      <w:r>
-        <w:t>Hit=</w:t>
-      </w:r>
-      <w:r>
-        <w:rPr>
-          <w:rFonts w:hint="eastAsia"/>
-        </w:rPr>
-        <w:t>動詞</w:t>
-      </w:r>
-      <w:r>
-        <w:rPr>
-          <w:rFonts w:hint="eastAsia"/>
-        </w:rPr>
-        <w:t xml:space="preserve"> </w:t>
-      </w:r>
-      <w:r>
-        <w:rPr>
-          <w:rFonts w:hint="eastAsia"/>
-        </w:rPr>
-        <w:t>若選擇</w:t>
-      </w:r>
-      <w:r>
-        <w:rPr>
-          <w:rFonts w:hint="eastAsia"/>
-        </w:rPr>
-        <w:t>(</w:t>
-      </w:r>
-      <w:r>
-        <w:t>A)</w:t>
-      </w:r>
-      <w:r>
-        <w:rPr>
-          <w:rFonts w:hint="eastAsia"/>
-        </w:rPr>
-        <w:t>或</w:t>
-      </w:r>
-      <w:r>
-        <w:t>(B)</w:t>
-      </w:r>
-      <w:r>
-        <w:rPr>
-          <w:rFonts w:hint="eastAsia"/>
-        </w:rPr>
-        <w:t>就會有兩個動詞卻沒有連接詞，因此這不合理</w:t>
-      </w:r>
-    </w:p>
-    <w:p>
-      <w:pPr>
-        <w:ind w:rightChars="100" w:right="240"/>
-        <w:rPr>
-          <w:strike/>
-        </w:rPr>
-      </w:pPr>
-      <w:r>
-        <w:rPr>
-          <w:strike/>
-        </w:rPr>
-        <w:t>The boy hit(v)the ball broke(v) the window</w:t>
-      </w:r>
-    </w:p>
-    <w:p>
-      <w:pPr>
-        <w:ind w:rightChars="100" w:right="240"/>
-      </w:pPr>
-      <w:r>
-        <w:t>The boy hit(v)the ball which broke(v) the window.</w:t>
-      </w:r>
-    </w:p>
-    <w:p>
-      <w:pPr>
-        <w:ind w:rightChars="100" w:right="240"/>
-      </w:pPr>
-      <w:r>
-        <w:rPr>
-          <w:rFonts w:hint="eastAsia"/>
-        </w:rPr>
-        <w:t>如同上述例句</w:t>
-      </w:r>
-      <w:r>
-        <w:rPr>
-          <w:rFonts w:hint="eastAsia"/>
-        </w:rPr>
-        <w:t>T</w:t>
-      </w:r>
-      <w:r>
-        <w:t>he boy</w:t>
-      </w:r>
-      <w:r>
-        <w:rPr>
-          <w:rFonts w:hint="eastAsia"/>
-        </w:rPr>
-        <w:t>是第三人稱單數，因此若句子為現在式</w:t>
-      </w:r>
-      <w:r>
-        <w:rPr>
-          <w:rFonts w:hint="eastAsia"/>
-        </w:rPr>
-        <w:t>h</w:t>
-      </w:r>
-      <w:r>
-        <w:t>it</w:t>
-      </w:r>
-      <w:r>
-        <w:rPr>
-          <w:rFonts w:hint="eastAsia"/>
-        </w:rPr>
-        <w:t>應該要加</w:t>
-      </w:r>
-      <w:r>
-        <w:rPr>
-          <w:rFonts w:hint="eastAsia"/>
-        </w:rPr>
-        <w:t>s</w:t>
-      </w:r>
-      <w:r>
-        <w:rPr>
-          <w:rFonts w:hint="eastAsia"/>
-        </w:rPr>
-        <w:t>，句子沒用</w:t>
-      </w:r>
-      <w:r>
-        <w:rPr>
-          <w:rFonts w:hint="eastAsia"/>
-        </w:rPr>
-        <w:t>h</w:t>
-      </w:r>
-      <w:r>
-        <w:t>its</w:t>
-      </w:r>
-      <w:r>
-        <w:rPr>
-          <w:rFonts w:hint="eastAsia"/>
-        </w:rPr>
-        <w:t>而是</w:t>
-      </w:r>
-      <w:r>
-        <w:rPr>
-          <w:rFonts w:hint="eastAsia"/>
-        </w:rPr>
-        <w:t>h</w:t>
-      </w:r>
-      <w:r>
-        <w:t>it</w:t>
-      </w:r>
-      <w:r>
-        <w:rPr>
-          <w:rFonts w:hint="eastAsia"/>
-        </w:rPr>
-        <w:t>代表就是過去式</w:t>
-      </w:r>
-    </w:p>
-    <w:p>
-      <w:pPr>
-        <w:ind w:rightChars="100" w:right="240"/>
-        <w:rPr>
-          <w:rFonts w:hint="eastAsia"/>
-        </w:rPr>
-      </w:pPr>
-    </w:p>
-    <w:p>
-      <w:pPr>
-        <w:ind w:rightChars="100" w:right="240"/>
-        <w:rPr>
-          <w:rFonts w:hint="eastAsia"/>
-        </w:rPr>
       </w:pPr>
     </w:p>
     <w:sectPr>
@@ -2978,8 +3345,46 @@
 </w:document>
 </file>
 
+<file path=word/endnotes.xml><?xml version="1.0" encoding="utf-8"?>
+<w:endnotes xmlns:wpc="http://schemas.microsoft.com/office/word/2010/wordprocessingCanvas" xmlns:cx="http://schemas.microsoft.com/office/drawing/2014/chartex" xmlns:cx1="http://schemas.microsoft.com/office/drawing/2015/9/8/chartex" xmlns:cx2="http://schemas.microsoft.com/office/drawing/2015/10/21/chartex" xmlns:cx3="http://schemas.microsoft.com/office/drawing/2016/5/9/chartex" xmlns:cx4="http://schemas.microsoft.com/office/drawing/2016/5/10/chartex" xmlns:cx5="http://schemas.microsoft.com/office/drawing/2016/5/11/chartex" xmlns:cx6="http://schemas.microsoft.com/office/drawing/2016/5/12/chartex" xmlns:cx7="http://schemas.microsoft.com/office/drawing/2016/5/13/chartex" xmlns:cx8="http://schemas.microsoft.com/office/drawing/2016/5/14/chartex" xmlns:mc="http://schemas.openxmlformats.org/markup-compatibility/2006" xmlns:aink="http://schemas.microsoft.com/office/drawing/2016/ink" xmlns:am3d="http://schemas.microsoft.com/office/drawing/2017/model3d" xmlns:o="urn:schemas-microsoft-com:office:office" xmlns:oel="http://schemas.microsoft.com/office/2019/extlst" xmlns:r="http://schemas.openxmlformats.org/officeDocument/2006/relationships" xmlns:m="http://schemas.openxmlformats.org/officeDocument/2006/math" xmlns:v="urn:schemas-microsoft-com:vml" xmlns:wp14="http://schemas.microsoft.com/office/word/2010/wordprocessingDrawing" xmlns:wp="http://schemas.openxmlformats.org/drawingml/2006/wordprocessingDrawing" xmlns:w10="urn:schemas-microsoft-com:office:word" xmlns:w="http://schemas.openxmlformats.org/wordprocessingml/2006/main" xmlns:w14="http://schemas.microsoft.com/office/word/2010/wordml" xmlns:w15="http://schemas.microsoft.com/office/word/2012/wordml" xmlns:w16cex="http://schemas.microsoft.com/office/word/2018/wordml/cex" xmlns:w16cid="http://schemas.microsoft.com/office/word/2016/wordml/cid" xmlns:w16="http://schemas.microsoft.com/office/word/2018/wordml" xmlns:w16du="http://schemas.microsoft.com/office/word/2023/wordml/word16du" xmlns:w16sdtdh="http://schemas.microsoft.com/office/word/2020/wordml/sdtdatahash" xmlns:w16se="http://schemas.microsoft.com/office/word/2015/wordml/symex" xmlns:wpg="http://schemas.microsoft.com/office/word/2010/wordprocessingGroup" xmlns:wpi="http://schemas.microsoft.com/office/word/2010/wordprocessingInk" xmlns:wne="http://schemas.microsoft.com/office/word/2006/wordml" xmlns:wps="http://schemas.microsoft.com/office/word/2010/wordprocessingShape" mc:Ignorable="w14 w15 w16se w16cid w16 w16cex w16sdtdh wp14">
+  <w:endnote w:type="separator" w:id="-1">
+    <w:p>
+      <w:r>
+        <w:separator/>
+      </w:r>
+    </w:p>
+  </w:endnote>
+  <w:endnote w:type="continuationSeparator" w:id="0">
+    <w:p>
+      <w:r>
+        <w:continuationSeparator/>
+      </w:r>
+    </w:p>
+  </w:endnote>
+</w:endnotes>
+</file>
+
+<file path=word/footnotes.xml><?xml version="1.0" encoding="utf-8"?>
+<w:footnotes xmlns:wpc="http://schemas.microsoft.com/office/word/2010/wordprocessingCanvas" xmlns:cx="http://schemas.microsoft.com/office/drawing/2014/chartex" xmlns:cx1="http://schemas.microsoft.com/office/drawing/2015/9/8/chartex" xmlns:cx2="http://schemas.microsoft.com/office/drawing/2015/10/21/chartex" xmlns:cx3="http://schemas.microsoft.com/office/drawing/2016/5/9/chartex" xmlns:cx4="http://schemas.microsoft.com/office/drawing/2016/5/10/chartex" xmlns:cx5="http://schemas.microsoft.com/office/drawing/2016/5/11/chartex" xmlns:cx6="http://schemas.microsoft.com/office/drawing/2016/5/12/chartex" xmlns:cx7="http://schemas.microsoft.com/office/drawing/2016/5/13/chartex" xmlns:cx8="http://schemas.microsoft.com/office/drawing/2016/5/14/chartex" xmlns:mc="http://schemas.openxmlformats.org/markup-compatibility/2006" xmlns:aink="http://schemas.microsoft.com/office/drawing/2016/ink" xmlns:am3d="http://schemas.microsoft.com/office/drawing/2017/model3d" xmlns:o="urn:schemas-microsoft-com:office:office" xmlns:oel="http://schemas.microsoft.com/office/2019/extlst" xmlns:r="http://schemas.openxmlformats.org/officeDocument/2006/relationships" xmlns:m="http://schemas.openxmlformats.org/officeDocument/2006/math" xmlns:v="urn:schemas-microsoft-com:vml" xmlns:wp14="http://schemas.microsoft.com/office/word/2010/wordprocessingDrawing" xmlns:wp="http://schemas.openxmlformats.org/drawingml/2006/wordprocessingDrawing" xmlns:w10="urn:schemas-microsoft-com:office:word" xmlns:w="http://schemas.openxmlformats.org/wordprocessingml/2006/main" xmlns:w14="http://schemas.microsoft.com/office/word/2010/wordml" xmlns:w15="http://schemas.microsoft.com/office/word/2012/wordml" xmlns:w16cex="http://schemas.microsoft.com/office/word/2018/wordml/cex" xmlns:w16cid="http://schemas.microsoft.com/office/word/2016/wordml/cid" xmlns:w16="http://schemas.microsoft.com/office/word/2018/wordml" xmlns:w16du="http://schemas.microsoft.com/office/word/2023/wordml/word16du" xmlns:w16sdtdh="http://schemas.microsoft.com/office/word/2020/wordml/sdtdatahash" xmlns:w16se="http://schemas.microsoft.com/office/word/2015/wordml/symex" xmlns:wpg="http://schemas.microsoft.com/office/word/2010/wordprocessingGroup" xmlns:wpi="http://schemas.microsoft.com/office/word/2010/wordprocessingInk" xmlns:wne="http://schemas.microsoft.com/office/word/2006/wordml" xmlns:wps="http://schemas.microsoft.com/office/word/2010/wordprocessingShape" mc:Ignorable="w14 w15 w16se w16cid w16 w16cex w16sdtdh wp14">
+  <w:footnote w:type="separator" w:id="-1">
+    <w:p>
+      <w:r>
+        <w:separator/>
+      </w:r>
+    </w:p>
+  </w:footnote>
+  <w:footnote w:type="continuationSeparator" w:id="0">
+    <w:p>
+      <w:r>
+        <w:continuationSeparator/>
+      </w:r>
+    </w:p>
+  </w:footnote>
+</w:footnotes>
+</file>
+
 <file path=word/numbering.xml><?xml version="1.0" encoding="utf-8"?>
-<w:numbering xmlns:wpc="http://schemas.microsoft.com/office/word/2010/wordprocessingCanvas" xmlns:cx="http://schemas.microsoft.com/office/drawing/2014/chartex" xmlns:cx1="http://schemas.microsoft.com/office/drawing/2015/9/8/chartex" xmlns:cx2="http://schemas.microsoft.com/office/drawing/2015/10/21/chartex" xmlns:cx3="http://schemas.microsoft.com/office/drawing/2016/5/9/chartex" xmlns:cx4="http://schemas.microsoft.com/office/drawing/2016/5/10/chartex" xmlns:cx5="http://schemas.microsoft.com/office/drawing/2016/5/11/chartex" xmlns:cx6="http://schemas.microsoft.com/office/drawing/2016/5/12/chartex" xmlns:cx7="http://schemas.microsoft.com/office/drawing/2016/5/13/chartex" xmlns:cx8="http://schemas.microsoft.com/office/drawing/2016/5/14/chartex" xmlns:mc="http://schemas.openxmlformats.org/markup-compatibility/2006" xmlns:aink="http://schemas.microsoft.com/office/drawing/2016/ink" xmlns:am3d="http://schemas.microsoft.com/office/drawing/2017/model3d" xmlns:o="urn:schemas-microsoft-com:office:office" xmlns:r="http://schemas.openxmlformats.org/officeDocument/2006/relationships" xmlns:m="http://schemas.openxmlformats.org/officeDocument/2006/math" xmlns:v="urn:schemas-microsoft-com:vml" xmlns:wp14="http://schemas.microsoft.com/office/word/2010/wordprocessingDrawing" xmlns:wp="http://schemas.openxmlformats.org/drawingml/2006/wordprocessingDrawing" xmlns:w10="urn:schemas-microsoft-com:office:word" xmlns:w="http://schemas.openxmlformats.org/wordprocessingml/2006/main" xmlns:w14="http://schemas.microsoft.com/office/word/2010/wordml" xmlns:w15="http://schemas.microsoft.com/office/word/2012/wordml" xmlns:w16cex="http://schemas.microsoft.com/office/word/2018/wordml/cex" xmlns:w16cid="http://schemas.microsoft.com/office/word/2016/wordml/cid" xmlns:w16="http://schemas.microsoft.com/office/word/2018/wordml" xmlns:w16sdtdh="http://schemas.microsoft.com/office/word/2020/wordml/sdtdatahash" xmlns:w16se="http://schemas.microsoft.com/office/word/2015/wordml/symex" xmlns:wpg="http://schemas.microsoft.com/office/word/2010/wordprocessingGroup" xmlns:wpi="http://schemas.microsoft.com/office/word/2010/wordprocessingInk" xmlns:wne="http://schemas.microsoft.com/office/word/2006/wordml" xmlns:wps="http://schemas.microsoft.com/office/word/2010/wordprocessingShape" mc:Ignorable="w14 w15 w16se w16cid w16 w16cex w16sdtdh wp14">
+<w:numbering xmlns:wpc="http://schemas.microsoft.com/office/word/2010/wordprocessingCanvas" xmlns:cx="http://schemas.microsoft.com/office/drawing/2014/chartex" xmlns:cx1="http://schemas.microsoft.com/office/drawing/2015/9/8/chartex" xmlns:cx2="http://schemas.microsoft.com/office/drawing/2015/10/21/chartex" xmlns:cx3="http://schemas.microsoft.com/office/drawing/2016/5/9/chartex" xmlns:cx4="http://schemas.microsoft.com/office/drawing/2016/5/10/chartex" xmlns:cx5="http://schemas.microsoft.com/office/drawing/2016/5/11/chartex" xmlns:cx6="http://schemas.microsoft.com/office/drawing/2016/5/12/chartex" xmlns:cx7="http://schemas.microsoft.com/office/drawing/2016/5/13/chartex" xmlns:cx8="http://schemas.microsoft.com/office/drawing/2016/5/14/chartex" xmlns:mc="http://schemas.openxmlformats.org/markup-compatibility/2006" xmlns:aink="http://schemas.microsoft.com/office/drawing/2016/ink" xmlns:am3d="http://schemas.microsoft.com/office/drawing/2017/model3d" xmlns:o="urn:schemas-microsoft-com:office:office" xmlns:oel="http://schemas.microsoft.com/office/2019/extlst" xmlns:r="http://schemas.openxmlformats.org/officeDocument/2006/relationships" xmlns:m="http://schemas.openxmlformats.org/officeDocument/2006/math" xmlns:v="urn:schemas-microsoft-com:vml" xmlns:wp14="http://schemas.microsoft.com/office/word/2010/wordprocessingDrawing" xmlns:wp="http://schemas.openxmlformats.org/drawingml/2006/wordprocessingDrawing" xmlns:w10="urn:schemas-microsoft-com:office:word" xmlns:w="http://schemas.openxmlformats.org/wordprocessingml/2006/main" xmlns:w14="http://schemas.microsoft.com/office/word/2010/wordml" xmlns:w15="http://schemas.microsoft.com/office/word/2012/wordml" xmlns:w16cex="http://schemas.microsoft.com/office/word/2018/wordml/cex" xmlns:w16cid="http://schemas.microsoft.com/office/word/2016/wordml/cid" xmlns:w16="http://schemas.microsoft.com/office/word/2018/wordml" xmlns:w16du="http://schemas.microsoft.com/office/word/2023/wordml/word16du" xmlns:w16sdtdh="http://schemas.microsoft.com/office/word/2020/wordml/sdtdatahash" xmlns:w16se="http://schemas.microsoft.com/office/word/2015/wordml/symex" xmlns:wpg="http://schemas.microsoft.com/office/word/2010/wordprocessingGroup" xmlns:wpi="http://schemas.microsoft.com/office/word/2010/wordprocessingInk" xmlns:wne="http://schemas.microsoft.com/office/word/2006/wordml" xmlns:wps="http://schemas.microsoft.com/office/word/2010/wordprocessingShape" mc:Ignorable="w14 w15 w16se w16cid w16 w16cex w16sdtdh wp14">
   <w:abstractNum w:abstractNumId="0" w15:restartNumberingAfterBreak="0">
     <w:nsid w:val="14EE3575"/>
     <w:multiLevelType w:val="hybridMultilevel"/>
@@ -3426,6 +3831,95 @@
     </w:lvl>
   </w:abstractNum>
   <w:abstractNum w:abstractNumId="5" w15:restartNumberingAfterBreak="0">
+    <w:nsid w:val="2F0B7D10"/>
+    <w:multiLevelType w:val="hybridMultilevel"/>
+    <w:tmpl w:val="6BDE8662"/>
+    <w:lvl w:ilvl="0" w:tplc="A4CE06E2">
+      <w:start w:val="1"/>
+      <w:numFmt w:val="upperLetter"/>
+      <w:lvlText w:val="(%1)"/>
+      <w:lvlJc w:val="left"/>
+      <w:pPr>
+        <w:ind w:left="360" w:hanging="360"/>
+      </w:pPr>
+      <w:rPr>
+        <w:rFonts w:hint="default"/>
+      </w:rPr>
+    </w:lvl>
+    <w:lvl w:ilvl="1" w:tplc="04090019" w:tentative="1">
+      <w:start w:val="1"/>
+      <w:numFmt w:val="ideographTraditional"/>
+      <w:lvlText w:val="%2、"/>
+      <w:lvlJc w:val="left"/>
+      <w:pPr>
+        <w:ind w:left="960" w:hanging="480"/>
+      </w:pPr>
+    </w:lvl>
+    <w:lvl w:ilvl="2" w:tplc="0409001B" w:tentative="1">
+      <w:start w:val="1"/>
+      <w:numFmt w:val="lowerRoman"/>
+      <w:lvlText w:val="%3."/>
+      <w:lvlJc w:val="right"/>
+      <w:pPr>
+        <w:ind w:left="1440" w:hanging="480"/>
+      </w:pPr>
+    </w:lvl>
+    <w:lvl w:ilvl="3" w:tplc="0409000F" w:tentative="1">
+      <w:start w:val="1"/>
+      <w:numFmt w:val="decimal"/>
+      <w:lvlText w:val="%4."/>
+      <w:lvlJc w:val="left"/>
+      <w:pPr>
+        <w:ind w:left="1920" w:hanging="480"/>
+      </w:pPr>
+    </w:lvl>
+    <w:lvl w:ilvl="4" w:tplc="04090019" w:tentative="1">
+      <w:start w:val="1"/>
+      <w:numFmt w:val="ideographTraditional"/>
+      <w:lvlText w:val="%5、"/>
+      <w:lvlJc w:val="left"/>
+      <w:pPr>
+        <w:ind w:left="2400" w:hanging="480"/>
+      </w:pPr>
+    </w:lvl>
+    <w:lvl w:ilvl="5" w:tplc="0409001B" w:tentative="1">
+      <w:start w:val="1"/>
+      <w:numFmt w:val="lowerRoman"/>
+      <w:lvlText w:val="%6."/>
+      <w:lvlJc w:val="right"/>
+      <w:pPr>
+        <w:ind w:left="2880" w:hanging="480"/>
+      </w:pPr>
+    </w:lvl>
+    <w:lvl w:ilvl="6" w:tplc="0409000F" w:tentative="1">
+      <w:start w:val="1"/>
+      <w:numFmt w:val="decimal"/>
+      <w:lvlText w:val="%7."/>
+      <w:lvlJc w:val="left"/>
+      <w:pPr>
+        <w:ind w:left="3360" w:hanging="480"/>
+      </w:pPr>
+    </w:lvl>
+    <w:lvl w:ilvl="7" w:tplc="04090019" w:tentative="1">
+      <w:start w:val="1"/>
+      <w:numFmt w:val="ideographTraditional"/>
+      <w:lvlText w:val="%8、"/>
+      <w:lvlJc w:val="left"/>
+      <w:pPr>
+        <w:ind w:left="3840" w:hanging="480"/>
+      </w:pPr>
+    </w:lvl>
+    <w:lvl w:ilvl="8" w:tplc="0409001B" w:tentative="1">
+      <w:start w:val="1"/>
+      <w:numFmt w:val="lowerRoman"/>
+      <w:lvlText w:val="%9."/>
+      <w:lvlJc w:val="right"/>
+      <w:pPr>
+        <w:ind w:left="4320" w:hanging="480"/>
+      </w:pPr>
+    </w:lvl>
+  </w:abstractNum>
+  <w:abstractNum w:abstractNumId="6" w15:restartNumberingAfterBreak="0">
     <w:nsid w:val="46416485"/>
     <w:multiLevelType w:val="hybridMultilevel"/>
     <w:tmpl w:val="638C880A"/>
@@ -3514,7 +4008,185 @@
       </w:pPr>
     </w:lvl>
   </w:abstractNum>
-  <w:abstractNum w:abstractNumId="6" w15:restartNumberingAfterBreak="0">
+  <w:abstractNum w:abstractNumId="7" w15:restartNumberingAfterBreak="0">
+    <w:nsid w:val="6C3331FC"/>
+    <w:multiLevelType w:val="hybridMultilevel"/>
+    <w:tmpl w:val="76CE4044"/>
+    <w:lvl w:ilvl="0" w:tplc="9B966364">
+      <w:start w:val="1"/>
+      <w:numFmt w:val="upperLetter"/>
+      <w:lvlText w:val="(%1)"/>
+      <w:lvlJc w:val="left"/>
+      <w:pPr>
+        <w:ind w:left="360" w:hanging="360"/>
+      </w:pPr>
+      <w:rPr>
+        <w:rFonts w:hint="default"/>
+      </w:rPr>
+    </w:lvl>
+    <w:lvl w:ilvl="1" w:tplc="04090019" w:tentative="1">
+      <w:start w:val="1"/>
+      <w:numFmt w:val="ideographTraditional"/>
+      <w:lvlText w:val="%2、"/>
+      <w:lvlJc w:val="left"/>
+      <w:pPr>
+        <w:ind w:left="960" w:hanging="480"/>
+      </w:pPr>
+    </w:lvl>
+    <w:lvl w:ilvl="2" w:tplc="0409001B" w:tentative="1">
+      <w:start w:val="1"/>
+      <w:numFmt w:val="lowerRoman"/>
+      <w:lvlText w:val="%3."/>
+      <w:lvlJc w:val="right"/>
+      <w:pPr>
+        <w:ind w:left="1440" w:hanging="480"/>
+      </w:pPr>
+    </w:lvl>
+    <w:lvl w:ilvl="3" w:tplc="0409000F" w:tentative="1">
+      <w:start w:val="1"/>
+      <w:numFmt w:val="decimal"/>
+      <w:lvlText w:val="%4."/>
+      <w:lvlJc w:val="left"/>
+      <w:pPr>
+        <w:ind w:left="1920" w:hanging="480"/>
+      </w:pPr>
+    </w:lvl>
+    <w:lvl w:ilvl="4" w:tplc="04090019" w:tentative="1">
+      <w:start w:val="1"/>
+      <w:numFmt w:val="ideographTraditional"/>
+      <w:lvlText w:val="%5、"/>
+      <w:lvlJc w:val="left"/>
+      <w:pPr>
+        <w:ind w:left="2400" w:hanging="480"/>
+      </w:pPr>
+    </w:lvl>
+    <w:lvl w:ilvl="5" w:tplc="0409001B" w:tentative="1">
+      <w:start w:val="1"/>
+      <w:numFmt w:val="lowerRoman"/>
+      <w:lvlText w:val="%6."/>
+      <w:lvlJc w:val="right"/>
+      <w:pPr>
+        <w:ind w:left="2880" w:hanging="480"/>
+      </w:pPr>
+    </w:lvl>
+    <w:lvl w:ilvl="6" w:tplc="0409000F" w:tentative="1">
+      <w:start w:val="1"/>
+      <w:numFmt w:val="decimal"/>
+      <w:lvlText w:val="%7."/>
+      <w:lvlJc w:val="left"/>
+      <w:pPr>
+        <w:ind w:left="3360" w:hanging="480"/>
+      </w:pPr>
+    </w:lvl>
+    <w:lvl w:ilvl="7" w:tplc="04090019" w:tentative="1">
+      <w:start w:val="1"/>
+      <w:numFmt w:val="ideographTraditional"/>
+      <w:lvlText w:val="%8、"/>
+      <w:lvlJc w:val="left"/>
+      <w:pPr>
+        <w:ind w:left="3840" w:hanging="480"/>
+      </w:pPr>
+    </w:lvl>
+    <w:lvl w:ilvl="8" w:tplc="0409001B" w:tentative="1">
+      <w:start w:val="1"/>
+      <w:numFmt w:val="lowerRoman"/>
+      <w:lvlText w:val="%9."/>
+      <w:lvlJc w:val="right"/>
+      <w:pPr>
+        <w:ind w:left="4320" w:hanging="480"/>
+      </w:pPr>
+    </w:lvl>
+  </w:abstractNum>
+  <w:abstractNum w:abstractNumId="8" w15:restartNumberingAfterBreak="0">
+    <w:nsid w:val="71E001DC"/>
+    <w:multiLevelType w:val="hybridMultilevel"/>
+    <w:tmpl w:val="79A06202"/>
+    <w:lvl w:ilvl="0" w:tplc="F4FC12A4">
+      <w:start w:val="1"/>
+      <w:numFmt w:val="lowerLetter"/>
+      <w:lvlText w:val="(%1)"/>
+      <w:lvlJc w:val="left"/>
+      <w:pPr>
+        <w:ind w:left="360" w:hanging="360"/>
+      </w:pPr>
+      <w:rPr>
+        <w:rFonts w:hint="default"/>
+      </w:rPr>
+    </w:lvl>
+    <w:lvl w:ilvl="1" w:tplc="04090019" w:tentative="1">
+      <w:start w:val="1"/>
+      <w:numFmt w:val="ideographTraditional"/>
+      <w:lvlText w:val="%2、"/>
+      <w:lvlJc w:val="left"/>
+      <w:pPr>
+        <w:ind w:left="960" w:hanging="480"/>
+      </w:pPr>
+    </w:lvl>
+    <w:lvl w:ilvl="2" w:tplc="0409001B" w:tentative="1">
+      <w:start w:val="1"/>
+      <w:numFmt w:val="lowerRoman"/>
+      <w:lvlText w:val="%3."/>
+      <w:lvlJc w:val="right"/>
+      <w:pPr>
+        <w:ind w:left="1440" w:hanging="480"/>
+      </w:pPr>
+    </w:lvl>
+    <w:lvl w:ilvl="3" w:tplc="0409000F" w:tentative="1">
+      <w:start w:val="1"/>
+      <w:numFmt w:val="decimal"/>
+      <w:lvlText w:val="%4."/>
+      <w:lvlJc w:val="left"/>
+      <w:pPr>
+        <w:ind w:left="1920" w:hanging="480"/>
+      </w:pPr>
+    </w:lvl>
+    <w:lvl w:ilvl="4" w:tplc="04090019" w:tentative="1">
+      <w:start w:val="1"/>
+      <w:numFmt w:val="ideographTraditional"/>
+      <w:lvlText w:val="%5、"/>
+      <w:lvlJc w:val="left"/>
+      <w:pPr>
+        <w:ind w:left="2400" w:hanging="480"/>
+      </w:pPr>
+    </w:lvl>
+    <w:lvl w:ilvl="5" w:tplc="0409001B" w:tentative="1">
+      <w:start w:val="1"/>
+      <w:numFmt w:val="lowerRoman"/>
+      <w:lvlText w:val="%6."/>
+      <w:lvlJc w:val="right"/>
+      <w:pPr>
+        <w:ind w:left="2880" w:hanging="480"/>
+      </w:pPr>
+    </w:lvl>
+    <w:lvl w:ilvl="6" w:tplc="0409000F" w:tentative="1">
+      <w:start w:val="1"/>
+      <w:numFmt w:val="decimal"/>
+      <w:lvlText w:val="%7."/>
+      <w:lvlJc w:val="left"/>
+      <w:pPr>
+        <w:ind w:left="3360" w:hanging="480"/>
+      </w:pPr>
+    </w:lvl>
+    <w:lvl w:ilvl="7" w:tplc="04090019" w:tentative="1">
+      <w:start w:val="1"/>
+      <w:numFmt w:val="ideographTraditional"/>
+      <w:lvlText w:val="%8、"/>
+      <w:lvlJc w:val="left"/>
+      <w:pPr>
+        <w:ind w:left="3840" w:hanging="480"/>
+      </w:pPr>
+    </w:lvl>
+    <w:lvl w:ilvl="8" w:tplc="0409001B" w:tentative="1">
+      <w:start w:val="1"/>
+      <w:numFmt w:val="lowerRoman"/>
+      <w:lvlText w:val="%9."/>
+      <w:lvlJc w:val="right"/>
+      <w:pPr>
+        <w:ind w:left="4320" w:hanging="480"/>
+      </w:pPr>
+    </w:lvl>
+  </w:abstractNum>
+  <w:abstractNum w:abstractNumId="9" w15:restartNumberingAfterBreak="0">
     <w:nsid w:val="792E1C22"/>
     <w:multiLevelType w:val="hybridMultilevel"/>
     <w:tmpl w:val="948AF110"/>
@@ -3603,7 +4275,7 @@
       </w:pPr>
     </w:lvl>
   </w:abstractNum>
-  <w:abstractNum w:abstractNumId="7" w15:restartNumberingAfterBreak="0">
+  <w:abstractNum w:abstractNumId="10" w15:restartNumberingAfterBreak="0">
     <w:nsid w:val="7A9860CC"/>
     <w:multiLevelType w:val="hybridMultilevel"/>
     <w:tmpl w:val="B81C9542"/>
@@ -3692,29 +4364,38 @@
       </w:pPr>
     </w:lvl>
   </w:abstractNum>
-  <w:num w:numId="1">
+  <w:num w:numId="1" w16cid:durableId="938367128">
     <w:abstractNumId w:val="3"/>
   </w:num>
-  <w:num w:numId="2">
+  <w:num w:numId="2" w16cid:durableId="926113947">
+    <w:abstractNumId w:val="9"/>
+  </w:num>
+  <w:num w:numId="3" w16cid:durableId="618682145">
+    <w:abstractNumId w:val="0"/>
+  </w:num>
+  <w:num w:numId="4" w16cid:durableId="1530338520">
+    <w:abstractNumId w:val="4"/>
+  </w:num>
+  <w:num w:numId="5" w16cid:durableId="870335436">
+    <w:abstractNumId w:val="2"/>
+  </w:num>
+  <w:num w:numId="6" w16cid:durableId="775247221">
+    <w:abstractNumId w:val="10"/>
+  </w:num>
+  <w:num w:numId="7" w16cid:durableId="791704891">
     <w:abstractNumId w:val="6"/>
   </w:num>
-  <w:num w:numId="3">
-    <w:abstractNumId w:val="0"/>
+  <w:num w:numId="8" w16cid:durableId="1585649320">
+    <w:abstractNumId w:val="1"/>
   </w:num>
-  <w:num w:numId="4">
-    <w:abstractNumId w:val="4"/>
-  </w:num>
-  <w:num w:numId="5">
-    <w:abstractNumId w:val="2"/>
-  </w:num>
-  <w:num w:numId="6">
-    <w:abstractNumId w:val="7"/>
-  </w:num>
-  <w:num w:numId="7">
+  <w:num w:numId="9" w16cid:durableId="1002122668">
     <w:abstractNumId w:val="5"/>
   </w:num>
-  <w:num w:numId="8">
-    <w:abstractNumId w:val="1"/>
+  <w:num w:numId="10" w16cid:durableId="24258171">
+    <w:abstractNumId w:val="8"/>
+  </w:num>
+  <w:num w:numId="11" w16cid:durableId="1579056872">
+    <w:abstractNumId w:val="7"/>
   </w:num>
 </w:numbering>
 </file>
@@ -4155,6 +4836,66 @@
       <w:ind w:leftChars="200" w:left="480"/>
     </w:pPr>
   </w:style>
+  <w:style w:type="paragraph" w:styleId="a4">
+    <w:name w:val="header"/>
+    <w:basedOn w:val="a"/>
+    <w:link w:val="a5"/>
+    <w:uiPriority w:val="99"/>
+    <w:unhideWhenUsed/>
+    <w:rsid w:val="001A4F5E"/>
+    <w:pPr>
+      <w:tabs>
+        <w:tab w:val="center" w:pos="4153"/>
+        <w:tab w:val="right" w:pos="8306"/>
+      </w:tabs>
+      <w:snapToGrid w:val="0"/>
+    </w:pPr>
+    <w:rPr>
+      <w:sz w:val="20"/>
+      <w:szCs w:val="20"/>
+    </w:rPr>
+  </w:style>
+  <w:style w:type="character" w:customStyle="1" w:styleId="a5">
+    <w:name w:val="頁首 字元"/>
+    <w:basedOn w:val="a0"/>
+    <w:link w:val="a4"/>
+    <w:uiPriority w:val="99"/>
+    <w:rsid w:val="001A4F5E"/>
+    <w:rPr>
+      <w:sz w:val="20"/>
+      <w:szCs w:val="20"/>
+    </w:rPr>
+  </w:style>
+  <w:style w:type="paragraph" w:styleId="a6">
+    <w:name w:val="footer"/>
+    <w:basedOn w:val="a"/>
+    <w:link w:val="a7"/>
+    <w:uiPriority w:val="99"/>
+    <w:unhideWhenUsed/>
+    <w:rsid w:val="001A4F5E"/>
+    <w:pPr>
+      <w:tabs>
+        <w:tab w:val="center" w:pos="4153"/>
+        <w:tab w:val="right" w:pos="8306"/>
+      </w:tabs>
+      <w:snapToGrid w:val="0"/>
+    </w:pPr>
+    <w:rPr>
+      <w:sz w:val="20"/>
+      <w:szCs w:val="20"/>
+    </w:rPr>
+  </w:style>
+  <w:style w:type="character" w:customStyle="1" w:styleId="a7">
+    <w:name w:val="頁尾 字元"/>
+    <w:basedOn w:val="a0"/>
+    <w:link w:val="a6"/>
+    <w:uiPriority w:val="99"/>
+    <w:rsid w:val="001A4F5E"/>
+    <w:rPr>
+      <w:sz w:val="20"/>
+      <w:szCs w:val="20"/>
+    </w:rPr>
+  </w:style>
 </w:styles>
 </file>
 

--- a/碩一/TOEIC/時態.docx
+++ b/碩一/TOEIC/時態.docx
@@ -19,7 +19,17 @@
         <w:t>been made</w:t>
       </w:r>
       <w:r>
-        <w:t xml:space="preserve"> aware of the regulatory changes earlier,they </w:t>
+        <w:t xml:space="preserve"> aware of the regulatory changes </w:t>
+      </w:r>
+      <w:proofErr w:type="spellStart"/>
+      <w:proofErr w:type="gramStart"/>
+      <w:r>
+        <w:t>earlier,they</w:t>
+      </w:r>
+      <w:proofErr w:type="spellEnd"/>
+      <w:proofErr w:type="gramEnd"/>
+      <w:r>
+        <w:t xml:space="preserve"> </w:t>
       </w:r>
       <w:r>
         <w:rPr>
@@ -62,12 +72,14 @@
     </w:p>
     <w:p/>
     <w:p>
+      <w:proofErr w:type="gramStart"/>
       <w:r>
         <w:rPr>
           <w:rFonts w:hint="eastAsia"/>
         </w:rPr>
         <w:t>原句</w:t>
       </w:r>
+      <w:proofErr w:type="gramEnd"/>
       <w:r>
         <w:rPr>
           <w:rFonts w:hint="eastAsia"/>
@@ -75,8 +87,13 @@
         <w:t>:</w:t>
       </w:r>
       <w:r>
-        <w:t>if the board of directors had been made aware of ..</w:t>
-      </w:r>
+        <w:t>if the board of directors had been made aware of</w:t>
+      </w:r>
+      <w:proofErr w:type="gramStart"/>
+      <w:r>
+        <w:t xml:space="preserve"> ..</w:t>
+      </w:r>
+      <w:proofErr w:type="gramEnd"/>
     </w:p>
     <w:p>
       <w:r>
@@ -86,7 +103,23 @@
         <w:t>-</w:t>
       </w:r>
       <w:r>
-        <w:t>&gt;if+had been pp +would/could/should/might+have pp(</w:t>
+        <w:t>&gt;</w:t>
+      </w:r>
+      <w:proofErr w:type="spellStart"/>
+      <w:r>
+        <w:t>if+had</w:t>
+      </w:r>
+      <w:proofErr w:type="spellEnd"/>
+      <w:r>
+        <w:t xml:space="preserve"> been pp +would/could/should/</w:t>
+      </w:r>
+      <w:proofErr w:type="spellStart"/>
+      <w:r>
+        <w:t>might+have</w:t>
+      </w:r>
+      <w:proofErr w:type="spellEnd"/>
+      <w:r>
+        <w:t xml:space="preserve"> pp(</w:t>
       </w:r>
       <w:r>
         <w:rPr>
@@ -191,8 +224,15 @@
     </w:p>
     <w:p/>
     <w:p>
-      <w:r>
-        <w:t xml:space="preserve">Mr.Vance </w:t>
+      <w:proofErr w:type="spellStart"/>
+      <w:proofErr w:type="gramStart"/>
+      <w:r>
+        <w:t>Mr.Vance</w:t>
+      </w:r>
+      <w:proofErr w:type="spellEnd"/>
+      <w:proofErr w:type="gramEnd"/>
+      <w:r>
+        <w:t xml:space="preserve"> </w:t>
       </w:r>
       <w:r>
         <w:rPr>
@@ -266,8 +306,13 @@
     </w:p>
     <w:p>
       <w:r>
-        <w:t>request that +s+v</w:t>
-      </w:r>
+        <w:t>request that +</w:t>
+      </w:r>
+      <w:proofErr w:type="spellStart"/>
+      <w:r>
+        <w:t>s+v</w:t>
+      </w:r>
+      <w:proofErr w:type="spellEnd"/>
     </w:p>
     <w:p>
       <w:r>
@@ -291,7 +336,15 @@
         <w:t>audit</w:t>
       </w:r>
       <w:r>
-        <w:t xml:space="preserve"> v.n. </w:t>
+        <w:t xml:space="preserve"> </w:t>
+      </w:r>
+      <w:proofErr w:type="spellStart"/>
+      <w:r>
+        <w:t>v.n.</w:t>
+      </w:r>
+      <w:proofErr w:type="spellEnd"/>
+      <w:r>
+        <w:t xml:space="preserve"> </w:t>
       </w:r>
       <w:r>
         <w:rPr>
@@ -309,7 +362,12 @@
         <w:t>T</w:t>
       </w:r>
       <w:r>
-        <w:t>he chief financial officer, together with the senior financial analysts,</w:t>
+        <w:t xml:space="preserve">he chief financial officer, together with the senior financial </w:t>
+      </w:r>
+      <w:proofErr w:type="spellStart"/>
+      <w:proofErr w:type="gramStart"/>
+      <w:r>
+        <w:t>analysts,</w:t>
       </w:r>
       <w:r>
         <w:rPr>
@@ -317,6 +375,8 @@
         </w:rPr>
         <w:t>was</w:t>
       </w:r>
+      <w:proofErr w:type="spellEnd"/>
+      <w:proofErr w:type="gramEnd"/>
       <w:r>
         <w:t xml:space="preserve"> present at the press conference and </w:t>
       </w:r>
@@ -457,9 +517,13 @@
       </w:r>
     </w:p>
     <w:p>
+      <w:proofErr w:type="spellStart"/>
+      <w:proofErr w:type="gramStart"/>
       <w:r>
         <w:t>Ans:was</w:t>
       </w:r>
+      <w:proofErr w:type="spellEnd"/>
+      <w:proofErr w:type="gramEnd"/>
     </w:p>
     <w:p>
       <w:r>
@@ -640,6 +704,7 @@
         </w:rPr>
         <w:t>，因此這個句子缺</w:t>
       </w:r>
+      <w:proofErr w:type="spellStart"/>
       <w:r>
         <w:rPr>
           <w:rFonts w:hint="eastAsia"/>
@@ -647,7 +712,11 @@
         <w:t>s</w:t>
       </w:r>
       <w:r>
-        <w:t>+v,</w:t>
+        <w:t>+v</w:t>
+      </w:r>
+      <w:proofErr w:type="spellEnd"/>
+      <w:r>
+        <w:t>,</w:t>
       </w:r>
       <w:r>
         <w:rPr>
@@ -691,8 +760,13 @@
         </w:rPr>
         <w:t>,</w:t>
       </w:r>
-      <w:r>
-        <w:t>because+s+v,(d)</w:t>
+      <w:proofErr w:type="spellStart"/>
+      <w:r>
+        <w:t>because+s+v</w:t>
+      </w:r>
+      <w:proofErr w:type="spellEnd"/>
+      <w:r>
+        <w:t>,(d)</w:t>
       </w:r>
       <w:r>
         <w:rPr>
@@ -700,6 +774,7 @@
         </w:rPr>
         <w:t>也不行，</w:t>
       </w:r>
+      <w:proofErr w:type="spellStart"/>
       <w:r>
         <w:rPr>
           <w:rFonts w:hint="eastAsia"/>
@@ -709,6 +784,7 @@
       <w:r>
         <w:t>nless+s+v</w:t>
       </w:r>
+      <w:proofErr w:type="spellEnd"/>
       <w:r>
         <w:rPr>
           <w:rFonts w:hint="eastAsia"/>
@@ -767,8 +843,13 @@
         <w:t>-</w:t>
       </w:r>
       <w:r>
-        <w:t>&gt;Given+N</w:t>
-      </w:r>
+        <w:t>&gt;</w:t>
+      </w:r>
+      <w:proofErr w:type="spellStart"/>
+      <w:r>
+        <w:t>Given+N</w:t>
+      </w:r>
+      <w:proofErr w:type="spellEnd"/>
     </w:p>
     <w:p>
       <w:r>
@@ -1091,7 +1172,12 @@
         <w:t xml:space="preserve">is </w:t>
       </w:r>
       <w:r>
-        <w:t>widely respected by employees,</w:t>
+        <w:t xml:space="preserve">widely respected by </w:t>
+      </w:r>
+      <w:proofErr w:type="spellStart"/>
+      <w:proofErr w:type="gramStart"/>
+      <w:r>
+        <w:t>employees,</w:t>
       </w:r>
       <w:r>
         <w:rPr>
@@ -1099,6 +1185,8 @@
         </w:rPr>
         <w:t>being</w:t>
       </w:r>
+      <w:proofErr w:type="spellEnd"/>
+      <w:proofErr w:type="gramEnd"/>
       <w:r>
         <w:t xml:space="preserve"> </w:t>
       </w:r>
@@ -1156,12 +1244,14 @@
         </w:rPr>
         <w:t>,</w:t>
       </w:r>
+      <w:proofErr w:type="gramStart"/>
       <w:r>
         <w:rPr>
           <w:rFonts w:hint="eastAsia"/>
         </w:rPr>
         <w:t>原句</w:t>
       </w:r>
+      <w:proofErr w:type="gramEnd"/>
       <w:r>
         <w:rPr>
           <w:rFonts w:hint="eastAsia"/>
@@ -1222,6 +1312,7 @@
         </w:rPr>
         <w:t>動詞變</w:t>
       </w:r>
+      <w:proofErr w:type="spellStart"/>
       <w:r>
         <w:rPr>
           <w:rFonts w:hint="eastAsia"/>
@@ -1229,7 +1320,11 @@
         <w:t>i</w:t>
       </w:r>
       <w:r>
-        <w:t>ng -&gt;being</w:t>
+        <w:t>ng</w:t>
+      </w:r>
+      <w:proofErr w:type="spellEnd"/>
+      <w:r>
+        <w:t xml:space="preserve"> -&gt;being</w:t>
       </w:r>
     </w:p>
     <w:p>
@@ -1253,11 +1348,19 @@
         </w:rPr>
         <w:t xml:space="preserve"> </w:t>
       </w:r>
-      <w:r>
-        <w:rPr>
-          <w:rFonts w:hint="eastAsia"/>
-        </w:rPr>
-        <w:t>新被指派、</w:t>
+      <w:proofErr w:type="gramStart"/>
+      <w:r>
+        <w:rPr>
+          <w:rFonts w:hint="eastAsia"/>
+        </w:rPr>
+        <w:t>新被指派</w:t>
+      </w:r>
+      <w:proofErr w:type="gramEnd"/>
+      <w:r>
+        <w:rPr>
+          <w:rFonts w:hint="eastAsia"/>
+        </w:rPr>
+        <w:t>、</w:t>
       </w:r>
       <w:r>
         <w:rPr>
@@ -1527,7 +1630,17 @@
         <w:t xml:space="preserve">issued </w:t>
       </w:r>
       <w:r>
-        <w:t xml:space="preserve">its final ruling on the merger,the draft proposal </w:t>
+        <w:t xml:space="preserve">its final ruling on the </w:t>
+      </w:r>
+      <w:proofErr w:type="spellStart"/>
+      <w:proofErr w:type="gramStart"/>
+      <w:r>
+        <w:t>merger,the</w:t>
+      </w:r>
+      <w:proofErr w:type="spellEnd"/>
+      <w:proofErr w:type="gramEnd"/>
+      <w:r>
+        <w:t xml:space="preserve"> draft proposal </w:t>
       </w:r>
       <w:r>
         <w:rPr>
@@ -1564,6 +1677,7 @@
         </w:rPr>
         <w:t>關鍵字是</w:t>
       </w:r>
+      <w:proofErr w:type="spellStart"/>
       <w:r>
         <w:rPr>
           <w:rFonts w:hint="eastAsia"/>
@@ -1571,10 +1685,22 @@
         <w:t>b</w:t>
       </w:r>
       <w:r>
-        <w:t>efore,issued,for over six months,</w:t>
-      </w:r>
-      <w:r>
-        <w:t>for+</w:t>
+        <w:t>efore,issued,for</w:t>
+      </w:r>
+      <w:proofErr w:type="spellEnd"/>
+      <w:r>
+        <w:t xml:space="preserve"> over six </w:t>
+      </w:r>
+      <w:proofErr w:type="spellStart"/>
+      <w:r>
+        <w:t>months,</w:t>
+      </w:r>
+      <w:r>
+        <w:t>for</w:t>
+      </w:r>
+      <w:proofErr w:type="spellEnd"/>
+      <w:r>
+        <w:t>+</w:t>
       </w:r>
       <w:r>
         <w:rPr>
@@ -2269,6 +2395,7 @@
         </w:rPr>
         <w:t>自從，</w:t>
       </w:r>
+      <w:proofErr w:type="spellStart"/>
       <w:r>
         <w:rPr>
           <w:rFonts w:hint="eastAsia"/>
@@ -2276,7 +2403,11 @@
         <w:t>S</w:t>
       </w:r>
       <w:r>
-        <w:t>+have/has pp + since N</w:t>
+        <w:t>+have</w:t>
+      </w:r>
+      <w:proofErr w:type="spellEnd"/>
+      <w:r>
+        <w:t>/has pp + since N</w:t>
       </w:r>
       <w:r>
         <w:rPr>
@@ -2290,16 +2421,26 @@
         </w:rPr>
         <w:t>(</w:t>
       </w:r>
-      <w:r>
-        <w:t>S+Ved)</w:t>
+      <w:proofErr w:type="spellStart"/>
+      <w:r>
+        <w:t>S+Ved</w:t>
+      </w:r>
+      <w:proofErr w:type="spellEnd"/>
+      <w:r>
+        <w:t>)</w:t>
       </w:r>
     </w:p>
     <w:p>
       <w:pPr>
         <w:ind w:rightChars="100" w:right="240"/>
       </w:pPr>
-      <w:r>
-        <w:t xml:space="preserve">Ex:I have taught English since 10 years ago </w:t>
+      <w:proofErr w:type="spellStart"/>
+      <w:r>
+        <w:t>Ex:I</w:t>
+      </w:r>
+      <w:proofErr w:type="spellEnd"/>
+      <w:r>
+        <w:t xml:space="preserve"> have taught English since 10 years ago </w:t>
       </w:r>
       <w:r>
         <w:rPr>
@@ -2382,8 +2523,13 @@
       <w:pPr>
         <w:ind w:rightChars="100" w:right="240"/>
       </w:pPr>
-      <w:r>
-        <w:t xml:space="preserve">Ex:I had closed the door when I drove </w:t>
+      <w:proofErr w:type="spellStart"/>
+      <w:r>
+        <w:t>Ex:I</w:t>
+      </w:r>
+      <w:proofErr w:type="spellEnd"/>
+      <w:r>
+        <w:t xml:space="preserve"> had closed the door when I drove </w:t>
       </w:r>
       <w:r>
         <w:rPr>
@@ -2919,13 +3065,7 @@
         <w:ind w:rightChars="100" w:right="240"/>
       </w:pPr>
       <w:r>
-        <w:t>T</w:t>
-      </w:r>
-      <w:r>
-        <w:t>urnout</w:t>
-      </w:r>
-      <w:r>
-        <w:t xml:space="preserve"> n </w:t>
+        <w:t xml:space="preserve">Turnout n </w:t>
       </w:r>
       <w:r>
         <w:rPr>
@@ -3053,8 +3193,13 @@
       <w:pPr>
         <w:ind w:rightChars="100" w:right="240"/>
       </w:pPr>
-      <w:r>
-        <w:t>Ex:He anticipates(</w:t>
+      <w:proofErr w:type="spellStart"/>
+      <w:r>
+        <w:t>Ex:He</w:t>
+      </w:r>
+      <w:proofErr w:type="spellEnd"/>
+      <w:r>
+        <w:t xml:space="preserve"> anticipates(</w:t>
       </w:r>
       <w:r>
         <w:rPr>
@@ -3069,7 +3214,15 @@
         <w:t>)</w:t>
       </w:r>
       <w:r>
-        <w:t>that he will do wll in this final exam.</w:t>
+        <w:t xml:space="preserve">that he will do </w:t>
+      </w:r>
+      <w:proofErr w:type="spellStart"/>
+      <w:r>
+        <w:t>wll</w:t>
+      </w:r>
+      <w:proofErr w:type="spellEnd"/>
+      <w:r>
+        <w:t xml:space="preserve"> in this final exam.</w:t>
       </w:r>
     </w:p>
     <w:p>
@@ -3177,9 +3330,19 @@
         </w:rPr>
         <w:t>沒</w:t>
       </w:r>
-      <w:r>
-        <w:t>”be”</w:t>
-      </w:r>
+      <w:proofErr w:type="gramStart"/>
+      <w:r>
+        <w:t>”</w:t>
+      </w:r>
+      <w:proofErr w:type="gramEnd"/>
+      <w:r>
+        <w:t>be</w:t>
+      </w:r>
+      <w:proofErr w:type="gramStart"/>
+      <w:r>
+        <w:t>”</w:t>
+      </w:r>
+      <w:proofErr w:type="gramEnd"/>
       <w:r>
         <w:rPr>
           <w:rFonts w:hint="eastAsia"/>
@@ -3317,22 +3480,269 @@
     <w:p>
       <w:pPr>
         <w:ind w:rightChars="100" w:right="240"/>
-        <w:rPr>
-          <w:rFonts w:hint="eastAsia"/>
-        </w:rPr>
-      </w:pPr>
+      </w:pPr>
+      <w:r>
+        <w:t xml:space="preserve">If we </w:t>
+      </w:r>
+      <w:r>
+        <w:rPr>
+          <w:highlight w:val="yellow"/>
+        </w:rPr>
+        <w:t>had offered</w:t>
+      </w:r>
+      <w:r>
+        <w:t xml:space="preserve"> a higher </w:t>
+      </w:r>
+      <w:proofErr w:type="spellStart"/>
+      <w:proofErr w:type="gramStart"/>
+      <w:r>
+        <w:t>bid,our</w:t>
+      </w:r>
+      <w:proofErr w:type="spellEnd"/>
+      <w:proofErr w:type="gramEnd"/>
+      <w:r>
+        <w:t xml:space="preserve"> company </w:t>
+      </w:r>
+      <w:r>
+        <w:rPr>
+          <w:color w:val="FF0000"/>
+        </w:rPr>
+        <w:t>would have gotten</w:t>
+      </w:r>
+      <w:r>
+        <w:t xml:space="preserve"> the construction contract.</w:t>
+      </w:r>
     </w:p>
     <w:p>
       <w:pPr>
         <w:ind w:rightChars="100" w:right="240"/>
-        <w:rPr>
-          <w:rFonts w:hint="eastAsia"/>
-        </w:rPr>
-      </w:pPr>
+      </w:pPr>
+      <w:r>
+        <w:rPr>
+          <w:rFonts w:hint="eastAsia"/>
+        </w:rPr>
+        <w:t>(</w:t>
+      </w:r>
+      <w:r>
+        <w:t>A)offer(B)offered</w:t>
+      </w:r>
+      <w:r>
+        <w:rPr>
+          <w:highlight w:val="yellow"/>
+        </w:rPr>
+        <w:t>(C)had offered</w:t>
+      </w:r>
+      <w:r>
+        <w:rPr>
+          <w:rFonts w:hint="eastAsia"/>
+          <w:highlight w:val="yellow"/>
+        </w:rPr>
+        <w:t>主動語態</w:t>
+      </w:r>
+      <w:r>
+        <w:t>(D)had been offered</w:t>
+      </w:r>
+      <w:r>
+        <w:rPr>
+          <w:rFonts w:hint="eastAsia"/>
+        </w:rPr>
+        <w:t>被</w:t>
+      </w:r>
+      <w:r>
+        <w:rPr>
+          <w:rFonts w:hint="eastAsia"/>
+        </w:rPr>
+        <w:t>動語態</w:t>
+      </w:r>
     </w:p>
     <w:p>
       <w:pPr>
         <w:ind w:rightChars="100" w:right="240"/>
+      </w:pPr>
+      <w:r>
+        <w:t>B</w:t>
+      </w:r>
+      <w:r>
+        <w:t>id</w:t>
+      </w:r>
+      <w:r>
+        <w:t xml:space="preserve"> v.</w:t>
+      </w:r>
+      <w:r>
+        <w:rPr>
+          <w:rFonts w:hint="eastAsia"/>
+        </w:rPr>
+        <w:t>出價</w:t>
+      </w:r>
+      <w:r>
+        <w:t>/</w:t>
+      </w:r>
+      <w:r>
+        <w:rPr>
+          <w:rFonts w:hint="eastAsia"/>
+        </w:rPr>
+        <w:t>爭取</w:t>
+      </w:r>
+      <w:r>
+        <w:rPr>
+          <w:rFonts w:hint="eastAsia"/>
+        </w:rPr>
+        <w:t>,</w:t>
+      </w:r>
+      <w:r>
+        <w:t>n</w:t>
+      </w:r>
+      <w:r>
+        <w:rPr>
+          <w:rFonts w:hint="eastAsia"/>
+        </w:rPr>
+        <w:t>標價</w:t>
+      </w:r>
+    </w:p>
+    <w:p>
+      <w:pPr>
+        <w:ind w:rightChars="100" w:right="240"/>
+        <w:rPr>
+          <w:rFonts w:hint="eastAsia"/>
+        </w:rPr>
+      </w:pPr>
+    </w:p>
+    <w:p>
+      <w:pPr>
+        <w:ind w:rightChars="100" w:right="240"/>
+      </w:pPr>
+      <w:r>
+        <w:t>S+</w:t>
+      </w:r>
+      <w:r>
+        <w:rPr>
+          <w:rFonts w:hint="eastAsia"/>
+        </w:rPr>
+        <w:t>主動</w:t>
+      </w:r>
+      <w:r>
+        <w:rPr>
+          <w:rFonts w:hint="eastAsia"/>
+        </w:rPr>
+        <w:t>+</w:t>
+      </w:r>
+      <w:r>
+        <w:t>N:</w:t>
+      </w:r>
+    </w:p>
+    <w:p>
+      <w:pPr>
+        <w:ind w:rightChars="100" w:right="240"/>
+      </w:pPr>
+      <w:proofErr w:type="spellStart"/>
+      <w:proofErr w:type="gramStart"/>
+      <w:r>
+        <w:t>Ex:I</w:t>
+      </w:r>
+      <w:proofErr w:type="spellEnd"/>
+      <w:proofErr w:type="gramEnd"/>
+      <w:r>
+        <w:t xml:space="preserve"> love you.</w:t>
+      </w:r>
+    </w:p>
+    <w:p>
+      <w:pPr>
+        <w:ind w:rightChars="100" w:right="240"/>
+      </w:pPr>
+      <w:r>
+        <w:t>S+</w:t>
+      </w:r>
+      <w:r>
+        <w:rPr>
+          <w:rFonts w:hint="eastAsia"/>
+        </w:rPr>
+        <w:t>被動</w:t>
+      </w:r>
+      <w:proofErr w:type="spellStart"/>
+      <w:r>
+        <w:rPr>
+          <w:rFonts w:hint="eastAsia"/>
+        </w:rPr>
+        <w:t>V</w:t>
+      </w:r>
+      <w:r>
+        <w:t>+by+N</w:t>
+      </w:r>
+      <w:proofErr w:type="spellEnd"/>
+    </w:p>
+    <w:p>
+      <w:pPr>
+        <w:ind w:rightChars="100" w:right="240"/>
+      </w:pPr>
+      <w:proofErr w:type="spellStart"/>
+      <w:proofErr w:type="gramStart"/>
+      <w:r>
+        <w:t>Ex:You</w:t>
+      </w:r>
+      <w:proofErr w:type="spellEnd"/>
+      <w:proofErr w:type="gramEnd"/>
+      <w:r>
+        <w:t xml:space="preserve"> are loved by Chris.</w:t>
+      </w:r>
+    </w:p>
+    <w:p>
+      <w:pPr>
+        <w:ind w:rightChars="100" w:right="240"/>
+      </w:pPr>
+    </w:p>
+    <w:p>
+      <w:pPr>
+        <w:ind w:rightChars="100" w:right="240"/>
+      </w:pPr>
+      <w:r>
+        <w:drawing>
+          <wp:inline distT="0" distB="0" distL="0" distR="0" wp14:anchorId="40D64B1E" wp14:editId="6D09C17A">
+            <wp:extent cx="5274310" cy="1236980"/>
+            <wp:effectExtent l="0" t="0" r="2540" b="1270"/>
+            <wp:docPr id="1310968696" name="圖片 1"/>
+            <wp:cNvGraphicFramePr>
+              <a:graphicFrameLocks xmlns:a="http://schemas.openxmlformats.org/drawingml/2006/main" noChangeAspect="1"/>
+            </wp:cNvGraphicFramePr>
+            <a:graphic xmlns:a="http://schemas.openxmlformats.org/drawingml/2006/main">
+              <a:graphicData uri="http://schemas.openxmlformats.org/drawingml/2006/picture">
+                <pic:pic xmlns:pic="http://schemas.openxmlformats.org/drawingml/2006/picture">
+                  <pic:nvPicPr>
+                    <pic:cNvPr id="1310968696" name=""/>
+                    <pic:cNvPicPr/>
+                  </pic:nvPicPr>
+                  <pic:blipFill>
+                    <a:blip r:embed="rId8"/>
+                    <a:stretch>
+                      <a:fillRect/>
+                    </a:stretch>
+                  </pic:blipFill>
+                  <pic:spPr>
+                    <a:xfrm>
+                      <a:off x="0" y="0"/>
+                      <a:ext cx="5274310" cy="1236980"/>
+                    </a:xfrm>
+                    <a:prstGeom prst="rect">
+                      <a:avLst/>
+                    </a:prstGeom>
+                  </pic:spPr>
+                </pic:pic>
+              </a:graphicData>
+            </a:graphic>
+          </wp:inline>
+        </w:drawing>
+      </w:r>
+    </w:p>
+    <w:p>
+      <w:pPr>
+        <w:ind w:rightChars="100" w:right="240"/>
+      </w:pPr>
+    </w:p>
+    <w:p>
+      <w:pPr>
+        <w:ind w:rightChars="100" w:right="240"/>
+        <w:rPr>
+          <w:rFonts w:hint="eastAsia"/>
+        </w:rPr>
       </w:pPr>
     </w:p>
     <w:sectPr>

--- a/碩一/TOEIC/時態.docx
+++ b/碩一/TOEIC/時態.docx
@@ -1,6 +1,6 @@
 
 <file path=word/document.xml><?xml version="1.0" encoding="utf-8"?>
-<w:document xmlns:wpc="http://schemas.microsoft.com/office/word/2010/wordprocessingCanvas" xmlns:cx="http://schemas.microsoft.com/office/drawing/2014/chartex" xmlns:cx1="http://schemas.microsoft.com/office/drawing/2015/9/8/chartex" xmlns:cx2="http://schemas.microsoft.com/office/drawing/2015/10/21/chartex" xmlns:cx3="http://schemas.microsoft.com/office/drawing/2016/5/9/chartex" xmlns:cx4="http://schemas.microsoft.com/office/drawing/2016/5/10/chartex" xmlns:cx5="http://schemas.microsoft.com/office/drawing/2016/5/11/chartex" xmlns:cx6="http://schemas.microsoft.com/office/drawing/2016/5/12/chartex" xmlns:cx7="http://schemas.microsoft.com/office/drawing/2016/5/13/chartex" xmlns:cx8="http://schemas.microsoft.com/office/drawing/2016/5/14/chartex" xmlns:mc="http://schemas.openxmlformats.org/markup-compatibility/2006" xmlns:aink="http://schemas.microsoft.com/office/drawing/2016/ink" xmlns:am3d="http://schemas.microsoft.com/office/drawing/2017/model3d" xmlns:o="urn:schemas-microsoft-com:office:office" xmlns:oel="http://schemas.microsoft.com/office/2019/extlst" xmlns:r="http://schemas.openxmlformats.org/officeDocument/2006/relationships" xmlns:m="http://schemas.openxmlformats.org/officeDocument/2006/math" xmlns:v="urn:schemas-microsoft-com:vml" xmlns:wp14="http://schemas.microsoft.com/office/word/2010/wordprocessingDrawing" xmlns:wp="http://schemas.openxmlformats.org/drawingml/2006/wordprocessingDrawing" xmlns:w10="urn:schemas-microsoft-com:office:word" xmlns:w="http://schemas.openxmlformats.org/wordprocessingml/2006/main" xmlns:w14="http://schemas.microsoft.com/office/word/2010/wordml" xmlns:w15="http://schemas.microsoft.com/office/word/2012/wordml" xmlns:w16cex="http://schemas.microsoft.com/office/word/2018/wordml/cex" xmlns:w16cid="http://schemas.microsoft.com/office/word/2016/wordml/cid" xmlns:w16="http://schemas.microsoft.com/office/word/2018/wordml" xmlns:w16du="http://schemas.microsoft.com/office/word/2023/wordml/word16du" xmlns:w16sdtdh="http://schemas.microsoft.com/office/word/2020/wordml/sdtdatahash" xmlns:w16se="http://schemas.microsoft.com/office/word/2015/wordml/symex" xmlns:wpg="http://schemas.microsoft.com/office/word/2010/wordprocessingGroup" xmlns:wpi="http://schemas.microsoft.com/office/word/2010/wordprocessingInk" xmlns:wne="http://schemas.microsoft.com/office/word/2006/wordml" xmlns:wps="http://schemas.microsoft.com/office/word/2010/wordprocessingShape" mc:Ignorable="w14 w15 w16se w16cid w16 w16cex w16sdtdh wp14">
+<w:document xmlns:wpc="http://schemas.microsoft.com/office/word/2010/wordprocessingCanvas" xmlns:cx="http://schemas.microsoft.com/office/drawing/2014/chartex" xmlns:cx1="http://schemas.microsoft.com/office/drawing/2015/9/8/chartex" xmlns:cx2="http://schemas.microsoft.com/office/drawing/2015/10/21/chartex" xmlns:cx3="http://schemas.microsoft.com/office/drawing/2016/5/9/chartex" xmlns:cx4="http://schemas.microsoft.com/office/drawing/2016/5/10/chartex" xmlns:cx5="http://schemas.microsoft.com/office/drawing/2016/5/11/chartex" xmlns:cx6="http://schemas.microsoft.com/office/drawing/2016/5/12/chartex" xmlns:cx7="http://schemas.microsoft.com/office/drawing/2016/5/13/chartex" xmlns:cx8="http://schemas.microsoft.com/office/drawing/2016/5/14/chartex" xmlns:mc="http://schemas.openxmlformats.org/markup-compatibility/2006" xmlns:aink="http://schemas.microsoft.com/office/drawing/2016/ink" xmlns:am3d="http://schemas.microsoft.com/office/drawing/2017/model3d" xmlns:o="urn:schemas-microsoft-com:office:office" xmlns:r="http://schemas.openxmlformats.org/officeDocument/2006/relationships" xmlns:m="http://schemas.openxmlformats.org/officeDocument/2006/math" xmlns:v="urn:schemas-microsoft-com:vml" xmlns:wp14="http://schemas.microsoft.com/office/word/2010/wordprocessingDrawing" xmlns:wp="http://schemas.openxmlformats.org/drawingml/2006/wordprocessingDrawing" xmlns:w10="urn:schemas-microsoft-com:office:word" xmlns:w="http://schemas.openxmlformats.org/wordprocessingml/2006/main" xmlns:w14="http://schemas.microsoft.com/office/word/2010/wordml" xmlns:w15="http://schemas.microsoft.com/office/word/2012/wordml" xmlns:w16cex="http://schemas.microsoft.com/office/word/2018/wordml/cex" xmlns:w16cid="http://schemas.microsoft.com/office/word/2016/wordml/cid" xmlns:w16="http://schemas.microsoft.com/office/word/2018/wordml" xmlns:w16sdtdh="http://schemas.microsoft.com/office/word/2020/wordml/sdtdatahash" xmlns:w16se="http://schemas.microsoft.com/office/word/2015/wordml/symex" xmlns:wpg="http://schemas.microsoft.com/office/word/2010/wordprocessingGroup" xmlns:wpi="http://schemas.microsoft.com/office/word/2010/wordprocessingInk" xmlns:wne="http://schemas.microsoft.com/office/word/2006/wordml" xmlns:wps="http://schemas.microsoft.com/office/word/2010/wordprocessingShape" mc:Ignorable="w14 w15 w16se w16cid w16 w16cex w16sdtdh wp14">
   <w:body>
     <w:p>
       <w:r>
@@ -340,11 +340,11 @@
       </w:r>
       <w:proofErr w:type="spellStart"/>
       <w:r>
-        <w:t>v.n.</w:t>
+        <w:t>v.n</w:t>
       </w:r>
       <w:proofErr w:type="spellEnd"/>
       <w:r>
-        <w:t xml:space="preserve"> </w:t>
+        <w:t xml:space="preserve">. </w:t>
       </w:r>
       <w:r>
         <w:rPr>
@@ -3546,24 +3546,15 @@
         <w:rPr>
           <w:rFonts w:hint="eastAsia"/>
         </w:rPr>
-        <w:t>被</w:t>
-      </w:r>
-      <w:r>
-        <w:rPr>
-          <w:rFonts w:hint="eastAsia"/>
-        </w:rPr>
-        <w:t>動語態</w:t>
-      </w:r>
-    </w:p>
-    <w:p>
-      <w:pPr>
-        <w:ind w:rightChars="100" w:right="240"/>
-      </w:pPr>
-      <w:r>
-        <w:t>B</w:t>
-      </w:r>
-      <w:r>
-        <w:t>id</w:t>
+        <w:t>被動語態</w:t>
+      </w:r>
+    </w:p>
+    <w:p>
+      <w:pPr>
+        <w:ind w:rightChars="100" w:right="240"/>
+      </w:pPr>
+      <w:r>
+        <w:t>Bid</w:t>
       </w:r>
       <w:r>
         <w:t xml:space="preserve"> v.</w:t>
@@ -3602,9 +3593,6 @@
     <w:p>
       <w:pPr>
         <w:ind w:rightChars="100" w:right="240"/>
-        <w:rPr>
-          <w:rFonts w:hint="eastAsia"/>
-        </w:rPr>
       </w:pPr>
     </w:p>
     <w:p>
@@ -3695,6 +3683,9 @@
         <w:ind w:rightChars="100" w:right="240"/>
       </w:pPr>
       <w:r>
+        <w:rPr>
+          <w:noProof/>
+        </w:rPr>
         <w:drawing>
           <wp:inline distT="0" distB="0" distL="0" distR="0" wp14:anchorId="40D64B1E" wp14:editId="6D09C17A">
             <wp:extent cx="5274310" cy="1236980"/>
@@ -3740,6 +3731,278 @@
     <w:p>
       <w:pPr>
         <w:ind w:rightChars="100" w:right="240"/>
+      </w:pPr>
+    </w:p>
+    <w:p>
+      <w:pPr>
+        <w:ind w:rightChars="100" w:right="240"/>
+      </w:pPr>
+      <w:r>
+        <w:t xml:space="preserve">It </w:t>
+      </w:r>
+      <w:r>
+        <w:rPr>
+          <w:color w:val="FF0000"/>
+        </w:rPr>
+        <w:t xml:space="preserve">was </w:t>
+      </w:r>
+      <w:r>
+        <w:t xml:space="preserve">not until then </w:t>
+      </w:r>
+      <w:r>
+        <w:rPr>
+          <w:color w:val="FF0000"/>
+        </w:rPr>
+        <w:t xml:space="preserve">that </w:t>
+      </w:r>
+      <w:proofErr w:type="spellStart"/>
+      <w:r>
+        <w:t>Dyhest</w:t>
+      </w:r>
+      <w:proofErr w:type="spellEnd"/>
+      <w:r>
+        <w:t xml:space="preserve"> Constructions </w:t>
+      </w:r>
+      <w:r>
+        <w:rPr>
+          <w:highlight w:val="yellow"/>
+        </w:rPr>
+        <w:t>outsourced</w:t>
+      </w:r>
+      <w:r>
+        <w:t xml:space="preserve"> part of their services.</w:t>
+      </w:r>
+    </w:p>
+    <w:p>
+      <w:pPr>
+        <w:ind w:rightChars="100" w:right="240"/>
+      </w:pPr>
+      <w:r>
+        <w:t>(A)outsourcing(B)outsource</w:t>
+      </w:r>
+      <w:r>
+        <w:rPr>
+          <w:highlight w:val="yellow"/>
+        </w:rPr>
+        <w:t>(C)outsourced</w:t>
+      </w:r>
+      <w:r>
+        <w:t>(D)have outsourced</w:t>
+      </w:r>
+    </w:p>
+    <w:p>
+      <w:pPr>
+        <w:ind w:rightChars="100" w:right="240"/>
+      </w:pPr>
+      <w:r>
+        <w:rPr>
+          <w:rFonts w:hint="eastAsia"/>
+        </w:rPr>
+        <w:t>w</w:t>
+      </w:r>
+      <w:r>
+        <w:t xml:space="preserve">as not until then </w:t>
+      </w:r>
+      <w:r>
+        <w:rPr>
+          <w:rFonts w:hint="eastAsia"/>
+        </w:rPr>
+        <w:t>直到那時之後才</w:t>
+      </w:r>
+      <w:r>
+        <w:t>…</w:t>
+      </w:r>
+      <w:r>
+        <w:rPr>
+          <w:rFonts w:hint="eastAsia"/>
+        </w:rPr>
+        <w:t>、</w:t>
+      </w:r>
+      <w:r>
+        <w:rPr>
+          <w:rFonts w:hint="eastAsia"/>
+        </w:rPr>
+        <w:t>o</w:t>
+      </w:r>
+      <w:r>
+        <w:t>utsource v.</w:t>
+      </w:r>
+      <w:r>
+        <w:rPr>
+          <w:rFonts w:hint="eastAsia"/>
+        </w:rPr>
+        <w:t>外包</w:t>
+      </w:r>
+    </w:p>
+    <w:p>
+      <w:pPr>
+        <w:ind w:rightChars="100" w:right="240"/>
+      </w:pPr>
+      <w:r>
+        <w:rPr>
+          <w:rFonts w:hint="eastAsia"/>
+        </w:rPr>
+        <w:t>空格缺動詞，</w:t>
+      </w:r>
+      <w:proofErr w:type="spellStart"/>
+      <w:r>
+        <w:rPr>
+          <w:rFonts w:hint="eastAsia"/>
+        </w:rPr>
+        <w:t>t</w:t>
+      </w:r>
+      <w:r>
+        <w:t>hat+s+v</w:t>
+      </w:r>
+      <w:proofErr w:type="spellEnd"/>
+      <w:r>
+        <w:rPr>
+          <w:rFonts w:hint="eastAsia"/>
+        </w:rPr>
+        <w:t>，</w:t>
+      </w:r>
+      <w:r>
+        <w:t>(A)</w:t>
+      </w:r>
+      <w:r>
+        <w:rPr>
+          <w:rFonts w:hint="eastAsia"/>
+        </w:rPr>
+        <w:t>不能選，</w:t>
+      </w:r>
+      <w:r>
+        <w:rPr>
+          <w:rFonts w:hint="eastAsia"/>
+        </w:rPr>
+        <w:t>關鍵字是</w:t>
+      </w:r>
+      <w:r>
+        <w:rPr>
+          <w:rFonts w:hint="eastAsia"/>
+        </w:rPr>
+        <w:t>w</w:t>
+      </w:r>
+      <w:r>
+        <w:t>as</w:t>
+      </w:r>
+      <w:r>
+        <w:rPr>
+          <w:rFonts w:hint="eastAsia"/>
+        </w:rPr>
+        <w:t>，</w:t>
+      </w:r>
+      <w:r>
+        <w:rPr>
+          <w:rFonts w:hint="eastAsia"/>
+        </w:rPr>
+        <w:t>(</w:t>
+      </w:r>
+      <w:r>
+        <w:t>B)</w:t>
+      </w:r>
+      <w:r>
+        <w:rPr>
+          <w:rFonts w:hint="eastAsia"/>
+        </w:rPr>
+        <w:t xml:space="preserve"> </w:t>
+      </w:r>
+      <w:r>
+        <w:rPr>
+          <w:rFonts w:hint="eastAsia"/>
+        </w:rPr>
+        <w:t>不能選</w:t>
+      </w:r>
+    </w:p>
+    <w:p>
+      <w:pPr>
+        <w:ind w:rightChars="100" w:right="240"/>
+      </w:pPr>
+      <w:r>
+        <w:t>(D)</w:t>
+      </w:r>
+      <w:r>
+        <w:rPr>
+          <w:rFonts w:hint="eastAsia"/>
+        </w:rPr>
+        <w:t>不能選，</w:t>
+      </w:r>
+      <w:r>
+        <w:rPr>
+          <w:rFonts w:hint="eastAsia"/>
+        </w:rPr>
+        <w:t>h</w:t>
+      </w:r>
+      <w:r>
+        <w:t>ave pp -&gt;</w:t>
+      </w:r>
+      <w:r>
+        <w:rPr>
+          <w:rFonts w:hint="eastAsia"/>
+        </w:rPr>
+        <w:t>現在完成式，因此是</w:t>
+      </w:r>
+      <w:r>
+        <w:t xml:space="preserve"> </w:t>
+      </w:r>
+      <w:r>
+        <w:rPr>
+          <w:highlight w:val="yellow"/>
+        </w:rPr>
+        <w:t>(C)outsourced</w:t>
+      </w:r>
+    </w:p>
+    <w:p>
+      <w:pPr>
+        <w:ind w:rightChars="100" w:right="240"/>
+        <w:rPr>
+          <w:rFonts w:hint="eastAsia"/>
+        </w:rPr>
+      </w:pPr>
+    </w:p>
+    <w:p>
+      <w:pPr>
+        <w:ind w:rightChars="100" w:right="240"/>
+      </w:pPr>
+      <w:r>
+        <w:t>s1+V1+that+s2+V2</w:t>
+      </w:r>
+    </w:p>
+    <w:p>
+      <w:pPr>
+        <w:ind w:rightChars="100" w:right="240"/>
+      </w:pPr>
+      <w:proofErr w:type="spellStart"/>
+      <w:r>
+        <w:rPr>
+          <w:rFonts w:hint="eastAsia"/>
+        </w:rPr>
+        <w:t>e</w:t>
+      </w:r>
+      <w:r>
+        <w:t>x:I</w:t>
+      </w:r>
+      <w:proofErr w:type="spellEnd"/>
+      <w:r>
+        <w:t xml:space="preserve"> know that you are hardworking </w:t>
+      </w:r>
+      <w:r>
+        <w:rPr>
+          <w:rFonts w:hint="eastAsia"/>
+        </w:rPr>
+        <w:t>我知道你很努力</w:t>
+      </w:r>
+    </w:p>
+    <w:p>
+      <w:pPr>
+        <w:ind w:rightChars="100" w:right="240"/>
+        <w:rPr>
+          <w:rFonts w:hint="eastAsia"/>
+        </w:rPr>
+      </w:pPr>
+    </w:p>
+    <w:p>
+      <w:pPr>
+        <w:ind w:rightChars="100" w:right="240"/>
         <w:rPr>
           <w:rFonts w:hint="eastAsia"/>
         </w:rPr>
@@ -3756,7 +4019,7 @@
 </file>
 
 <file path=word/endnotes.xml><?xml version="1.0" encoding="utf-8"?>
-<w:endnotes xmlns:wpc="http://schemas.microsoft.com/office/word/2010/wordprocessingCanvas" xmlns:cx="http://schemas.microsoft.com/office/drawing/2014/chartex" xmlns:cx1="http://schemas.microsoft.com/office/drawing/2015/9/8/chartex" xmlns:cx2="http://schemas.microsoft.com/office/drawing/2015/10/21/chartex" xmlns:cx3="http://schemas.microsoft.com/office/drawing/2016/5/9/chartex" xmlns:cx4="http://schemas.microsoft.com/office/drawing/2016/5/10/chartex" xmlns:cx5="http://schemas.microsoft.com/office/drawing/2016/5/11/chartex" xmlns:cx6="http://schemas.microsoft.com/office/drawing/2016/5/12/chartex" xmlns:cx7="http://schemas.microsoft.com/office/drawing/2016/5/13/chartex" xmlns:cx8="http://schemas.microsoft.com/office/drawing/2016/5/14/chartex" xmlns:mc="http://schemas.openxmlformats.org/markup-compatibility/2006" xmlns:aink="http://schemas.microsoft.com/office/drawing/2016/ink" xmlns:am3d="http://schemas.microsoft.com/office/drawing/2017/model3d" xmlns:o="urn:schemas-microsoft-com:office:office" xmlns:oel="http://schemas.microsoft.com/office/2019/extlst" xmlns:r="http://schemas.openxmlformats.org/officeDocument/2006/relationships" xmlns:m="http://schemas.openxmlformats.org/officeDocument/2006/math" xmlns:v="urn:schemas-microsoft-com:vml" xmlns:wp14="http://schemas.microsoft.com/office/word/2010/wordprocessingDrawing" xmlns:wp="http://schemas.openxmlformats.org/drawingml/2006/wordprocessingDrawing" xmlns:w10="urn:schemas-microsoft-com:office:word" xmlns:w="http://schemas.openxmlformats.org/wordprocessingml/2006/main" xmlns:w14="http://schemas.microsoft.com/office/word/2010/wordml" xmlns:w15="http://schemas.microsoft.com/office/word/2012/wordml" xmlns:w16cex="http://schemas.microsoft.com/office/word/2018/wordml/cex" xmlns:w16cid="http://schemas.microsoft.com/office/word/2016/wordml/cid" xmlns:w16="http://schemas.microsoft.com/office/word/2018/wordml" xmlns:w16du="http://schemas.microsoft.com/office/word/2023/wordml/word16du" xmlns:w16sdtdh="http://schemas.microsoft.com/office/word/2020/wordml/sdtdatahash" xmlns:w16se="http://schemas.microsoft.com/office/word/2015/wordml/symex" xmlns:wpg="http://schemas.microsoft.com/office/word/2010/wordprocessingGroup" xmlns:wpi="http://schemas.microsoft.com/office/word/2010/wordprocessingInk" xmlns:wne="http://schemas.microsoft.com/office/word/2006/wordml" xmlns:wps="http://schemas.microsoft.com/office/word/2010/wordprocessingShape" mc:Ignorable="w14 w15 w16se w16cid w16 w16cex w16sdtdh wp14">
+<w:endnotes xmlns:wpc="http://schemas.microsoft.com/office/word/2010/wordprocessingCanvas" xmlns:cx="http://schemas.microsoft.com/office/drawing/2014/chartex" xmlns:cx1="http://schemas.microsoft.com/office/drawing/2015/9/8/chartex" xmlns:cx2="http://schemas.microsoft.com/office/drawing/2015/10/21/chartex" xmlns:cx3="http://schemas.microsoft.com/office/drawing/2016/5/9/chartex" xmlns:cx4="http://schemas.microsoft.com/office/drawing/2016/5/10/chartex" xmlns:cx5="http://schemas.microsoft.com/office/drawing/2016/5/11/chartex" xmlns:cx6="http://schemas.microsoft.com/office/drawing/2016/5/12/chartex" xmlns:cx7="http://schemas.microsoft.com/office/drawing/2016/5/13/chartex" xmlns:cx8="http://schemas.microsoft.com/office/drawing/2016/5/14/chartex" xmlns:mc="http://schemas.openxmlformats.org/markup-compatibility/2006" xmlns:aink="http://schemas.microsoft.com/office/drawing/2016/ink" xmlns:am3d="http://schemas.microsoft.com/office/drawing/2017/model3d" xmlns:o="urn:schemas-microsoft-com:office:office" xmlns:r="http://schemas.openxmlformats.org/officeDocument/2006/relationships" xmlns:m="http://schemas.openxmlformats.org/officeDocument/2006/math" xmlns:v="urn:schemas-microsoft-com:vml" xmlns:wp14="http://schemas.microsoft.com/office/word/2010/wordprocessingDrawing" xmlns:wp="http://schemas.openxmlformats.org/drawingml/2006/wordprocessingDrawing" xmlns:w10="urn:schemas-microsoft-com:office:word" xmlns:w="http://schemas.openxmlformats.org/wordprocessingml/2006/main" xmlns:w14="http://schemas.microsoft.com/office/word/2010/wordml" xmlns:w15="http://schemas.microsoft.com/office/word/2012/wordml" xmlns:w16cex="http://schemas.microsoft.com/office/word/2018/wordml/cex" xmlns:w16cid="http://schemas.microsoft.com/office/word/2016/wordml/cid" xmlns:w16="http://schemas.microsoft.com/office/word/2018/wordml" xmlns:w16sdtdh="http://schemas.microsoft.com/office/word/2020/wordml/sdtdatahash" xmlns:w16se="http://schemas.microsoft.com/office/word/2015/wordml/symex" xmlns:wpg="http://schemas.microsoft.com/office/word/2010/wordprocessingGroup" xmlns:wpi="http://schemas.microsoft.com/office/word/2010/wordprocessingInk" xmlns:wne="http://schemas.microsoft.com/office/word/2006/wordml" xmlns:wps="http://schemas.microsoft.com/office/word/2010/wordprocessingShape" mc:Ignorable="w14 w15 w16se w16cid w16 w16cex w16sdtdh wp14">
   <w:endnote w:type="separator" w:id="-1">
     <w:p>
       <w:r>
@@ -3775,7 +4038,7 @@
 </file>
 
 <file path=word/footnotes.xml><?xml version="1.0" encoding="utf-8"?>
-<w:footnotes xmlns:wpc="http://schemas.microsoft.com/office/word/2010/wordprocessingCanvas" xmlns:cx="http://schemas.microsoft.com/office/drawing/2014/chartex" xmlns:cx1="http://schemas.microsoft.com/office/drawing/2015/9/8/chartex" xmlns:cx2="http://schemas.microsoft.com/office/drawing/2015/10/21/chartex" xmlns:cx3="http://schemas.microsoft.com/office/drawing/2016/5/9/chartex" xmlns:cx4="http://schemas.microsoft.com/office/drawing/2016/5/10/chartex" xmlns:cx5="http://schemas.microsoft.com/office/drawing/2016/5/11/chartex" xmlns:cx6="http://schemas.microsoft.com/office/drawing/2016/5/12/chartex" xmlns:cx7="http://schemas.microsoft.com/office/drawing/2016/5/13/chartex" xmlns:cx8="http://schemas.microsoft.com/office/drawing/2016/5/14/chartex" xmlns:mc="http://schemas.openxmlformats.org/markup-compatibility/2006" xmlns:aink="http://schemas.microsoft.com/office/drawing/2016/ink" xmlns:am3d="http://schemas.microsoft.com/office/drawing/2017/model3d" xmlns:o="urn:schemas-microsoft-com:office:office" xmlns:oel="http://schemas.microsoft.com/office/2019/extlst" xmlns:r="http://schemas.openxmlformats.org/officeDocument/2006/relationships" xmlns:m="http://schemas.openxmlformats.org/officeDocument/2006/math" xmlns:v="urn:schemas-microsoft-com:vml" xmlns:wp14="http://schemas.microsoft.com/office/word/2010/wordprocessingDrawing" xmlns:wp="http://schemas.openxmlformats.org/drawingml/2006/wordprocessingDrawing" xmlns:w10="urn:schemas-microsoft-com:office:word" xmlns:w="http://schemas.openxmlformats.org/wordprocessingml/2006/main" xmlns:w14="http://schemas.microsoft.com/office/word/2010/wordml" xmlns:w15="http://schemas.microsoft.com/office/word/2012/wordml" xmlns:w16cex="http://schemas.microsoft.com/office/word/2018/wordml/cex" xmlns:w16cid="http://schemas.microsoft.com/office/word/2016/wordml/cid" xmlns:w16="http://schemas.microsoft.com/office/word/2018/wordml" xmlns:w16du="http://schemas.microsoft.com/office/word/2023/wordml/word16du" xmlns:w16sdtdh="http://schemas.microsoft.com/office/word/2020/wordml/sdtdatahash" xmlns:w16se="http://schemas.microsoft.com/office/word/2015/wordml/symex" xmlns:wpg="http://schemas.microsoft.com/office/word/2010/wordprocessingGroup" xmlns:wpi="http://schemas.microsoft.com/office/word/2010/wordprocessingInk" xmlns:wne="http://schemas.microsoft.com/office/word/2006/wordml" xmlns:wps="http://schemas.microsoft.com/office/word/2010/wordprocessingShape" mc:Ignorable="w14 w15 w16se w16cid w16 w16cex w16sdtdh wp14">
+<w:footnotes xmlns:wpc="http://schemas.microsoft.com/office/word/2010/wordprocessingCanvas" xmlns:cx="http://schemas.microsoft.com/office/drawing/2014/chartex" xmlns:cx1="http://schemas.microsoft.com/office/drawing/2015/9/8/chartex" xmlns:cx2="http://schemas.microsoft.com/office/drawing/2015/10/21/chartex" xmlns:cx3="http://schemas.microsoft.com/office/drawing/2016/5/9/chartex" xmlns:cx4="http://schemas.microsoft.com/office/drawing/2016/5/10/chartex" xmlns:cx5="http://schemas.microsoft.com/office/drawing/2016/5/11/chartex" xmlns:cx6="http://schemas.microsoft.com/office/drawing/2016/5/12/chartex" xmlns:cx7="http://schemas.microsoft.com/office/drawing/2016/5/13/chartex" xmlns:cx8="http://schemas.microsoft.com/office/drawing/2016/5/14/chartex" xmlns:mc="http://schemas.openxmlformats.org/markup-compatibility/2006" xmlns:aink="http://schemas.microsoft.com/office/drawing/2016/ink" xmlns:am3d="http://schemas.microsoft.com/office/drawing/2017/model3d" xmlns:o="urn:schemas-microsoft-com:office:office" xmlns:r="http://schemas.openxmlformats.org/officeDocument/2006/relationships" xmlns:m="http://schemas.openxmlformats.org/officeDocument/2006/math" xmlns:v="urn:schemas-microsoft-com:vml" xmlns:wp14="http://schemas.microsoft.com/office/word/2010/wordprocessingDrawing" xmlns:wp="http://schemas.openxmlformats.org/drawingml/2006/wordprocessingDrawing" xmlns:w10="urn:schemas-microsoft-com:office:word" xmlns:w="http://schemas.openxmlformats.org/wordprocessingml/2006/main" xmlns:w14="http://schemas.microsoft.com/office/word/2010/wordml" xmlns:w15="http://schemas.microsoft.com/office/word/2012/wordml" xmlns:w16cex="http://schemas.microsoft.com/office/word/2018/wordml/cex" xmlns:w16cid="http://schemas.microsoft.com/office/word/2016/wordml/cid" xmlns:w16="http://schemas.microsoft.com/office/word/2018/wordml" xmlns:w16sdtdh="http://schemas.microsoft.com/office/word/2020/wordml/sdtdatahash" xmlns:w16se="http://schemas.microsoft.com/office/word/2015/wordml/symex" xmlns:wpg="http://schemas.microsoft.com/office/word/2010/wordprocessingGroup" xmlns:wpi="http://schemas.microsoft.com/office/word/2010/wordprocessingInk" xmlns:wne="http://schemas.microsoft.com/office/word/2006/wordml" xmlns:wps="http://schemas.microsoft.com/office/word/2010/wordprocessingShape" mc:Ignorable="w14 w15 w16se w16cid w16 w16cex w16sdtdh wp14">
   <w:footnote w:type="separator" w:id="-1">
     <w:p>
       <w:r>
@@ -3794,7 +4057,7 @@
 </file>
 
 <file path=word/numbering.xml><?xml version="1.0" encoding="utf-8"?>
-<w:numbering xmlns:wpc="http://schemas.microsoft.com/office/word/2010/wordprocessingCanvas" xmlns:cx="http://schemas.microsoft.com/office/drawing/2014/chartex" xmlns:cx1="http://schemas.microsoft.com/office/drawing/2015/9/8/chartex" xmlns:cx2="http://schemas.microsoft.com/office/drawing/2015/10/21/chartex" xmlns:cx3="http://schemas.microsoft.com/office/drawing/2016/5/9/chartex" xmlns:cx4="http://schemas.microsoft.com/office/drawing/2016/5/10/chartex" xmlns:cx5="http://schemas.microsoft.com/office/drawing/2016/5/11/chartex" xmlns:cx6="http://schemas.microsoft.com/office/drawing/2016/5/12/chartex" xmlns:cx7="http://schemas.microsoft.com/office/drawing/2016/5/13/chartex" xmlns:cx8="http://schemas.microsoft.com/office/drawing/2016/5/14/chartex" xmlns:mc="http://schemas.openxmlformats.org/markup-compatibility/2006" xmlns:aink="http://schemas.microsoft.com/office/drawing/2016/ink" xmlns:am3d="http://schemas.microsoft.com/office/drawing/2017/model3d" xmlns:o="urn:schemas-microsoft-com:office:office" xmlns:oel="http://schemas.microsoft.com/office/2019/extlst" xmlns:r="http://schemas.openxmlformats.org/officeDocument/2006/relationships" xmlns:m="http://schemas.openxmlformats.org/officeDocument/2006/math" xmlns:v="urn:schemas-microsoft-com:vml" xmlns:wp14="http://schemas.microsoft.com/office/word/2010/wordprocessingDrawing" xmlns:wp="http://schemas.openxmlformats.org/drawingml/2006/wordprocessingDrawing" xmlns:w10="urn:schemas-microsoft-com:office:word" xmlns:w="http://schemas.openxmlformats.org/wordprocessingml/2006/main" xmlns:w14="http://schemas.microsoft.com/office/word/2010/wordml" xmlns:w15="http://schemas.microsoft.com/office/word/2012/wordml" xmlns:w16cex="http://schemas.microsoft.com/office/word/2018/wordml/cex" xmlns:w16cid="http://schemas.microsoft.com/office/word/2016/wordml/cid" xmlns:w16="http://schemas.microsoft.com/office/word/2018/wordml" xmlns:w16du="http://schemas.microsoft.com/office/word/2023/wordml/word16du" xmlns:w16sdtdh="http://schemas.microsoft.com/office/word/2020/wordml/sdtdatahash" xmlns:w16se="http://schemas.microsoft.com/office/word/2015/wordml/symex" xmlns:wpg="http://schemas.microsoft.com/office/word/2010/wordprocessingGroup" xmlns:wpi="http://schemas.microsoft.com/office/word/2010/wordprocessingInk" xmlns:wne="http://schemas.microsoft.com/office/word/2006/wordml" xmlns:wps="http://schemas.microsoft.com/office/word/2010/wordprocessingShape" mc:Ignorable="w14 w15 w16se w16cid w16 w16cex w16sdtdh wp14">
+<w:numbering xmlns:wpc="http://schemas.microsoft.com/office/word/2010/wordprocessingCanvas" xmlns:cx="http://schemas.microsoft.com/office/drawing/2014/chartex" xmlns:cx1="http://schemas.microsoft.com/office/drawing/2015/9/8/chartex" xmlns:cx2="http://schemas.microsoft.com/office/drawing/2015/10/21/chartex" xmlns:cx3="http://schemas.microsoft.com/office/drawing/2016/5/9/chartex" xmlns:cx4="http://schemas.microsoft.com/office/drawing/2016/5/10/chartex" xmlns:cx5="http://schemas.microsoft.com/office/drawing/2016/5/11/chartex" xmlns:cx6="http://schemas.microsoft.com/office/drawing/2016/5/12/chartex" xmlns:cx7="http://schemas.microsoft.com/office/drawing/2016/5/13/chartex" xmlns:cx8="http://schemas.microsoft.com/office/drawing/2016/5/14/chartex" xmlns:mc="http://schemas.openxmlformats.org/markup-compatibility/2006" xmlns:aink="http://schemas.microsoft.com/office/drawing/2016/ink" xmlns:am3d="http://schemas.microsoft.com/office/drawing/2017/model3d" xmlns:o="urn:schemas-microsoft-com:office:office" xmlns:r="http://schemas.openxmlformats.org/officeDocument/2006/relationships" xmlns:m="http://schemas.openxmlformats.org/officeDocument/2006/math" xmlns:v="urn:schemas-microsoft-com:vml" xmlns:wp14="http://schemas.microsoft.com/office/word/2010/wordprocessingDrawing" xmlns:wp="http://schemas.openxmlformats.org/drawingml/2006/wordprocessingDrawing" xmlns:w10="urn:schemas-microsoft-com:office:word" xmlns:w="http://schemas.openxmlformats.org/wordprocessingml/2006/main" xmlns:w14="http://schemas.microsoft.com/office/word/2010/wordml" xmlns:w15="http://schemas.microsoft.com/office/word/2012/wordml" xmlns:w16cex="http://schemas.microsoft.com/office/word/2018/wordml/cex" xmlns:w16cid="http://schemas.microsoft.com/office/word/2016/wordml/cid" xmlns:w16="http://schemas.microsoft.com/office/word/2018/wordml" xmlns:w16sdtdh="http://schemas.microsoft.com/office/word/2020/wordml/sdtdatahash" xmlns:w16se="http://schemas.microsoft.com/office/word/2015/wordml/symex" xmlns:wpg="http://schemas.microsoft.com/office/word/2010/wordprocessingGroup" xmlns:wpi="http://schemas.microsoft.com/office/word/2010/wordprocessingInk" xmlns:wne="http://schemas.microsoft.com/office/word/2006/wordml" xmlns:wps="http://schemas.microsoft.com/office/word/2010/wordprocessingShape" mc:Ignorable="w14 w15 w16se w16cid w16 w16cex w16sdtdh wp14">
   <w:abstractNum w:abstractNumId="0" w15:restartNumberingAfterBreak="0">
     <w:nsid w:val="14EE3575"/>
     <w:multiLevelType w:val="hybridMultilevel"/>
@@ -4330,6 +4593,95 @@
     </w:lvl>
   </w:abstractNum>
   <w:abstractNum w:abstractNumId="6" w15:restartNumberingAfterBreak="0">
+    <w:nsid w:val="3E102B3C"/>
+    <w:multiLevelType w:val="hybridMultilevel"/>
+    <w:tmpl w:val="B2D29016"/>
+    <w:lvl w:ilvl="0" w:tplc="8B1E8578">
+      <w:start w:val="1"/>
+      <w:numFmt w:val="upperLetter"/>
+      <w:lvlText w:val="(%1)"/>
+      <w:lvlJc w:val="left"/>
+      <w:pPr>
+        <w:ind w:left="360" w:hanging="360"/>
+      </w:pPr>
+      <w:rPr>
+        <w:rFonts w:hint="default"/>
+      </w:rPr>
+    </w:lvl>
+    <w:lvl w:ilvl="1" w:tplc="04090019" w:tentative="1">
+      <w:start w:val="1"/>
+      <w:numFmt w:val="ideographTraditional"/>
+      <w:lvlText w:val="%2、"/>
+      <w:lvlJc w:val="left"/>
+      <w:pPr>
+        <w:ind w:left="960" w:hanging="480"/>
+      </w:pPr>
+    </w:lvl>
+    <w:lvl w:ilvl="2" w:tplc="0409001B" w:tentative="1">
+      <w:start w:val="1"/>
+      <w:numFmt w:val="lowerRoman"/>
+      <w:lvlText w:val="%3."/>
+      <w:lvlJc w:val="right"/>
+      <w:pPr>
+        <w:ind w:left="1440" w:hanging="480"/>
+      </w:pPr>
+    </w:lvl>
+    <w:lvl w:ilvl="3" w:tplc="0409000F" w:tentative="1">
+      <w:start w:val="1"/>
+      <w:numFmt w:val="decimal"/>
+      <w:lvlText w:val="%4."/>
+      <w:lvlJc w:val="left"/>
+      <w:pPr>
+        <w:ind w:left="1920" w:hanging="480"/>
+      </w:pPr>
+    </w:lvl>
+    <w:lvl w:ilvl="4" w:tplc="04090019" w:tentative="1">
+      <w:start w:val="1"/>
+      <w:numFmt w:val="ideographTraditional"/>
+      <w:lvlText w:val="%5、"/>
+      <w:lvlJc w:val="left"/>
+      <w:pPr>
+        <w:ind w:left="2400" w:hanging="480"/>
+      </w:pPr>
+    </w:lvl>
+    <w:lvl w:ilvl="5" w:tplc="0409001B" w:tentative="1">
+      <w:start w:val="1"/>
+      <w:numFmt w:val="lowerRoman"/>
+      <w:lvlText w:val="%6."/>
+      <w:lvlJc w:val="right"/>
+      <w:pPr>
+        <w:ind w:left="2880" w:hanging="480"/>
+      </w:pPr>
+    </w:lvl>
+    <w:lvl w:ilvl="6" w:tplc="0409000F" w:tentative="1">
+      <w:start w:val="1"/>
+      <w:numFmt w:val="decimal"/>
+      <w:lvlText w:val="%7."/>
+      <w:lvlJc w:val="left"/>
+      <w:pPr>
+        <w:ind w:left="3360" w:hanging="480"/>
+      </w:pPr>
+    </w:lvl>
+    <w:lvl w:ilvl="7" w:tplc="04090019" w:tentative="1">
+      <w:start w:val="1"/>
+      <w:numFmt w:val="ideographTraditional"/>
+      <w:lvlText w:val="%8、"/>
+      <w:lvlJc w:val="left"/>
+      <w:pPr>
+        <w:ind w:left="3840" w:hanging="480"/>
+      </w:pPr>
+    </w:lvl>
+    <w:lvl w:ilvl="8" w:tplc="0409001B" w:tentative="1">
+      <w:start w:val="1"/>
+      <w:numFmt w:val="lowerRoman"/>
+      <w:lvlText w:val="%9."/>
+      <w:lvlJc w:val="right"/>
+      <w:pPr>
+        <w:ind w:left="4320" w:hanging="480"/>
+      </w:pPr>
+    </w:lvl>
+  </w:abstractNum>
+  <w:abstractNum w:abstractNumId="7" w15:restartNumberingAfterBreak="0">
     <w:nsid w:val="46416485"/>
     <w:multiLevelType w:val="hybridMultilevel"/>
     <w:tmpl w:val="638C880A"/>
@@ -4418,7 +4770,7 @@
       </w:pPr>
     </w:lvl>
   </w:abstractNum>
-  <w:abstractNum w:abstractNumId="7" w15:restartNumberingAfterBreak="0">
+  <w:abstractNum w:abstractNumId="8" w15:restartNumberingAfterBreak="0">
     <w:nsid w:val="6C3331FC"/>
     <w:multiLevelType w:val="hybridMultilevel"/>
     <w:tmpl w:val="76CE4044"/>
@@ -4507,7 +4859,7 @@
       </w:pPr>
     </w:lvl>
   </w:abstractNum>
-  <w:abstractNum w:abstractNumId="8" w15:restartNumberingAfterBreak="0">
+  <w:abstractNum w:abstractNumId="9" w15:restartNumberingAfterBreak="0">
     <w:nsid w:val="71E001DC"/>
     <w:multiLevelType w:val="hybridMultilevel"/>
     <w:tmpl w:val="79A06202"/>
@@ -4596,7 +4948,7 @@
       </w:pPr>
     </w:lvl>
   </w:abstractNum>
-  <w:abstractNum w:abstractNumId="9" w15:restartNumberingAfterBreak="0">
+  <w:abstractNum w:abstractNumId="10" w15:restartNumberingAfterBreak="0">
     <w:nsid w:val="792E1C22"/>
     <w:multiLevelType w:val="hybridMultilevel"/>
     <w:tmpl w:val="948AF110"/>
@@ -4685,7 +5037,7 @@
       </w:pPr>
     </w:lvl>
   </w:abstractNum>
-  <w:abstractNum w:abstractNumId="10" w15:restartNumberingAfterBreak="0">
+  <w:abstractNum w:abstractNumId="11" w15:restartNumberingAfterBreak="0">
     <w:nsid w:val="7A9860CC"/>
     <w:multiLevelType w:val="hybridMultilevel"/>
     <w:tmpl w:val="B81C9542"/>
@@ -4774,38 +5126,41 @@
       </w:pPr>
     </w:lvl>
   </w:abstractNum>
-  <w:num w:numId="1" w16cid:durableId="938367128">
+  <w:num w:numId="1">
     <w:abstractNumId w:val="3"/>
   </w:num>
-  <w:num w:numId="2" w16cid:durableId="926113947">
+  <w:num w:numId="2">
+    <w:abstractNumId w:val="10"/>
+  </w:num>
+  <w:num w:numId="3">
+    <w:abstractNumId w:val="0"/>
+  </w:num>
+  <w:num w:numId="4">
+    <w:abstractNumId w:val="4"/>
+  </w:num>
+  <w:num w:numId="5">
+    <w:abstractNumId w:val="2"/>
+  </w:num>
+  <w:num w:numId="6">
+    <w:abstractNumId w:val="11"/>
+  </w:num>
+  <w:num w:numId="7">
+    <w:abstractNumId w:val="7"/>
+  </w:num>
+  <w:num w:numId="8">
+    <w:abstractNumId w:val="1"/>
+  </w:num>
+  <w:num w:numId="9">
+    <w:abstractNumId w:val="5"/>
+  </w:num>
+  <w:num w:numId="10">
     <w:abstractNumId w:val="9"/>
   </w:num>
-  <w:num w:numId="3" w16cid:durableId="618682145">
-    <w:abstractNumId w:val="0"/>
-  </w:num>
-  <w:num w:numId="4" w16cid:durableId="1530338520">
-    <w:abstractNumId w:val="4"/>
-  </w:num>
-  <w:num w:numId="5" w16cid:durableId="870335436">
-    <w:abstractNumId w:val="2"/>
-  </w:num>
-  <w:num w:numId="6" w16cid:durableId="775247221">
-    <w:abstractNumId w:val="10"/>
-  </w:num>
-  <w:num w:numId="7" w16cid:durableId="791704891">
-    <w:abstractNumId w:val="6"/>
-  </w:num>
-  <w:num w:numId="8" w16cid:durableId="1585649320">
-    <w:abstractNumId w:val="1"/>
-  </w:num>
-  <w:num w:numId="9" w16cid:durableId="1002122668">
-    <w:abstractNumId w:val="5"/>
-  </w:num>
-  <w:num w:numId="10" w16cid:durableId="24258171">
+  <w:num w:numId="11">
     <w:abstractNumId w:val="8"/>
   </w:num>
-  <w:num w:numId="11" w16cid:durableId="1579056872">
-    <w:abstractNumId w:val="7"/>
+  <w:num w:numId="12">
+    <w:abstractNumId w:val="6"/>
   </w:num>
 </w:numbering>
 </file>

--- a/碩一/TOEIC/時態.docx
+++ b/碩一/TOEIC/時態.docx
@@ -1,6 +1,6 @@
 
 <file path=word/document.xml><?xml version="1.0" encoding="utf-8"?>
-<w:document xmlns:wpc="http://schemas.microsoft.com/office/word/2010/wordprocessingCanvas" xmlns:cx="http://schemas.microsoft.com/office/drawing/2014/chartex" xmlns:cx1="http://schemas.microsoft.com/office/drawing/2015/9/8/chartex" xmlns:cx2="http://schemas.microsoft.com/office/drawing/2015/10/21/chartex" xmlns:cx3="http://schemas.microsoft.com/office/drawing/2016/5/9/chartex" xmlns:cx4="http://schemas.microsoft.com/office/drawing/2016/5/10/chartex" xmlns:cx5="http://schemas.microsoft.com/office/drawing/2016/5/11/chartex" xmlns:cx6="http://schemas.microsoft.com/office/drawing/2016/5/12/chartex" xmlns:cx7="http://schemas.microsoft.com/office/drawing/2016/5/13/chartex" xmlns:cx8="http://schemas.microsoft.com/office/drawing/2016/5/14/chartex" xmlns:mc="http://schemas.openxmlformats.org/markup-compatibility/2006" xmlns:aink="http://schemas.microsoft.com/office/drawing/2016/ink" xmlns:am3d="http://schemas.microsoft.com/office/drawing/2017/model3d" xmlns:o="urn:schemas-microsoft-com:office:office" xmlns:r="http://schemas.openxmlformats.org/officeDocument/2006/relationships" xmlns:m="http://schemas.openxmlformats.org/officeDocument/2006/math" xmlns:v="urn:schemas-microsoft-com:vml" xmlns:wp14="http://schemas.microsoft.com/office/word/2010/wordprocessingDrawing" xmlns:wp="http://schemas.openxmlformats.org/drawingml/2006/wordprocessingDrawing" xmlns:w10="urn:schemas-microsoft-com:office:word" xmlns:w="http://schemas.openxmlformats.org/wordprocessingml/2006/main" xmlns:w14="http://schemas.microsoft.com/office/word/2010/wordml" xmlns:w15="http://schemas.microsoft.com/office/word/2012/wordml" xmlns:w16cex="http://schemas.microsoft.com/office/word/2018/wordml/cex" xmlns:w16cid="http://schemas.microsoft.com/office/word/2016/wordml/cid" xmlns:w16="http://schemas.microsoft.com/office/word/2018/wordml" xmlns:w16sdtdh="http://schemas.microsoft.com/office/word/2020/wordml/sdtdatahash" xmlns:w16se="http://schemas.microsoft.com/office/word/2015/wordml/symex" xmlns:wpg="http://schemas.microsoft.com/office/word/2010/wordprocessingGroup" xmlns:wpi="http://schemas.microsoft.com/office/word/2010/wordprocessingInk" xmlns:wne="http://schemas.microsoft.com/office/word/2006/wordml" xmlns:wps="http://schemas.microsoft.com/office/word/2010/wordprocessingShape" mc:Ignorable="w14 w15 w16se w16cid w16 w16cex w16sdtdh wp14">
+<w:document xmlns:wpc="http://schemas.microsoft.com/office/word/2010/wordprocessingCanvas" xmlns:cx="http://schemas.microsoft.com/office/drawing/2014/chartex" xmlns:cx1="http://schemas.microsoft.com/office/drawing/2015/9/8/chartex" xmlns:cx2="http://schemas.microsoft.com/office/drawing/2015/10/21/chartex" xmlns:cx3="http://schemas.microsoft.com/office/drawing/2016/5/9/chartex" xmlns:cx4="http://schemas.microsoft.com/office/drawing/2016/5/10/chartex" xmlns:cx5="http://schemas.microsoft.com/office/drawing/2016/5/11/chartex" xmlns:cx6="http://schemas.microsoft.com/office/drawing/2016/5/12/chartex" xmlns:cx7="http://schemas.microsoft.com/office/drawing/2016/5/13/chartex" xmlns:cx8="http://schemas.microsoft.com/office/drawing/2016/5/14/chartex" xmlns:mc="http://schemas.openxmlformats.org/markup-compatibility/2006" xmlns:aink="http://schemas.microsoft.com/office/drawing/2016/ink" xmlns:am3d="http://schemas.microsoft.com/office/drawing/2017/model3d" xmlns:o="urn:schemas-microsoft-com:office:office" xmlns:oel="http://schemas.microsoft.com/office/2019/extlst" xmlns:r="http://schemas.openxmlformats.org/officeDocument/2006/relationships" xmlns:m="http://schemas.openxmlformats.org/officeDocument/2006/math" xmlns:v="urn:schemas-microsoft-com:vml" xmlns:wp14="http://schemas.microsoft.com/office/word/2010/wordprocessingDrawing" xmlns:wp="http://schemas.openxmlformats.org/drawingml/2006/wordprocessingDrawing" xmlns:w10="urn:schemas-microsoft-com:office:word" xmlns:w="http://schemas.openxmlformats.org/wordprocessingml/2006/main" xmlns:w14="http://schemas.microsoft.com/office/word/2010/wordml" xmlns:w15="http://schemas.microsoft.com/office/word/2012/wordml" xmlns:w16cex="http://schemas.microsoft.com/office/word/2018/wordml/cex" xmlns:w16cid="http://schemas.microsoft.com/office/word/2016/wordml/cid" xmlns:w16="http://schemas.microsoft.com/office/word/2018/wordml" xmlns:w16du="http://schemas.microsoft.com/office/word/2023/wordml/word16du" xmlns:w16sdtdh="http://schemas.microsoft.com/office/word/2020/wordml/sdtdatahash" xmlns:w16se="http://schemas.microsoft.com/office/word/2015/wordml/symex" xmlns:wpg="http://schemas.microsoft.com/office/word/2010/wordprocessingGroup" xmlns:wpi="http://schemas.microsoft.com/office/word/2010/wordprocessingInk" xmlns:wne="http://schemas.microsoft.com/office/word/2006/wordml" xmlns:wps="http://schemas.microsoft.com/office/word/2010/wordprocessingShape" mc:Ignorable="w14 w15 w16se w16cid w16 w16cex w16sdtdh wp14">
   <w:body>
     <w:p>
       <w:r>
@@ -340,11 +340,11 @@
       </w:r>
       <w:proofErr w:type="spellStart"/>
       <w:r>
-        <w:t>v.n</w:t>
+        <w:t>v.n.</w:t>
       </w:r>
       <w:proofErr w:type="spellEnd"/>
       <w:r>
-        <w:t xml:space="preserve">. </w:t>
+        <w:t xml:space="preserve"> </w:t>
       </w:r>
       <w:r>
         <w:rPr>
@@ -3954,9 +3954,6 @@
     <w:p>
       <w:pPr>
         <w:ind w:rightChars="100" w:right="240"/>
-        <w:rPr>
-          <w:rFonts w:hint="eastAsia"/>
-        </w:rPr>
       </w:pPr>
     </w:p>
     <w:p>
@@ -3995,9 +3992,327 @@
     <w:p>
       <w:pPr>
         <w:ind w:rightChars="100" w:right="240"/>
-        <w:rPr>
-          <w:rFonts w:hint="eastAsia"/>
-        </w:rPr>
+      </w:pPr>
+    </w:p>
+    <w:p>
+      <w:pPr>
+        <w:ind w:rightChars="100" w:right="240"/>
+      </w:pPr>
+      <w:r>
+        <w:rPr>
+          <w:highlight w:val="yellow"/>
+        </w:rPr>
+        <w:t>Since</w:t>
+      </w:r>
+      <w:r>
+        <w:t xml:space="preserve"> </w:t>
+      </w:r>
+      <w:r>
+        <w:t xml:space="preserve">the election period </w:t>
+      </w:r>
+      <w:proofErr w:type="spellStart"/>
+      <w:proofErr w:type="gramStart"/>
+      <w:r>
+        <w:rPr>
+          <w:color w:val="FF0000"/>
+        </w:rPr>
+        <w:t>began</w:t>
+      </w:r>
+      <w:r>
+        <w:t>,candidates</w:t>
+      </w:r>
+      <w:proofErr w:type="spellEnd"/>
+      <w:proofErr w:type="gramEnd"/>
+      <w:r>
+        <w:t xml:space="preserve"> from both parties </w:t>
+      </w:r>
+      <w:r>
+        <w:rPr>
+          <w:color w:val="FF0000"/>
+        </w:rPr>
+        <w:t>have been</w:t>
+      </w:r>
+      <w:r>
+        <w:t xml:space="preserve"> actively </w:t>
+      </w:r>
+      <w:r>
+        <w:rPr>
+          <w:color w:val="FF0000"/>
+        </w:rPr>
+        <w:t xml:space="preserve">campaigning </w:t>
+      </w:r>
+      <w:r>
+        <w:t>their policies.</w:t>
+      </w:r>
+    </w:p>
+    <w:p>
+      <w:pPr>
+        <w:ind w:rightChars="100" w:right="240"/>
+      </w:pPr>
+      <w:r>
+        <w:rPr>
+          <w:highlight w:val="yellow"/>
+        </w:rPr>
+        <w:t>(A)</w:t>
+      </w:r>
+      <w:r>
+        <w:rPr>
+          <w:highlight w:val="yellow"/>
+        </w:rPr>
+        <w:t>Since</w:t>
+      </w:r>
+      <w:r>
+        <w:rPr>
+          <w:rFonts w:hint="eastAsia"/>
+          <w:highlight w:val="yellow"/>
+        </w:rPr>
+        <w:t>自從</w:t>
+      </w:r>
+      <w:r>
+        <w:rPr>
+          <w:rFonts w:hint="eastAsia"/>
+          <w:highlight w:val="yellow"/>
+        </w:rPr>
+        <w:t>(</w:t>
+      </w:r>
+      <w:proofErr w:type="spellStart"/>
+      <w:r>
+        <w:rPr>
+          <w:highlight w:val="yellow"/>
+        </w:rPr>
+        <w:t>conj</w:t>
+      </w:r>
+      <w:proofErr w:type="spellEnd"/>
+      <w:r>
+        <w:rPr>
+          <w:highlight w:val="yellow"/>
+        </w:rPr>
+        <w:t>/prep)</w:t>
+      </w:r>
+      <w:r>
+        <w:t>(B)When</w:t>
+      </w:r>
+      <w:r>
+        <w:rPr>
+          <w:rFonts w:hint="eastAsia"/>
+        </w:rPr>
+        <w:t>當</w:t>
+      </w:r>
+      <w:r>
+        <w:t>…(</w:t>
+      </w:r>
+      <w:proofErr w:type="spellStart"/>
+      <w:r>
+        <w:rPr>
+          <w:rFonts w:hint="eastAsia"/>
+        </w:rPr>
+        <w:t>c</w:t>
+      </w:r>
+      <w:r>
+        <w:t>onj</w:t>
+      </w:r>
+      <w:proofErr w:type="spellEnd"/>
+      <w:r>
+        <w:t>)</w:t>
+      </w:r>
+      <w:r>
+        <w:t>(C)Before</w:t>
+      </w:r>
+      <w:r>
+        <w:rPr>
+          <w:rFonts w:hint="eastAsia"/>
+        </w:rPr>
+        <w:t>在</w:t>
+      </w:r>
+      <w:r>
+        <w:rPr>
+          <w:rFonts w:hint="eastAsia"/>
+        </w:rPr>
+        <w:t>.</w:t>
+      </w:r>
+      <w:r>
+        <w:t>.</w:t>
+      </w:r>
+      <w:r>
+        <w:rPr>
+          <w:rFonts w:hint="eastAsia"/>
+        </w:rPr>
+        <w:t>之前</w:t>
+      </w:r>
+      <w:r>
+        <w:rPr>
+          <w:rFonts w:hint="eastAsia"/>
+        </w:rPr>
+        <w:t>(</w:t>
+      </w:r>
+      <w:proofErr w:type="spellStart"/>
+      <w:r>
+        <w:t>conj</w:t>
+      </w:r>
+      <w:proofErr w:type="spellEnd"/>
+      <w:r>
+        <w:t>/prep)</w:t>
+      </w:r>
+      <w:r>
+        <w:t>(D)Although</w:t>
+      </w:r>
+      <w:r>
+        <w:rPr>
+          <w:rFonts w:hint="eastAsia"/>
+        </w:rPr>
+        <w:t>雖然</w:t>
+      </w:r>
+      <w:r>
+        <w:rPr>
+          <w:rFonts w:hint="eastAsia"/>
+        </w:rPr>
+        <w:t>(</w:t>
+      </w:r>
+      <w:proofErr w:type="spellStart"/>
+      <w:r>
+        <w:t>conj</w:t>
+      </w:r>
+      <w:proofErr w:type="spellEnd"/>
+      <w:r>
+        <w:t>)</w:t>
+      </w:r>
+    </w:p>
+    <w:p>
+      <w:pPr>
+        <w:ind w:rightChars="100" w:right="240"/>
+      </w:pPr>
+    </w:p>
+    <w:p>
+      <w:pPr>
+        <w:ind w:rightChars="100" w:right="240"/>
+        <w:rPr>
+          <w:rFonts w:hint="eastAsia"/>
+        </w:rPr>
+      </w:pPr>
+      <w:r>
+        <w:t>A</w:t>
+      </w:r>
+      <w:r>
+        <w:t>ctively</w:t>
+      </w:r>
+      <w:r>
+        <w:t xml:space="preserve"> adv.</w:t>
+      </w:r>
+      <w:r>
+        <w:rPr>
+          <w:rFonts w:hint="eastAsia"/>
+        </w:rPr>
+        <w:t>積極、</w:t>
+      </w:r>
+      <w:r>
+        <w:t>campaigning</w:t>
+      </w:r>
+      <w:r>
+        <w:rPr>
+          <w:rFonts w:hint="eastAsia"/>
+        </w:rPr>
+        <w:t>競選</w:t>
+      </w:r>
+      <w:r>
+        <w:rPr>
+          <w:rFonts w:hint="eastAsia"/>
+        </w:rPr>
+        <w:t>/</w:t>
+      </w:r>
+      <w:r>
+        <w:rPr>
+          <w:rFonts w:hint="eastAsia"/>
+        </w:rPr>
+        <w:t>從事</w:t>
+      </w:r>
+      <w:r>
+        <w:rPr>
+          <w:rFonts w:hint="eastAsia"/>
+        </w:rPr>
+        <w:t>/</w:t>
+      </w:r>
+      <w:r>
+        <w:rPr>
+          <w:rFonts w:hint="eastAsia"/>
+        </w:rPr>
+        <w:t>發起活動</w:t>
+      </w:r>
+    </w:p>
+    <w:p>
+      <w:pPr>
+        <w:ind w:rightChars="100" w:right="240"/>
+      </w:pPr>
+      <w:r>
+        <w:drawing>
+          <wp:inline distT="0" distB="0" distL="0" distR="0" wp14:anchorId="3DF53994" wp14:editId="03AEA887">
+            <wp:extent cx="4344006" cy="724001"/>
+            <wp:effectExtent l="0" t="0" r="0" b="0"/>
+            <wp:docPr id="1908505205" name="圖片 1"/>
+            <wp:cNvGraphicFramePr>
+              <a:graphicFrameLocks xmlns:a="http://schemas.openxmlformats.org/drawingml/2006/main" noChangeAspect="1"/>
+            </wp:cNvGraphicFramePr>
+            <a:graphic xmlns:a="http://schemas.openxmlformats.org/drawingml/2006/main">
+              <a:graphicData uri="http://schemas.openxmlformats.org/drawingml/2006/picture">
+                <pic:pic xmlns:pic="http://schemas.openxmlformats.org/drawingml/2006/picture">
+                  <pic:nvPicPr>
+                    <pic:cNvPr id="1908505205" name=""/>
+                    <pic:cNvPicPr/>
+                  </pic:nvPicPr>
+                  <pic:blipFill>
+                    <a:blip r:embed="rId9"/>
+                    <a:stretch>
+                      <a:fillRect/>
+                    </a:stretch>
+                  </pic:blipFill>
+                  <pic:spPr>
+                    <a:xfrm>
+                      <a:off x="0" y="0"/>
+                      <a:ext cx="4344006" cy="724001"/>
+                    </a:xfrm>
+                    <a:prstGeom prst="rect">
+                      <a:avLst/>
+                    </a:prstGeom>
+                  </pic:spPr>
+                </pic:pic>
+              </a:graphicData>
+            </a:graphic>
+          </wp:inline>
+        </w:drawing>
+      </w:r>
+    </w:p>
+    <w:p>
+      <w:pPr>
+        <w:ind w:rightChars="100" w:right="240"/>
+      </w:pPr>
+      <w:r>
+        <w:t>Ex:</w:t>
+      </w:r>
+      <w:r>
+        <w:rPr>
+          <w:rFonts w:hint="eastAsia"/>
+        </w:rPr>
+        <w:t xml:space="preserve"> </w:t>
+      </w:r>
+      <w:r>
+        <w:t>He has lived in Taiwan since he was 20 years old.</w:t>
+      </w:r>
+    </w:p>
+    <w:p>
+      <w:pPr>
+        <w:ind w:rightChars="100" w:right="240"/>
+      </w:pPr>
+    </w:p>
+    <w:p>
+      <w:pPr>
+        <w:ind w:rightChars="100" w:right="240"/>
+        <w:rPr>
+          <w:rFonts w:hint="eastAsia"/>
+        </w:rPr>
+      </w:pPr>
+    </w:p>
+    <w:p>
+      <w:pPr>
+        <w:ind w:rightChars="100" w:right="240"/>
       </w:pPr>
     </w:p>
     <w:p>
@@ -4019,7 +4334,7 @@
 </file>
 
 <file path=word/endnotes.xml><?xml version="1.0" encoding="utf-8"?>
-<w:endnotes xmlns:wpc="http://schemas.microsoft.com/office/word/2010/wordprocessingCanvas" xmlns:cx="http://schemas.microsoft.com/office/drawing/2014/chartex" xmlns:cx1="http://schemas.microsoft.com/office/drawing/2015/9/8/chartex" xmlns:cx2="http://schemas.microsoft.com/office/drawing/2015/10/21/chartex" xmlns:cx3="http://schemas.microsoft.com/office/drawing/2016/5/9/chartex" xmlns:cx4="http://schemas.microsoft.com/office/drawing/2016/5/10/chartex" xmlns:cx5="http://schemas.microsoft.com/office/drawing/2016/5/11/chartex" xmlns:cx6="http://schemas.microsoft.com/office/drawing/2016/5/12/chartex" xmlns:cx7="http://schemas.microsoft.com/office/drawing/2016/5/13/chartex" xmlns:cx8="http://schemas.microsoft.com/office/drawing/2016/5/14/chartex" xmlns:mc="http://schemas.openxmlformats.org/markup-compatibility/2006" xmlns:aink="http://schemas.microsoft.com/office/drawing/2016/ink" xmlns:am3d="http://schemas.microsoft.com/office/drawing/2017/model3d" xmlns:o="urn:schemas-microsoft-com:office:office" xmlns:r="http://schemas.openxmlformats.org/officeDocument/2006/relationships" xmlns:m="http://schemas.openxmlformats.org/officeDocument/2006/math" xmlns:v="urn:schemas-microsoft-com:vml" xmlns:wp14="http://schemas.microsoft.com/office/word/2010/wordprocessingDrawing" xmlns:wp="http://schemas.openxmlformats.org/drawingml/2006/wordprocessingDrawing" xmlns:w10="urn:schemas-microsoft-com:office:word" xmlns:w="http://schemas.openxmlformats.org/wordprocessingml/2006/main" xmlns:w14="http://schemas.microsoft.com/office/word/2010/wordml" xmlns:w15="http://schemas.microsoft.com/office/word/2012/wordml" xmlns:w16cex="http://schemas.microsoft.com/office/word/2018/wordml/cex" xmlns:w16cid="http://schemas.microsoft.com/office/word/2016/wordml/cid" xmlns:w16="http://schemas.microsoft.com/office/word/2018/wordml" xmlns:w16sdtdh="http://schemas.microsoft.com/office/word/2020/wordml/sdtdatahash" xmlns:w16se="http://schemas.microsoft.com/office/word/2015/wordml/symex" xmlns:wpg="http://schemas.microsoft.com/office/word/2010/wordprocessingGroup" xmlns:wpi="http://schemas.microsoft.com/office/word/2010/wordprocessingInk" xmlns:wne="http://schemas.microsoft.com/office/word/2006/wordml" xmlns:wps="http://schemas.microsoft.com/office/word/2010/wordprocessingShape" mc:Ignorable="w14 w15 w16se w16cid w16 w16cex w16sdtdh wp14">
+<w:endnotes xmlns:wpc="http://schemas.microsoft.com/office/word/2010/wordprocessingCanvas" xmlns:cx="http://schemas.microsoft.com/office/drawing/2014/chartex" xmlns:cx1="http://schemas.microsoft.com/office/drawing/2015/9/8/chartex" xmlns:cx2="http://schemas.microsoft.com/office/drawing/2015/10/21/chartex" xmlns:cx3="http://schemas.microsoft.com/office/drawing/2016/5/9/chartex" xmlns:cx4="http://schemas.microsoft.com/office/drawing/2016/5/10/chartex" xmlns:cx5="http://schemas.microsoft.com/office/drawing/2016/5/11/chartex" xmlns:cx6="http://schemas.microsoft.com/office/drawing/2016/5/12/chartex" xmlns:cx7="http://schemas.microsoft.com/office/drawing/2016/5/13/chartex" xmlns:cx8="http://schemas.microsoft.com/office/drawing/2016/5/14/chartex" xmlns:mc="http://schemas.openxmlformats.org/markup-compatibility/2006" xmlns:aink="http://schemas.microsoft.com/office/drawing/2016/ink" xmlns:am3d="http://schemas.microsoft.com/office/drawing/2017/model3d" xmlns:o="urn:schemas-microsoft-com:office:office" xmlns:oel="http://schemas.microsoft.com/office/2019/extlst" xmlns:r="http://schemas.openxmlformats.org/officeDocument/2006/relationships" xmlns:m="http://schemas.openxmlformats.org/officeDocument/2006/math" xmlns:v="urn:schemas-microsoft-com:vml" xmlns:wp14="http://schemas.microsoft.com/office/word/2010/wordprocessingDrawing" xmlns:wp="http://schemas.openxmlformats.org/drawingml/2006/wordprocessingDrawing" xmlns:w10="urn:schemas-microsoft-com:office:word" xmlns:w="http://schemas.openxmlformats.org/wordprocessingml/2006/main" xmlns:w14="http://schemas.microsoft.com/office/word/2010/wordml" xmlns:w15="http://schemas.microsoft.com/office/word/2012/wordml" xmlns:w16cex="http://schemas.microsoft.com/office/word/2018/wordml/cex" xmlns:w16cid="http://schemas.microsoft.com/office/word/2016/wordml/cid" xmlns:w16="http://schemas.microsoft.com/office/word/2018/wordml" xmlns:w16du="http://schemas.microsoft.com/office/word/2023/wordml/word16du" xmlns:w16sdtdh="http://schemas.microsoft.com/office/word/2020/wordml/sdtdatahash" xmlns:w16se="http://schemas.microsoft.com/office/word/2015/wordml/symex" xmlns:wpg="http://schemas.microsoft.com/office/word/2010/wordprocessingGroup" xmlns:wpi="http://schemas.microsoft.com/office/word/2010/wordprocessingInk" xmlns:wne="http://schemas.microsoft.com/office/word/2006/wordml" xmlns:wps="http://schemas.microsoft.com/office/word/2010/wordprocessingShape" mc:Ignorable="w14 w15 w16se w16cid w16 w16cex w16sdtdh wp14">
   <w:endnote w:type="separator" w:id="-1">
     <w:p>
       <w:r>
@@ -4038,7 +4353,7 @@
 </file>
 
 <file path=word/footnotes.xml><?xml version="1.0" encoding="utf-8"?>
-<w:footnotes xmlns:wpc="http://schemas.microsoft.com/office/word/2010/wordprocessingCanvas" xmlns:cx="http://schemas.microsoft.com/office/drawing/2014/chartex" xmlns:cx1="http://schemas.microsoft.com/office/drawing/2015/9/8/chartex" xmlns:cx2="http://schemas.microsoft.com/office/drawing/2015/10/21/chartex" xmlns:cx3="http://schemas.microsoft.com/office/drawing/2016/5/9/chartex" xmlns:cx4="http://schemas.microsoft.com/office/drawing/2016/5/10/chartex" xmlns:cx5="http://schemas.microsoft.com/office/drawing/2016/5/11/chartex" xmlns:cx6="http://schemas.microsoft.com/office/drawing/2016/5/12/chartex" xmlns:cx7="http://schemas.microsoft.com/office/drawing/2016/5/13/chartex" xmlns:cx8="http://schemas.microsoft.com/office/drawing/2016/5/14/chartex" xmlns:mc="http://schemas.openxmlformats.org/markup-compatibility/2006" xmlns:aink="http://schemas.microsoft.com/office/drawing/2016/ink" xmlns:am3d="http://schemas.microsoft.com/office/drawing/2017/model3d" xmlns:o="urn:schemas-microsoft-com:office:office" xmlns:r="http://schemas.openxmlformats.org/officeDocument/2006/relationships" xmlns:m="http://schemas.openxmlformats.org/officeDocument/2006/math" xmlns:v="urn:schemas-microsoft-com:vml" xmlns:wp14="http://schemas.microsoft.com/office/word/2010/wordprocessingDrawing" xmlns:wp="http://schemas.openxmlformats.org/drawingml/2006/wordprocessingDrawing" xmlns:w10="urn:schemas-microsoft-com:office:word" xmlns:w="http://schemas.openxmlformats.org/wordprocessingml/2006/main" xmlns:w14="http://schemas.microsoft.com/office/word/2010/wordml" xmlns:w15="http://schemas.microsoft.com/office/word/2012/wordml" xmlns:w16cex="http://schemas.microsoft.com/office/word/2018/wordml/cex" xmlns:w16cid="http://schemas.microsoft.com/office/word/2016/wordml/cid" xmlns:w16="http://schemas.microsoft.com/office/word/2018/wordml" xmlns:w16sdtdh="http://schemas.microsoft.com/office/word/2020/wordml/sdtdatahash" xmlns:w16se="http://schemas.microsoft.com/office/word/2015/wordml/symex" xmlns:wpg="http://schemas.microsoft.com/office/word/2010/wordprocessingGroup" xmlns:wpi="http://schemas.microsoft.com/office/word/2010/wordprocessingInk" xmlns:wne="http://schemas.microsoft.com/office/word/2006/wordml" xmlns:wps="http://schemas.microsoft.com/office/word/2010/wordprocessingShape" mc:Ignorable="w14 w15 w16se w16cid w16 w16cex w16sdtdh wp14">
+<w:footnotes xmlns:wpc="http://schemas.microsoft.com/office/word/2010/wordprocessingCanvas" xmlns:cx="http://schemas.microsoft.com/office/drawing/2014/chartex" xmlns:cx1="http://schemas.microsoft.com/office/drawing/2015/9/8/chartex" xmlns:cx2="http://schemas.microsoft.com/office/drawing/2015/10/21/chartex" xmlns:cx3="http://schemas.microsoft.com/office/drawing/2016/5/9/chartex" xmlns:cx4="http://schemas.microsoft.com/office/drawing/2016/5/10/chartex" xmlns:cx5="http://schemas.microsoft.com/office/drawing/2016/5/11/chartex" xmlns:cx6="http://schemas.microsoft.com/office/drawing/2016/5/12/chartex" xmlns:cx7="http://schemas.microsoft.com/office/drawing/2016/5/13/chartex" xmlns:cx8="http://schemas.microsoft.com/office/drawing/2016/5/14/chartex" xmlns:mc="http://schemas.openxmlformats.org/markup-compatibility/2006" xmlns:aink="http://schemas.microsoft.com/office/drawing/2016/ink" xmlns:am3d="http://schemas.microsoft.com/office/drawing/2017/model3d" xmlns:o="urn:schemas-microsoft-com:office:office" xmlns:oel="http://schemas.microsoft.com/office/2019/extlst" xmlns:r="http://schemas.openxmlformats.org/officeDocument/2006/relationships" xmlns:m="http://schemas.openxmlformats.org/officeDocument/2006/math" xmlns:v="urn:schemas-microsoft-com:vml" xmlns:wp14="http://schemas.microsoft.com/office/word/2010/wordprocessingDrawing" xmlns:wp="http://schemas.openxmlformats.org/drawingml/2006/wordprocessingDrawing" xmlns:w10="urn:schemas-microsoft-com:office:word" xmlns:w="http://schemas.openxmlformats.org/wordprocessingml/2006/main" xmlns:w14="http://schemas.microsoft.com/office/word/2010/wordml" xmlns:w15="http://schemas.microsoft.com/office/word/2012/wordml" xmlns:w16cex="http://schemas.microsoft.com/office/word/2018/wordml/cex" xmlns:w16cid="http://schemas.microsoft.com/office/word/2016/wordml/cid" xmlns:w16="http://schemas.microsoft.com/office/word/2018/wordml" xmlns:w16du="http://schemas.microsoft.com/office/word/2023/wordml/word16du" xmlns:w16sdtdh="http://schemas.microsoft.com/office/word/2020/wordml/sdtdatahash" xmlns:w16se="http://schemas.microsoft.com/office/word/2015/wordml/symex" xmlns:wpg="http://schemas.microsoft.com/office/word/2010/wordprocessingGroup" xmlns:wpi="http://schemas.microsoft.com/office/word/2010/wordprocessingInk" xmlns:wne="http://schemas.microsoft.com/office/word/2006/wordml" xmlns:wps="http://schemas.microsoft.com/office/word/2010/wordprocessingShape" mc:Ignorable="w14 w15 w16se w16cid w16 w16cex w16sdtdh wp14">
   <w:footnote w:type="separator" w:id="-1">
     <w:p>
       <w:r>
@@ -4057,8 +4372,97 @@
 </file>
 
 <file path=word/numbering.xml><?xml version="1.0" encoding="utf-8"?>
-<w:numbering xmlns:wpc="http://schemas.microsoft.com/office/word/2010/wordprocessingCanvas" xmlns:cx="http://schemas.microsoft.com/office/drawing/2014/chartex" xmlns:cx1="http://schemas.microsoft.com/office/drawing/2015/9/8/chartex" xmlns:cx2="http://schemas.microsoft.com/office/drawing/2015/10/21/chartex" xmlns:cx3="http://schemas.microsoft.com/office/drawing/2016/5/9/chartex" xmlns:cx4="http://schemas.microsoft.com/office/drawing/2016/5/10/chartex" xmlns:cx5="http://schemas.microsoft.com/office/drawing/2016/5/11/chartex" xmlns:cx6="http://schemas.microsoft.com/office/drawing/2016/5/12/chartex" xmlns:cx7="http://schemas.microsoft.com/office/drawing/2016/5/13/chartex" xmlns:cx8="http://schemas.microsoft.com/office/drawing/2016/5/14/chartex" xmlns:mc="http://schemas.openxmlformats.org/markup-compatibility/2006" xmlns:aink="http://schemas.microsoft.com/office/drawing/2016/ink" xmlns:am3d="http://schemas.microsoft.com/office/drawing/2017/model3d" xmlns:o="urn:schemas-microsoft-com:office:office" xmlns:r="http://schemas.openxmlformats.org/officeDocument/2006/relationships" xmlns:m="http://schemas.openxmlformats.org/officeDocument/2006/math" xmlns:v="urn:schemas-microsoft-com:vml" xmlns:wp14="http://schemas.microsoft.com/office/word/2010/wordprocessingDrawing" xmlns:wp="http://schemas.openxmlformats.org/drawingml/2006/wordprocessingDrawing" xmlns:w10="urn:schemas-microsoft-com:office:word" xmlns:w="http://schemas.openxmlformats.org/wordprocessingml/2006/main" xmlns:w14="http://schemas.microsoft.com/office/word/2010/wordml" xmlns:w15="http://schemas.microsoft.com/office/word/2012/wordml" xmlns:w16cex="http://schemas.microsoft.com/office/word/2018/wordml/cex" xmlns:w16cid="http://schemas.microsoft.com/office/word/2016/wordml/cid" xmlns:w16="http://schemas.microsoft.com/office/word/2018/wordml" xmlns:w16sdtdh="http://schemas.microsoft.com/office/word/2020/wordml/sdtdatahash" xmlns:w16se="http://schemas.microsoft.com/office/word/2015/wordml/symex" xmlns:wpg="http://schemas.microsoft.com/office/word/2010/wordprocessingGroup" xmlns:wpi="http://schemas.microsoft.com/office/word/2010/wordprocessingInk" xmlns:wne="http://schemas.microsoft.com/office/word/2006/wordml" xmlns:wps="http://schemas.microsoft.com/office/word/2010/wordprocessingShape" mc:Ignorable="w14 w15 w16se w16cid w16 w16cex w16sdtdh wp14">
+<w:numbering xmlns:wpc="http://schemas.microsoft.com/office/word/2010/wordprocessingCanvas" xmlns:cx="http://schemas.microsoft.com/office/drawing/2014/chartex" xmlns:cx1="http://schemas.microsoft.com/office/drawing/2015/9/8/chartex" xmlns:cx2="http://schemas.microsoft.com/office/drawing/2015/10/21/chartex" xmlns:cx3="http://schemas.microsoft.com/office/drawing/2016/5/9/chartex" xmlns:cx4="http://schemas.microsoft.com/office/drawing/2016/5/10/chartex" xmlns:cx5="http://schemas.microsoft.com/office/drawing/2016/5/11/chartex" xmlns:cx6="http://schemas.microsoft.com/office/drawing/2016/5/12/chartex" xmlns:cx7="http://schemas.microsoft.com/office/drawing/2016/5/13/chartex" xmlns:cx8="http://schemas.microsoft.com/office/drawing/2016/5/14/chartex" xmlns:mc="http://schemas.openxmlformats.org/markup-compatibility/2006" xmlns:aink="http://schemas.microsoft.com/office/drawing/2016/ink" xmlns:am3d="http://schemas.microsoft.com/office/drawing/2017/model3d" xmlns:o="urn:schemas-microsoft-com:office:office" xmlns:oel="http://schemas.microsoft.com/office/2019/extlst" xmlns:r="http://schemas.openxmlformats.org/officeDocument/2006/relationships" xmlns:m="http://schemas.openxmlformats.org/officeDocument/2006/math" xmlns:v="urn:schemas-microsoft-com:vml" xmlns:wp14="http://schemas.microsoft.com/office/word/2010/wordprocessingDrawing" xmlns:wp="http://schemas.openxmlformats.org/drawingml/2006/wordprocessingDrawing" xmlns:w10="urn:schemas-microsoft-com:office:word" xmlns:w="http://schemas.openxmlformats.org/wordprocessingml/2006/main" xmlns:w14="http://schemas.microsoft.com/office/word/2010/wordml" xmlns:w15="http://schemas.microsoft.com/office/word/2012/wordml" xmlns:w16cex="http://schemas.microsoft.com/office/word/2018/wordml/cex" xmlns:w16cid="http://schemas.microsoft.com/office/word/2016/wordml/cid" xmlns:w16="http://schemas.microsoft.com/office/word/2018/wordml" xmlns:w16du="http://schemas.microsoft.com/office/word/2023/wordml/word16du" xmlns:w16sdtdh="http://schemas.microsoft.com/office/word/2020/wordml/sdtdatahash" xmlns:w16se="http://schemas.microsoft.com/office/word/2015/wordml/symex" xmlns:wpg="http://schemas.microsoft.com/office/word/2010/wordprocessingGroup" xmlns:wpi="http://schemas.microsoft.com/office/word/2010/wordprocessingInk" xmlns:wne="http://schemas.microsoft.com/office/word/2006/wordml" xmlns:wps="http://schemas.microsoft.com/office/word/2010/wordprocessingShape" mc:Ignorable="w14 w15 w16se w16cid w16 w16cex w16sdtdh wp14">
   <w:abstractNum w:abstractNumId="0" w15:restartNumberingAfterBreak="0">
+    <w:nsid w:val="08B4250B"/>
+    <w:multiLevelType w:val="hybridMultilevel"/>
+    <w:tmpl w:val="09E8645A"/>
+    <w:lvl w:ilvl="0" w:tplc="F96435F2">
+      <w:start w:val="1"/>
+      <w:numFmt w:val="upperLetter"/>
+      <w:lvlText w:val="(%1)"/>
+      <w:lvlJc w:val="left"/>
+      <w:pPr>
+        <w:ind w:left="360" w:hanging="360"/>
+      </w:pPr>
+      <w:rPr>
+        <w:rFonts w:hint="default"/>
+      </w:rPr>
+    </w:lvl>
+    <w:lvl w:ilvl="1" w:tplc="04090019" w:tentative="1">
+      <w:start w:val="1"/>
+      <w:numFmt w:val="ideographTraditional"/>
+      <w:lvlText w:val="%2、"/>
+      <w:lvlJc w:val="left"/>
+      <w:pPr>
+        <w:ind w:left="960" w:hanging="480"/>
+      </w:pPr>
+    </w:lvl>
+    <w:lvl w:ilvl="2" w:tplc="0409001B" w:tentative="1">
+      <w:start w:val="1"/>
+      <w:numFmt w:val="lowerRoman"/>
+      <w:lvlText w:val="%3."/>
+      <w:lvlJc w:val="right"/>
+      <w:pPr>
+        <w:ind w:left="1440" w:hanging="480"/>
+      </w:pPr>
+    </w:lvl>
+    <w:lvl w:ilvl="3" w:tplc="0409000F" w:tentative="1">
+      <w:start w:val="1"/>
+      <w:numFmt w:val="decimal"/>
+      <w:lvlText w:val="%4."/>
+      <w:lvlJc w:val="left"/>
+      <w:pPr>
+        <w:ind w:left="1920" w:hanging="480"/>
+      </w:pPr>
+    </w:lvl>
+    <w:lvl w:ilvl="4" w:tplc="04090019" w:tentative="1">
+      <w:start w:val="1"/>
+      <w:numFmt w:val="ideographTraditional"/>
+      <w:lvlText w:val="%5、"/>
+      <w:lvlJc w:val="left"/>
+      <w:pPr>
+        <w:ind w:left="2400" w:hanging="480"/>
+      </w:pPr>
+    </w:lvl>
+    <w:lvl w:ilvl="5" w:tplc="0409001B" w:tentative="1">
+      <w:start w:val="1"/>
+      <w:numFmt w:val="lowerRoman"/>
+      <w:lvlText w:val="%6."/>
+      <w:lvlJc w:val="right"/>
+      <w:pPr>
+        <w:ind w:left="2880" w:hanging="480"/>
+      </w:pPr>
+    </w:lvl>
+    <w:lvl w:ilvl="6" w:tplc="0409000F" w:tentative="1">
+      <w:start w:val="1"/>
+      <w:numFmt w:val="decimal"/>
+      <w:lvlText w:val="%7."/>
+      <w:lvlJc w:val="left"/>
+      <w:pPr>
+        <w:ind w:left="3360" w:hanging="480"/>
+      </w:pPr>
+    </w:lvl>
+    <w:lvl w:ilvl="7" w:tplc="04090019" w:tentative="1">
+      <w:start w:val="1"/>
+      <w:numFmt w:val="ideographTraditional"/>
+      <w:lvlText w:val="%8、"/>
+      <w:lvlJc w:val="left"/>
+      <w:pPr>
+        <w:ind w:left="3840" w:hanging="480"/>
+      </w:pPr>
+    </w:lvl>
+    <w:lvl w:ilvl="8" w:tplc="0409001B" w:tentative="1">
+      <w:start w:val="1"/>
+      <w:numFmt w:val="lowerRoman"/>
+      <w:lvlText w:val="%9."/>
+      <w:lvlJc w:val="right"/>
+      <w:pPr>
+        <w:ind w:left="4320" w:hanging="480"/>
+      </w:pPr>
+    </w:lvl>
+  </w:abstractNum>
+  <w:abstractNum w:abstractNumId="1" w15:restartNumberingAfterBreak="0">
     <w:nsid w:val="14EE3575"/>
     <w:multiLevelType w:val="hybridMultilevel"/>
     <w:tmpl w:val="8BB8980A"/>
@@ -4147,7 +4551,7 @@
       </w:pPr>
     </w:lvl>
   </w:abstractNum>
-  <w:abstractNum w:abstractNumId="1" w15:restartNumberingAfterBreak="0">
+  <w:abstractNum w:abstractNumId="2" w15:restartNumberingAfterBreak="0">
     <w:nsid w:val="187F72FC"/>
     <w:multiLevelType w:val="hybridMultilevel"/>
     <w:tmpl w:val="ADCE66A0"/>
@@ -4236,7 +4640,7 @@
       </w:pPr>
     </w:lvl>
   </w:abstractNum>
-  <w:abstractNum w:abstractNumId="2" w15:restartNumberingAfterBreak="0">
+  <w:abstractNum w:abstractNumId="3" w15:restartNumberingAfterBreak="0">
     <w:nsid w:val="1E1C4388"/>
     <w:multiLevelType w:val="hybridMultilevel"/>
     <w:tmpl w:val="D56ABD44"/>
@@ -4325,7 +4729,96 @@
       </w:pPr>
     </w:lvl>
   </w:abstractNum>
-  <w:abstractNum w:abstractNumId="3" w15:restartNumberingAfterBreak="0">
+  <w:abstractNum w:abstractNumId="4" w15:restartNumberingAfterBreak="0">
+    <w:nsid w:val="28753A57"/>
+    <w:multiLevelType w:val="hybridMultilevel"/>
+    <w:tmpl w:val="C438525E"/>
+    <w:lvl w:ilvl="0" w:tplc="879CE25E">
+      <w:start w:val="1"/>
+      <w:numFmt w:val="upperLetter"/>
+      <w:lvlText w:val="(%1)"/>
+      <w:lvlJc w:val="left"/>
+      <w:pPr>
+        <w:ind w:left="360" w:hanging="360"/>
+      </w:pPr>
+      <w:rPr>
+        <w:rFonts w:hint="default"/>
+      </w:rPr>
+    </w:lvl>
+    <w:lvl w:ilvl="1" w:tplc="04090019" w:tentative="1">
+      <w:start w:val="1"/>
+      <w:numFmt w:val="ideographTraditional"/>
+      <w:lvlText w:val="%2、"/>
+      <w:lvlJc w:val="left"/>
+      <w:pPr>
+        <w:ind w:left="960" w:hanging="480"/>
+      </w:pPr>
+    </w:lvl>
+    <w:lvl w:ilvl="2" w:tplc="0409001B" w:tentative="1">
+      <w:start w:val="1"/>
+      <w:numFmt w:val="lowerRoman"/>
+      <w:lvlText w:val="%3."/>
+      <w:lvlJc w:val="right"/>
+      <w:pPr>
+        <w:ind w:left="1440" w:hanging="480"/>
+      </w:pPr>
+    </w:lvl>
+    <w:lvl w:ilvl="3" w:tplc="0409000F" w:tentative="1">
+      <w:start w:val="1"/>
+      <w:numFmt w:val="decimal"/>
+      <w:lvlText w:val="%4."/>
+      <w:lvlJc w:val="left"/>
+      <w:pPr>
+        <w:ind w:left="1920" w:hanging="480"/>
+      </w:pPr>
+    </w:lvl>
+    <w:lvl w:ilvl="4" w:tplc="04090019" w:tentative="1">
+      <w:start w:val="1"/>
+      <w:numFmt w:val="ideographTraditional"/>
+      <w:lvlText w:val="%5、"/>
+      <w:lvlJc w:val="left"/>
+      <w:pPr>
+        <w:ind w:left="2400" w:hanging="480"/>
+      </w:pPr>
+    </w:lvl>
+    <w:lvl w:ilvl="5" w:tplc="0409001B" w:tentative="1">
+      <w:start w:val="1"/>
+      <w:numFmt w:val="lowerRoman"/>
+      <w:lvlText w:val="%6."/>
+      <w:lvlJc w:val="right"/>
+      <w:pPr>
+        <w:ind w:left="2880" w:hanging="480"/>
+      </w:pPr>
+    </w:lvl>
+    <w:lvl w:ilvl="6" w:tplc="0409000F" w:tentative="1">
+      <w:start w:val="1"/>
+      <w:numFmt w:val="decimal"/>
+      <w:lvlText w:val="%7."/>
+      <w:lvlJc w:val="left"/>
+      <w:pPr>
+        <w:ind w:left="3360" w:hanging="480"/>
+      </w:pPr>
+    </w:lvl>
+    <w:lvl w:ilvl="7" w:tplc="04090019" w:tentative="1">
+      <w:start w:val="1"/>
+      <w:numFmt w:val="ideographTraditional"/>
+      <w:lvlText w:val="%8、"/>
+      <w:lvlJc w:val="left"/>
+      <w:pPr>
+        <w:ind w:left="3840" w:hanging="480"/>
+      </w:pPr>
+    </w:lvl>
+    <w:lvl w:ilvl="8" w:tplc="0409001B" w:tentative="1">
+      <w:start w:val="1"/>
+      <w:numFmt w:val="lowerRoman"/>
+      <w:lvlText w:val="%9."/>
+      <w:lvlJc w:val="right"/>
+      <w:pPr>
+        <w:ind w:left="4320" w:hanging="480"/>
+      </w:pPr>
+    </w:lvl>
+  </w:abstractNum>
+  <w:abstractNum w:abstractNumId="5" w15:restartNumberingAfterBreak="0">
     <w:nsid w:val="2CAC0CB9"/>
     <w:multiLevelType w:val="hybridMultilevel"/>
     <w:tmpl w:val="BA2A6C8E"/>
@@ -4414,7 +4907,7 @@
       </w:pPr>
     </w:lvl>
   </w:abstractNum>
-  <w:abstractNum w:abstractNumId="4" w15:restartNumberingAfterBreak="0">
+  <w:abstractNum w:abstractNumId="6" w15:restartNumberingAfterBreak="0">
     <w:nsid w:val="2E731F0A"/>
     <w:multiLevelType w:val="hybridMultilevel"/>
     <w:tmpl w:val="64D0030A"/>
@@ -4503,7 +4996,7 @@
       </w:pPr>
     </w:lvl>
   </w:abstractNum>
-  <w:abstractNum w:abstractNumId="5" w15:restartNumberingAfterBreak="0">
+  <w:abstractNum w:abstractNumId="7" w15:restartNumberingAfterBreak="0">
     <w:nsid w:val="2F0B7D10"/>
     <w:multiLevelType w:val="hybridMultilevel"/>
     <w:tmpl w:val="6BDE8662"/>
@@ -4592,7 +5085,7 @@
       </w:pPr>
     </w:lvl>
   </w:abstractNum>
-  <w:abstractNum w:abstractNumId="6" w15:restartNumberingAfterBreak="0">
+  <w:abstractNum w:abstractNumId="8" w15:restartNumberingAfterBreak="0">
     <w:nsid w:val="3E102B3C"/>
     <w:multiLevelType w:val="hybridMultilevel"/>
     <w:tmpl w:val="B2D29016"/>
@@ -4681,7 +5174,7 @@
       </w:pPr>
     </w:lvl>
   </w:abstractNum>
-  <w:abstractNum w:abstractNumId="7" w15:restartNumberingAfterBreak="0">
+  <w:abstractNum w:abstractNumId="9" w15:restartNumberingAfterBreak="0">
     <w:nsid w:val="46416485"/>
     <w:multiLevelType w:val="hybridMultilevel"/>
     <w:tmpl w:val="638C880A"/>
@@ -4770,7 +5263,7 @@
       </w:pPr>
     </w:lvl>
   </w:abstractNum>
-  <w:abstractNum w:abstractNumId="8" w15:restartNumberingAfterBreak="0">
+  <w:abstractNum w:abstractNumId="10" w15:restartNumberingAfterBreak="0">
     <w:nsid w:val="6C3331FC"/>
     <w:multiLevelType w:val="hybridMultilevel"/>
     <w:tmpl w:val="76CE4044"/>
@@ -4859,7 +5352,7 @@
       </w:pPr>
     </w:lvl>
   </w:abstractNum>
-  <w:abstractNum w:abstractNumId="9" w15:restartNumberingAfterBreak="0">
+  <w:abstractNum w:abstractNumId="11" w15:restartNumberingAfterBreak="0">
     <w:nsid w:val="71E001DC"/>
     <w:multiLevelType w:val="hybridMultilevel"/>
     <w:tmpl w:val="79A06202"/>
@@ -4948,7 +5441,7 @@
       </w:pPr>
     </w:lvl>
   </w:abstractNum>
-  <w:abstractNum w:abstractNumId="10" w15:restartNumberingAfterBreak="0">
+  <w:abstractNum w:abstractNumId="12" w15:restartNumberingAfterBreak="0">
     <w:nsid w:val="792E1C22"/>
     <w:multiLevelType w:val="hybridMultilevel"/>
     <w:tmpl w:val="948AF110"/>
@@ -5037,7 +5530,7 @@
       </w:pPr>
     </w:lvl>
   </w:abstractNum>
-  <w:abstractNum w:abstractNumId="11" w15:restartNumberingAfterBreak="0">
+  <w:abstractNum w:abstractNumId="13" w15:restartNumberingAfterBreak="0">
     <w:nsid w:val="7A9860CC"/>
     <w:multiLevelType w:val="hybridMultilevel"/>
     <w:tmpl w:val="B81C9542"/>
@@ -5126,41 +5619,47 @@
       </w:pPr>
     </w:lvl>
   </w:abstractNum>
-  <w:num w:numId="1">
+  <w:num w:numId="1" w16cid:durableId="321738916">
+    <w:abstractNumId w:val="5"/>
+  </w:num>
+  <w:num w:numId="2" w16cid:durableId="1923370462">
+    <w:abstractNumId w:val="12"/>
+  </w:num>
+  <w:num w:numId="3" w16cid:durableId="1850631713">
+    <w:abstractNumId w:val="1"/>
+  </w:num>
+  <w:num w:numId="4" w16cid:durableId="1223911488">
+    <w:abstractNumId w:val="6"/>
+  </w:num>
+  <w:num w:numId="5" w16cid:durableId="1387342079">
     <w:abstractNumId w:val="3"/>
   </w:num>
-  <w:num w:numId="2">
+  <w:num w:numId="6" w16cid:durableId="868419771">
+    <w:abstractNumId w:val="13"/>
+  </w:num>
+  <w:num w:numId="7" w16cid:durableId="1478104087">
+    <w:abstractNumId w:val="9"/>
+  </w:num>
+  <w:num w:numId="8" w16cid:durableId="227302458">
+    <w:abstractNumId w:val="2"/>
+  </w:num>
+  <w:num w:numId="9" w16cid:durableId="1771463928">
+    <w:abstractNumId w:val="7"/>
+  </w:num>
+  <w:num w:numId="10" w16cid:durableId="1639648166">
+    <w:abstractNumId w:val="11"/>
+  </w:num>
+  <w:num w:numId="11" w16cid:durableId="1181119360">
     <w:abstractNumId w:val="10"/>
   </w:num>
-  <w:num w:numId="3">
+  <w:num w:numId="12" w16cid:durableId="1508128250">
+    <w:abstractNumId w:val="8"/>
+  </w:num>
+  <w:num w:numId="13" w16cid:durableId="569461010">
     <w:abstractNumId w:val="0"/>
   </w:num>
-  <w:num w:numId="4">
+  <w:num w:numId="14" w16cid:durableId="894438695">
     <w:abstractNumId w:val="4"/>
-  </w:num>
-  <w:num w:numId="5">
-    <w:abstractNumId w:val="2"/>
-  </w:num>
-  <w:num w:numId="6">
-    <w:abstractNumId w:val="11"/>
-  </w:num>
-  <w:num w:numId="7">
-    <w:abstractNumId w:val="7"/>
-  </w:num>
-  <w:num w:numId="8">
-    <w:abstractNumId w:val="1"/>
-  </w:num>
-  <w:num w:numId="9">
-    <w:abstractNumId w:val="5"/>
-  </w:num>
-  <w:num w:numId="10">
-    <w:abstractNumId w:val="9"/>
-  </w:num>
-  <w:num w:numId="11">
-    <w:abstractNumId w:val="8"/>
-  </w:num>
-  <w:num w:numId="12">
-    <w:abstractNumId w:val="6"/>
   </w:num>
 </w:numbering>
 </file>

--- a/碩一/TOEIC/時態.docx
+++ b/碩一/TOEIC/時態.docx
@@ -4185,18 +4185,9 @@
     <w:p>
       <w:pPr>
         <w:ind w:rightChars="100" w:right="240"/>
-        <w:rPr>
-          <w:rFonts w:hint="eastAsia"/>
-        </w:rPr>
-      </w:pPr>
-      <w:r>
-        <w:t>A</w:t>
-      </w:r>
-      <w:r>
-        <w:t>ctively</w:t>
-      </w:r>
-      <w:r>
-        <w:t xml:space="preserve"> adv.</w:t>
+      </w:pPr>
+      <w:r>
+        <w:t>Actively adv.</w:t>
       </w:r>
       <w:r>
         <w:rPr>
@@ -4243,6 +4234,9 @@
         <w:ind w:rightChars="100" w:right="240"/>
       </w:pPr>
       <w:r>
+        <w:rPr>
+          <w:noProof/>
+        </w:rPr>
         <w:drawing>
           <wp:inline distT="0" distB="0" distL="0" distR="0" wp14:anchorId="3DF53994" wp14:editId="03AEA887">
             <wp:extent cx="4344006" cy="724001"/>
@@ -4305,14 +4299,967 @@
     <w:p>
       <w:pPr>
         <w:ind w:rightChars="100" w:right="240"/>
-        <w:rPr>
-          <w:rFonts w:hint="eastAsia"/>
-        </w:rPr>
-      </w:pPr>
-    </w:p>
-    <w:p>
-      <w:pPr>
-        <w:ind w:rightChars="100" w:right="240"/>
+      </w:pPr>
+    </w:p>
+    <w:p>
+      <w:pPr>
+        <w:ind w:rightChars="100" w:right="240"/>
+      </w:pPr>
+      <w:proofErr w:type="spellStart"/>
+      <w:proofErr w:type="gramStart"/>
+      <w:r>
+        <w:t>Ms.Winloves</w:t>
+      </w:r>
+      <w:proofErr w:type="spellEnd"/>
+      <w:proofErr w:type="gramEnd"/>
+      <w:r>
+        <w:t xml:space="preserve"> </w:t>
+      </w:r>
+      <w:r>
+        <w:rPr>
+          <w:color w:val="FF0000"/>
+        </w:rPr>
+        <w:t xml:space="preserve">let </w:t>
+      </w:r>
+      <w:r>
+        <w:t xml:space="preserve">the inspectors check the food labels but </w:t>
+      </w:r>
+      <w:r>
+        <w:rPr>
+          <w:highlight w:val="yellow"/>
+        </w:rPr>
+        <w:t>did not</w:t>
+      </w:r>
+      <w:r>
+        <w:t xml:space="preserve"> manage to provide proof of purchase.(A)not to(B)does not</w:t>
+      </w:r>
+      <w:r>
+        <w:t xml:space="preserve"> </w:t>
+      </w:r>
+      <w:r>
+        <w:rPr>
+          <w:rFonts w:hint="eastAsia"/>
+        </w:rPr>
+        <w:t xml:space="preserve"> </w:t>
+      </w:r>
+      <w:proofErr w:type="spellStart"/>
+      <w:r>
+        <w:t>Ms.Winloves</w:t>
+      </w:r>
+      <w:proofErr w:type="spellEnd"/>
+      <w:r>
+        <w:t xml:space="preserve"> </w:t>
+      </w:r>
+      <w:r>
+        <w:rPr>
+          <w:rFonts w:hint="eastAsia"/>
+        </w:rPr>
+        <w:t xml:space="preserve"> </w:t>
+      </w:r>
+      <w:r>
+        <w:t>lets</w:t>
+      </w:r>
+      <w:r>
+        <w:rPr>
+          <w:rFonts w:hint="eastAsia"/>
+        </w:rPr>
+        <w:t>(</w:t>
+      </w:r>
+      <w:r>
+        <w:rPr>
+          <w:rFonts w:hint="eastAsia"/>
+        </w:rPr>
+        <w:t>現在式</w:t>
+      </w:r>
+      <w:r>
+        <w:rPr>
+          <w:rFonts w:hint="eastAsia"/>
+        </w:rPr>
+        <w:t>)</w:t>
+      </w:r>
+    </w:p>
+    <w:p>
+      <w:pPr>
+        <w:ind w:rightChars="100" w:right="240"/>
+      </w:pPr>
+      <w:r>
+        <w:t>(C)will not</w:t>
+      </w:r>
+      <w:r>
+        <w:rPr>
+          <w:highlight w:val="yellow"/>
+        </w:rPr>
+        <w:t>(D)did not</w:t>
+      </w:r>
+      <w:r>
+        <w:rPr>
+          <w:rFonts w:hint="eastAsia"/>
+          <w:highlight w:val="yellow"/>
+        </w:rPr>
+        <w:t xml:space="preserve"> </w:t>
+      </w:r>
+      <w:proofErr w:type="spellStart"/>
+      <w:r>
+        <w:rPr>
+          <w:highlight w:val="yellow"/>
+        </w:rPr>
+        <w:t>Ms.Winloves</w:t>
+      </w:r>
+      <w:proofErr w:type="spellEnd"/>
+      <w:r>
+        <w:rPr>
+          <w:highlight w:val="yellow"/>
+        </w:rPr>
+        <w:t xml:space="preserve"> </w:t>
+      </w:r>
+      <w:r>
+        <w:rPr>
+          <w:rFonts w:hint="eastAsia"/>
+          <w:highlight w:val="yellow"/>
+        </w:rPr>
+        <w:t xml:space="preserve"> </w:t>
+      </w:r>
+      <w:r>
+        <w:rPr>
+          <w:highlight w:val="yellow"/>
+        </w:rPr>
+        <w:t>let</w:t>
+      </w:r>
+      <w:r>
+        <w:rPr>
+          <w:rFonts w:hint="eastAsia"/>
+          <w:highlight w:val="yellow"/>
+        </w:rPr>
+        <w:t>(</w:t>
+      </w:r>
+      <w:r>
+        <w:rPr>
+          <w:rFonts w:hint="eastAsia"/>
+          <w:highlight w:val="yellow"/>
+        </w:rPr>
+        <w:t>過去</w:t>
+      </w:r>
+      <w:r>
+        <w:rPr>
+          <w:rFonts w:hint="eastAsia"/>
+          <w:highlight w:val="yellow"/>
+        </w:rPr>
+        <w:t>式</w:t>
+      </w:r>
+      <w:r>
+        <w:rPr>
+          <w:rFonts w:hint="eastAsia"/>
+          <w:highlight w:val="yellow"/>
+        </w:rPr>
+        <w:t>)</w:t>
+      </w:r>
+    </w:p>
+    <w:p>
+      <w:pPr>
+        <w:ind w:rightChars="100" w:right="240"/>
+        <w:rPr>
+          <w:rFonts w:hint="eastAsia"/>
+        </w:rPr>
+      </w:pPr>
+    </w:p>
+    <w:p>
+      <w:pPr>
+        <w:ind w:rightChars="100" w:right="240"/>
+      </w:pPr>
+      <w:r>
+        <w:t xml:space="preserve">Let </w:t>
+      </w:r>
+      <w:r>
+        <w:rPr>
+          <w:rFonts w:hint="eastAsia"/>
+        </w:rPr>
+        <w:t>允許</w:t>
+      </w:r>
+      <w:r>
+        <w:rPr>
+          <w:rFonts w:hint="eastAsia"/>
+        </w:rPr>
+        <w:t xml:space="preserve"> </w:t>
+      </w:r>
+      <w:r>
+        <w:t>v.</w:t>
+      </w:r>
+      <w:r>
+        <w:rPr>
+          <w:rFonts w:hint="eastAsia"/>
+        </w:rPr>
+        <w:t>、</w:t>
+      </w:r>
+      <w:r>
+        <w:t>manage</w:t>
+      </w:r>
+      <w:r>
+        <w:t xml:space="preserve"> v.</w:t>
+      </w:r>
+      <w:r>
+        <w:rPr>
+          <w:rFonts w:hint="eastAsia"/>
+        </w:rPr>
+        <w:t>能夠</w:t>
+      </w:r>
+      <w:r>
+        <w:rPr>
+          <w:rFonts w:hint="eastAsia"/>
+        </w:rPr>
+        <w:t>/</w:t>
+      </w:r>
+      <w:r>
+        <w:rPr>
+          <w:rFonts w:hint="eastAsia"/>
+        </w:rPr>
+        <w:t>管理、</w:t>
+      </w:r>
+      <w:r>
+        <w:t>proof of purchase</w:t>
+      </w:r>
+      <w:r>
+        <w:rPr>
+          <w:rFonts w:hint="eastAsia"/>
+        </w:rPr>
+        <w:t xml:space="preserve"> </w:t>
+      </w:r>
+      <w:r>
+        <w:rPr>
+          <w:rFonts w:hint="eastAsia"/>
+        </w:rPr>
+        <w:t>購買證明</w:t>
+      </w:r>
+    </w:p>
+    <w:p>
+      <w:pPr>
+        <w:ind w:rightChars="100" w:right="240"/>
+      </w:pPr>
+      <w:r>
+        <w:rPr>
+          <w:rFonts w:hint="eastAsia"/>
+        </w:rPr>
+        <w:t>不能選</w:t>
+      </w:r>
+      <w:r>
+        <w:rPr>
+          <w:rFonts w:hint="eastAsia"/>
+        </w:rPr>
+        <w:t>a</w:t>
+      </w:r>
+      <w:r>
+        <w:rPr>
+          <w:rFonts w:hint="eastAsia"/>
+        </w:rPr>
+        <w:t>，因為沒有其他助動詞</w:t>
+      </w:r>
+    </w:p>
+    <w:p>
+      <w:pPr>
+        <w:ind w:rightChars="100" w:right="240"/>
+      </w:pPr>
+    </w:p>
+    <w:p>
+      <w:pPr>
+        <w:ind w:rightChars="100" w:right="240"/>
+      </w:pPr>
+      <w:r>
+        <w:rPr>
+          <w:rFonts w:hint="eastAsia"/>
+        </w:rPr>
+        <w:t>要選</w:t>
+      </w:r>
+      <w:r>
+        <w:t>(D)did not</w:t>
+      </w:r>
+      <w:r>
+        <w:rPr>
+          <w:rFonts w:hint="eastAsia"/>
+        </w:rPr>
+        <w:t>，因為</w:t>
+      </w:r>
+      <w:proofErr w:type="spellStart"/>
+      <w:r>
+        <w:t>Ms.Winloves</w:t>
+      </w:r>
+      <w:proofErr w:type="spellEnd"/>
+      <w:r>
+        <w:rPr>
+          <w:rFonts w:hint="eastAsia"/>
+        </w:rPr>
+        <w:t>是第三人稱，</w:t>
+      </w:r>
+      <w:r>
+        <w:rPr>
+          <w:rFonts w:hint="eastAsia"/>
+        </w:rPr>
+        <w:t>l</w:t>
+      </w:r>
+      <w:r>
+        <w:t>et</w:t>
+      </w:r>
+      <w:r>
+        <w:rPr>
+          <w:rFonts w:hint="eastAsia"/>
+        </w:rPr>
+        <w:t>卻沒有加</w:t>
+      </w:r>
+      <w:r>
+        <w:rPr>
+          <w:rFonts w:hint="eastAsia"/>
+        </w:rPr>
+        <w:t>s</w:t>
+      </w:r>
+    </w:p>
+    <w:p>
+      <w:pPr>
+        <w:ind w:rightChars="100" w:right="240"/>
+        <w:rPr>
+          <w:rFonts w:hint="eastAsia"/>
+        </w:rPr>
+      </w:pPr>
+      <w:r>
+        <w:rPr>
+          <w:rFonts w:hint="eastAsia"/>
+        </w:rPr>
+        <w:t>因此判斷</w:t>
+      </w:r>
+      <w:r>
+        <w:rPr>
+          <w:rFonts w:hint="eastAsia"/>
+        </w:rPr>
+        <w:t>l</w:t>
+      </w:r>
+      <w:r>
+        <w:t>et</w:t>
+      </w:r>
+      <w:r>
+        <w:rPr>
+          <w:rFonts w:hint="eastAsia"/>
+        </w:rPr>
+        <w:t>為過去式</w:t>
+      </w:r>
+    </w:p>
+    <w:p>
+      <w:pPr>
+        <w:ind w:rightChars="100" w:right="240"/>
+      </w:pPr>
+    </w:p>
+    <w:p>
+      <w:pPr>
+        <w:ind w:rightChars="100" w:right="240"/>
+        <w:rPr>
+          <w:rFonts w:hint="eastAsia"/>
+        </w:rPr>
+      </w:pPr>
+      <w:r>
+        <w:t>I finished my report but did not manage to hand it in on time</w:t>
+      </w:r>
+    </w:p>
+    <w:p>
+      <w:pPr>
+        <w:ind w:rightChars="100" w:right="240"/>
+        <w:rPr>
+          <w:rFonts w:hint="eastAsia"/>
+          <w:strike/>
+        </w:rPr>
+      </w:pPr>
+      <w:r>
+        <w:rPr>
+          <w:rFonts w:hint="eastAsia"/>
+          <w:strike/>
+        </w:rPr>
+        <w:t>I</w:t>
+      </w:r>
+      <w:r>
+        <w:rPr>
+          <w:strike/>
+        </w:rPr>
+        <w:t xml:space="preserve"> </w:t>
+      </w:r>
+      <w:proofErr w:type="spellStart"/>
+      <w:r>
+        <w:rPr>
+          <w:strike/>
+        </w:rPr>
+        <w:t>finshed</w:t>
+      </w:r>
+      <w:proofErr w:type="spellEnd"/>
+      <w:r>
+        <w:rPr>
+          <w:strike/>
+        </w:rPr>
+        <w:t xml:space="preserve"> my report but not to manage to </w:t>
+      </w:r>
+      <w:r>
+        <w:rPr>
+          <w:strike/>
+        </w:rPr>
+        <w:t>hand it in on time</w:t>
+      </w:r>
+    </w:p>
+    <w:p>
+      <w:pPr>
+        <w:ind w:rightChars="100" w:right="240"/>
+      </w:pPr>
+      <w:r>
+        <w:rPr>
+          <w:rFonts w:hint="eastAsia"/>
+        </w:rPr>
+        <w:t>我完成了報告可是無法準時繳交</w:t>
+      </w:r>
+    </w:p>
+    <w:p>
+      <w:pPr>
+        <w:ind w:rightChars="100" w:right="240"/>
+      </w:pPr>
+    </w:p>
+    <w:p>
+      <w:pPr>
+        <w:ind w:rightChars="100" w:right="240"/>
+      </w:pPr>
+      <w:r>
+        <w:t xml:space="preserve">Latest trends and fashions </w:t>
+      </w:r>
+      <w:r>
+        <w:rPr>
+          <w:highlight w:val="yellow"/>
+        </w:rPr>
+        <w:t>reflect</w:t>
+      </w:r>
+      <w:r>
+        <w:t xml:space="preserve"> the commonalities of a discriminating group of people in this industry.</w:t>
+      </w:r>
+    </w:p>
+    <w:p>
+      <w:pPr>
+        <w:ind w:rightChars="100" w:right="240"/>
+      </w:pPr>
+      <w:r>
+        <w:t>(A)were reflecting</w:t>
+      </w:r>
+      <w:r>
+        <w:rPr>
+          <w:rFonts w:hint="eastAsia"/>
+        </w:rPr>
+        <w:t>過去進行式</w:t>
+      </w:r>
+      <w:r>
+        <w:t>(B)will have reflected</w:t>
+      </w:r>
+      <w:r>
+        <w:rPr>
+          <w:rFonts w:hint="eastAsia"/>
+        </w:rPr>
+        <w:t>未來完成式</w:t>
+      </w:r>
+      <w:r>
+        <w:t>(C)had reflected</w:t>
+      </w:r>
+      <w:r>
+        <w:rPr>
+          <w:rFonts w:hint="eastAsia"/>
+        </w:rPr>
+        <w:t>過去完成式</w:t>
+      </w:r>
+      <w:r>
+        <w:rPr>
+          <w:highlight w:val="yellow"/>
+        </w:rPr>
+        <w:t>(D)reflect</w:t>
+      </w:r>
+      <w:r>
+        <w:rPr>
+          <w:rFonts w:hint="eastAsia"/>
+          <w:highlight w:val="yellow"/>
+        </w:rPr>
+        <w:t>現在簡單式</w:t>
+      </w:r>
+    </w:p>
+    <w:p>
+      <w:pPr>
+        <w:ind w:rightChars="100" w:right="240"/>
+        <w:rPr>
+          <w:rFonts w:hint="eastAsia"/>
+        </w:rPr>
+      </w:pPr>
+    </w:p>
+    <w:p>
+      <w:pPr>
+        <w:ind w:rightChars="100" w:right="240"/>
+      </w:pPr>
+      <w:r>
+        <w:t>Latest trends</w:t>
+      </w:r>
+      <w:r>
+        <w:t xml:space="preserve"> </w:t>
+      </w:r>
+      <w:r>
+        <w:rPr>
+          <w:rFonts w:hint="eastAsia"/>
+        </w:rPr>
+        <w:t>最新趨勢、</w:t>
+      </w:r>
+      <w:r>
+        <w:t>commonalities</w:t>
+      </w:r>
+      <w:r>
+        <w:rPr>
+          <w:rFonts w:hint="eastAsia"/>
+        </w:rPr>
+        <w:t xml:space="preserve"> </w:t>
+      </w:r>
+      <w:r>
+        <w:t>n.</w:t>
+      </w:r>
+      <w:r>
+        <w:rPr>
+          <w:rFonts w:hint="eastAsia"/>
+        </w:rPr>
+        <w:t>共通性、</w:t>
+      </w:r>
+      <w:r>
+        <w:t>discriminating</w:t>
+      </w:r>
+      <w:r>
+        <w:rPr>
+          <w:rFonts w:hint="eastAsia"/>
+        </w:rPr>
+        <w:t xml:space="preserve"> </w:t>
+      </w:r>
+      <w:r>
+        <w:t>adj.</w:t>
+      </w:r>
+      <w:r>
+        <w:rPr>
+          <w:rFonts w:hint="eastAsia"/>
+        </w:rPr>
+        <w:t>有區別性</w:t>
+      </w:r>
+    </w:p>
+    <w:p>
+      <w:pPr>
+        <w:ind w:rightChars="100" w:right="240"/>
+        <w:rPr>
+          <w:rFonts w:hint="eastAsia"/>
+        </w:rPr>
+      </w:pPr>
+      <w:r>
+        <w:t>R</w:t>
+      </w:r>
+      <w:r>
+        <w:t>eflect</w:t>
+      </w:r>
+      <w:r>
+        <w:rPr>
+          <w:rFonts w:hint="eastAsia"/>
+        </w:rPr>
+        <w:t xml:space="preserve"> </w:t>
+      </w:r>
+      <w:r>
+        <w:t>v.</w:t>
+      </w:r>
+      <w:r>
+        <w:rPr>
+          <w:rFonts w:hint="eastAsia"/>
+        </w:rPr>
+        <w:t>反映</w:t>
+      </w:r>
+      <w:r>
+        <w:rPr>
+          <w:rFonts w:hint="eastAsia"/>
+        </w:rPr>
+        <w:t>/</w:t>
+      </w:r>
+      <w:r>
+        <w:rPr>
+          <w:rFonts w:hint="eastAsia"/>
+        </w:rPr>
+        <w:t>表達</w:t>
+      </w:r>
+      <w:r>
+        <w:rPr>
+          <w:rFonts w:hint="eastAsia"/>
+        </w:rPr>
+        <w:t>/</w:t>
+      </w:r>
+      <w:r>
+        <w:rPr>
+          <w:rFonts w:hint="eastAsia"/>
+        </w:rPr>
+        <w:t>考慮</w:t>
+      </w:r>
+    </w:p>
+    <w:p>
+      <w:pPr>
+        <w:ind w:rightChars="100" w:right="240"/>
+      </w:pPr>
+      <w:r>
+        <w:rPr>
+          <w:rFonts w:hint="eastAsia"/>
+        </w:rPr>
+        <w:lastRenderedPageBreak/>
+        <w:t>不能選</w:t>
+      </w:r>
+      <w:r>
+        <w:rPr>
+          <w:rFonts w:hint="eastAsia"/>
+        </w:rPr>
+        <w:t>a</w:t>
+      </w:r>
+      <w:r>
+        <w:rPr>
+          <w:rFonts w:hint="eastAsia"/>
+        </w:rPr>
+        <w:t>，過去進行需要搭配特定時間</w:t>
+      </w:r>
+      <w:r>
+        <w:rPr>
+          <w:rFonts w:hint="eastAsia"/>
+        </w:rPr>
+        <w:t>/</w:t>
+      </w:r>
+      <w:r>
+        <w:rPr>
+          <w:rFonts w:hint="eastAsia"/>
+        </w:rPr>
+        <w:t>事件</w:t>
+      </w:r>
+    </w:p>
+    <w:p>
+      <w:pPr>
+        <w:ind w:rightChars="100" w:right="240"/>
+      </w:pPr>
+      <w:r>
+        <w:rPr>
+          <w:rFonts w:hint="eastAsia"/>
+        </w:rPr>
+        <w:t>過去進行式</w:t>
+      </w:r>
+      <w:r>
+        <w:rPr>
+          <w:rFonts w:hint="eastAsia"/>
+        </w:rPr>
+        <w:t>:</w:t>
+      </w:r>
+    </w:p>
+    <w:p>
+      <w:pPr>
+        <w:ind w:rightChars="100" w:right="240"/>
+      </w:pPr>
+      <w:r>
+        <w:t>I was swimming at 7.A.M(</w:t>
+      </w:r>
+      <w:r>
+        <w:rPr>
+          <w:rFonts w:hint="eastAsia"/>
+        </w:rPr>
+        <w:t>特定時間當下</w:t>
+      </w:r>
+      <w:r>
+        <w:rPr>
+          <w:rFonts w:hint="eastAsia"/>
+        </w:rPr>
+        <w:t>)</w:t>
+      </w:r>
+    </w:p>
+    <w:p>
+      <w:pPr>
+        <w:ind w:rightChars="100" w:right="240"/>
+      </w:pPr>
+      <w:r>
+        <w:t>I was swimming when you called(</w:t>
+      </w:r>
+      <w:r>
+        <w:rPr>
+          <w:rFonts w:hint="eastAsia"/>
+        </w:rPr>
+        <w:t>特定事件當下</w:t>
+      </w:r>
+      <w:r>
+        <w:rPr>
+          <w:rFonts w:hint="eastAsia"/>
+        </w:rPr>
+        <w:t>)</w:t>
+      </w:r>
+    </w:p>
+    <w:p>
+      <w:pPr>
+        <w:ind w:rightChars="100" w:right="240"/>
+      </w:pPr>
+    </w:p>
+    <w:p>
+      <w:pPr>
+        <w:ind w:rightChars="100" w:right="240"/>
+        <w:rPr>
+          <w:rFonts w:hint="eastAsia"/>
+        </w:rPr>
+      </w:pPr>
+    </w:p>
+    <w:p>
+      <w:pPr>
+        <w:ind w:rightChars="100" w:right="240"/>
+        <w:rPr>
+          <w:rFonts w:hint="eastAsia"/>
+        </w:rPr>
+      </w:pPr>
+      <w:r>
+        <w:rPr>
+          <w:rFonts w:hint="eastAsia"/>
+        </w:rPr>
+        <w:t>不能選</w:t>
+      </w:r>
+      <w:proofErr w:type="spellStart"/>
+      <w:r>
+        <w:rPr>
+          <w:rFonts w:hint="eastAsia"/>
+        </w:rPr>
+        <w:t>b</w:t>
+      </w:r>
+      <w:r>
+        <w:t>,will</w:t>
+      </w:r>
+      <w:proofErr w:type="spellEnd"/>
+      <w:r>
+        <w:t xml:space="preserve"> have pp</w:t>
+      </w:r>
+      <w:r>
+        <w:rPr>
+          <w:rFonts w:hint="eastAsia"/>
+        </w:rPr>
+        <w:t>要搭配現在</w:t>
+      </w:r>
+      <w:proofErr w:type="gramStart"/>
+      <w:r>
+        <w:rPr>
+          <w:rFonts w:hint="eastAsia"/>
+        </w:rPr>
+        <w:t>簡單式來區分</w:t>
+      </w:r>
+      <w:proofErr w:type="gramEnd"/>
+      <w:r>
+        <w:rPr>
+          <w:rFonts w:hint="eastAsia"/>
+        </w:rPr>
+        <w:t>先後</w:t>
+      </w:r>
+    </w:p>
+    <w:p>
+      <w:pPr>
+        <w:ind w:rightChars="100" w:right="240"/>
+      </w:pPr>
+    </w:p>
+    <w:p>
+      <w:pPr>
+        <w:ind w:rightChars="100" w:right="240"/>
+      </w:pPr>
+      <w:r>
+        <w:rPr>
+          <w:rFonts w:hint="eastAsia"/>
+        </w:rPr>
+        <w:t>未來完成式</w:t>
+      </w:r>
+      <w:r>
+        <w:t>:</w:t>
+      </w:r>
+    </w:p>
+    <w:p>
+      <w:pPr>
+        <w:ind w:rightChars="100" w:right="240"/>
+      </w:pPr>
+      <w:r>
+        <w:rPr>
+          <w:rFonts w:hint="eastAsia"/>
+        </w:rPr>
+        <w:t>I</w:t>
+      </w:r>
+      <w:r>
+        <w:t xml:space="preserve"> will have brushed my teeth by 11.P.M(</w:t>
+      </w:r>
+      <w:r>
+        <w:rPr>
+          <w:rFonts w:hint="eastAsia"/>
+        </w:rPr>
+        <w:t>特定時間之前</w:t>
+      </w:r>
+      <w:r>
+        <w:rPr>
+          <w:rFonts w:hint="eastAsia"/>
+        </w:rPr>
+        <w:t>)</w:t>
+      </w:r>
+    </w:p>
+    <w:p>
+      <w:pPr>
+        <w:ind w:rightChars="100" w:right="240"/>
+      </w:pPr>
+      <w:r>
+        <w:rPr>
+          <w:rFonts w:hint="eastAsia"/>
+        </w:rPr>
+        <w:t>I</w:t>
+      </w:r>
+      <w:r>
+        <w:t xml:space="preserve"> will have brushed my teeth when you </w:t>
+      </w:r>
+      <w:proofErr w:type="gramStart"/>
+      <w:r>
+        <w:t>call.(</w:t>
+      </w:r>
+      <w:proofErr w:type="gramEnd"/>
+      <w:r>
+        <w:rPr>
+          <w:rFonts w:hint="eastAsia"/>
+        </w:rPr>
+        <w:t>特定事件之前</w:t>
+      </w:r>
+      <w:r>
+        <w:rPr>
+          <w:rFonts w:hint="eastAsia"/>
+        </w:rPr>
+        <w:t>)</w:t>
+      </w:r>
+    </w:p>
+    <w:p>
+      <w:pPr>
+        <w:ind w:rightChars="100" w:right="240"/>
+      </w:pPr>
+    </w:p>
+    <w:p>
+      <w:pPr>
+        <w:ind w:rightChars="100" w:right="240"/>
+      </w:pPr>
+      <w:r>
+        <w:rPr>
+          <w:rFonts w:hint="eastAsia"/>
+        </w:rPr>
+        <w:t>不能選</w:t>
+      </w:r>
+      <w:r>
+        <w:rPr>
+          <w:rFonts w:hint="eastAsia"/>
+        </w:rPr>
+        <w:t>c</w:t>
+      </w:r>
+      <w:r>
+        <w:t>,</w:t>
+      </w:r>
+      <w:r>
+        <w:rPr>
+          <w:rFonts w:hint="eastAsia"/>
+        </w:rPr>
+        <w:t>是</w:t>
+      </w:r>
+      <w:r>
+        <w:rPr>
+          <w:rFonts w:hint="eastAsia"/>
+        </w:rPr>
+        <w:t>b</w:t>
+      </w:r>
+      <w:r>
+        <w:rPr>
+          <w:rFonts w:hint="eastAsia"/>
+        </w:rPr>
+        <w:t>的過去式版本，如果沒有第二</w:t>
+      </w:r>
+      <w:proofErr w:type="gramStart"/>
+      <w:r>
+        <w:rPr>
+          <w:rFonts w:hint="eastAsia"/>
+        </w:rPr>
+        <w:t>個過去式就不能</w:t>
+      </w:r>
+      <w:proofErr w:type="gramEnd"/>
+      <w:r>
+        <w:rPr>
+          <w:rFonts w:hint="eastAsia"/>
+        </w:rPr>
+        <w:t>選</w:t>
+      </w:r>
+    </w:p>
+    <w:p>
+      <w:pPr>
+        <w:ind w:rightChars="100" w:right="240"/>
+      </w:pPr>
+    </w:p>
+    <w:p>
+      <w:pPr>
+        <w:ind w:rightChars="100" w:right="240"/>
+      </w:pPr>
+      <w:r>
+        <w:rPr>
+          <w:rFonts w:hint="eastAsia"/>
+        </w:rPr>
+        <w:t>過去完成式</w:t>
+      </w:r>
+      <w:r>
+        <w:rPr>
+          <w:rFonts w:hint="eastAsia"/>
+        </w:rPr>
+        <w:t>:</w:t>
+      </w:r>
+    </w:p>
+    <w:p>
+      <w:pPr>
+        <w:ind w:rightChars="100" w:right="240"/>
+      </w:pPr>
+      <w:r>
+        <w:rPr>
+          <w:rFonts w:hint="eastAsia"/>
+        </w:rPr>
+        <w:t>I</w:t>
+      </w:r>
+      <w:r>
+        <w:t xml:space="preserve"> had brushed my teeth by 11.P.M(</w:t>
+      </w:r>
+      <w:r>
+        <w:rPr>
+          <w:rFonts w:hint="eastAsia"/>
+        </w:rPr>
+        <w:t>特定時間之前</w:t>
+      </w:r>
+      <w:r>
+        <w:rPr>
+          <w:rFonts w:hint="eastAsia"/>
+        </w:rPr>
+        <w:t>)</w:t>
+      </w:r>
+    </w:p>
+    <w:p>
+      <w:pPr>
+        <w:ind w:rightChars="100" w:right="240"/>
+      </w:pPr>
+      <w:r>
+        <w:t xml:space="preserve">I had brushed my teeth when you </w:t>
+      </w:r>
+      <w:proofErr w:type="gramStart"/>
+      <w:r>
+        <w:t>called.(</w:t>
+      </w:r>
+      <w:proofErr w:type="gramEnd"/>
+      <w:r>
+        <w:rPr>
+          <w:rFonts w:hint="eastAsia"/>
+        </w:rPr>
+        <w:t>特定事件之前</w:t>
+      </w:r>
+      <w:r>
+        <w:rPr>
+          <w:rFonts w:hint="eastAsia"/>
+        </w:rPr>
+        <w:t>)</w:t>
+      </w:r>
+    </w:p>
+    <w:p>
+      <w:pPr>
+        <w:ind w:rightChars="100" w:right="240"/>
+      </w:pPr>
+    </w:p>
+    <w:p>
+      <w:pPr>
+        <w:ind w:rightChars="100" w:right="240"/>
+        <w:rPr>
+          <w:rFonts w:hint="eastAsia"/>
+        </w:rPr>
       </w:pPr>
     </w:p>
     <w:p>
@@ -4374,6 +5321,95 @@
 <file path=word/numbering.xml><?xml version="1.0" encoding="utf-8"?>
 <w:numbering xmlns:wpc="http://schemas.microsoft.com/office/word/2010/wordprocessingCanvas" xmlns:cx="http://schemas.microsoft.com/office/drawing/2014/chartex" xmlns:cx1="http://schemas.microsoft.com/office/drawing/2015/9/8/chartex" xmlns:cx2="http://schemas.microsoft.com/office/drawing/2015/10/21/chartex" xmlns:cx3="http://schemas.microsoft.com/office/drawing/2016/5/9/chartex" xmlns:cx4="http://schemas.microsoft.com/office/drawing/2016/5/10/chartex" xmlns:cx5="http://schemas.microsoft.com/office/drawing/2016/5/11/chartex" xmlns:cx6="http://schemas.microsoft.com/office/drawing/2016/5/12/chartex" xmlns:cx7="http://schemas.microsoft.com/office/drawing/2016/5/13/chartex" xmlns:cx8="http://schemas.microsoft.com/office/drawing/2016/5/14/chartex" xmlns:mc="http://schemas.openxmlformats.org/markup-compatibility/2006" xmlns:aink="http://schemas.microsoft.com/office/drawing/2016/ink" xmlns:am3d="http://schemas.microsoft.com/office/drawing/2017/model3d" xmlns:o="urn:schemas-microsoft-com:office:office" xmlns:oel="http://schemas.microsoft.com/office/2019/extlst" xmlns:r="http://schemas.openxmlformats.org/officeDocument/2006/relationships" xmlns:m="http://schemas.openxmlformats.org/officeDocument/2006/math" xmlns:v="urn:schemas-microsoft-com:vml" xmlns:wp14="http://schemas.microsoft.com/office/word/2010/wordprocessingDrawing" xmlns:wp="http://schemas.openxmlformats.org/drawingml/2006/wordprocessingDrawing" xmlns:w10="urn:schemas-microsoft-com:office:word" xmlns:w="http://schemas.openxmlformats.org/wordprocessingml/2006/main" xmlns:w14="http://schemas.microsoft.com/office/word/2010/wordml" xmlns:w15="http://schemas.microsoft.com/office/word/2012/wordml" xmlns:w16cex="http://schemas.microsoft.com/office/word/2018/wordml/cex" xmlns:w16cid="http://schemas.microsoft.com/office/word/2016/wordml/cid" xmlns:w16="http://schemas.microsoft.com/office/word/2018/wordml" xmlns:w16du="http://schemas.microsoft.com/office/word/2023/wordml/word16du" xmlns:w16sdtdh="http://schemas.microsoft.com/office/word/2020/wordml/sdtdatahash" xmlns:w16se="http://schemas.microsoft.com/office/word/2015/wordml/symex" xmlns:wpg="http://schemas.microsoft.com/office/word/2010/wordprocessingGroup" xmlns:wpi="http://schemas.microsoft.com/office/word/2010/wordprocessingInk" xmlns:wne="http://schemas.microsoft.com/office/word/2006/wordml" xmlns:wps="http://schemas.microsoft.com/office/word/2010/wordprocessingShape" mc:Ignorable="w14 w15 w16se w16cid w16 w16cex w16sdtdh wp14">
   <w:abstractNum w:abstractNumId="0" w15:restartNumberingAfterBreak="0">
+    <w:nsid w:val="08735106"/>
+    <w:multiLevelType w:val="hybridMultilevel"/>
+    <w:tmpl w:val="69BE21DE"/>
+    <w:lvl w:ilvl="0" w:tplc="534A9E38">
+      <w:start w:val="1"/>
+      <w:numFmt w:val="upperLetter"/>
+      <w:lvlText w:val="(%1)"/>
+      <w:lvlJc w:val="left"/>
+      <w:pPr>
+        <w:ind w:left="360" w:hanging="360"/>
+      </w:pPr>
+      <w:rPr>
+        <w:rFonts w:hint="default"/>
+      </w:rPr>
+    </w:lvl>
+    <w:lvl w:ilvl="1" w:tplc="04090019" w:tentative="1">
+      <w:start w:val="1"/>
+      <w:numFmt w:val="ideographTraditional"/>
+      <w:lvlText w:val="%2、"/>
+      <w:lvlJc w:val="left"/>
+      <w:pPr>
+        <w:ind w:left="960" w:hanging="480"/>
+      </w:pPr>
+    </w:lvl>
+    <w:lvl w:ilvl="2" w:tplc="0409001B" w:tentative="1">
+      <w:start w:val="1"/>
+      <w:numFmt w:val="lowerRoman"/>
+      <w:lvlText w:val="%3."/>
+      <w:lvlJc w:val="right"/>
+      <w:pPr>
+        <w:ind w:left="1440" w:hanging="480"/>
+      </w:pPr>
+    </w:lvl>
+    <w:lvl w:ilvl="3" w:tplc="0409000F" w:tentative="1">
+      <w:start w:val="1"/>
+      <w:numFmt w:val="decimal"/>
+      <w:lvlText w:val="%4."/>
+      <w:lvlJc w:val="left"/>
+      <w:pPr>
+        <w:ind w:left="1920" w:hanging="480"/>
+      </w:pPr>
+    </w:lvl>
+    <w:lvl w:ilvl="4" w:tplc="04090019" w:tentative="1">
+      <w:start w:val="1"/>
+      <w:numFmt w:val="ideographTraditional"/>
+      <w:lvlText w:val="%5、"/>
+      <w:lvlJc w:val="left"/>
+      <w:pPr>
+        <w:ind w:left="2400" w:hanging="480"/>
+      </w:pPr>
+    </w:lvl>
+    <w:lvl w:ilvl="5" w:tplc="0409001B" w:tentative="1">
+      <w:start w:val="1"/>
+      <w:numFmt w:val="lowerRoman"/>
+      <w:lvlText w:val="%6."/>
+      <w:lvlJc w:val="right"/>
+      <w:pPr>
+        <w:ind w:left="2880" w:hanging="480"/>
+      </w:pPr>
+    </w:lvl>
+    <w:lvl w:ilvl="6" w:tplc="0409000F" w:tentative="1">
+      <w:start w:val="1"/>
+      <w:numFmt w:val="decimal"/>
+      <w:lvlText w:val="%7."/>
+      <w:lvlJc w:val="left"/>
+      <w:pPr>
+        <w:ind w:left="3360" w:hanging="480"/>
+      </w:pPr>
+    </w:lvl>
+    <w:lvl w:ilvl="7" w:tplc="04090019" w:tentative="1">
+      <w:start w:val="1"/>
+      <w:numFmt w:val="ideographTraditional"/>
+      <w:lvlText w:val="%8、"/>
+      <w:lvlJc w:val="left"/>
+      <w:pPr>
+        <w:ind w:left="3840" w:hanging="480"/>
+      </w:pPr>
+    </w:lvl>
+    <w:lvl w:ilvl="8" w:tplc="0409001B" w:tentative="1">
+      <w:start w:val="1"/>
+      <w:numFmt w:val="lowerRoman"/>
+      <w:lvlText w:val="%9."/>
+      <w:lvlJc w:val="right"/>
+      <w:pPr>
+        <w:ind w:left="4320" w:hanging="480"/>
+      </w:pPr>
+    </w:lvl>
+  </w:abstractNum>
+  <w:abstractNum w:abstractNumId="1" w15:restartNumberingAfterBreak="0">
     <w:nsid w:val="08B4250B"/>
     <w:multiLevelType w:val="hybridMultilevel"/>
     <w:tmpl w:val="09E8645A"/>
@@ -4462,7 +5498,7 @@
       </w:pPr>
     </w:lvl>
   </w:abstractNum>
-  <w:abstractNum w:abstractNumId="1" w15:restartNumberingAfterBreak="0">
+  <w:abstractNum w:abstractNumId="2" w15:restartNumberingAfterBreak="0">
     <w:nsid w:val="14EE3575"/>
     <w:multiLevelType w:val="hybridMultilevel"/>
     <w:tmpl w:val="8BB8980A"/>
@@ -4551,7 +5587,7 @@
       </w:pPr>
     </w:lvl>
   </w:abstractNum>
-  <w:abstractNum w:abstractNumId="2" w15:restartNumberingAfterBreak="0">
+  <w:abstractNum w:abstractNumId="3" w15:restartNumberingAfterBreak="0">
     <w:nsid w:val="187F72FC"/>
     <w:multiLevelType w:val="hybridMultilevel"/>
     <w:tmpl w:val="ADCE66A0"/>
@@ -4640,7 +5676,7 @@
       </w:pPr>
     </w:lvl>
   </w:abstractNum>
-  <w:abstractNum w:abstractNumId="3" w15:restartNumberingAfterBreak="0">
+  <w:abstractNum w:abstractNumId="4" w15:restartNumberingAfterBreak="0">
     <w:nsid w:val="1E1C4388"/>
     <w:multiLevelType w:val="hybridMultilevel"/>
     <w:tmpl w:val="D56ABD44"/>
@@ -4729,7 +5765,7 @@
       </w:pPr>
     </w:lvl>
   </w:abstractNum>
-  <w:abstractNum w:abstractNumId="4" w15:restartNumberingAfterBreak="0">
+  <w:abstractNum w:abstractNumId="5" w15:restartNumberingAfterBreak="0">
     <w:nsid w:val="28753A57"/>
     <w:multiLevelType w:val="hybridMultilevel"/>
     <w:tmpl w:val="C438525E"/>
@@ -4818,7 +5854,7 @@
       </w:pPr>
     </w:lvl>
   </w:abstractNum>
-  <w:abstractNum w:abstractNumId="5" w15:restartNumberingAfterBreak="0">
+  <w:abstractNum w:abstractNumId="6" w15:restartNumberingAfterBreak="0">
     <w:nsid w:val="2CAC0CB9"/>
     <w:multiLevelType w:val="hybridMultilevel"/>
     <w:tmpl w:val="BA2A6C8E"/>
@@ -4907,7 +5943,7 @@
       </w:pPr>
     </w:lvl>
   </w:abstractNum>
-  <w:abstractNum w:abstractNumId="6" w15:restartNumberingAfterBreak="0">
+  <w:abstractNum w:abstractNumId="7" w15:restartNumberingAfterBreak="0">
     <w:nsid w:val="2E731F0A"/>
     <w:multiLevelType w:val="hybridMultilevel"/>
     <w:tmpl w:val="64D0030A"/>
@@ -4996,7 +6032,7 @@
       </w:pPr>
     </w:lvl>
   </w:abstractNum>
-  <w:abstractNum w:abstractNumId="7" w15:restartNumberingAfterBreak="0">
+  <w:abstractNum w:abstractNumId="8" w15:restartNumberingAfterBreak="0">
     <w:nsid w:val="2F0B7D10"/>
     <w:multiLevelType w:val="hybridMultilevel"/>
     <w:tmpl w:val="6BDE8662"/>
@@ -5085,7 +6121,7 @@
       </w:pPr>
     </w:lvl>
   </w:abstractNum>
-  <w:abstractNum w:abstractNumId="8" w15:restartNumberingAfterBreak="0">
+  <w:abstractNum w:abstractNumId="9" w15:restartNumberingAfterBreak="0">
     <w:nsid w:val="3E102B3C"/>
     <w:multiLevelType w:val="hybridMultilevel"/>
     <w:tmpl w:val="B2D29016"/>
@@ -5174,7 +6210,7 @@
       </w:pPr>
     </w:lvl>
   </w:abstractNum>
-  <w:abstractNum w:abstractNumId="9" w15:restartNumberingAfterBreak="0">
+  <w:abstractNum w:abstractNumId="10" w15:restartNumberingAfterBreak="0">
     <w:nsid w:val="46416485"/>
     <w:multiLevelType w:val="hybridMultilevel"/>
     <w:tmpl w:val="638C880A"/>
@@ -5263,7 +6299,7 @@
       </w:pPr>
     </w:lvl>
   </w:abstractNum>
-  <w:abstractNum w:abstractNumId="10" w15:restartNumberingAfterBreak="0">
+  <w:abstractNum w:abstractNumId="11" w15:restartNumberingAfterBreak="0">
     <w:nsid w:val="6C3331FC"/>
     <w:multiLevelType w:val="hybridMultilevel"/>
     <w:tmpl w:val="76CE4044"/>
@@ -5352,7 +6388,7 @@
       </w:pPr>
     </w:lvl>
   </w:abstractNum>
-  <w:abstractNum w:abstractNumId="11" w15:restartNumberingAfterBreak="0">
+  <w:abstractNum w:abstractNumId="12" w15:restartNumberingAfterBreak="0">
     <w:nsid w:val="71E001DC"/>
     <w:multiLevelType w:val="hybridMultilevel"/>
     <w:tmpl w:val="79A06202"/>
@@ -5441,7 +6477,7 @@
       </w:pPr>
     </w:lvl>
   </w:abstractNum>
-  <w:abstractNum w:abstractNumId="12" w15:restartNumberingAfterBreak="0">
+  <w:abstractNum w:abstractNumId="13" w15:restartNumberingAfterBreak="0">
     <w:nsid w:val="792E1C22"/>
     <w:multiLevelType w:val="hybridMultilevel"/>
     <w:tmpl w:val="948AF110"/>
@@ -5530,7 +6566,7 @@
       </w:pPr>
     </w:lvl>
   </w:abstractNum>
-  <w:abstractNum w:abstractNumId="13" w15:restartNumberingAfterBreak="0">
+  <w:abstractNum w:abstractNumId="14" w15:restartNumberingAfterBreak="0">
     <w:nsid w:val="7A9860CC"/>
     <w:multiLevelType w:val="hybridMultilevel"/>
     <w:tmpl w:val="B81C9542"/>
@@ -5620,46 +6656,49 @@
     </w:lvl>
   </w:abstractNum>
   <w:num w:numId="1" w16cid:durableId="321738916">
+    <w:abstractNumId w:val="6"/>
+  </w:num>
+  <w:num w:numId="2" w16cid:durableId="1923370462">
+    <w:abstractNumId w:val="13"/>
+  </w:num>
+  <w:num w:numId="3" w16cid:durableId="1850631713">
+    <w:abstractNumId w:val="2"/>
+  </w:num>
+  <w:num w:numId="4" w16cid:durableId="1223911488">
+    <w:abstractNumId w:val="7"/>
+  </w:num>
+  <w:num w:numId="5" w16cid:durableId="1387342079">
+    <w:abstractNumId w:val="4"/>
+  </w:num>
+  <w:num w:numId="6" w16cid:durableId="868419771">
+    <w:abstractNumId w:val="14"/>
+  </w:num>
+  <w:num w:numId="7" w16cid:durableId="1478104087">
+    <w:abstractNumId w:val="10"/>
+  </w:num>
+  <w:num w:numId="8" w16cid:durableId="227302458">
+    <w:abstractNumId w:val="3"/>
+  </w:num>
+  <w:num w:numId="9" w16cid:durableId="1771463928">
+    <w:abstractNumId w:val="8"/>
+  </w:num>
+  <w:num w:numId="10" w16cid:durableId="1639648166">
+    <w:abstractNumId w:val="12"/>
+  </w:num>
+  <w:num w:numId="11" w16cid:durableId="1181119360">
+    <w:abstractNumId w:val="11"/>
+  </w:num>
+  <w:num w:numId="12" w16cid:durableId="1508128250">
+    <w:abstractNumId w:val="9"/>
+  </w:num>
+  <w:num w:numId="13" w16cid:durableId="569461010">
+    <w:abstractNumId w:val="1"/>
+  </w:num>
+  <w:num w:numId="14" w16cid:durableId="894438695">
     <w:abstractNumId w:val="5"/>
   </w:num>
-  <w:num w:numId="2" w16cid:durableId="1923370462">
-    <w:abstractNumId w:val="12"/>
-  </w:num>
-  <w:num w:numId="3" w16cid:durableId="1850631713">
-    <w:abstractNumId w:val="1"/>
-  </w:num>
-  <w:num w:numId="4" w16cid:durableId="1223911488">
-    <w:abstractNumId w:val="6"/>
-  </w:num>
-  <w:num w:numId="5" w16cid:durableId="1387342079">
-    <w:abstractNumId w:val="3"/>
-  </w:num>
-  <w:num w:numId="6" w16cid:durableId="868419771">
-    <w:abstractNumId w:val="13"/>
-  </w:num>
-  <w:num w:numId="7" w16cid:durableId="1478104087">
-    <w:abstractNumId w:val="9"/>
-  </w:num>
-  <w:num w:numId="8" w16cid:durableId="227302458">
-    <w:abstractNumId w:val="2"/>
-  </w:num>
-  <w:num w:numId="9" w16cid:durableId="1771463928">
-    <w:abstractNumId w:val="7"/>
-  </w:num>
-  <w:num w:numId="10" w16cid:durableId="1639648166">
-    <w:abstractNumId w:val="11"/>
-  </w:num>
-  <w:num w:numId="11" w16cid:durableId="1181119360">
-    <w:abstractNumId w:val="10"/>
-  </w:num>
-  <w:num w:numId="12" w16cid:durableId="1508128250">
-    <w:abstractNumId w:val="8"/>
-  </w:num>
-  <w:num w:numId="13" w16cid:durableId="569461010">
+  <w:num w:numId="15" w16cid:durableId="209611563">
     <w:abstractNumId w:val="0"/>
-  </w:num>
-  <w:num w:numId="14" w16cid:durableId="894438695">
-    <w:abstractNumId w:val="4"/>
   </w:num>
 </w:numbering>
 </file>

--- a/碩一/TOEIC/時態.docx
+++ b/碩一/TOEIC/時態.docx
@@ -4437,43 +4437,338 @@
           <w:rFonts w:hint="eastAsia"/>
           <w:highlight w:val="yellow"/>
         </w:rPr>
-        <w:t>過去</w:t>
+        <w:t>過去式</w:t>
       </w:r>
       <w:r>
         <w:rPr>
           <w:rFonts w:hint="eastAsia"/>
           <w:highlight w:val="yellow"/>
         </w:rPr>
-        <w:t>式</w:t>
-      </w:r>
-      <w:r>
-        <w:rPr>
-          <w:rFonts w:hint="eastAsia"/>
+        <w:t>)</w:t>
+      </w:r>
+    </w:p>
+    <w:p>
+      <w:pPr>
+        <w:ind w:rightChars="100" w:right="240"/>
+      </w:pPr>
+    </w:p>
+    <w:p>
+      <w:pPr>
+        <w:ind w:rightChars="100" w:right="240"/>
+      </w:pPr>
+      <w:r>
+        <w:t xml:space="preserve">Let </w:t>
+      </w:r>
+      <w:r>
+        <w:rPr>
+          <w:rFonts w:hint="eastAsia"/>
+        </w:rPr>
+        <w:t>允許</w:t>
+      </w:r>
+      <w:r>
+        <w:rPr>
+          <w:rFonts w:hint="eastAsia"/>
+        </w:rPr>
+        <w:t xml:space="preserve"> </w:t>
+      </w:r>
+      <w:r>
+        <w:t>v.</w:t>
+      </w:r>
+      <w:r>
+        <w:rPr>
+          <w:rFonts w:hint="eastAsia"/>
+        </w:rPr>
+        <w:t>、</w:t>
+      </w:r>
+      <w:r>
+        <w:t>manage v.</w:t>
+      </w:r>
+      <w:r>
+        <w:rPr>
+          <w:rFonts w:hint="eastAsia"/>
+        </w:rPr>
+        <w:t>能夠</w:t>
+      </w:r>
+      <w:r>
+        <w:rPr>
+          <w:rFonts w:hint="eastAsia"/>
+        </w:rPr>
+        <w:t>/</w:t>
+      </w:r>
+      <w:r>
+        <w:rPr>
+          <w:rFonts w:hint="eastAsia"/>
+        </w:rPr>
+        <w:t>管理、</w:t>
+      </w:r>
+      <w:r>
+        <w:t>proof of purchase</w:t>
+      </w:r>
+      <w:r>
+        <w:rPr>
+          <w:rFonts w:hint="eastAsia"/>
+        </w:rPr>
+        <w:t xml:space="preserve"> </w:t>
+      </w:r>
+      <w:r>
+        <w:rPr>
+          <w:rFonts w:hint="eastAsia"/>
+        </w:rPr>
+        <w:t>購買證明</w:t>
+      </w:r>
+    </w:p>
+    <w:p>
+      <w:pPr>
+        <w:ind w:rightChars="100" w:right="240"/>
+      </w:pPr>
+      <w:r>
+        <w:rPr>
+          <w:rFonts w:hint="eastAsia"/>
+        </w:rPr>
+        <w:t>不能選</w:t>
+      </w:r>
+      <w:r>
+        <w:rPr>
+          <w:rFonts w:hint="eastAsia"/>
+        </w:rPr>
+        <w:t>a</w:t>
+      </w:r>
+      <w:r>
+        <w:rPr>
+          <w:rFonts w:hint="eastAsia"/>
+        </w:rPr>
+        <w:t>，因為沒有其他助動詞</w:t>
+      </w:r>
+    </w:p>
+    <w:p>
+      <w:pPr>
+        <w:ind w:rightChars="100" w:right="240"/>
+      </w:pPr>
+    </w:p>
+    <w:p>
+      <w:pPr>
+        <w:ind w:rightChars="100" w:right="240"/>
+      </w:pPr>
+      <w:r>
+        <w:rPr>
+          <w:rFonts w:hint="eastAsia"/>
+        </w:rPr>
+        <w:t>要選</w:t>
+      </w:r>
+      <w:r>
+        <w:t>(D)did not</w:t>
+      </w:r>
+      <w:r>
+        <w:rPr>
+          <w:rFonts w:hint="eastAsia"/>
+        </w:rPr>
+        <w:t>，因為</w:t>
+      </w:r>
+      <w:proofErr w:type="spellStart"/>
+      <w:r>
+        <w:t>Ms.Winloves</w:t>
+      </w:r>
+      <w:proofErr w:type="spellEnd"/>
+      <w:r>
+        <w:rPr>
+          <w:rFonts w:hint="eastAsia"/>
+        </w:rPr>
+        <w:t>是第三人稱，</w:t>
+      </w:r>
+      <w:r>
+        <w:rPr>
+          <w:rFonts w:hint="eastAsia"/>
+        </w:rPr>
+        <w:t>l</w:t>
+      </w:r>
+      <w:r>
+        <w:t>et</w:t>
+      </w:r>
+      <w:r>
+        <w:rPr>
+          <w:rFonts w:hint="eastAsia"/>
+        </w:rPr>
+        <w:t>卻沒有加</w:t>
+      </w:r>
+      <w:r>
+        <w:rPr>
+          <w:rFonts w:hint="eastAsia"/>
+        </w:rPr>
+        <w:t>s</w:t>
+      </w:r>
+    </w:p>
+    <w:p>
+      <w:pPr>
+        <w:ind w:rightChars="100" w:right="240"/>
+      </w:pPr>
+      <w:r>
+        <w:rPr>
+          <w:rFonts w:hint="eastAsia"/>
+        </w:rPr>
+        <w:t>因此判斷</w:t>
+      </w:r>
+      <w:r>
+        <w:rPr>
+          <w:rFonts w:hint="eastAsia"/>
+        </w:rPr>
+        <w:t>l</w:t>
+      </w:r>
+      <w:r>
+        <w:t>et</w:t>
+      </w:r>
+      <w:r>
+        <w:rPr>
+          <w:rFonts w:hint="eastAsia"/>
+        </w:rPr>
+        <w:t>為過去式</w:t>
+      </w:r>
+    </w:p>
+    <w:p>
+      <w:pPr>
+        <w:ind w:rightChars="100" w:right="240"/>
+      </w:pPr>
+    </w:p>
+    <w:p>
+      <w:pPr>
+        <w:ind w:rightChars="100" w:right="240"/>
+      </w:pPr>
+      <w:r>
+        <w:t>I finished my report but did not manage to hand it in on time</w:t>
+      </w:r>
+    </w:p>
+    <w:p>
+      <w:pPr>
+        <w:ind w:rightChars="100" w:right="240"/>
+        <w:rPr>
+          <w:strike/>
+        </w:rPr>
+      </w:pPr>
+      <w:r>
+        <w:rPr>
+          <w:rFonts w:hint="eastAsia"/>
+          <w:strike/>
+        </w:rPr>
+        <w:t>I</w:t>
+      </w:r>
+      <w:r>
+        <w:rPr>
+          <w:strike/>
+        </w:rPr>
+        <w:t xml:space="preserve"> </w:t>
+      </w:r>
+      <w:proofErr w:type="spellStart"/>
+      <w:r>
+        <w:rPr>
+          <w:strike/>
+        </w:rPr>
+        <w:t>finshed</w:t>
+      </w:r>
+      <w:proofErr w:type="spellEnd"/>
+      <w:r>
+        <w:rPr>
+          <w:strike/>
+        </w:rPr>
+        <w:t xml:space="preserve"> my report but not to manage to hand it in on time</w:t>
+      </w:r>
+    </w:p>
+    <w:p>
+      <w:pPr>
+        <w:ind w:rightChars="100" w:right="240"/>
+      </w:pPr>
+      <w:r>
+        <w:rPr>
+          <w:rFonts w:hint="eastAsia"/>
+        </w:rPr>
+        <w:t>我完成了報告可是無法準時繳交</w:t>
+      </w:r>
+    </w:p>
+    <w:p>
+      <w:pPr>
+        <w:ind w:rightChars="100" w:right="240"/>
+      </w:pPr>
+    </w:p>
+    <w:p>
+      <w:pPr>
+        <w:ind w:rightChars="100" w:right="240"/>
+      </w:pPr>
+      <w:r>
+        <w:t xml:space="preserve">Latest trends and fashions </w:t>
+      </w:r>
+      <w:r>
+        <w:rPr>
           <w:highlight w:val="yellow"/>
         </w:rPr>
-        <w:t>)</w:t>
-      </w:r>
-    </w:p>
-    <w:p>
-      <w:pPr>
-        <w:ind w:rightChars="100" w:right="240"/>
-        <w:rPr>
-          <w:rFonts w:hint="eastAsia"/>
-        </w:rPr>
-      </w:pPr>
-    </w:p>
-    <w:p>
-      <w:pPr>
-        <w:ind w:rightChars="100" w:right="240"/>
-      </w:pPr>
-      <w:r>
-        <w:t xml:space="preserve">Let </w:t>
-      </w:r>
-      <w:r>
-        <w:rPr>
-          <w:rFonts w:hint="eastAsia"/>
-        </w:rPr>
-        <w:t>允許</w:t>
+        <w:t>reflect</w:t>
+      </w:r>
+      <w:r>
+        <w:t xml:space="preserve"> the commonalities of a discriminating group of people in this industry.</w:t>
+      </w:r>
+    </w:p>
+    <w:p>
+      <w:pPr>
+        <w:ind w:rightChars="100" w:right="240"/>
+      </w:pPr>
+      <w:r>
+        <w:t>(A)were reflecting</w:t>
+      </w:r>
+      <w:r>
+        <w:rPr>
+          <w:rFonts w:hint="eastAsia"/>
+        </w:rPr>
+        <w:t>過去進行式</w:t>
+      </w:r>
+      <w:r>
+        <w:t>(B)will have reflected</w:t>
+      </w:r>
+      <w:r>
+        <w:rPr>
+          <w:rFonts w:hint="eastAsia"/>
+        </w:rPr>
+        <w:t>未來完成式</w:t>
+      </w:r>
+      <w:r>
+        <w:t>(C)had reflected</w:t>
+      </w:r>
+      <w:r>
+        <w:rPr>
+          <w:rFonts w:hint="eastAsia"/>
+        </w:rPr>
+        <w:t>過去完成式</w:t>
+      </w:r>
+      <w:r>
+        <w:rPr>
+          <w:highlight w:val="yellow"/>
+        </w:rPr>
+        <w:t>(D)reflect</w:t>
+      </w:r>
+      <w:r>
+        <w:rPr>
+          <w:rFonts w:hint="eastAsia"/>
+          <w:highlight w:val="yellow"/>
+        </w:rPr>
+        <w:t>現在簡單式</w:t>
+      </w:r>
+    </w:p>
+    <w:p>
+      <w:pPr>
+        <w:ind w:rightChars="100" w:right="240"/>
+      </w:pPr>
+    </w:p>
+    <w:p>
+      <w:pPr>
+        <w:ind w:rightChars="100" w:right="240"/>
+      </w:pPr>
+      <w:r>
+        <w:t xml:space="preserve">Latest trends </w:t>
+      </w:r>
+      <w:r>
+        <w:rPr>
+          <w:rFonts w:hint="eastAsia"/>
+        </w:rPr>
+        <w:t>最新趨勢、</w:t>
+      </w:r>
+      <w:r>
+        <w:t>commonalities</w:t>
       </w:r>
       <w:r>
         <w:rPr>
@@ -4482,40 +4777,16 @@
         <w:t xml:space="preserve"> </w:t>
       </w:r>
       <w:r>
-        <w:t>v.</w:t>
-      </w:r>
-      <w:r>
-        <w:rPr>
-          <w:rFonts w:hint="eastAsia"/>
-        </w:rPr>
-        <w:t>、</w:t>
-      </w:r>
-      <w:r>
-        <w:t>manage</w:t>
-      </w:r>
-      <w:r>
-        <w:t xml:space="preserve"> v.</w:t>
-      </w:r>
-      <w:r>
-        <w:rPr>
-          <w:rFonts w:hint="eastAsia"/>
-        </w:rPr>
-        <w:t>能夠</w:t>
-      </w:r>
-      <w:r>
-        <w:rPr>
-          <w:rFonts w:hint="eastAsia"/>
-        </w:rPr>
-        <w:t>/</w:t>
-      </w:r>
-      <w:r>
-        <w:rPr>
-          <w:rFonts w:hint="eastAsia"/>
-        </w:rPr>
-        <w:t>管理、</w:t>
-      </w:r>
-      <w:r>
-        <w:t>proof of purchase</w:t>
+        <w:t>n.</w:t>
+      </w:r>
+      <w:r>
+        <w:rPr>
+          <w:rFonts w:hint="eastAsia"/>
+        </w:rPr>
+        <w:t>共通性、</w:t>
+      </w:r>
+      <w:r>
+        <w:t>discriminating</w:t>
       </w:r>
       <w:r>
         <w:rPr>
@@ -4524,309 +4795,6 @@
         <w:t xml:space="preserve"> </w:t>
       </w:r>
       <w:r>
-        <w:rPr>
-          <w:rFonts w:hint="eastAsia"/>
-        </w:rPr>
-        <w:t>購買證明</w:t>
-      </w:r>
-    </w:p>
-    <w:p>
-      <w:pPr>
-        <w:ind w:rightChars="100" w:right="240"/>
-      </w:pPr>
-      <w:r>
-        <w:rPr>
-          <w:rFonts w:hint="eastAsia"/>
-        </w:rPr>
-        <w:t>不能選</w:t>
-      </w:r>
-      <w:r>
-        <w:rPr>
-          <w:rFonts w:hint="eastAsia"/>
-        </w:rPr>
-        <w:t>a</w:t>
-      </w:r>
-      <w:r>
-        <w:rPr>
-          <w:rFonts w:hint="eastAsia"/>
-        </w:rPr>
-        <w:t>，因為沒有其他助動詞</w:t>
-      </w:r>
-    </w:p>
-    <w:p>
-      <w:pPr>
-        <w:ind w:rightChars="100" w:right="240"/>
-      </w:pPr>
-    </w:p>
-    <w:p>
-      <w:pPr>
-        <w:ind w:rightChars="100" w:right="240"/>
-      </w:pPr>
-      <w:r>
-        <w:rPr>
-          <w:rFonts w:hint="eastAsia"/>
-        </w:rPr>
-        <w:t>要選</w:t>
-      </w:r>
-      <w:r>
-        <w:t>(D)did not</w:t>
-      </w:r>
-      <w:r>
-        <w:rPr>
-          <w:rFonts w:hint="eastAsia"/>
-        </w:rPr>
-        <w:t>，因為</w:t>
-      </w:r>
-      <w:proofErr w:type="spellStart"/>
-      <w:r>
-        <w:t>Ms.Winloves</w:t>
-      </w:r>
-      <w:proofErr w:type="spellEnd"/>
-      <w:r>
-        <w:rPr>
-          <w:rFonts w:hint="eastAsia"/>
-        </w:rPr>
-        <w:t>是第三人稱，</w:t>
-      </w:r>
-      <w:r>
-        <w:rPr>
-          <w:rFonts w:hint="eastAsia"/>
-        </w:rPr>
-        <w:t>l</w:t>
-      </w:r>
-      <w:r>
-        <w:t>et</w:t>
-      </w:r>
-      <w:r>
-        <w:rPr>
-          <w:rFonts w:hint="eastAsia"/>
-        </w:rPr>
-        <w:t>卻沒有加</w:t>
-      </w:r>
-      <w:r>
-        <w:rPr>
-          <w:rFonts w:hint="eastAsia"/>
-        </w:rPr>
-        <w:t>s</w:t>
-      </w:r>
-    </w:p>
-    <w:p>
-      <w:pPr>
-        <w:ind w:rightChars="100" w:right="240"/>
-        <w:rPr>
-          <w:rFonts w:hint="eastAsia"/>
-        </w:rPr>
-      </w:pPr>
-      <w:r>
-        <w:rPr>
-          <w:rFonts w:hint="eastAsia"/>
-        </w:rPr>
-        <w:t>因此判斷</w:t>
-      </w:r>
-      <w:r>
-        <w:rPr>
-          <w:rFonts w:hint="eastAsia"/>
-        </w:rPr>
-        <w:t>l</w:t>
-      </w:r>
-      <w:r>
-        <w:t>et</w:t>
-      </w:r>
-      <w:r>
-        <w:rPr>
-          <w:rFonts w:hint="eastAsia"/>
-        </w:rPr>
-        <w:t>為過去式</w:t>
-      </w:r>
-    </w:p>
-    <w:p>
-      <w:pPr>
-        <w:ind w:rightChars="100" w:right="240"/>
-      </w:pPr>
-    </w:p>
-    <w:p>
-      <w:pPr>
-        <w:ind w:rightChars="100" w:right="240"/>
-        <w:rPr>
-          <w:rFonts w:hint="eastAsia"/>
-        </w:rPr>
-      </w:pPr>
-      <w:r>
-        <w:t>I finished my report but did not manage to hand it in on time</w:t>
-      </w:r>
-    </w:p>
-    <w:p>
-      <w:pPr>
-        <w:ind w:rightChars="100" w:right="240"/>
-        <w:rPr>
-          <w:rFonts w:hint="eastAsia"/>
-          <w:strike/>
-        </w:rPr>
-      </w:pPr>
-      <w:r>
-        <w:rPr>
-          <w:rFonts w:hint="eastAsia"/>
-          <w:strike/>
-        </w:rPr>
-        <w:t>I</w:t>
-      </w:r>
-      <w:r>
-        <w:rPr>
-          <w:strike/>
-        </w:rPr>
-        <w:t xml:space="preserve"> </w:t>
-      </w:r>
-      <w:proofErr w:type="spellStart"/>
-      <w:r>
-        <w:rPr>
-          <w:strike/>
-        </w:rPr>
-        <w:t>finshed</w:t>
-      </w:r>
-      <w:proofErr w:type="spellEnd"/>
-      <w:r>
-        <w:rPr>
-          <w:strike/>
-        </w:rPr>
-        <w:t xml:space="preserve"> my report but not to manage to </w:t>
-      </w:r>
-      <w:r>
-        <w:rPr>
-          <w:strike/>
-        </w:rPr>
-        <w:t>hand it in on time</w:t>
-      </w:r>
-    </w:p>
-    <w:p>
-      <w:pPr>
-        <w:ind w:rightChars="100" w:right="240"/>
-      </w:pPr>
-      <w:r>
-        <w:rPr>
-          <w:rFonts w:hint="eastAsia"/>
-        </w:rPr>
-        <w:t>我完成了報告可是無法準時繳交</w:t>
-      </w:r>
-    </w:p>
-    <w:p>
-      <w:pPr>
-        <w:ind w:rightChars="100" w:right="240"/>
-      </w:pPr>
-    </w:p>
-    <w:p>
-      <w:pPr>
-        <w:ind w:rightChars="100" w:right="240"/>
-      </w:pPr>
-      <w:r>
-        <w:t xml:space="preserve">Latest trends and fashions </w:t>
-      </w:r>
-      <w:r>
-        <w:rPr>
-          <w:highlight w:val="yellow"/>
-        </w:rPr>
-        <w:t>reflect</w:t>
-      </w:r>
-      <w:r>
-        <w:t xml:space="preserve"> the commonalities of a discriminating group of people in this industry.</w:t>
-      </w:r>
-    </w:p>
-    <w:p>
-      <w:pPr>
-        <w:ind w:rightChars="100" w:right="240"/>
-      </w:pPr>
-      <w:r>
-        <w:t>(A)were reflecting</w:t>
-      </w:r>
-      <w:r>
-        <w:rPr>
-          <w:rFonts w:hint="eastAsia"/>
-        </w:rPr>
-        <w:t>過去進行式</w:t>
-      </w:r>
-      <w:r>
-        <w:t>(B)will have reflected</w:t>
-      </w:r>
-      <w:r>
-        <w:rPr>
-          <w:rFonts w:hint="eastAsia"/>
-        </w:rPr>
-        <w:t>未來完成式</w:t>
-      </w:r>
-      <w:r>
-        <w:t>(C)had reflected</w:t>
-      </w:r>
-      <w:r>
-        <w:rPr>
-          <w:rFonts w:hint="eastAsia"/>
-        </w:rPr>
-        <w:t>過去完成式</w:t>
-      </w:r>
-      <w:r>
-        <w:rPr>
-          <w:highlight w:val="yellow"/>
-        </w:rPr>
-        <w:t>(D)reflect</w:t>
-      </w:r>
-      <w:r>
-        <w:rPr>
-          <w:rFonts w:hint="eastAsia"/>
-          <w:highlight w:val="yellow"/>
-        </w:rPr>
-        <w:t>現在簡單式</w:t>
-      </w:r>
-    </w:p>
-    <w:p>
-      <w:pPr>
-        <w:ind w:rightChars="100" w:right="240"/>
-        <w:rPr>
-          <w:rFonts w:hint="eastAsia"/>
-        </w:rPr>
-      </w:pPr>
-    </w:p>
-    <w:p>
-      <w:pPr>
-        <w:ind w:rightChars="100" w:right="240"/>
-      </w:pPr>
-      <w:r>
-        <w:t>Latest trends</w:t>
-      </w:r>
-      <w:r>
-        <w:t xml:space="preserve"> </w:t>
-      </w:r>
-      <w:r>
-        <w:rPr>
-          <w:rFonts w:hint="eastAsia"/>
-        </w:rPr>
-        <w:t>最新趨勢、</w:t>
-      </w:r>
-      <w:r>
-        <w:t>commonalities</w:t>
-      </w:r>
-      <w:r>
-        <w:rPr>
-          <w:rFonts w:hint="eastAsia"/>
-        </w:rPr>
-        <w:t xml:space="preserve"> </w:t>
-      </w:r>
-      <w:r>
-        <w:t>n.</w:t>
-      </w:r>
-      <w:r>
-        <w:rPr>
-          <w:rFonts w:hint="eastAsia"/>
-        </w:rPr>
-        <w:t>共通性、</w:t>
-      </w:r>
-      <w:r>
-        <w:t>discriminating</w:t>
-      </w:r>
-      <w:r>
-        <w:rPr>
-          <w:rFonts w:hint="eastAsia"/>
-        </w:rPr>
-        <w:t xml:space="preserve"> </w:t>
-      </w:r>
-      <w:r>
         <w:t>adj.</w:t>
       </w:r>
       <w:r>
@@ -4839,15 +4807,9 @@
     <w:p>
       <w:pPr>
         <w:ind w:rightChars="100" w:right="240"/>
-        <w:rPr>
-          <w:rFonts w:hint="eastAsia"/>
-        </w:rPr>
-      </w:pPr>
-      <w:r>
-        <w:t>R</w:t>
-      </w:r>
-      <w:r>
-        <w:t>eflect</w:t>
+      </w:pPr>
+      <w:r>
+        <w:t>Reflect</w:t>
       </w:r>
       <w:r>
         <w:rPr>
@@ -4990,17 +4952,11 @@
     <w:p>
       <w:pPr>
         <w:ind w:rightChars="100" w:right="240"/>
-        <w:rPr>
-          <w:rFonts w:hint="eastAsia"/>
-        </w:rPr>
-      </w:pPr>
-    </w:p>
-    <w:p>
-      <w:pPr>
-        <w:ind w:rightChars="100" w:right="240"/>
-        <w:rPr>
-          <w:rFonts w:hint="eastAsia"/>
-        </w:rPr>
+      </w:pPr>
+    </w:p>
+    <w:p>
+      <w:pPr>
+        <w:ind w:rightChars="100" w:right="240"/>
       </w:pPr>
       <w:r>
         <w:rPr>
@@ -5257,9 +5213,441 @@
     <w:p>
       <w:pPr>
         <w:ind w:rightChars="100" w:right="240"/>
-        <w:rPr>
-          <w:rFonts w:hint="eastAsia"/>
-        </w:rPr>
+      </w:pPr>
+      <w:r>
+        <w:t xml:space="preserve">All test runs </w:t>
+      </w:r>
+      <w:r>
+        <w:rPr>
+          <w:highlight w:val="yellow"/>
+        </w:rPr>
+        <w:t>will have been performed</w:t>
+      </w:r>
+      <w:r>
+        <w:t xml:space="preserve"> by the time the system is checked and launched online.</w:t>
+      </w:r>
+    </w:p>
+    <w:p>
+      <w:pPr>
+        <w:ind w:rightChars="100" w:right="240"/>
+      </w:pPr>
+      <w:r>
+        <w:t>(A)will perform</w:t>
+      </w:r>
+      <w:r>
+        <w:rPr>
+          <w:rFonts w:hint="eastAsia"/>
+        </w:rPr>
+        <w:t>未來簡單</w:t>
+      </w:r>
+      <w:r>
+        <w:rPr>
+          <w:rFonts w:hint="eastAsia"/>
+        </w:rPr>
+        <w:t>(</w:t>
+      </w:r>
+      <w:r>
+        <w:rPr>
+          <w:rFonts w:hint="eastAsia"/>
+        </w:rPr>
+        <w:t>主動</w:t>
+      </w:r>
+      <w:r>
+        <w:rPr>
+          <w:rFonts w:hint="eastAsia"/>
+        </w:rPr>
+        <w:t>)</w:t>
+      </w:r>
+      <w:r>
+        <w:t>(B)were being performed</w:t>
+      </w:r>
+      <w:r>
+        <w:rPr>
+          <w:rFonts w:hint="eastAsia"/>
+        </w:rPr>
+        <w:t>過去進行</w:t>
+      </w:r>
+      <w:r>
+        <w:rPr>
+          <w:rFonts w:hint="eastAsia"/>
+        </w:rPr>
+        <w:t>(</w:t>
+      </w:r>
+      <w:r>
+        <w:rPr>
+          <w:rFonts w:hint="eastAsia"/>
+        </w:rPr>
+        <w:t>被動</w:t>
+      </w:r>
+      <w:r>
+        <w:rPr>
+          <w:rFonts w:hint="eastAsia"/>
+        </w:rPr>
+        <w:t>)</w:t>
+      </w:r>
+      <w:r>
+        <w:rPr>
+          <w:highlight w:val="yellow"/>
+        </w:rPr>
+        <w:t>(C)will have been performed</w:t>
+      </w:r>
+      <w:r>
+        <w:rPr>
+          <w:rFonts w:hint="eastAsia"/>
+          <w:highlight w:val="yellow"/>
+        </w:rPr>
+        <w:t>未來完成</w:t>
+      </w:r>
+      <w:r>
+        <w:rPr>
+          <w:rFonts w:hint="eastAsia"/>
+          <w:highlight w:val="yellow"/>
+        </w:rPr>
+        <w:t>(</w:t>
+      </w:r>
+      <w:r>
+        <w:rPr>
+          <w:rFonts w:hint="eastAsia"/>
+          <w:highlight w:val="yellow"/>
+        </w:rPr>
+        <w:t>被動</w:t>
+      </w:r>
+      <w:r>
+        <w:rPr>
+          <w:rFonts w:hint="eastAsia"/>
+          <w:highlight w:val="yellow"/>
+        </w:rPr>
+        <w:t>)</w:t>
+      </w:r>
+      <w:r>
+        <w:rPr>
+          <w:rFonts w:hint="eastAsia"/>
+        </w:rPr>
+        <w:t xml:space="preserve"> </w:t>
+      </w:r>
+      <w:r>
+        <w:rPr>
+          <w:rFonts w:hint="eastAsia"/>
+        </w:rPr>
+        <w:t>(</w:t>
+      </w:r>
+      <w:r>
+        <w:t>D)has been performed</w:t>
+      </w:r>
+      <w:r>
+        <w:rPr>
+          <w:rFonts w:hint="eastAsia"/>
+        </w:rPr>
+        <w:t>現在完成</w:t>
+      </w:r>
+      <w:r>
+        <w:rPr>
+          <w:rFonts w:hint="eastAsia"/>
+        </w:rPr>
+        <w:t>(</w:t>
+      </w:r>
+      <w:r>
+        <w:rPr>
+          <w:rFonts w:hint="eastAsia"/>
+        </w:rPr>
+        <w:t>被動</w:t>
+      </w:r>
+      <w:r>
+        <w:rPr>
+          <w:rFonts w:hint="eastAsia"/>
+        </w:rPr>
+        <w:t>)</w:t>
+      </w:r>
+    </w:p>
+    <w:p>
+      <w:pPr>
+        <w:ind w:rightChars="100" w:right="240"/>
+        <w:rPr>
+          <w:rFonts w:hint="eastAsia"/>
+        </w:rPr>
+      </w:pPr>
+    </w:p>
+    <w:p>
+      <w:pPr>
+        <w:ind w:rightChars="100" w:right="240"/>
+        <w:rPr>
+          <w:rFonts w:hint="eastAsia"/>
+        </w:rPr>
+      </w:pPr>
+      <w:r>
+        <w:t>test runs</w:t>
+      </w:r>
+      <w:r>
+        <w:rPr>
+          <w:rFonts w:hint="eastAsia"/>
+        </w:rPr>
+        <w:t>測試、</w:t>
+      </w:r>
+      <w:r>
+        <w:t>by the time</w:t>
+      </w:r>
+      <w:r>
+        <w:rPr>
+          <w:rFonts w:hint="eastAsia"/>
+        </w:rPr>
+        <w:t>在</w:t>
+      </w:r>
+      <w:r>
+        <w:rPr>
+          <w:rFonts w:hint="eastAsia"/>
+        </w:rPr>
+        <w:t>.</w:t>
+      </w:r>
+      <w:r>
+        <w:t>.</w:t>
+      </w:r>
+      <w:r>
+        <w:rPr>
+          <w:rFonts w:hint="eastAsia"/>
+        </w:rPr>
+        <w:t>前</w:t>
+      </w:r>
+      <w:r>
+        <w:rPr>
+          <w:rFonts w:hint="eastAsia"/>
+        </w:rPr>
+        <w:t>、</w:t>
+      </w:r>
+      <w:r>
+        <w:rPr>
+          <w:rFonts w:hint="eastAsia"/>
+        </w:rPr>
+        <w:t>p</w:t>
+      </w:r>
+      <w:r>
+        <w:t>erform v.</w:t>
+      </w:r>
+      <w:r>
+        <w:rPr>
+          <w:rFonts w:hint="eastAsia"/>
+        </w:rPr>
+        <w:t>履行、完成</w:t>
+      </w:r>
+    </w:p>
+    <w:p>
+      <w:pPr>
+        <w:ind w:rightChars="100" w:right="240"/>
+      </w:pPr>
+    </w:p>
+    <w:p>
+      <w:pPr>
+        <w:ind w:rightChars="100" w:right="240"/>
+      </w:pPr>
+      <w:r>
+        <w:rPr>
+          <w:rFonts w:hint="eastAsia"/>
+        </w:rPr>
+        <w:t>a</w:t>
+      </w:r>
+      <w:r>
+        <w:t>nd</w:t>
+      </w:r>
+      <w:r>
+        <w:rPr>
+          <w:rFonts w:hint="eastAsia"/>
+        </w:rPr>
+        <w:t>後面有</w:t>
+      </w:r>
+      <w:r>
+        <w:rPr>
+          <w:rFonts w:hint="eastAsia"/>
+        </w:rPr>
+        <w:t>b</w:t>
+      </w:r>
+      <w:r>
+        <w:t>e</w:t>
+      </w:r>
+      <w:r>
+        <w:rPr>
+          <w:rFonts w:hint="eastAsia"/>
+        </w:rPr>
+        <w:t>動詞被省略</w:t>
+      </w:r>
+      <w:r>
+        <w:rPr>
+          <w:rFonts w:hint="eastAsia"/>
+        </w:rPr>
+        <w:t>:</w:t>
+      </w:r>
+    </w:p>
+    <w:p>
+      <w:pPr>
+        <w:ind w:rightChars="100" w:right="240"/>
+      </w:pPr>
+      <w:proofErr w:type="gramStart"/>
+      <w:r>
+        <w:t>..</w:t>
+      </w:r>
+      <w:proofErr w:type="gramEnd"/>
+      <w:r>
+        <w:t xml:space="preserve">the system is checked and </w:t>
+      </w:r>
+      <w:r>
+        <w:rPr>
+          <w:strike/>
+        </w:rPr>
+        <w:t>is</w:t>
+      </w:r>
+      <w:r>
+        <w:t xml:space="preserve"> launched..</w:t>
+      </w:r>
+    </w:p>
+    <w:p>
+      <w:pPr>
+        <w:ind w:rightChars="100" w:right="240"/>
+      </w:pPr>
+    </w:p>
+    <w:p>
+      <w:pPr>
+        <w:ind w:rightChars="100" w:right="240"/>
+      </w:pPr>
+      <w:r>
+        <w:rPr>
+          <w:rFonts w:hint="eastAsia"/>
+        </w:rPr>
+        <w:t>B</w:t>
+      </w:r>
+      <w:r>
+        <w:t>y the time +S+V(s),</w:t>
+      </w:r>
+      <w:r>
+        <w:t xml:space="preserve"> </w:t>
+      </w:r>
+      <w:proofErr w:type="spellStart"/>
+      <w:r>
+        <w:t>S+will</w:t>
+      </w:r>
+      <w:proofErr w:type="spellEnd"/>
+      <w:r>
+        <w:t xml:space="preserve"> have PP</w:t>
+      </w:r>
+    </w:p>
+    <w:p>
+      <w:pPr>
+        <w:ind w:rightChars="100" w:right="240"/>
+      </w:pPr>
+      <w:r>
+        <w:t>By the time Chris goes(</w:t>
+      </w:r>
+      <w:r>
+        <w:rPr>
+          <w:rFonts w:hint="eastAsia"/>
+        </w:rPr>
+        <w:t>未來後事件</w:t>
+      </w:r>
+      <w:r>
+        <w:rPr>
+          <w:rFonts w:hint="eastAsia"/>
+        </w:rPr>
+        <w:t>)</w:t>
+      </w:r>
+      <w:proofErr w:type="spellStart"/>
+      <w:r>
+        <w:t>home,he</w:t>
+      </w:r>
+      <w:proofErr w:type="spellEnd"/>
+      <w:r>
+        <w:t xml:space="preserve"> will have had(</w:t>
+      </w:r>
+      <w:r>
+        <w:rPr>
+          <w:rFonts w:hint="eastAsia"/>
+        </w:rPr>
+        <w:t>未來先事件</w:t>
+      </w:r>
+      <w:r>
+        <w:rPr>
+          <w:rFonts w:hint="eastAsia"/>
+        </w:rPr>
+        <w:t>)</w:t>
+      </w:r>
+      <w:r>
+        <w:t>lunch.</w:t>
+      </w:r>
+    </w:p>
+    <w:p>
+      <w:pPr>
+        <w:ind w:rightChars="100" w:right="240"/>
+      </w:pPr>
+    </w:p>
+    <w:p>
+      <w:pPr>
+        <w:ind w:rightChars="100" w:right="240"/>
+      </w:pPr>
+      <w:r>
+        <w:t xml:space="preserve">By the </w:t>
+      </w:r>
+      <w:proofErr w:type="spellStart"/>
+      <w:r>
+        <w:t>time+S+Ved</w:t>
+      </w:r>
+      <w:proofErr w:type="spellEnd"/>
+      <w:r>
+        <w:t>,</w:t>
+      </w:r>
+      <w:r>
+        <w:t xml:space="preserve"> </w:t>
+      </w:r>
+      <w:proofErr w:type="spellStart"/>
+      <w:r>
+        <w:t>S+had</w:t>
+      </w:r>
+      <w:proofErr w:type="spellEnd"/>
+      <w:r>
+        <w:t xml:space="preserve"> PP</w:t>
+      </w:r>
+    </w:p>
+    <w:p>
+      <w:pPr>
+        <w:ind w:rightChars="100" w:right="240"/>
+      </w:pPr>
+      <w:r>
+        <w:t>By the time Chris went(</w:t>
+      </w:r>
+      <w:r>
+        <w:rPr>
+          <w:rFonts w:hint="eastAsia"/>
+        </w:rPr>
+        <w:t>過去後事件</w:t>
+      </w:r>
+      <w:r>
+        <w:rPr>
+          <w:rFonts w:hint="eastAsia"/>
+        </w:rPr>
+        <w:t>)</w:t>
+      </w:r>
+      <w:proofErr w:type="spellStart"/>
+      <w:r>
+        <w:t>home,he</w:t>
+      </w:r>
+      <w:proofErr w:type="spellEnd"/>
+      <w:r>
+        <w:t xml:space="preserve"> had had(</w:t>
+      </w:r>
+      <w:r>
+        <w:rPr>
+          <w:rFonts w:hint="eastAsia"/>
+        </w:rPr>
+        <w:t>過去先事件</w:t>
+      </w:r>
+      <w:r>
+        <w:rPr>
+          <w:rFonts w:hint="eastAsia"/>
+        </w:rPr>
+        <w:t>)</w:t>
+      </w:r>
+      <w:r>
+        <w:t>lunch.</w:t>
+      </w:r>
+    </w:p>
+    <w:p>
+      <w:pPr>
+        <w:ind w:rightChars="100" w:right="240"/>
       </w:pPr>
     </w:p>
     <w:p>
@@ -5677,6 +6065,95 @@
     </w:lvl>
   </w:abstractNum>
   <w:abstractNum w:abstractNumId="4" w15:restartNumberingAfterBreak="0">
+    <w:nsid w:val="19614772"/>
+    <w:multiLevelType w:val="hybridMultilevel"/>
+    <w:tmpl w:val="9EE08730"/>
+    <w:lvl w:ilvl="0" w:tplc="5F20B678">
+      <w:start w:val="1"/>
+      <w:numFmt w:val="upperLetter"/>
+      <w:lvlText w:val="(%1)"/>
+      <w:lvlJc w:val="left"/>
+      <w:pPr>
+        <w:ind w:left="360" w:hanging="360"/>
+      </w:pPr>
+      <w:rPr>
+        <w:rFonts w:hint="default"/>
+      </w:rPr>
+    </w:lvl>
+    <w:lvl w:ilvl="1" w:tplc="04090019" w:tentative="1">
+      <w:start w:val="1"/>
+      <w:numFmt w:val="ideographTraditional"/>
+      <w:lvlText w:val="%2、"/>
+      <w:lvlJc w:val="left"/>
+      <w:pPr>
+        <w:ind w:left="960" w:hanging="480"/>
+      </w:pPr>
+    </w:lvl>
+    <w:lvl w:ilvl="2" w:tplc="0409001B" w:tentative="1">
+      <w:start w:val="1"/>
+      <w:numFmt w:val="lowerRoman"/>
+      <w:lvlText w:val="%3."/>
+      <w:lvlJc w:val="right"/>
+      <w:pPr>
+        <w:ind w:left="1440" w:hanging="480"/>
+      </w:pPr>
+    </w:lvl>
+    <w:lvl w:ilvl="3" w:tplc="0409000F" w:tentative="1">
+      <w:start w:val="1"/>
+      <w:numFmt w:val="decimal"/>
+      <w:lvlText w:val="%4."/>
+      <w:lvlJc w:val="left"/>
+      <w:pPr>
+        <w:ind w:left="1920" w:hanging="480"/>
+      </w:pPr>
+    </w:lvl>
+    <w:lvl w:ilvl="4" w:tplc="04090019" w:tentative="1">
+      <w:start w:val="1"/>
+      <w:numFmt w:val="ideographTraditional"/>
+      <w:lvlText w:val="%5、"/>
+      <w:lvlJc w:val="left"/>
+      <w:pPr>
+        <w:ind w:left="2400" w:hanging="480"/>
+      </w:pPr>
+    </w:lvl>
+    <w:lvl w:ilvl="5" w:tplc="0409001B" w:tentative="1">
+      <w:start w:val="1"/>
+      <w:numFmt w:val="lowerRoman"/>
+      <w:lvlText w:val="%6."/>
+      <w:lvlJc w:val="right"/>
+      <w:pPr>
+        <w:ind w:left="2880" w:hanging="480"/>
+      </w:pPr>
+    </w:lvl>
+    <w:lvl w:ilvl="6" w:tplc="0409000F" w:tentative="1">
+      <w:start w:val="1"/>
+      <w:numFmt w:val="decimal"/>
+      <w:lvlText w:val="%7."/>
+      <w:lvlJc w:val="left"/>
+      <w:pPr>
+        <w:ind w:left="3360" w:hanging="480"/>
+      </w:pPr>
+    </w:lvl>
+    <w:lvl w:ilvl="7" w:tplc="04090019" w:tentative="1">
+      <w:start w:val="1"/>
+      <w:numFmt w:val="ideographTraditional"/>
+      <w:lvlText w:val="%8、"/>
+      <w:lvlJc w:val="left"/>
+      <w:pPr>
+        <w:ind w:left="3840" w:hanging="480"/>
+      </w:pPr>
+    </w:lvl>
+    <w:lvl w:ilvl="8" w:tplc="0409001B" w:tentative="1">
+      <w:start w:val="1"/>
+      <w:numFmt w:val="lowerRoman"/>
+      <w:lvlText w:val="%9."/>
+      <w:lvlJc w:val="right"/>
+      <w:pPr>
+        <w:ind w:left="4320" w:hanging="480"/>
+      </w:pPr>
+    </w:lvl>
+  </w:abstractNum>
+  <w:abstractNum w:abstractNumId="5" w15:restartNumberingAfterBreak="0">
     <w:nsid w:val="1E1C4388"/>
     <w:multiLevelType w:val="hybridMultilevel"/>
     <w:tmpl w:val="D56ABD44"/>
@@ -5765,7 +6242,7 @@
       </w:pPr>
     </w:lvl>
   </w:abstractNum>
-  <w:abstractNum w:abstractNumId="5" w15:restartNumberingAfterBreak="0">
+  <w:abstractNum w:abstractNumId="6" w15:restartNumberingAfterBreak="0">
     <w:nsid w:val="28753A57"/>
     <w:multiLevelType w:val="hybridMultilevel"/>
     <w:tmpl w:val="C438525E"/>
@@ -5854,7 +6331,7 @@
       </w:pPr>
     </w:lvl>
   </w:abstractNum>
-  <w:abstractNum w:abstractNumId="6" w15:restartNumberingAfterBreak="0">
+  <w:abstractNum w:abstractNumId="7" w15:restartNumberingAfterBreak="0">
     <w:nsid w:val="2CAC0CB9"/>
     <w:multiLevelType w:val="hybridMultilevel"/>
     <w:tmpl w:val="BA2A6C8E"/>
@@ -5943,7 +6420,7 @@
       </w:pPr>
     </w:lvl>
   </w:abstractNum>
-  <w:abstractNum w:abstractNumId="7" w15:restartNumberingAfterBreak="0">
+  <w:abstractNum w:abstractNumId="8" w15:restartNumberingAfterBreak="0">
     <w:nsid w:val="2E731F0A"/>
     <w:multiLevelType w:val="hybridMultilevel"/>
     <w:tmpl w:val="64D0030A"/>
@@ -6032,7 +6509,7 @@
       </w:pPr>
     </w:lvl>
   </w:abstractNum>
-  <w:abstractNum w:abstractNumId="8" w15:restartNumberingAfterBreak="0">
+  <w:abstractNum w:abstractNumId="9" w15:restartNumberingAfterBreak="0">
     <w:nsid w:val="2F0B7D10"/>
     <w:multiLevelType w:val="hybridMultilevel"/>
     <w:tmpl w:val="6BDE8662"/>
@@ -6121,7 +6598,7 @@
       </w:pPr>
     </w:lvl>
   </w:abstractNum>
-  <w:abstractNum w:abstractNumId="9" w15:restartNumberingAfterBreak="0">
+  <w:abstractNum w:abstractNumId="10" w15:restartNumberingAfterBreak="0">
     <w:nsid w:val="3E102B3C"/>
     <w:multiLevelType w:val="hybridMultilevel"/>
     <w:tmpl w:val="B2D29016"/>
@@ -6210,7 +6687,7 @@
       </w:pPr>
     </w:lvl>
   </w:abstractNum>
-  <w:abstractNum w:abstractNumId="10" w15:restartNumberingAfterBreak="0">
+  <w:abstractNum w:abstractNumId="11" w15:restartNumberingAfterBreak="0">
     <w:nsid w:val="46416485"/>
     <w:multiLevelType w:val="hybridMultilevel"/>
     <w:tmpl w:val="638C880A"/>
@@ -6299,7 +6776,7 @@
       </w:pPr>
     </w:lvl>
   </w:abstractNum>
-  <w:abstractNum w:abstractNumId="11" w15:restartNumberingAfterBreak="0">
+  <w:abstractNum w:abstractNumId="12" w15:restartNumberingAfterBreak="0">
     <w:nsid w:val="6C3331FC"/>
     <w:multiLevelType w:val="hybridMultilevel"/>
     <w:tmpl w:val="76CE4044"/>
@@ -6388,7 +6865,7 @@
       </w:pPr>
     </w:lvl>
   </w:abstractNum>
-  <w:abstractNum w:abstractNumId="12" w15:restartNumberingAfterBreak="0">
+  <w:abstractNum w:abstractNumId="13" w15:restartNumberingAfterBreak="0">
     <w:nsid w:val="71E001DC"/>
     <w:multiLevelType w:val="hybridMultilevel"/>
     <w:tmpl w:val="79A06202"/>
@@ -6477,7 +6954,7 @@
       </w:pPr>
     </w:lvl>
   </w:abstractNum>
-  <w:abstractNum w:abstractNumId="13" w15:restartNumberingAfterBreak="0">
+  <w:abstractNum w:abstractNumId="14" w15:restartNumberingAfterBreak="0">
     <w:nsid w:val="792E1C22"/>
     <w:multiLevelType w:val="hybridMultilevel"/>
     <w:tmpl w:val="948AF110"/>
@@ -6566,7 +7043,7 @@
       </w:pPr>
     </w:lvl>
   </w:abstractNum>
-  <w:abstractNum w:abstractNumId="14" w15:restartNumberingAfterBreak="0">
+  <w:abstractNum w:abstractNumId="15" w15:restartNumberingAfterBreak="0">
     <w:nsid w:val="7A9860CC"/>
     <w:multiLevelType w:val="hybridMultilevel"/>
     <w:tmpl w:val="B81C9542"/>
@@ -6656,49 +7133,52 @@
     </w:lvl>
   </w:abstractNum>
   <w:num w:numId="1" w16cid:durableId="321738916">
-    <w:abstractNumId w:val="6"/>
+    <w:abstractNumId w:val="7"/>
   </w:num>
   <w:num w:numId="2" w16cid:durableId="1923370462">
-    <w:abstractNumId w:val="13"/>
+    <w:abstractNumId w:val="14"/>
   </w:num>
   <w:num w:numId="3" w16cid:durableId="1850631713">
     <w:abstractNumId w:val="2"/>
   </w:num>
   <w:num w:numId="4" w16cid:durableId="1223911488">
-    <w:abstractNumId w:val="7"/>
+    <w:abstractNumId w:val="8"/>
   </w:num>
   <w:num w:numId="5" w16cid:durableId="1387342079">
-    <w:abstractNumId w:val="4"/>
+    <w:abstractNumId w:val="5"/>
   </w:num>
   <w:num w:numId="6" w16cid:durableId="868419771">
-    <w:abstractNumId w:val="14"/>
+    <w:abstractNumId w:val="15"/>
   </w:num>
   <w:num w:numId="7" w16cid:durableId="1478104087">
-    <w:abstractNumId w:val="10"/>
+    <w:abstractNumId w:val="11"/>
   </w:num>
   <w:num w:numId="8" w16cid:durableId="227302458">
     <w:abstractNumId w:val="3"/>
   </w:num>
   <w:num w:numId="9" w16cid:durableId="1771463928">
-    <w:abstractNumId w:val="8"/>
+    <w:abstractNumId w:val="9"/>
   </w:num>
   <w:num w:numId="10" w16cid:durableId="1639648166">
+    <w:abstractNumId w:val="13"/>
+  </w:num>
+  <w:num w:numId="11" w16cid:durableId="1181119360">
     <w:abstractNumId w:val="12"/>
   </w:num>
-  <w:num w:numId="11" w16cid:durableId="1181119360">
-    <w:abstractNumId w:val="11"/>
-  </w:num>
   <w:num w:numId="12" w16cid:durableId="1508128250">
-    <w:abstractNumId w:val="9"/>
+    <w:abstractNumId w:val="10"/>
   </w:num>
   <w:num w:numId="13" w16cid:durableId="569461010">
     <w:abstractNumId w:val="1"/>
   </w:num>
   <w:num w:numId="14" w16cid:durableId="894438695">
-    <w:abstractNumId w:val="5"/>
+    <w:abstractNumId w:val="6"/>
   </w:num>
   <w:num w:numId="15" w16cid:durableId="209611563">
     <w:abstractNumId w:val="0"/>
+  </w:num>
+  <w:num w:numId="16" w16cid:durableId="1316759074">
+    <w:abstractNumId w:val="4"/>
   </w:num>
 </w:numbering>
 </file>

--- a/碩一/TOEIC/時態.docx
+++ b/碩一/TOEIC/時態.docx
@@ -5362,17 +5362,11 @@
     <w:p>
       <w:pPr>
         <w:ind w:rightChars="100" w:right="240"/>
-        <w:rPr>
-          <w:rFonts w:hint="eastAsia"/>
-        </w:rPr>
-      </w:pPr>
-    </w:p>
-    <w:p>
-      <w:pPr>
-        <w:ind w:rightChars="100" w:right="240"/>
-        <w:rPr>
-          <w:rFonts w:hint="eastAsia"/>
-        </w:rPr>
+      </w:pPr>
+    </w:p>
+    <w:p>
+      <w:pPr>
+        <w:ind w:rightChars="100" w:right="240"/>
       </w:pPr>
       <w:r>
         <w:t>test runs</w:t>
@@ -5649,6 +5643,1852 @@
       <w:pPr>
         <w:ind w:rightChars="100" w:right="240"/>
       </w:pPr>
+    </w:p>
+    <w:p>
+      <w:pPr>
+        <w:ind w:rightChars="100" w:right="240"/>
+      </w:pPr>
+    </w:p>
+    <w:p>
+      <w:pPr>
+        <w:ind w:rightChars="100" w:right="240"/>
+      </w:pPr>
+    </w:p>
+    <w:p>
+      <w:pPr>
+        <w:ind w:rightChars="100" w:right="240"/>
+      </w:pPr>
+    </w:p>
+    <w:p>
+      <w:pPr>
+        <w:ind w:rightChars="100" w:right="240"/>
+        <w:rPr>
+          <w:rFonts w:hint="eastAsia"/>
+        </w:rPr>
+      </w:pPr>
+    </w:p>
+    <w:p>
+      <w:pPr>
+        <w:rPr>
+          <w:color w:val="000000" w:themeColor="text1"/>
+        </w:rPr>
+      </w:pPr>
+      <w:r>
+        <w:rPr>
+          <w:color w:val="FF0000"/>
+        </w:rPr>
+        <w:lastRenderedPageBreak/>
+        <w:t xml:space="preserve">Since </w:t>
+      </w:r>
+      <w:r>
+        <w:rPr>
+          <w:color w:val="000000" w:themeColor="text1"/>
+        </w:rPr>
+        <w:t xml:space="preserve">the conversion into lights out manufacturing,27% </w:t>
+      </w:r>
+      <w:r>
+        <w:rPr>
+          <w:color w:val="FF0000"/>
+        </w:rPr>
+        <w:t xml:space="preserve">increase </w:t>
+      </w:r>
+      <w:r>
+        <w:rPr>
+          <w:color w:val="000000" w:themeColor="text1"/>
+        </w:rPr>
+        <w:t xml:space="preserve">in sales </w:t>
+      </w:r>
+      <w:r>
+        <w:rPr>
+          <w:color w:val="000000" w:themeColor="text1"/>
+          <w:highlight w:val="yellow"/>
+        </w:rPr>
+        <w:t>has been experienced</w:t>
+      </w:r>
+      <w:r>
+        <w:rPr>
+          <w:color w:val="000000" w:themeColor="text1"/>
+        </w:rPr>
+        <w:t xml:space="preserve"> </w:t>
+      </w:r>
+      <w:r>
+        <w:rPr>
+          <w:color w:val="FF0000"/>
+        </w:rPr>
+        <w:t xml:space="preserve">by </w:t>
+      </w:r>
+      <w:r>
+        <w:rPr>
+          <w:color w:val="000000" w:themeColor="text1"/>
+        </w:rPr>
+        <w:t>Lesta Co. in a matter of 2 months.</w:t>
+      </w:r>
+    </w:p>
+    <w:p>
+      <w:pPr>
+        <w:rPr>
+          <w:color w:val="000000" w:themeColor="text1"/>
+        </w:rPr>
+      </w:pPr>
+      <w:r>
+        <w:rPr>
+          <w:color w:val="000000" w:themeColor="text1"/>
+          <w:highlight w:val="yellow"/>
+        </w:rPr>
+        <w:t>(A)has been experienced</w:t>
+      </w:r>
+      <w:r>
+        <w:rPr>
+          <w:rFonts w:hint="eastAsia"/>
+          <w:color w:val="000000" w:themeColor="text1"/>
+          <w:highlight w:val="yellow"/>
+        </w:rPr>
+        <w:t xml:space="preserve"> </w:t>
+      </w:r>
+      <w:r>
+        <w:rPr>
+          <w:rFonts w:hint="eastAsia"/>
+          <w:color w:val="000000" w:themeColor="text1"/>
+          <w:highlight w:val="yellow"/>
+        </w:rPr>
+        <w:t>現在完成</w:t>
+      </w:r>
+      <w:r>
+        <w:rPr>
+          <w:rFonts w:hint="eastAsia"/>
+          <w:color w:val="000000" w:themeColor="text1"/>
+          <w:highlight w:val="yellow"/>
+        </w:rPr>
+        <w:t>(</w:t>
+      </w:r>
+      <w:r>
+        <w:rPr>
+          <w:rFonts w:hint="eastAsia"/>
+          <w:color w:val="000000" w:themeColor="text1"/>
+          <w:highlight w:val="yellow"/>
+        </w:rPr>
+        <w:t>被</w:t>
+      </w:r>
+      <w:r>
+        <w:rPr>
+          <w:rFonts w:hint="eastAsia"/>
+          <w:color w:val="000000" w:themeColor="text1"/>
+          <w:highlight w:val="yellow"/>
+        </w:rPr>
+        <w:t>)</w:t>
+      </w:r>
+      <w:r>
+        <w:rPr>
+          <w:rFonts w:hint="eastAsia"/>
+          <w:color w:val="000000" w:themeColor="text1"/>
+          <w:highlight w:val="yellow"/>
+        </w:rPr>
+        <w:t>單數</w:t>
+      </w:r>
+      <w:r>
+        <w:rPr>
+          <w:color w:val="000000" w:themeColor="text1"/>
+        </w:rPr>
+        <w:t>(B)have experienced</w:t>
+      </w:r>
+      <w:r>
+        <w:rPr>
+          <w:rFonts w:hint="eastAsia"/>
+          <w:color w:val="000000" w:themeColor="text1"/>
+        </w:rPr>
+        <w:t>現在完成</w:t>
+      </w:r>
+      <w:r>
+        <w:rPr>
+          <w:rFonts w:hint="eastAsia"/>
+          <w:color w:val="000000" w:themeColor="text1"/>
+        </w:rPr>
+        <w:t>(</w:t>
+      </w:r>
+      <w:r>
+        <w:rPr>
+          <w:rFonts w:hint="eastAsia"/>
+          <w:color w:val="000000" w:themeColor="text1"/>
+        </w:rPr>
+        <w:t>主</w:t>
+      </w:r>
+      <w:r>
+        <w:rPr>
+          <w:rFonts w:hint="eastAsia"/>
+          <w:color w:val="000000" w:themeColor="text1"/>
+        </w:rPr>
+        <w:t>)</w:t>
+      </w:r>
+      <w:r>
+        <w:rPr>
+          <w:rFonts w:hint="eastAsia"/>
+          <w:color w:val="000000" w:themeColor="text1"/>
+        </w:rPr>
+        <w:t>複數</w:t>
+      </w:r>
+      <w:r>
+        <w:rPr>
+          <w:color w:val="000000" w:themeColor="text1"/>
+        </w:rPr>
+        <w:t>(C)has experienced</w:t>
+      </w:r>
+      <w:r>
+        <w:rPr>
+          <w:rFonts w:hint="eastAsia"/>
+          <w:color w:val="000000" w:themeColor="text1"/>
+        </w:rPr>
+        <w:t>現在完成</w:t>
+      </w:r>
+      <w:r>
+        <w:rPr>
+          <w:rFonts w:hint="eastAsia"/>
+          <w:color w:val="000000" w:themeColor="text1"/>
+        </w:rPr>
+        <w:t>(</w:t>
+      </w:r>
+      <w:r>
+        <w:rPr>
+          <w:rFonts w:hint="eastAsia"/>
+          <w:color w:val="000000" w:themeColor="text1"/>
+        </w:rPr>
+        <w:t>主</w:t>
+      </w:r>
+      <w:r>
+        <w:rPr>
+          <w:rFonts w:hint="eastAsia"/>
+          <w:color w:val="000000" w:themeColor="text1"/>
+        </w:rPr>
+        <w:t>)</w:t>
+      </w:r>
+      <w:r>
+        <w:rPr>
+          <w:rFonts w:hint="eastAsia"/>
+          <w:color w:val="000000" w:themeColor="text1"/>
+        </w:rPr>
+        <w:t>單數</w:t>
+      </w:r>
+      <w:r>
+        <w:rPr>
+          <w:color w:val="000000" w:themeColor="text1"/>
+        </w:rPr>
+        <w:t>(D)have been experienced</w:t>
+      </w:r>
+      <w:r>
+        <w:rPr>
+          <w:rFonts w:hint="eastAsia"/>
+          <w:color w:val="000000" w:themeColor="text1"/>
+        </w:rPr>
+        <w:t>現在完成</w:t>
+      </w:r>
+      <w:r>
+        <w:rPr>
+          <w:rFonts w:hint="eastAsia"/>
+          <w:color w:val="000000" w:themeColor="text1"/>
+        </w:rPr>
+        <w:t>(</w:t>
+      </w:r>
+      <w:r>
+        <w:rPr>
+          <w:rFonts w:hint="eastAsia"/>
+          <w:color w:val="000000" w:themeColor="text1"/>
+        </w:rPr>
+        <w:t>被</w:t>
+      </w:r>
+      <w:r>
+        <w:rPr>
+          <w:rFonts w:hint="eastAsia"/>
+          <w:color w:val="000000" w:themeColor="text1"/>
+        </w:rPr>
+        <w:t>)</w:t>
+      </w:r>
+      <w:r>
+        <w:rPr>
+          <w:rFonts w:hint="eastAsia"/>
+          <w:color w:val="000000" w:themeColor="text1"/>
+        </w:rPr>
+        <w:t>複</w:t>
+      </w:r>
+      <w:r>
+        <w:rPr>
+          <w:rFonts w:hint="eastAsia"/>
+          <w:color w:val="000000" w:themeColor="text1"/>
+        </w:rPr>
+        <w:t>數</w:t>
+      </w:r>
+    </w:p>
+    <w:p>
+      <w:pPr>
+        <w:ind w:rightChars="100" w:right="240"/>
+      </w:pPr>
+    </w:p>
+    <w:p>
+      <w:pPr>
+        <w:ind w:rightChars="100" w:right="240"/>
+        <w:rPr>
+          <w:color w:val="000000" w:themeColor="text1"/>
+        </w:rPr>
+      </w:pPr>
+      <w:r>
+        <w:rPr>
+          <w:color w:val="000000" w:themeColor="text1"/>
+        </w:rPr>
+        <w:t>C</w:t>
+      </w:r>
+      <w:r>
+        <w:rPr>
+          <w:color w:val="000000" w:themeColor="text1"/>
+        </w:rPr>
+        <w:t>onversion</w:t>
+      </w:r>
+      <w:r>
+        <w:rPr>
+          <w:color w:val="000000" w:themeColor="text1"/>
+        </w:rPr>
+        <w:t xml:space="preserve"> n.</w:t>
+      </w:r>
+      <w:r>
+        <w:rPr>
+          <w:rFonts w:hint="eastAsia"/>
+          <w:color w:val="000000" w:themeColor="text1"/>
+        </w:rPr>
+        <w:t>轉化</w:t>
+      </w:r>
+      <w:r>
+        <w:rPr>
+          <w:rFonts w:hint="eastAsia"/>
+          <w:color w:val="000000" w:themeColor="text1"/>
+        </w:rPr>
+        <w:t>/</w:t>
+      </w:r>
+      <w:r>
+        <w:rPr>
+          <w:rFonts w:hint="eastAsia"/>
+          <w:color w:val="000000" w:themeColor="text1"/>
+        </w:rPr>
+        <w:t>改變、</w:t>
+      </w:r>
+      <w:r>
+        <w:rPr>
+          <w:color w:val="000000" w:themeColor="text1"/>
+        </w:rPr>
+        <w:t>lights out manufacturing</w:t>
+      </w:r>
+      <w:r>
+        <w:rPr>
+          <w:rFonts w:hint="eastAsia"/>
+          <w:color w:val="000000" w:themeColor="text1"/>
+        </w:rPr>
+        <w:t>無人工廠</w:t>
+      </w:r>
+    </w:p>
+    <w:p>
+      <w:pPr>
+        <w:ind w:rightChars="100" w:right="240"/>
+        <w:rPr>
+          <w:color w:val="000000" w:themeColor="text1"/>
+        </w:rPr>
+      </w:pPr>
+      <w:r>
+        <w:rPr>
+          <w:color w:val="000000" w:themeColor="text1"/>
+        </w:rPr>
+        <w:t>in a matter of</w:t>
+      </w:r>
+      <w:r>
+        <w:rPr>
+          <w:rFonts w:hint="eastAsia"/>
+          <w:color w:val="000000" w:themeColor="text1"/>
+        </w:rPr>
+        <w:t>在短短的</w:t>
+      </w:r>
+      <w:r>
+        <w:rPr>
+          <w:rFonts w:hint="eastAsia"/>
+          <w:color w:val="000000" w:themeColor="text1"/>
+        </w:rPr>
+        <w:t>.</w:t>
+      </w:r>
+      <w:r>
+        <w:rPr>
+          <w:color w:val="000000" w:themeColor="text1"/>
+        </w:rPr>
+        <w:t>.</w:t>
+      </w:r>
+      <w:r>
+        <w:rPr>
+          <w:rFonts w:hint="eastAsia"/>
+          <w:color w:val="000000" w:themeColor="text1"/>
+        </w:rPr>
+        <w:t>內、</w:t>
+      </w:r>
+    </w:p>
+    <w:p>
+      <w:pPr>
+        <w:ind w:rightChars="100" w:right="240"/>
+        <w:rPr>
+          <w:rFonts w:hint="eastAsia"/>
+          <w:color w:val="000000" w:themeColor="text1"/>
+        </w:rPr>
+      </w:pPr>
+    </w:p>
+    <w:p>
+      <w:pPr>
+        <w:ind w:rightChars="100" w:right="240"/>
+        <w:rPr>
+          <w:rFonts w:hint="eastAsia"/>
+        </w:rPr>
+      </w:pPr>
+      <w:r>
+        <w:rPr>
+          <w:rFonts w:hint="eastAsia"/>
+          <w:color w:val="000000" w:themeColor="text1"/>
+        </w:rPr>
+        <w:t>s</w:t>
+      </w:r>
+      <w:r>
+        <w:rPr>
+          <w:color w:val="000000" w:themeColor="text1"/>
+        </w:rPr>
+        <w:t>ince +N /</w:t>
+      </w:r>
+      <w:r>
+        <w:rPr>
+          <w:color w:val="000000" w:themeColor="text1"/>
+        </w:rPr>
+        <w:t xml:space="preserve"> </w:t>
+      </w:r>
+      <w:proofErr w:type="spellStart"/>
+      <w:r>
+        <w:rPr>
+          <w:color w:val="000000" w:themeColor="text1"/>
+        </w:rPr>
+        <w:t>S+Ved</w:t>
+      </w:r>
+      <w:proofErr w:type="spellEnd"/>
+      <w:r>
+        <w:rPr>
+          <w:color w:val="000000" w:themeColor="text1"/>
+        </w:rPr>
+        <w:t>,</w:t>
+      </w:r>
+      <w:r>
+        <w:rPr>
+          <w:rFonts w:hint="eastAsia"/>
+        </w:rPr>
+        <w:t xml:space="preserve"> </w:t>
+      </w:r>
+      <w:proofErr w:type="spellStart"/>
+      <w:r>
+        <w:t>S+have+PP</w:t>
+      </w:r>
+      <w:proofErr w:type="spellEnd"/>
+      <w:r>
+        <w:t>/</w:t>
+      </w:r>
+      <w:proofErr w:type="spellStart"/>
+      <w:r>
+        <w:t>S+have</w:t>
+      </w:r>
+      <w:proofErr w:type="spellEnd"/>
+      <w:r>
+        <w:t xml:space="preserve"> been Ving</w:t>
+      </w:r>
+    </w:p>
+    <w:p>
+      <w:pPr>
+        <w:ind w:rightChars="100" w:right="240"/>
+      </w:pPr>
+      <w:r>
+        <w:t>27% increase</w:t>
+      </w:r>
+      <w:r>
+        <w:t xml:space="preserve"> </w:t>
+      </w:r>
+      <w:r>
+        <w:rPr>
+          <w:rFonts w:hint="eastAsia"/>
+        </w:rPr>
+        <w:t>是單數主詞，因此需要單數動詞，</w:t>
+      </w:r>
+      <w:r>
+        <w:rPr>
+          <w:rFonts w:hint="eastAsia"/>
+        </w:rPr>
+        <w:t>b</w:t>
+      </w:r>
+      <w:r>
+        <w:rPr>
+          <w:rFonts w:hint="eastAsia"/>
+        </w:rPr>
+        <w:t>、</w:t>
+      </w:r>
+      <w:r>
+        <w:rPr>
+          <w:rFonts w:hint="eastAsia"/>
+        </w:rPr>
+        <w:t>d</w:t>
+      </w:r>
+      <w:r>
+        <w:rPr>
+          <w:rFonts w:hint="eastAsia"/>
+        </w:rPr>
+        <w:t>不是</w:t>
+      </w:r>
+    </w:p>
+    <w:p>
+      <w:pPr>
+        <w:ind w:rightChars="100" w:right="240"/>
+      </w:pPr>
+    </w:p>
+    <w:p>
+      <w:pPr>
+        <w:ind w:rightChars="100" w:right="240"/>
+      </w:pPr>
+      <w:r>
+        <w:t xml:space="preserve">Since the conversion into lights out </w:t>
+      </w:r>
+      <w:proofErr w:type="spellStart"/>
+      <w:proofErr w:type="gramStart"/>
+      <w:r>
+        <w:t>manufacturing,</w:t>
+      </w:r>
+      <w:r>
+        <w:rPr>
+          <w:color w:val="FF0000"/>
+        </w:rPr>
+        <w:t>Lesta</w:t>
+      </w:r>
+      <w:proofErr w:type="spellEnd"/>
+      <w:proofErr w:type="gramEnd"/>
+      <w:r>
+        <w:rPr>
+          <w:color w:val="FF0000"/>
+        </w:rPr>
+        <w:t xml:space="preserve"> Co</w:t>
+      </w:r>
+      <w:r>
+        <w:t xml:space="preserve">. </w:t>
+      </w:r>
+      <w:r>
+        <w:rPr>
+          <w:color w:val="000000" w:themeColor="text1"/>
+          <w:highlight w:val="yellow"/>
+        </w:rPr>
+        <w:t>has experienced</w:t>
+      </w:r>
+      <w:r>
+        <w:t xml:space="preserve"> </w:t>
+      </w:r>
+      <w:r>
+        <w:rPr>
+          <w:color w:val="FF0000"/>
+        </w:rPr>
+        <w:t>27% increase</w:t>
+      </w:r>
+      <w:r>
+        <w:t xml:space="preserve"> in sales in a matter of 2 months.</w:t>
+      </w:r>
+    </w:p>
+    <w:p>
+      <w:pPr>
+        <w:rPr>
+          <w:color w:val="000000" w:themeColor="text1"/>
+        </w:rPr>
+      </w:pPr>
+      <w:r>
+        <w:rPr>
+          <w:rFonts w:hint="eastAsia"/>
+        </w:rPr>
+        <w:t>(</w:t>
+      </w:r>
+      <w:r>
+        <w:t>A)has been experienced</w:t>
+      </w:r>
+      <w:r>
+        <w:rPr>
+          <w:rFonts w:hint="eastAsia"/>
+          <w:color w:val="000000" w:themeColor="text1"/>
+        </w:rPr>
+        <w:t>現在完成</w:t>
+      </w:r>
+      <w:r>
+        <w:rPr>
+          <w:rFonts w:hint="eastAsia"/>
+          <w:color w:val="000000" w:themeColor="text1"/>
+        </w:rPr>
+        <w:t>(</w:t>
+      </w:r>
+      <w:r>
+        <w:rPr>
+          <w:rFonts w:hint="eastAsia"/>
+          <w:color w:val="000000" w:themeColor="text1"/>
+        </w:rPr>
+        <w:t>被</w:t>
+      </w:r>
+      <w:r>
+        <w:rPr>
+          <w:rFonts w:hint="eastAsia"/>
+          <w:color w:val="000000" w:themeColor="text1"/>
+        </w:rPr>
+        <w:t>)</w:t>
+      </w:r>
+      <w:r>
+        <w:rPr>
+          <w:rFonts w:hint="eastAsia"/>
+          <w:color w:val="000000" w:themeColor="text1"/>
+        </w:rPr>
+        <w:t>單數</w:t>
+      </w:r>
+      <w:r>
+        <w:rPr>
+          <w:color w:val="000000" w:themeColor="text1"/>
+        </w:rPr>
+        <w:t>(B)have experienced</w:t>
+      </w:r>
+      <w:r>
+        <w:rPr>
+          <w:rFonts w:hint="eastAsia"/>
+          <w:color w:val="000000" w:themeColor="text1"/>
+        </w:rPr>
+        <w:t>現在完成</w:t>
+      </w:r>
+      <w:r>
+        <w:rPr>
+          <w:rFonts w:hint="eastAsia"/>
+          <w:color w:val="000000" w:themeColor="text1"/>
+        </w:rPr>
+        <w:t>(</w:t>
+      </w:r>
+      <w:r>
+        <w:rPr>
+          <w:rFonts w:hint="eastAsia"/>
+          <w:color w:val="000000" w:themeColor="text1"/>
+        </w:rPr>
+        <w:t>主</w:t>
+      </w:r>
+      <w:r>
+        <w:rPr>
+          <w:rFonts w:hint="eastAsia"/>
+          <w:color w:val="000000" w:themeColor="text1"/>
+        </w:rPr>
+        <w:t>)</w:t>
+      </w:r>
+      <w:r>
+        <w:rPr>
+          <w:rFonts w:hint="eastAsia"/>
+          <w:color w:val="000000" w:themeColor="text1"/>
+        </w:rPr>
+        <w:t>複數</w:t>
+      </w:r>
+      <w:r>
+        <w:rPr>
+          <w:color w:val="000000" w:themeColor="text1"/>
+          <w:highlight w:val="yellow"/>
+        </w:rPr>
+        <w:t>(C)has experienced</w:t>
+      </w:r>
+      <w:r>
+        <w:rPr>
+          <w:rFonts w:hint="eastAsia"/>
+          <w:color w:val="000000" w:themeColor="text1"/>
+          <w:highlight w:val="yellow"/>
+        </w:rPr>
+        <w:t>現在完成</w:t>
+      </w:r>
+      <w:r>
+        <w:rPr>
+          <w:rFonts w:hint="eastAsia"/>
+          <w:color w:val="000000" w:themeColor="text1"/>
+          <w:highlight w:val="yellow"/>
+        </w:rPr>
+        <w:t>(</w:t>
+      </w:r>
+      <w:r>
+        <w:rPr>
+          <w:rFonts w:hint="eastAsia"/>
+          <w:color w:val="000000" w:themeColor="text1"/>
+          <w:highlight w:val="yellow"/>
+        </w:rPr>
+        <w:t>主</w:t>
+      </w:r>
+      <w:r>
+        <w:rPr>
+          <w:rFonts w:hint="eastAsia"/>
+          <w:color w:val="000000" w:themeColor="text1"/>
+          <w:highlight w:val="yellow"/>
+        </w:rPr>
+        <w:t>)</w:t>
+      </w:r>
+      <w:r>
+        <w:rPr>
+          <w:rFonts w:hint="eastAsia"/>
+          <w:color w:val="000000" w:themeColor="text1"/>
+          <w:highlight w:val="yellow"/>
+        </w:rPr>
+        <w:t>單數</w:t>
+      </w:r>
+      <w:r>
+        <w:rPr>
+          <w:color w:val="000000" w:themeColor="text1"/>
+        </w:rPr>
+        <w:t>(D)have been experienced</w:t>
+      </w:r>
+      <w:r>
+        <w:rPr>
+          <w:rFonts w:hint="eastAsia"/>
+          <w:color w:val="000000" w:themeColor="text1"/>
+        </w:rPr>
+        <w:t>現在完成</w:t>
+      </w:r>
+      <w:r>
+        <w:rPr>
+          <w:rFonts w:hint="eastAsia"/>
+          <w:color w:val="000000" w:themeColor="text1"/>
+        </w:rPr>
+        <w:t>(</w:t>
+      </w:r>
+      <w:r>
+        <w:rPr>
+          <w:rFonts w:hint="eastAsia"/>
+          <w:color w:val="000000" w:themeColor="text1"/>
+        </w:rPr>
+        <w:t>被</w:t>
+      </w:r>
+      <w:r>
+        <w:rPr>
+          <w:rFonts w:hint="eastAsia"/>
+          <w:color w:val="000000" w:themeColor="text1"/>
+        </w:rPr>
+        <w:t>)</w:t>
+      </w:r>
+      <w:r>
+        <w:rPr>
+          <w:rFonts w:hint="eastAsia"/>
+          <w:color w:val="000000" w:themeColor="text1"/>
+        </w:rPr>
+        <w:t>複數</w:t>
+      </w:r>
+    </w:p>
+    <w:p>
+      <w:pPr>
+        <w:ind w:rightChars="100" w:right="240"/>
+      </w:pPr>
+    </w:p>
+    <w:p>
+      <w:pPr>
+        <w:ind w:rightChars="100" w:right="240"/>
+      </w:pPr>
+      <w:r>
+        <w:rPr>
+          <w:rFonts w:hint="eastAsia"/>
+        </w:rPr>
+        <w:t>空格前後方都是名詞</w:t>
+      </w:r>
+      <w:r>
+        <w:rPr>
+          <w:rFonts w:hint="eastAsia"/>
+        </w:rPr>
+        <w:t xml:space="preserve"> </w:t>
+      </w:r>
+      <w:r>
+        <w:t>-&gt;</w:t>
+      </w:r>
+      <w:r>
+        <w:rPr>
+          <w:rFonts w:hint="eastAsia"/>
+        </w:rPr>
+        <w:t>主動</w:t>
+      </w:r>
+    </w:p>
+    <w:p>
+      <w:pPr>
+        <w:ind w:rightChars="100" w:right="240"/>
+      </w:pPr>
+    </w:p>
+    <w:p>
+      <w:pPr>
+        <w:ind w:rightChars="100" w:right="240"/>
+      </w:pPr>
+      <w:r>
+        <w:t xml:space="preserve">Due to inclement weather </w:t>
+      </w:r>
+      <w:proofErr w:type="spellStart"/>
+      <w:proofErr w:type="gramStart"/>
+      <w:r>
+        <w:t>conditions,</w:t>
+      </w:r>
+      <w:r>
+        <w:rPr>
+          <w:color w:val="FF0000"/>
+        </w:rPr>
+        <w:t>Lion</w:t>
+      </w:r>
+      <w:proofErr w:type="spellEnd"/>
+      <w:proofErr w:type="gramEnd"/>
+      <w:r>
+        <w:rPr>
+          <w:color w:val="FF0000"/>
+        </w:rPr>
+        <w:t xml:space="preserve"> Airways</w:t>
+      </w:r>
+      <w:r>
+        <w:t xml:space="preserve"> </w:t>
+      </w:r>
+      <w:r>
+        <w:rPr>
+          <w:highlight w:val="yellow"/>
+        </w:rPr>
+        <w:t>canceled</w:t>
+      </w:r>
+      <w:r>
+        <w:t xml:space="preserve"> </w:t>
+      </w:r>
+      <w:r>
+        <w:rPr>
+          <w:color w:val="FF0000"/>
+        </w:rPr>
+        <w:t xml:space="preserve">all flights </w:t>
+      </w:r>
+      <w:r>
+        <w:t>(</w:t>
+      </w:r>
+      <w:r>
+        <w:rPr>
+          <w:strike/>
+        </w:rPr>
+        <w:t>which are</w:t>
+      </w:r>
+      <w:r>
+        <w:t>)</w:t>
+      </w:r>
+      <w:r>
+        <w:t>departing from Heathrow Airport.</w:t>
+      </w:r>
+    </w:p>
+    <w:p>
+      <w:pPr>
+        <w:ind w:rightChars="100" w:right="240"/>
+      </w:pPr>
+      <w:r>
+        <w:rPr>
+          <w:highlight w:val="yellow"/>
+        </w:rPr>
+        <w:t>(A)canceled</w:t>
+      </w:r>
+      <w:r>
+        <w:rPr>
+          <w:rFonts w:hint="eastAsia"/>
+          <w:highlight w:val="yellow"/>
+        </w:rPr>
+        <w:t>過去簡單</w:t>
+      </w:r>
+      <w:r>
+        <w:rPr>
+          <w:rFonts w:hint="eastAsia"/>
+          <w:highlight w:val="yellow"/>
+        </w:rPr>
+        <w:t>(</w:t>
+      </w:r>
+      <w:r>
+        <w:rPr>
+          <w:rFonts w:hint="eastAsia"/>
+          <w:highlight w:val="yellow"/>
+        </w:rPr>
+        <w:t>主</w:t>
+      </w:r>
+      <w:r>
+        <w:rPr>
+          <w:rFonts w:hint="eastAsia"/>
+          <w:highlight w:val="yellow"/>
+        </w:rPr>
+        <w:t>)</w:t>
+      </w:r>
+      <w:r>
+        <w:t>(B)has been canceled</w:t>
+      </w:r>
+      <w:r>
+        <w:rPr>
+          <w:rFonts w:hint="eastAsia"/>
+        </w:rPr>
+        <w:t>現在完成</w:t>
+      </w:r>
+      <w:r>
+        <w:rPr>
+          <w:rFonts w:hint="eastAsia"/>
+        </w:rPr>
+        <w:t>(</w:t>
+      </w:r>
+      <w:r>
+        <w:rPr>
+          <w:rFonts w:hint="eastAsia"/>
+        </w:rPr>
+        <w:t>被</w:t>
+      </w:r>
+      <w:r>
+        <w:rPr>
+          <w:rFonts w:hint="eastAsia"/>
+        </w:rPr>
+        <w:t>)</w:t>
+      </w:r>
+      <w:r>
+        <w:rPr>
+          <w:rFonts w:hint="eastAsia"/>
+        </w:rPr>
+        <w:t>單</w:t>
+      </w:r>
+      <w:r>
+        <w:t>(C)have been canceled</w:t>
+      </w:r>
+      <w:r>
+        <w:rPr>
+          <w:rFonts w:hint="eastAsia"/>
+        </w:rPr>
+        <w:t>現在完成</w:t>
+      </w:r>
+      <w:r>
+        <w:rPr>
+          <w:rFonts w:hint="eastAsia"/>
+        </w:rPr>
+        <w:t>(</w:t>
+      </w:r>
+      <w:r>
+        <w:rPr>
+          <w:rFonts w:hint="eastAsia"/>
+        </w:rPr>
+        <w:t>被</w:t>
+      </w:r>
+      <w:r>
+        <w:rPr>
+          <w:rFonts w:hint="eastAsia"/>
+        </w:rPr>
+        <w:t>)</w:t>
+      </w:r>
+      <w:r>
+        <w:rPr>
+          <w:rFonts w:hint="eastAsia"/>
+        </w:rPr>
+        <w:t>複數</w:t>
+      </w:r>
+      <w:r>
+        <w:t>(D)canceling</w:t>
+      </w:r>
+      <w:r>
+        <w:rPr>
+          <w:rFonts w:hint="eastAsia"/>
+        </w:rPr>
+        <w:t>現在分詞</w:t>
+      </w:r>
+    </w:p>
+    <w:p>
+      <w:pPr>
+        <w:ind w:rightChars="100" w:right="240"/>
+      </w:pPr>
+      <w:r>
+        <w:t>I</w:t>
+      </w:r>
+      <w:r>
+        <w:t>nclement</w:t>
+      </w:r>
+      <w:r>
+        <w:t xml:space="preserve"> adj.</w:t>
+      </w:r>
+      <w:r>
+        <w:rPr>
+          <w:rFonts w:hint="eastAsia"/>
+        </w:rPr>
+        <w:t>惡劣的、</w:t>
+      </w:r>
+      <w:r>
+        <w:t>departing</w:t>
+      </w:r>
+      <w:r>
+        <w:rPr>
+          <w:rFonts w:hint="eastAsia"/>
+        </w:rPr>
+        <w:t xml:space="preserve"> </w:t>
+      </w:r>
+      <w:r>
+        <w:t>v.</w:t>
+      </w:r>
+      <w:r>
+        <w:rPr>
+          <w:rFonts w:hint="eastAsia"/>
+        </w:rPr>
+        <w:t>出境</w:t>
+      </w:r>
+      <w:r>
+        <w:rPr>
+          <w:rFonts w:hint="eastAsia"/>
+        </w:rPr>
+        <w:t>、</w:t>
+      </w:r>
+      <w:r>
+        <w:t xml:space="preserve">arrival </w:t>
+      </w:r>
+      <w:r>
+        <w:rPr>
+          <w:rFonts w:hint="eastAsia"/>
+        </w:rPr>
+        <w:t>入境</w:t>
+      </w:r>
+    </w:p>
+    <w:p>
+      <w:pPr>
+        <w:ind w:rightChars="100" w:right="240"/>
+        <w:rPr>
+          <w:rFonts w:hint="eastAsia"/>
+        </w:rPr>
+      </w:pPr>
+    </w:p>
+    <w:p>
+      <w:pPr>
+        <w:ind w:rightChars="100" w:right="240"/>
+      </w:pPr>
+      <w:r>
+        <w:rPr>
+          <w:rFonts w:hint="eastAsia"/>
+        </w:rPr>
+        <w:t>要用主動，</w:t>
+      </w:r>
+      <w:r>
+        <w:rPr>
+          <w:rFonts w:hint="eastAsia"/>
+        </w:rPr>
+        <w:t>b</w:t>
+      </w:r>
+      <w:r>
+        <w:rPr>
+          <w:rFonts w:hint="eastAsia"/>
+        </w:rPr>
+        <w:t>、</w:t>
+      </w:r>
+      <w:r>
+        <w:rPr>
+          <w:rFonts w:hint="eastAsia"/>
+        </w:rPr>
+        <w:t>c</w:t>
+      </w:r>
+      <w:r>
+        <w:rPr>
+          <w:rFonts w:hint="eastAsia"/>
+        </w:rPr>
+        <w:t>不是</w:t>
+      </w:r>
+    </w:p>
+    <w:p>
+      <w:pPr>
+        <w:ind w:rightChars="100" w:right="240"/>
+        <w:rPr>
+          <w:rFonts w:hint="eastAsia"/>
+        </w:rPr>
+      </w:pPr>
+      <w:r>
+        <w:t>D</w:t>
+      </w:r>
+      <w:r>
+        <w:rPr>
+          <w:rFonts w:hint="eastAsia"/>
+        </w:rPr>
+        <w:t>不是，沒有動詞不能用分詞</w:t>
+      </w:r>
+    </w:p>
+    <w:p>
+      <w:pPr>
+        <w:ind w:rightChars="100" w:right="240"/>
+      </w:pPr>
+    </w:p>
+    <w:p>
+      <w:pPr>
+        <w:ind w:rightChars="100" w:right="240"/>
+      </w:pPr>
+    </w:p>
+    <w:p>
+      <w:pPr>
+        <w:ind w:rightChars="100" w:right="240"/>
+      </w:pPr>
+      <w:r>
+        <w:t xml:space="preserve">Amy </w:t>
+      </w:r>
+      <w:r>
+        <w:rPr>
+          <w:highlight w:val="yellow"/>
+        </w:rPr>
+        <w:t>ate</w:t>
+      </w:r>
+      <w:r>
+        <w:t>/was eaten by hamburgers.</w:t>
+      </w:r>
+    </w:p>
+    <w:p>
+      <w:pPr>
+        <w:ind w:rightChars="100" w:right="240"/>
+      </w:pPr>
+      <w:r>
+        <w:rPr>
+          <w:rFonts w:hint="eastAsia"/>
+        </w:rPr>
+        <w:t>M</w:t>
+      </w:r>
+      <w:r>
+        <w:t>ovies enjoy/</w:t>
+      </w:r>
+      <w:r>
+        <w:rPr>
+          <w:highlight w:val="yellow"/>
+        </w:rPr>
+        <w:t>are enjoyed</w:t>
+      </w:r>
+      <w:r>
+        <w:t xml:space="preserve"> by people</w:t>
+      </w:r>
+    </w:p>
+    <w:p>
+      <w:pPr>
+        <w:ind w:rightChars="100" w:right="240"/>
+      </w:pPr>
+      <w:r>
+        <w:rPr>
+          <w:rFonts w:hint="eastAsia"/>
+        </w:rPr>
+        <w:t>F</w:t>
+      </w:r>
+      <w:r>
+        <w:t xml:space="preserve">lights </w:t>
+      </w:r>
+      <w:r>
+        <w:rPr>
+          <w:highlight w:val="yellow"/>
+        </w:rPr>
+        <w:t>depart</w:t>
+      </w:r>
+      <w:r>
+        <w:t>/are departed hourly.</w:t>
+      </w:r>
+    </w:p>
+    <w:p>
+      <w:pPr>
+        <w:ind w:rightChars="100" w:right="240"/>
+      </w:pPr>
+      <w:r>
+        <w:rPr>
+          <w:rFonts w:hint="eastAsia"/>
+        </w:rPr>
+        <w:t>V</w:t>
+      </w:r>
+      <w:r>
+        <w:t>ideos Upload/</w:t>
+      </w:r>
+      <w:r>
+        <w:rPr>
+          <w:highlight w:val="yellow"/>
+        </w:rPr>
+        <w:t>are uploaded</w:t>
+      </w:r>
+      <w:r>
+        <w:t xml:space="preserve"> daily.</w:t>
+      </w:r>
+    </w:p>
+    <w:p>
+      <w:pPr>
+        <w:ind w:rightChars="100" w:right="240"/>
+      </w:pPr>
+    </w:p>
+    <w:p>
+      <w:pPr>
+        <w:ind w:rightChars="100" w:right="240"/>
+      </w:pPr>
+      <w:r>
+        <w:t xml:space="preserve">Due to inclement weather </w:t>
+      </w:r>
+      <w:proofErr w:type="spellStart"/>
+      <w:proofErr w:type="gramStart"/>
+      <w:r>
+        <w:t>conditions,all</w:t>
+      </w:r>
+      <w:proofErr w:type="spellEnd"/>
+      <w:proofErr w:type="gramEnd"/>
+      <w:r>
+        <w:t xml:space="preserve"> flight</w:t>
+      </w:r>
+      <w:r>
+        <w:rPr>
+          <w:color w:val="FF0000"/>
+        </w:rPr>
+        <w:t>s</w:t>
+      </w:r>
+      <w:r>
+        <w:t xml:space="preserve"> </w:t>
+      </w:r>
+      <w:r>
+        <w:rPr>
+          <w:color w:val="FF0000"/>
+        </w:rPr>
+        <w:t xml:space="preserve"> </w:t>
+      </w:r>
+      <w:r>
+        <w:t>(</w:t>
+      </w:r>
+      <w:r>
+        <w:rPr>
+          <w:strike/>
+        </w:rPr>
+        <w:t>which are</w:t>
+      </w:r>
+      <w:r>
+        <w:t>)</w:t>
+      </w:r>
+      <w:r>
+        <w:t>departing from Heathrow Airport</w:t>
+      </w:r>
+      <w:r>
+        <w:rPr>
+          <w:rFonts w:hint="eastAsia"/>
+        </w:rPr>
+        <w:t xml:space="preserve"> </w:t>
+      </w:r>
+      <w:r>
+        <w:rPr>
+          <w:highlight w:val="yellow"/>
+        </w:rPr>
+        <w:t>have been canceled</w:t>
+      </w:r>
+      <w:r>
+        <w:rPr>
+          <w:rFonts w:hint="eastAsia"/>
+        </w:rPr>
+        <w:t>.</w:t>
+      </w:r>
+    </w:p>
+    <w:p>
+      <w:pPr>
+        <w:ind w:rightChars="100" w:right="240"/>
+      </w:pPr>
+      <w:r>
+        <w:t>(A)canceled</w:t>
+      </w:r>
+      <w:r>
+        <w:rPr>
+          <w:rFonts w:hint="eastAsia"/>
+        </w:rPr>
+        <w:t>過去簡單</w:t>
+      </w:r>
+      <w:r>
+        <w:rPr>
+          <w:rFonts w:hint="eastAsia"/>
+        </w:rPr>
+        <w:t>(</w:t>
+      </w:r>
+      <w:r>
+        <w:rPr>
+          <w:rFonts w:hint="eastAsia"/>
+        </w:rPr>
+        <w:t>主</w:t>
+      </w:r>
+      <w:r>
+        <w:rPr>
+          <w:rFonts w:hint="eastAsia"/>
+        </w:rPr>
+        <w:t>)</w:t>
+      </w:r>
+      <w:r>
+        <w:t>(B)has been canceled</w:t>
+      </w:r>
+      <w:r>
+        <w:rPr>
+          <w:rFonts w:hint="eastAsia"/>
+        </w:rPr>
+        <w:t>現在完成</w:t>
+      </w:r>
+      <w:r>
+        <w:rPr>
+          <w:rFonts w:hint="eastAsia"/>
+        </w:rPr>
+        <w:t>(</w:t>
+      </w:r>
+      <w:r>
+        <w:rPr>
+          <w:rFonts w:hint="eastAsia"/>
+        </w:rPr>
+        <w:t>被</w:t>
+      </w:r>
+      <w:r>
+        <w:rPr>
+          <w:rFonts w:hint="eastAsia"/>
+        </w:rPr>
+        <w:t>)</w:t>
+      </w:r>
+      <w:r>
+        <w:rPr>
+          <w:rFonts w:hint="eastAsia"/>
+        </w:rPr>
+        <w:t>單</w:t>
+      </w:r>
+      <w:r>
+        <w:rPr>
+          <w:highlight w:val="yellow"/>
+        </w:rPr>
+        <w:t>(C)have been canceled</w:t>
+      </w:r>
+      <w:r>
+        <w:rPr>
+          <w:rFonts w:hint="eastAsia"/>
+          <w:highlight w:val="yellow"/>
+        </w:rPr>
+        <w:t>現在完成</w:t>
+      </w:r>
+      <w:r>
+        <w:rPr>
+          <w:rFonts w:hint="eastAsia"/>
+          <w:highlight w:val="yellow"/>
+        </w:rPr>
+        <w:t>(</w:t>
+      </w:r>
+      <w:r>
+        <w:rPr>
+          <w:rFonts w:hint="eastAsia"/>
+          <w:highlight w:val="yellow"/>
+        </w:rPr>
+        <w:t>被</w:t>
+      </w:r>
+      <w:r>
+        <w:rPr>
+          <w:rFonts w:hint="eastAsia"/>
+          <w:highlight w:val="yellow"/>
+        </w:rPr>
+        <w:t>)</w:t>
+      </w:r>
+      <w:r>
+        <w:rPr>
+          <w:rFonts w:hint="eastAsia"/>
+          <w:highlight w:val="yellow"/>
+        </w:rPr>
+        <w:t>複數</w:t>
+      </w:r>
+      <w:r>
+        <w:t>(D)canceling</w:t>
+      </w:r>
+      <w:r>
+        <w:rPr>
+          <w:rFonts w:hint="eastAsia"/>
+        </w:rPr>
+        <w:t>現在分詞</w:t>
+      </w:r>
+    </w:p>
+    <w:p>
+      <w:pPr>
+        <w:ind w:rightChars="100" w:right="240"/>
+      </w:pPr>
+    </w:p>
+    <w:p>
+      <w:pPr>
+        <w:ind w:rightChars="100" w:right="240"/>
+      </w:pPr>
+      <w:r>
+        <w:lastRenderedPageBreak/>
+        <w:t>Which are..</w:t>
+      </w:r>
+      <w:r>
+        <w:rPr>
+          <w:rFonts w:hint="eastAsia"/>
+        </w:rPr>
+        <w:t>後可忽略不看</w:t>
+      </w:r>
+    </w:p>
+    <w:p>
+      <w:pPr>
+        <w:pStyle w:val="a3"/>
+        <w:numPr>
+          <w:ilvl w:val="0"/>
+          <w:numId w:val="18"/>
+        </w:numPr>
+        <w:ind w:leftChars="0" w:rightChars="100" w:right="240"/>
+      </w:pPr>
+      <w:r>
+        <w:t xml:space="preserve">Due to inclement weather </w:t>
+      </w:r>
+      <w:proofErr w:type="spellStart"/>
+      <w:proofErr w:type="gramStart"/>
+      <w:r>
+        <w:t>conditions,all</w:t>
+      </w:r>
+      <w:proofErr w:type="spellEnd"/>
+      <w:proofErr w:type="gramEnd"/>
+      <w:r>
+        <w:t xml:space="preserve"> flights</w:t>
+      </w:r>
+      <w:r>
+        <w:t xml:space="preserve"> ___</w:t>
+      </w:r>
+    </w:p>
+    <w:p>
+      <w:pPr>
+        <w:ind w:rightChars="100" w:right="240"/>
+      </w:pPr>
+      <w:r>
+        <w:rPr>
+          <w:rFonts w:hint="eastAsia"/>
+        </w:rPr>
+        <w:t>因此這邊是被動</w:t>
+      </w:r>
+    </w:p>
+    <w:p>
+      <w:pPr>
+        <w:ind w:rightChars="100" w:right="240"/>
+      </w:pPr>
+      <w:r>
+        <w:t>B</w:t>
+      </w:r>
+      <w:r>
+        <w:rPr>
+          <w:rFonts w:hint="eastAsia"/>
+        </w:rPr>
+        <w:t>不是，因為</w:t>
+      </w:r>
+      <w:r>
+        <w:t>flights</w:t>
+      </w:r>
+      <w:r>
+        <w:rPr>
+          <w:rFonts w:hint="eastAsia"/>
+        </w:rPr>
+        <w:t>是複數</w:t>
+      </w:r>
+    </w:p>
+    <w:p>
+      <w:pPr>
+        <w:ind w:rightChars="100" w:right="240"/>
+      </w:pPr>
+    </w:p>
+    <w:p>
+      <w:pPr>
+        <w:ind w:rightChars="100" w:right="240"/>
+      </w:pPr>
+      <w:r>
+        <w:t xml:space="preserve">After </w:t>
+      </w:r>
+      <w:proofErr w:type="spellStart"/>
+      <w:proofErr w:type="gramStart"/>
+      <w:r>
+        <w:t>Ms.Sinjab</w:t>
+      </w:r>
+      <w:proofErr w:type="gramEnd"/>
+      <w:r>
+        <w:t>,s</w:t>
+      </w:r>
+      <w:proofErr w:type="spellEnd"/>
+      <w:r>
+        <w:t xml:space="preserve"> retirement, she is </w:t>
+      </w:r>
+      <w:r>
+        <w:rPr>
+          <w:highlight w:val="yellow"/>
+        </w:rPr>
+        <w:t>committed</w:t>
+      </w:r>
+      <w:r>
+        <w:t xml:space="preserve"> to volunteering work at the animal shelter.</w:t>
+      </w:r>
+    </w:p>
+    <w:p>
+      <w:pPr>
+        <w:ind w:rightChars="100" w:right="240"/>
+      </w:pPr>
+      <w:r>
+        <w:t>(A)commitment(B)commit</w:t>
+      </w:r>
+      <w:r>
+        <w:rPr>
+          <w:highlight w:val="yellow"/>
+        </w:rPr>
+        <w:t>(C)committed</w:t>
+      </w:r>
+      <w:r>
+        <w:t>(D)committing</w:t>
+      </w:r>
+    </w:p>
+    <w:p>
+      <w:pPr>
+        <w:ind w:rightChars="100" w:right="240"/>
+      </w:pPr>
+      <w:r>
+        <w:t>R</w:t>
+      </w:r>
+      <w:r>
+        <w:t>etirement</w:t>
+      </w:r>
+      <w:r>
+        <w:t xml:space="preserve"> </w:t>
+      </w:r>
+      <w:r>
+        <w:rPr>
+          <w:rFonts w:hint="eastAsia"/>
+        </w:rPr>
+        <w:t>n</w:t>
+      </w:r>
+      <w:r>
+        <w:t>.</w:t>
+      </w:r>
+      <w:r>
+        <w:rPr>
+          <w:rFonts w:hint="eastAsia"/>
+        </w:rPr>
+        <w:t>退休、</w:t>
+      </w:r>
+      <w:r>
+        <w:t>volunteering</w:t>
+      </w:r>
+      <w:r>
+        <w:rPr>
+          <w:rFonts w:hint="eastAsia"/>
+        </w:rPr>
+        <w:t xml:space="preserve"> </w:t>
+      </w:r>
+      <w:r>
+        <w:t>n.</w:t>
+      </w:r>
+      <w:r>
+        <w:rPr>
+          <w:rFonts w:hint="eastAsia"/>
+        </w:rPr>
+        <w:t>志工、</w:t>
+      </w:r>
+      <w:r>
+        <w:t>shelter</w:t>
+      </w:r>
+      <w:r>
+        <w:rPr>
+          <w:rFonts w:hint="eastAsia"/>
+        </w:rPr>
+        <w:t xml:space="preserve"> </w:t>
+      </w:r>
+      <w:r>
+        <w:t>n.</w:t>
+      </w:r>
+      <w:r>
+        <w:rPr>
+          <w:rFonts w:hint="eastAsia"/>
+        </w:rPr>
+        <w:t>遮蔽</w:t>
+      </w:r>
+      <w:r>
+        <w:rPr>
+          <w:rFonts w:hint="eastAsia"/>
+        </w:rPr>
+        <w:t>/</w:t>
+      </w:r>
+      <w:r>
+        <w:rPr>
+          <w:rFonts w:hint="eastAsia"/>
+        </w:rPr>
+        <w:t>收容所</w:t>
+      </w:r>
+    </w:p>
+    <w:p>
+      <w:pPr>
+        <w:ind w:rightChars="100" w:right="240"/>
+        <w:rPr>
+          <w:rFonts w:hint="eastAsia"/>
+        </w:rPr>
+      </w:pPr>
+      <w:r>
+        <w:t>C</w:t>
+      </w:r>
+      <w:r>
+        <w:t>ommit</w:t>
+      </w:r>
+      <w:r>
+        <w:t xml:space="preserve"> v.</w:t>
+      </w:r>
+      <w:r>
+        <w:rPr>
+          <w:rFonts w:hint="eastAsia"/>
+        </w:rPr>
+        <w:t>承諾</w:t>
+      </w:r>
+      <w:r>
+        <w:rPr>
+          <w:rFonts w:hint="eastAsia"/>
+        </w:rPr>
+        <w:t>/</w:t>
+      </w:r>
+      <w:r>
+        <w:rPr>
+          <w:rFonts w:hint="eastAsia"/>
+        </w:rPr>
+        <w:t>保證</w:t>
+      </w:r>
+      <w:r>
+        <w:rPr>
+          <w:rFonts w:hint="eastAsia"/>
+        </w:rPr>
+        <w:t>/</w:t>
+      </w:r>
+      <w:r>
+        <w:rPr>
+          <w:rFonts w:hint="eastAsia"/>
+        </w:rPr>
+        <w:t>致力於</w:t>
+      </w:r>
+    </w:p>
+    <w:p>
+      <w:pPr>
+        <w:ind w:rightChars="100" w:right="240"/>
+      </w:pPr>
+      <w:r>
+        <w:t>to volunteering</w:t>
+      </w:r>
+      <w:r>
+        <w:t xml:space="preserve"> -&gt;</w:t>
+      </w:r>
+      <w:r>
+        <w:rPr>
+          <w:rFonts w:hint="eastAsia"/>
+        </w:rPr>
+        <w:t>介係詞</w:t>
+      </w:r>
+      <w:r>
+        <w:rPr>
+          <w:rFonts w:hint="eastAsia"/>
+        </w:rPr>
+        <w:t>+</w:t>
+      </w:r>
+      <w:r>
+        <w:t>Ving</w:t>
+      </w:r>
+      <w:r>
+        <w:rPr>
+          <w:rFonts w:hint="eastAsia"/>
+        </w:rPr>
+        <w:t>，因此要用被動語態</w:t>
+      </w:r>
+    </w:p>
+    <w:p>
+      <w:pPr>
+        <w:ind w:rightChars="100" w:right="240"/>
+      </w:pPr>
+    </w:p>
+    <w:p>
+      <w:pPr>
+        <w:ind w:rightChars="100" w:right="240"/>
+      </w:pPr>
+      <w:r>
+        <w:t xml:space="preserve">The sales team </w:t>
+      </w:r>
+      <w:r>
+        <w:rPr>
+          <w:highlight w:val="yellow"/>
+        </w:rPr>
+        <w:t>is being held</w:t>
+      </w:r>
+      <w:r>
+        <w:t xml:space="preserve"> responsible for the sharp drop in revenue and the director demanded a solution within 3 days.</w:t>
+      </w:r>
+    </w:p>
+    <w:p>
+      <w:pPr>
+        <w:ind w:rightChars="100" w:right="240"/>
+      </w:pPr>
+      <w:r>
+        <w:t>(A)holds</w:t>
+      </w:r>
+      <w:r>
+        <w:rPr>
+          <w:highlight w:val="yellow"/>
+        </w:rPr>
+        <w:t>(B)is being held</w:t>
+      </w:r>
+      <w:r>
+        <w:t>(C)held(D)was held</w:t>
+      </w:r>
+    </w:p>
+    <w:p>
+      <w:pPr>
+        <w:ind w:rightChars="100" w:right="240"/>
+        <w:rPr>
+          <w:rFonts w:hint="eastAsia"/>
+        </w:rPr>
+      </w:pPr>
+    </w:p>
+    <w:p>
+      <w:pPr>
+        <w:ind w:rightChars="100" w:right="240"/>
+      </w:pPr>
+      <w:r>
+        <w:t>sharp drop</w:t>
+      </w:r>
+      <w:r>
+        <w:t xml:space="preserve"> </w:t>
+      </w:r>
+      <w:r>
+        <w:rPr>
+          <w:rFonts w:hint="eastAsia"/>
+        </w:rPr>
+        <w:t>顯著下降、</w:t>
+      </w:r>
+      <w:r>
+        <w:t>demand</w:t>
+      </w:r>
+      <w:r>
+        <w:rPr>
+          <w:rFonts w:hint="eastAsia"/>
+        </w:rPr>
+        <w:t xml:space="preserve"> </w:t>
+      </w:r>
+      <w:r>
+        <w:t>v.</w:t>
+      </w:r>
+      <w:r>
+        <w:rPr>
+          <w:rFonts w:hint="eastAsia"/>
+        </w:rPr>
+        <w:t>要求</w:t>
+      </w:r>
+      <w:r>
+        <w:rPr>
+          <w:rFonts w:hint="eastAsia"/>
+        </w:rPr>
+        <w:t>/</w:t>
+      </w:r>
+      <w:r>
+        <w:rPr>
+          <w:rFonts w:hint="eastAsia"/>
+        </w:rPr>
+        <w:t>需求</w:t>
+      </w:r>
+      <w:r>
+        <w:rPr>
+          <w:rFonts w:hint="eastAsia"/>
+        </w:rPr>
+        <w:t>、</w:t>
+      </w:r>
+      <w:r>
+        <w:t>within</w:t>
+      </w:r>
+      <w:r>
+        <w:t xml:space="preserve"> </w:t>
+      </w:r>
+      <w:r>
+        <w:rPr>
+          <w:rFonts w:hint="eastAsia"/>
+        </w:rPr>
+        <w:t>在</w:t>
+      </w:r>
+      <w:r>
+        <w:rPr>
+          <w:rFonts w:hint="eastAsia"/>
+        </w:rPr>
+        <w:t>.</w:t>
+      </w:r>
+      <w:r>
+        <w:t>.</w:t>
+      </w:r>
+      <w:r>
+        <w:rPr>
+          <w:rFonts w:hint="eastAsia"/>
+        </w:rPr>
+        <w:t>內</w:t>
+      </w:r>
+    </w:p>
+    <w:p>
+      <w:pPr>
+        <w:ind w:rightChars="100" w:right="240"/>
+      </w:pPr>
+      <w:r>
+        <w:rPr>
+          <w:rFonts w:hint="eastAsia"/>
+        </w:rPr>
+        <w:t>這題要用被動</w:t>
+      </w:r>
+    </w:p>
+    <w:p>
+      <w:pPr>
+        <w:ind w:rightChars="100" w:right="240"/>
+      </w:pPr>
+    </w:p>
+    <w:p>
+      <w:pPr>
+        <w:ind w:rightChars="100" w:right="240"/>
+      </w:pPr>
+      <w:r>
+        <w:t>Hold</w:t>
+      </w:r>
+      <w:r>
+        <w:rPr>
+          <w:rFonts w:hint="eastAsia"/>
+        </w:rPr>
+        <w:t>某人</w:t>
+      </w:r>
+      <w:r>
+        <w:rPr>
+          <w:rFonts w:hint="eastAsia"/>
+        </w:rPr>
+        <w:t>r</w:t>
+      </w:r>
+      <w:r>
+        <w:t xml:space="preserve">esponsible = </w:t>
+      </w:r>
+      <w:r>
+        <w:rPr>
+          <w:rFonts w:hint="eastAsia"/>
+        </w:rPr>
+        <w:t>以誰負責</w:t>
+      </w:r>
+    </w:p>
+    <w:p>
+      <w:pPr>
+        <w:ind w:rightChars="100" w:right="240"/>
+        <w:rPr>
+          <w:rFonts w:hint="eastAsia"/>
+        </w:rPr>
+      </w:pPr>
+    </w:p>
+    <w:p>
+      <w:pPr>
+        <w:ind w:rightChars="100" w:right="240"/>
+      </w:pPr>
+      <w:r>
+        <w:rPr>
+          <w:rFonts w:hint="eastAsia"/>
+        </w:rPr>
+        <w:t>e</w:t>
+      </w:r>
+      <w:r>
+        <w:t>x:</w:t>
+      </w:r>
+    </w:p>
+    <w:p>
+      <w:pPr>
+        <w:ind w:rightChars="100" w:right="240"/>
+        <w:rPr>
+          <w:rFonts w:hint="eastAsia"/>
+        </w:rPr>
+      </w:pPr>
+      <w:r>
+        <w:rPr>
+          <w:rFonts w:hint="eastAsia"/>
+        </w:rPr>
+        <w:t>C</w:t>
+      </w:r>
+      <w:r>
+        <w:t xml:space="preserve">hris </w:t>
+      </w:r>
+      <w:r>
+        <w:rPr>
+          <w:color w:val="FF0000"/>
+        </w:rPr>
+        <w:t>is held</w:t>
+      </w:r>
+      <w:r>
+        <w:t xml:space="preserve"> responsible for your TOEIC score.</w:t>
+      </w:r>
+    </w:p>
+    <w:p>
+      <w:pPr>
+        <w:ind w:rightChars="100" w:right="240"/>
+      </w:pPr>
+      <w:r>
+        <w:t>You hold Chris responsible for your TOEIC score.</w:t>
+      </w:r>
     </w:p>
     <w:p>
       <w:pPr>
@@ -5887,6 +7727,119 @@
     </w:lvl>
   </w:abstractNum>
   <w:abstractNum w:abstractNumId="2" w15:restartNumberingAfterBreak="0">
+    <w:nsid w:val="14523E77"/>
+    <w:multiLevelType w:val="hybridMultilevel"/>
+    <w:tmpl w:val="E6C4A094"/>
+    <w:lvl w:ilvl="0" w:tplc="5F92C012">
+      <w:start w:val="1"/>
+      <w:numFmt w:val="bullet"/>
+      <w:lvlText w:val=""/>
+      <w:lvlJc w:val="left"/>
+      <w:pPr>
+        <w:ind w:left="360" w:hanging="360"/>
+      </w:pPr>
+      <w:rPr>
+        <w:rFonts w:ascii="Wingdings" w:eastAsiaTheme="minorEastAsia" w:hAnsi="Wingdings" w:cstheme="minorBidi" w:hint="default"/>
+      </w:rPr>
+    </w:lvl>
+    <w:lvl w:ilvl="1" w:tplc="04090003" w:tentative="1">
+      <w:start w:val="1"/>
+      <w:numFmt w:val="bullet"/>
+      <w:lvlText w:val=""/>
+      <w:lvlJc w:val="left"/>
+      <w:pPr>
+        <w:ind w:left="960" w:hanging="480"/>
+      </w:pPr>
+      <w:rPr>
+        <w:rFonts w:ascii="Wingdings" w:hAnsi="Wingdings" w:hint="default"/>
+      </w:rPr>
+    </w:lvl>
+    <w:lvl w:ilvl="2" w:tplc="04090005" w:tentative="1">
+      <w:start w:val="1"/>
+      <w:numFmt w:val="bullet"/>
+      <w:lvlText w:val=""/>
+      <w:lvlJc w:val="left"/>
+      <w:pPr>
+        <w:ind w:left="1440" w:hanging="480"/>
+      </w:pPr>
+      <w:rPr>
+        <w:rFonts w:ascii="Wingdings" w:hAnsi="Wingdings" w:hint="default"/>
+      </w:rPr>
+    </w:lvl>
+    <w:lvl w:ilvl="3" w:tplc="04090001" w:tentative="1">
+      <w:start w:val="1"/>
+      <w:numFmt w:val="bullet"/>
+      <w:lvlText w:val=""/>
+      <w:lvlJc w:val="left"/>
+      <w:pPr>
+        <w:ind w:left="1920" w:hanging="480"/>
+      </w:pPr>
+      <w:rPr>
+        <w:rFonts w:ascii="Wingdings" w:hAnsi="Wingdings" w:hint="default"/>
+      </w:rPr>
+    </w:lvl>
+    <w:lvl w:ilvl="4" w:tplc="04090003" w:tentative="1">
+      <w:start w:val="1"/>
+      <w:numFmt w:val="bullet"/>
+      <w:lvlText w:val=""/>
+      <w:lvlJc w:val="left"/>
+      <w:pPr>
+        <w:ind w:left="2400" w:hanging="480"/>
+      </w:pPr>
+      <w:rPr>
+        <w:rFonts w:ascii="Wingdings" w:hAnsi="Wingdings" w:hint="default"/>
+      </w:rPr>
+    </w:lvl>
+    <w:lvl w:ilvl="5" w:tplc="04090005" w:tentative="1">
+      <w:start w:val="1"/>
+      <w:numFmt w:val="bullet"/>
+      <w:lvlText w:val=""/>
+      <w:lvlJc w:val="left"/>
+      <w:pPr>
+        <w:ind w:left="2880" w:hanging="480"/>
+      </w:pPr>
+      <w:rPr>
+        <w:rFonts w:ascii="Wingdings" w:hAnsi="Wingdings" w:hint="default"/>
+      </w:rPr>
+    </w:lvl>
+    <w:lvl w:ilvl="6" w:tplc="04090001" w:tentative="1">
+      <w:start w:val="1"/>
+      <w:numFmt w:val="bullet"/>
+      <w:lvlText w:val=""/>
+      <w:lvlJc w:val="left"/>
+      <w:pPr>
+        <w:ind w:left="3360" w:hanging="480"/>
+      </w:pPr>
+      <w:rPr>
+        <w:rFonts w:ascii="Wingdings" w:hAnsi="Wingdings" w:hint="default"/>
+      </w:rPr>
+    </w:lvl>
+    <w:lvl w:ilvl="7" w:tplc="04090003" w:tentative="1">
+      <w:start w:val="1"/>
+      <w:numFmt w:val="bullet"/>
+      <w:lvlText w:val=""/>
+      <w:lvlJc w:val="left"/>
+      <w:pPr>
+        <w:ind w:left="3840" w:hanging="480"/>
+      </w:pPr>
+      <w:rPr>
+        <w:rFonts w:ascii="Wingdings" w:hAnsi="Wingdings" w:hint="default"/>
+      </w:rPr>
+    </w:lvl>
+    <w:lvl w:ilvl="8" w:tplc="04090005" w:tentative="1">
+      <w:start w:val="1"/>
+      <w:numFmt w:val="bullet"/>
+      <w:lvlText w:val=""/>
+      <w:lvlJc w:val="left"/>
+      <w:pPr>
+        <w:ind w:left="4320" w:hanging="480"/>
+      </w:pPr>
+      <w:rPr>
+        <w:rFonts w:ascii="Wingdings" w:hAnsi="Wingdings" w:hint="default"/>
+      </w:rPr>
+    </w:lvl>
+  </w:abstractNum>
+  <w:abstractNum w:abstractNumId="3" w15:restartNumberingAfterBreak="0">
     <w:nsid w:val="14EE3575"/>
     <w:multiLevelType w:val="hybridMultilevel"/>
     <w:tmpl w:val="8BB8980A"/>
@@ -5975,7 +7928,7 @@
       </w:pPr>
     </w:lvl>
   </w:abstractNum>
-  <w:abstractNum w:abstractNumId="3" w15:restartNumberingAfterBreak="0">
+  <w:abstractNum w:abstractNumId="4" w15:restartNumberingAfterBreak="0">
     <w:nsid w:val="187F72FC"/>
     <w:multiLevelType w:val="hybridMultilevel"/>
     <w:tmpl w:val="ADCE66A0"/>
@@ -6064,7 +8017,7 @@
       </w:pPr>
     </w:lvl>
   </w:abstractNum>
-  <w:abstractNum w:abstractNumId="4" w15:restartNumberingAfterBreak="0">
+  <w:abstractNum w:abstractNumId="5" w15:restartNumberingAfterBreak="0">
     <w:nsid w:val="19614772"/>
     <w:multiLevelType w:val="hybridMultilevel"/>
     <w:tmpl w:val="9EE08730"/>
@@ -6153,7 +8106,7 @@
       </w:pPr>
     </w:lvl>
   </w:abstractNum>
-  <w:abstractNum w:abstractNumId="5" w15:restartNumberingAfterBreak="0">
+  <w:abstractNum w:abstractNumId="6" w15:restartNumberingAfterBreak="0">
     <w:nsid w:val="1E1C4388"/>
     <w:multiLevelType w:val="hybridMultilevel"/>
     <w:tmpl w:val="D56ABD44"/>
@@ -6242,7 +8195,7 @@
       </w:pPr>
     </w:lvl>
   </w:abstractNum>
-  <w:abstractNum w:abstractNumId="6" w15:restartNumberingAfterBreak="0">
+  <w:abstractNum w:abstractNumId="7" w15:restartNumberingAfterBreak="0">
     <w:nsid w:val="28753A57"/>
     <w:multiLevelType w:val="hybridMultilevel"/>
     <w:tmpl w:val="C438525E"/>
@@ -6331,7 +8284,96 @@
       </w:pPr>
     </w:lvl>
   </w:abstractNum>
-  <w:abstractNum w:abstractNumId="7" w15:restartNumberingAfterBreak="0">
+  <w:abstractNum w:abstractNumId="8" w15:restartNumberingAfterBreak="0">
+    <w:nsid w:val="2AC1709B"/>
+    <w:multiLevelType w:val="hybridMultilevel"/>
+    <w:tmpl w:val="0ABC3B6C"/>
+    <w:lvl w:ilvl="0" w:tplc="7E54DF60">
+      <w:start w:val="1"/>
+      <w:numFmt w:val="upperLetter"/>
+      <w:lvlText w:val="(%1)"/>
+      <w:lvlJc w:val="left"/>
+      <w:pPr>
+        <w:ind w:left="360" w:hanging="360"/>
+      </w:pPr>
+      <w:rPr>
+        <w:rFonts w:hint="default"/>
+      </w:rPr>
+    </w:lvl>
+    <w:lvl w:ilvl="1" w:tplc="04090019" w:tentative="1">
+      <w:start w:val="1"/>
+      <w:numFmt w:val="ideographTraditional"/>
+      <w:lvlText w:val="%2、"/>
+      <w:lvlJc w:val="left"/>
+      <w:pPr>
+        <w:ind w:left="960" w:hanging="480"/>
+      </w:pPr>
+    </w:lvl>
+    <w:lvl w:ilvl="2" w:tplc="0409001B" w:tentative="1">
+      <w:start w:val="1"/>
+      <w:numFmt w:val="lowerRoman"/>
+      <w:lvlText w:val="%3."/>
+      <w:lvlJc w:val="right"/>
+      <w:pPr>
+        <w:ind w:left="1440" w:hanging="480"/>
+      </w:pPr>
+    </w:lvl>
+    <w:lvl w:ilvl="3" w:tplc="0409000F" w:tentative="1">
+      <w:start w:val="1"/>
+      <w:numFmt w:val="decimal"/>
+      <w:lvlText w:val="%4."/>
+      <w:lvlJc w:val="left"/>
+      <w:pPr>
+        <w:ind w:left="1920" w:hanging="480"/>
+      </w:pPr>
+    </w:lvl>
+    <w:lvl w:ilvl="4" w:tplc="04090019" w:tentative="1">
+      <w:start w:val="1"/>
+      <w:numFmt w:val="ideographTraditional"/>
+      <w:lvlText w:val="%5、"/>
+      <w:lvlJc w:val="left"/>
+      <w:pPr>
+        <w:ind w:left="2400" w:hanging="480"/>
+      </w:pPr>
+    </w:lvl>
+    <w:lvl w:ilvl="5" w:tplc="0409001B" w:tentative="1">
+      <w:start w:val="1"/>
+      <w:numFmt w:val="lowerRoman"/>
+      <w:lvlText w:val="%6."/>
+      <w:lvlJc w:val="right"/>
+      <w:pPr>
+        <w:ind w:left="2880" w:hanging="480"/>
+      </w:pPr>
+    </w:lvl>
+    <w:lvl w:ilvl="6" w:tplc="0409000F" w:tentative="1">
+      <w:start w:val="1"/>
+      <w:numFmt w:val="decimal"/>
+      <w:lvlText w:val="%7."/>
+      <w:lvlJc w:val="left"/>
+      <w:pPr>
+        <w:ind w:left="3360" w:hanging="480"/>
+      </w:pPr>
+    </w:lvl>
+    <w:lvl w:ilvl="7" w:tplc="04090019" w:tentative="1">
+      <w:start w:val="1"/>
+      <w:numFmt w:val="ideographTraditional"/>
+      <w:lvlText w:val="%8、"/>
+      <w:lvlJc w:val="left"/>
+      <w:pPr>
+        <w:ind w:left="3840" w:hanging="480"/>
+      </w:pPr>
+    </w:lvl>
+    <w:lvl w:ilvl="8" w:tplc="0409001B" w:tentative="1">
+      <w:start w:val="1"/>
+      <w:numFmt w:val="lowerRoman"/>
+      <w:lvlText w:val="%9."/>
+      <w:lvlJc w:val="right"/>
+      <w:pPr>
+        <w:ind w:left="4320" w:hanging="480"/>
+      </w:pPr>
+    </w:lvl>
+  </w:abstractNum>
+  <w:abstractNum w:abstractNumId="9" w15:restartNumberingAfterBreak="0">
     <w:nsid w:val="2CAC0CB9"/>
     <w:multiLevelType w:val="hybridMultilevel"/>
     <w:tmpl w:val="BA2A6C8E"/>
@@ -6420,7 +8462,7 @@
       </w:pPr>
     </w:lvl>
   </w:abstractNum>
-  <w:abstractNum w:abstractNumId="8" w15:restartNumberingAfterBreak="0">
+  <w:abstractNum w:abstractNumId="10" w15:restartNumberingAfterBreak="0">
     <w:nsid w:val="2E731F0A"/>
     <w:multiLevelType w:val="hybridMultilevel"/>
     <w:tmpl w:val="64D0030A"/>
@@ -6509,7 +8551,7 @@
       </w:pPr>
     </w:lvl>
   </w:abstractNum>
-  <w:abstractNum w:abstractNumId="9" w15:restartNumberingAfterBreak="0">
+  <w:abstractNum w:abstractNumId="11" w15:restartNumberingAfterBreak="0">
     <w:nsid w:val="2F0B7D10"/>
     <w:multiLevelType w:val="hybridMultilevel"/>
     <w:tmpl w:val="6BDE8662"/>
@@ -6598,7 +8640,7 @@
       </w:pPr>
     </w:lvl>
   </w:abstractNum>
-  <w:abstractNum w:abstractNumId="10" w15:restartNumberingAfterBreak="0">
+  <w:abstractNum w:abstractNumId="12" w15:restartNumberingAfterBreak="0">
     <w:nsid w:val="3E102B3C"/>
     <w:multiLevelType w:val="hybridMultilevel"/>
     <w:tmpl w:val="B2D29016"/>
@@ -6687,7 +8729,7 @@
       </w:pPr>
     </w:lvl>
   </w:abstractNum>
-  <w:abstractNum w:abstractNumId="11" w15:restartNumberingAfterBreak="0">
+  <w:abstractNum w:abstractNumId="13" w15:restartNumberingAfterBreak="0">
     <w:nsid w:val="46416485"/>
     <w:multiLevelType w:val="hybridMultilevel"/>
     <w:tmpl w:val="638C880A"/>
@@ -6776,7 +8818,96 @@
       </w:pPr>
     </w:lvl>
   </w:abstractNum>
-  <w:abstractNum w:abstractNumId="12" w15:restartNumberingAfterBreak="0">
+  <w:abstractNum w:abstractNumId="14" w15:restartNumberingAfterBreak="0">
+    <w:nsid w:val="509A7971"/>
+    <w:multiLevelType w:val="hybridMultilevel"/>
+    <w:tmpl w:val="4B86B04C"/>
+    <w:lvl w:ilvl="0" w:tplc="443C1BDC">
+      <w:start w:val="1"/>
+      <w:numFmt w:val="upperLetter"/>
+      <w:lvlText w:val="(%1)"/>
+      <w:lvlJc w:val="left"/>
+      <w:pPr>
+        <w:ind w:left="360" w:hanging="360"/>
+      </w:pPr>
+      <w:rPr>
+        <w:rFonts w:hint="default"/>
+      </w:rPr>
+    </w:lvl>
+    <w:lvl w:ilvl="1" w:tplc="04090019" w:tentative="1">
+      <w:start w:val="1"/>
+      <w:numFmt w:val="ideographTraditional"/>
+      <w:lvlText w:val="%2、"/>
+      <w:lvlJc w:val="left"/>
+      <w:pPr>
+        <w:ind w:left="960" w:hanging="480"/>
+      </w:pPr>
+    </w:lvl>
+    <w:lvl w:ilvl="2" w:tplc="0409001B" w:tentative="1">
+      <w:start w:val="1"/>
+      <w:numFmt w:val="lowerRoman"/>
+      <w:lvlText w:val="%3."/>
+      <w:lvlJc w:val="right"/>
+      <w:pPr>
+        <w:ind w:left="1440" w:hanging="480"/>
+      </w:pPr>
+    </w:lvl>
+    <w:lvl w:ilvl="3" w:tplc="0409000F" w:tentative="1">
+      <w:start w:val="1"/>
+      <w:numFmt w:val="decimal"/>
+      <w:lvlText w:val="%4."/>
+      <w:lvlJc w:val="left"/>
+      <w:pPr>
+        <w:ind w:left="1920" w:hanging="480"/>
+      </w:pPr>
+    </w:lvl>
+    <w:lvl w:ilvl="4" w:tplc="04090019" w:tentative="1">
+      <w:start w:val="1"/>
+      <w:numFmt w:val="ideographTraditional"/>
+      <w:lvlText w:val="%5、"/>
+      <w:lvlJc w:val="left"/>
+      <w:pPr>
+        <w:ind w:left="2400" w:hanging="480"/>
+      </w:pPr>
+    </w:lvl>
+    <w:lvl w:ilvl="5" w:tplc="0409001B" w:tentative="1">
+      <w:start w:val="1"/>
+      <w:numFmt w:val="lowerRoman"/>
+      <w:lvlText w:val="%6."/>
+      <w:lvlJc w:val="right"/>
+      <w:pPr>
+        <w:ind w:left="2880" w:hanging="480"/>
+      </w:pPr>
+    </w:lvl>
+    <w:lvl w:ilvl="6" w:tplc="0409000F" w:tentative="1">
+      <w:start w:val="1"/>
+      <w:numFmt w:val="decimal"/>
+      <w:lvlText w:val="%7."/>
+      <w:lvlJc w:val="left"/>
+      <w:pPr>
+        <w:ind w:left="3360" w:hanging="480"/>
+      </w:pPr>
+    </w:lvl>
+    <w:lvl w:ilvl="7" w:tplc="04090019" w:tentative="1">
+      <w:start w:val="1"/>
+      <w:numFmt w:val="ideographTraditional"/>
+      <w:lvlText w:val="%8、"/>
+      <w:lvlJc w:val="left"/>
+      <w:pPr>
+        <w:ind w:left="3840" w:hanging="480"/>
+      </w:pPr>
+    </w:lvl>
+    <w:lvl w:ilvl="8" w:tplc="0409001B" w:tentative="1">
+      <w:start w:val="1"/>
+      <w:numFmt w:val="lowerRoman"/>
+      <w:lvlText w:val="%9."/>
+      <w:lvlJc w:val="right"/>
+      <w:pPr>
+        <w:ind w:left="4320" w:hanging="480"/>
+      </w:pPr>
+    </w:lvl>
+  </w:abstractNum>
+  <w:abstractNum w:abstractNumId="15" w15:restartNumberingAfterBreak="0">
     <w:nsid w:val="6C3331FC"/>
     <w:multiLevelType w:val="hybridMultilevel"/>
     <w:tmpl w:val="76CE4044"/>
@@ -6865,7 +8996,96 @@
       </w:pPr>
     </w:lvl>
   </w:abstractNum>
-  <w:abstractNum w:abstractNumId="13" w15:restartNumberingAfterBreak="0">
+  <w:abstractNum w:abstractNumId="16" w15:restartNumberingAfterBreak="0">
+    <w:nsid w:val="71B57987"/>
+    <w:multiLevelType w:val="hybridMultilevel"/>
+    <w:tmpl w:val="B56A1BE0"/>
+    <w:lvl w:ilvl="0" w:tplc="BB647F86">
+      <w:start w:val="1"/>
+      <w:numFmt w:val="upperLetter"/>
+      <w:lvlText w:val="(%1)"/>
+      <w:lvlJc w:val="left"/>
+      <w:pPr>
+        <w:ind w:left="360" w:hanging="360"/>
+      </w:pPr>
+      <w:rPr>
+        <w:rFonts w:hint="default"/>
+      </w:rPr>
+    </w:lvl>
+    <w:lvl w:ilvl="1" w:tplc="04090019" w:tentative="1">
+      <w:start w:val="1"/>
+      <w:numFmt w:val="ideographTraditional"/>
+      <w:lvlText w:val="%2、"/>
+      <w:lvlJc w:val="left"/>
+      <w:pPr>
+        <w:ind w:left="960" w:hanging="480"/>
+      </w:pPr>
+    </w:lvl>
+    <w:lvl w:ilvl="2" w:tplc="0409001B" w:tentative="1">
+      <w:start w:val="1"/>
+      <w:numFmt w:val="lowerRoman"/>
+      <w:lvlText w:val="%3."/>
+      <w:lvlJc w:val="right"/>
+      <w:pPr>
+        <w:ind w:left="1440" w:hanging="480"/>
+      </w:pPr>
+    </w:lvl>
+    <w:lvl w:ilvl="3" w:tplc="0409000F" w:tentative="1">
+      <w:start w:val="1"/>
+      <w:numFmt w:val="decimal"/>
+      <w:lvlText w:val="%4."/>
+      <w:lvlJc w:val="left"/>
+      <w:pPr>
+        <w:ind w:left="1920" w:hanging="480"/>
+      </w:pPr>
+    </w:lvl>
+    <w:lvl w:ilvl="4" w:tplc="04090019" w:tentative="1">
+      <w:start w:val="1"/>
+      <w:numFmt w:val="ideographTraditional"/>
+      <w:lvlText w:val="%5、"/>
+      <w:lvlJc w:val="left"/>
+      <w:pPr>
+        <w:ind w:left="2400" w:hanging="480"/>
+      </w:pPr>
+    </w:lvl>
+    <w:lvl w:ilvl="5" w:tplc="0409001B" w:tentative="1">
+      <w:start w:val="1"/>
+      <w:numFmt w:val="lowerRoman"/>
+      <w:lvlText w:val="%6."/>
+      <w:lvlJc w:val="right"/>
+      <w:pPr>
+        <w:ind w:left="2880" w:hanging="480"/>
+      </w:pPr>
+    </w:lvl>
+    <w:lvl w:ilvl="6" w:tplc="0409000F" w:tentative="1">
+      <w:start w:val="1"/>
+      <w:numFmt w:val="decimal"/>
+      <w:lvlText w:val="%7."/>
+      <w:lvlJc w:val="left"/>
+      <w:pPr>
+        <w:ind w:left="3360" w:hanging="480"/>
+      </w:pPr>
+    </w:lvl>
+    <w:lvl w:ilvl="7" w:tplc="04090019" w:tentative="1">
+      <w:start w:val="1"/>
+      <w:numFmt w:val="ideographTraditional"/>
+      <w:lvlText w:val="%8、"/>
+      <w:lvlJc w:val="left"/>
+      <w:pPr>
+        <w:ind w:left="3840" w:hanging="480"/>
+      </w:pPr>
+    </w:lvl>
+    <w:lvl w:ilvl="8" w:tplc="0409001B" w:tentative="1">
+      <w:start w:val="1"/>
+      <w:numFmt w:val="lowerRoman"/>
+      <w:lvlText w:val="%9."/>
+      <w:lvlJc w:val="right"/>
+      <w:pPr>
+        <w:ind w:left="4320" w:hanging="480"/>
+      </w:pPr>
+    </w:lvl>
+  </w:abstractNum>
+  <w:abstractNum w:abstractNumId="17" w15:restartNumberingAfterBreak="0">
     <w:nsid w:val="71E001DC"/>
     <w:multiLevelType w:val="hybridMultilevel"/>
     <w:tmpl w:val="79A06202"/>
@@ -6954,7 +9174,7 @@
       </w:pPr>
     </w:lvl>
   </w:abstractNum>
-  <w:abstractNum w:abstractNumId="14" w15:restartNumberingAfterBreak="0">
+  <w:abstractNum w:abstractNumId="18" w15:restartNumberingAfterBreak="0">
     <w:nsid w:val="792E1C22"/>
     <w:multiLevelType w:val="hybridMultilevel"/>
     <w:tmpl w:val="948AF110"/>
@@ -7043,7 +9263,7 @@
       </w:pPr>
     </w:lvl>
   </w:abstractNum>
-  <w:abstractNum w:abstractNumId="15" w15:restartNumberingAfterBreak="0">
+  <w:abstractNum w:abstractNumId="19" w15:restartNumberingAfterBreak="0">
     <w:nsid w:val="7A9860CC"/>
     <w:multiLevelType w:val="hybridMultilevel"/>
     <w:tmpl w:val="B81C9542"/>
@@ -7133,52 +9353,64 @@
     </w:lvl>
   </w:abstractNum>
   <w:num w:numId="1" w16cid:durableId="321738916">
-    <w:abstractNumId w:val="7"/>
+    <w:abstractNumId w:val="9"/>
   </w:num>
   <w:num w:numId="2" w16cid:durableId="1923370462">
-    <w:abstractNumId w:val="14"/>
+    <w:abstractNumId w:val="18"/>
   </w:num>
   <w:num w:numId="3" w16cid:durableId="1850631713">
-    <w:abstractNumId w:val="2"/>
+    <w:abstractNumId w:val="3"/>
   </w:num>
   <w:num w:numId="4" w16cid:durableId="1223911488">
-    <w:abstractNumId w:val="8"/>
+    <w:abstractNumId w:val="10"/>
   </w:num>
   <w:num w:numId="5" w16cid:durableId="1387342079">
-    <w:abstractNumId w:val="5"/>
+    <w:abstractNumId w:val="6"/>
   </w:num>
   <w:num w:numId="6" w16cid:durableId="868419771">
+    <w:abstractNumId w:val="19"/>
+  </w:num>
+  <w:num w:numId="7" w16cid:durableId="1478104087">
+    <w:abstractNumId w:val="13"/>
+  </w:num>
+  <w:num w:numId="8" w16cid:durableId="227302458">
+    <w:abstractNumId w:val="4"/>
+  </w:num>
+  <w:num w:numId="9" w16cid:durableId="1771463928">
+    <w:abstractNumId w:val="11"/>
+  </w:num>
+  <w:num w:numId="10" w16cid:durableId="1639648166">
+    <w:abstractNumId w:val="17"/>
+  </w:num>
+  <w:num w:numId="11" w16cid:durableId="1181119360">
     <w:abstractNumId w:val="15"/>
   </w:num>
-  <w:num w:numId="7" w16cid:durableId="1478104087">
-    <w:abstractNumId w:val="11"/>
-  </w:num>
-  <w:num w:numId="8" w16cid:durableId="227302458">
-    <w:abstractNumId w:val="3"/>
-  </w:num>
-  <w:num w:numId="9" w16cid:durableId="1771463928">
-    <w:abstractNumId w:val="9"/>
-  </w:num>
-  <w:num w:numId="10" w16cid:durableId="1639648166">
-    <w:abstractNumId w:val="13"/>
-  </w:num>
-  <w:num w:numId="11" w16cid:durableId="1181119360">
+  <w:num w:numId="12" w16cid:durableId="1508128250">
     <w:abstractNumId w:val="12"/>
-  </w:num>
-  <w:num w:numId="12" w16cid:durableId="1508128250">
-    <w:abstractNumId w:val="10"/>
   </w:num>
   <w:num w:numId="13" w16cid:durableId="569461010">
     <w:abstractNumId w:val="1"/>
   </w:num>
   <w:num w:numId="14" w16cid:durableId="894438695">
-    <w:abstractNumId w:val="6"/>
+    <w:abstractNumId w:val="7"/>
   </w:num>
   <w:num w:numId="15" w16cid:durableId="209611563">
     <w:abstractNumId w:val="0"/>
   </w:num>
   <w:num w:numId="16" w16cid:durableId="1316759074">
-    <w:abstractNumId w:val="4"/>
+    <w:abstractNumId w:val="5"/>
+  </w:num>
+  <w:num w:numId="17" w16cid:durableId="942541875">
+    <w:abstractNumId w:val="8"/>
+  </w:num>
+  <w:num w:numId="18" w16cid:durableId="2059625853">
+    <w:abstractNumId w:val="2"/>
+  </w:num>
+  <w:num w:numId="19" w16cid:durableId="1694651951">
+    <w:abstractNumId w:val="14"/>
+  </w:num>
+  <w:num w:numId="20" w16cid:durableId="1229733724">
+    <w:abstractNumId w:val="16"/>
   </w:num>
 </w:numbering>
 </file>
